--- a/templates/stepparent/step_packet.docx
+++ b/templates/stepparent/step_packet.docx
@@ -66,159 +66,99 @@
     </w:p>
     <w:p>
       <w:pPr>
-        <w:spacing w:line="240" w:lineRule="exact"/>
-      </w:pPr>
-      <w:r>
-        <w:rPr>
-          <w:rFonts w:ascii="Times New Roman" w:cs="Times New Roman" w:eastAsia="Times New Roman" w:hAnsi="Times New Roman"/>
-          <w:b w:val="false"/>
-          <w:bCs w:val="false"/>
-          <w:sz w:val="24"/>
-          <w:szCs w:val="24"/>
-        </w:rPr>
-        <w:t xml:space="preserve">In the Matter of the Adoption of</w:t>
-      </w:r>
-      <w:r>
-        <w:rPr>
-          <w:rFonts w:ascii="Times New Roman" w:cs="Times New Roman" w:eastAsia="Times New Roman" w:hAnsi="Times New Roman"/>
-          <w:sz w:val="24"/>
-          <w:szCs w:val="24"/>
-        </w:rPr>
-        <w:t xml:space="preserve">	</w:t>
-      </w:r>
-      <w:r>
-        <w:rPr>
-          <w:rFonts w:ascii="Times New Roman" w:cs="Times New Roman" w:eastAsia="Times New Roman" w:hAnsi="Times New Roman"/>
-          <w:b w:val="false"/>
-          <w:bCs w:val="false"/>
-          <w:sz w:val="24"/>
-          <w:szCs w:val="24"/>
-        </w:rPr>
-        <w:t xml:space="preserve">)</w:t>
-      </w:r>
-    </w:p>
-    <w:p>
-      <w:pPr>
-        <w:spacing w:line="240" w:lineRule="exact"/>
-      </w:pPr>
-      <w:r>
-        <w:rPr>
-          <w:rFonts w:ascii="Times New Roman" w:cs="Times New Roman" w:eastAsia="Times New Roman" w:hAnsi="Times New Roman"/>
-          <w:sz w:val="24"/>
-          <w:szCs w:val="24"/>
-        </w:rPr>
-        <w:t xml:space="preserve">	</w:t>
-      </w:r>
-      <w:r>
-        <w:rPr>
-          <w:rFonts w:ascii="Times New Roman" w:cs="Times New Roman" w:eastAsia="Times New Roman" w:hAnsi="Times New Roman"/>
-          <w:sz w:val="24"/>
-          <w:szCs w:val="24"/>
-        </w:rPr>
-        <w:t xml:space="preserve">	</w:t>
-      </w:r>
-      <w:r>
-        <w:rPr>
-          <w:rFonts w:ascii="Times New Roman" w:cs="Times New Roman" w:eastAsia="Times New Roman" w:hAnsi="Times New Roman"/>
-          <w:sz w:val="24"/>
-          <w:szCs w:val="24"/>
-        </w:rPr>
-        <w:t xml:space="preserve">	</w:t>
-      </w:r>
-      <w:r>
-        <w:rPr>
-          <w:rFonts w:ascii="Times New Roman" w:cs="Times New Roman" w:eastAsia="Times New Roman" w:hAnsi="Times New Roman"/>
-          <w:sz w:val="24"/>
-          <w:szCs w:val="24"/>
-        </w:rPr>
-        <w:t xml:space="preserve">	</w:t>
-      </w:r>
-      <w:r>
-        <w:rPr>
-          <w:rFonts w:ascii="Times New Roman" w:cs="Times New Roman" w:eastAsia="Times New Roman" w:hAnsi="Times New Roman"/>
-          <w:sz w:val="24"/>
-          <w:szCs w:val="24"/>
-        </w:rPr>
-        <w:t xml:space="preserve">	</w:t>
-      </w:r>
-      <w:r>
-        <w:rPr>
-          <w:rFonts w:ascii="Times New Roman" w:cs="Times New Roman" w:eastAsia="Times New Roman" w:hAnsi="Times New Roman"/>
-          <w:sz w:val="24"/>
-          <w:szCs w:val="24"/>
-        </w:rPr>
-        <w:t xml:space="preserve">	</w:t>
-      </w:r>
-      <w:r>
-        <w:rPr>
-          <w:rFonts w:ascii="Times New Roman" w:cs="Times New Roman" w:eastAsia="Times New Roman" w:hAnsi="Times New Roman"/>
-          <w:sz w:val="24"/>
-          <w:szCs w:val="24"/>
-        </w:rPr>
-        <w:t xml:space="preserve">	</w:t>
-      </w:r>
-      <w:r>
-        <w:rPr>
-          <w:rFonts w:ascii="Times New Roman" w:cs="Times New Roman" w:eastAsia="Times New Roman" w:hAnsi="Times New Roman"/>
-          <w:b w:val="false"/>
-          <w:bCs w:val="false"/>
-          <w:sz w:val="24"/>
-          <w:szCs w:val="24"/>
-        </w:rPr>
-        <w:t xml:space="preserve">)</w:t>
-      </w:r>
-    </w:p>
-    <w:p>
-      <w:pPr>
-        <w:spacing w:line="240" w:lineRule="exact"/>
-      </w:pPr>
-      <w:r>
-        <w:rPr>
-          <w:rFonts w:ascii="Times New Roman" w:cs="Times New Roman" w:eastAsia="Times New Roman" w:hAnsi="Times New Roman"/>
-          <w:b w:val="false"/>
-          <w:bCs w:val="false"/>
-          <w:sz w:val="24"/>
-          <w:szCs w:val="24"/>
-        </w:rPr>
-        <w:t xml:space="preserve">{{ child1_name_upper }}</w:t>
-      </w:r>
-      <w:r>
-        <w:rPr>
-          <w:rFonts w:ascii="Times New Roman" w:cs="Times New Roman" w:eastAsia="Times New Roman" w:hAnsi="Times New Roman"/>
-          <w:sz w:val="24"/>
-          <w:szCs w:val="24"/>
-        </w:rPr>
-        <w:t xml:space="preserve">	</w:t>
-      </w:r>
-      <w:r>
-        <w:rPr>
-          <w:rFonts w:ascii="Times New Roman" w:cs="Times New Roman" w:eastAsia="Times New Roman" w:hAnsi="Times New Roman"/>
-          <w:sz w:val="24"/>
-          <w:szCs w:val="24"/>
-        </w:rPr>
-        <w:t xml:space="preserve">	</w:t>
-      </w:r>
-      <w:r>
-        <w:rPr>
-          <w:rFonts w:ascii="Times New Roman" w:cs="Times New Roman" w:eastAsia="Times New Roman" w:hAnsi="Times New Roman"/>
-          <w:sz w:val="24"/>
-          <w:szCs w:val="24"/>
-        </w:rPr>
-        <w:t xml:space="preserve">	</w:t>
-      </w:r>
-      <w:r>
-        <w:rPr>
-          <w:rFonts w:ascii="Times New Roman" w:cs="Times New Roman" w:eastAsia="Times New Roman" w:hAnsi="Times New Roman"/>
-          <w:b w:val="false"/>
-          <w:bCs w:val="false"/>
-          <w:sz w:val="24"/>
-          <w:szCs w:val="24"/>
-        </w:rPr>
-        <w:t xml:space="preserve">) </w:t>
-      </w:r>
-    </w:p>
-    <w:p>
-      <w:pPr>
+        <w:tabs>
+          <w:tab w:pos="1080" w:val="left"/>
+          <w:tab w:pos="6480" w:val="right"/>
+          <w:tab w:pos="6768" w:val="left"/>
+        </w:tabs>
+        <w:spacing w:line="240" w:lineRule="exact"/>
+      </w:pPr>
+      <w:r>
+        <w:rPr>
+          <w:rFonts w:ascii="Times New Roman" w:cs="Times New Roman" w:eastAsia="Times New Roman" w:hAnsi="Times New Roman"/>
+          <w:b w:val="false"/>
+          <w:bCs w:val="false"/>
+          <w:sz w:val="24"/>
+          <w:szCs w:val="24"/>
+        </w:rPr>
+        <w:t>In the Matter of the Adoption of</w:t>
+      </w:r>
+      <w:r>
+        <w:rPr>
+          <w:rFonts w:ascii="Times New Roman" w:cs="Times New Roman" w:eastAsia="Times New Roman" w:hAnsi="Times New Roman"/>
+          <w:b w:val="false"/>
+          <w:bCs w:val="false"/>
+          <w:sz w:val="24"/>
+          <w:szCs w:val="24"/>
+        </w:rPr>
+        <w:tab/>
+        <w:t>)</w:t>
+      </w:r>
+    </w:p>
+    <w:p>
+      <w:pPr>
+        <w:tabs>
+          <w:tab w:pos="1080" w:val="left"/>
+          <w:tab w:pos="6480" w:val="right"/>
+          <w:tab w:pos="6768" w:val="left"/>
+        </w:tabs>
+        <w:spacing w:line="240" w:lineRule="exact"/>
+      </w:pPr>
+      <w:r>
+        <w:rPr>
+          <w:rFonts w:ascii="Times New Roman" w:cs="Times New Roman" w:eastAsia="Times New Roman" w:hAnsi="Times New Roman"/>
+          <w:sz w:val="24"/>
+          <w:szCs w:val="24"/>
+        </w:rPr>
+      </w:r>
+      <w:r>
+        <w:rPr>
+          <w:rFonts w:ascii="Times New Roman" w:cs="Times New Roman" w:eastAsia="Times New Roman" w:hAnsi="Times New Roman"/>
+          <w:sz w:val="24"/>
+          <w:szCs w:val="24"/>
+        </w:rPr>
+        <w:tab/>
+        <w:t>)</w:t>
+      </w:r>
+    </w:p>
+    <w:p>
+      <w:pPr>
+        <w:tabs>
+          <w:tab w:pos="1080" w:val="left"/>
+          <w:tab w:pos="6480" w:val="right"/>
+          <w:tab w:pos="6768" w:val="left"/>
+        </w:tabs>
+        <w:spacing w:line="240" w:lineRule="exact"/>
+      </w:pPr>
+      <w:r>
+        <w:rPr>
+          <w:rFonts w:ascii="Times New Roman" w:cs="Times New Roman" w:eastAsia="Times New Roman" w:hAnsi="Times New Roman"/>
+          <w:b w:val="false"/>
+          <w:bCs w:val="false"/>
+          <w:sz w:val="24"/>
+          <w:szCs w:val="24"/>
+        </w:rPr>
+        <w:t>{{ child1_name_upper }}</w:t>
+      </w:r>
+      <w:r>
+        <w:rPr>
+          <w:rFonts w:ascii="Times New Roman" w:cs="Times New Roman" w:eastAsia="Times New Roman" w:hAnsi="Times New Roman"/>
+          <w:b w:val="false"/>
+          <w:bCs w:val="false"/>
+          <w:sz w:val="24"/>
+          <w:szCs w:val="24"/>
+        </w:rPr>
+        <w:tab/>
+        <w:t>)</w:t>
+      </w:r>
+    </w:p>
+    <w:p>
+      <w:pPr>
+        <w:tabs>
+          <w:tab w:pos="1080" w:val="left"/>
+          <w:tab w:pos="6480" w:val="right"/>
+          <w:tab w:pos="6768" w:val="left"/>
+        </w:tabs>
         <w:spacing w:line="240" w:lineRule="exact"/>
       </w:pPr>
       <w:r>
@@ -230,70 +170,39 @@
           <w:szCs w:val="24"/>
         </w:rPr>
         <w:t xml:space="preserve">DOB:  </w:t>
-      </w:r>
-      <w:r>
-        <w:rPr>
-          <w:rFonts w:ascii="Times New Roman" w:cs="Times New Roman" w:eastAsia="Times New Roman" w:hAnsi="Times New Roman"/>
-          <w:sz w:val="24"/>
-          <w:szCs w:val="24"/>
-        </w:rPr>
-        <w:t xml:space="preserve">	</w:t>
-      </w:r>
-      <w:r>
-        <w:rPr>
-          <w:rFonts w:ascii="Times New Roman" w:cs="Times New Roman" w:eastAsia="Times New Roman" w:hAnsi="Times New Roman"/>
-          <w:b w:val="false"/>
-          <w:bCs w:val="false"/>
-          <w:sz w:val="24"/>
-          <w:szCs w:val="24"/>
-        </w:rPr>
-        <w:t xml:space="preserve">{{ child1_dob }},</w:t>
-      </w:r>
-      <w:r>
-        <w:rPr>
-          <w:rFonts w:ascii="Times New Roman" w:cs="Times New Roman" w:eastAsia="Times New Roman" w:hAnsi="Times New Roman"/>
-          <w:sz w:val="24"/>
-          <w:szCs w:val="24"/>
-        </w:rPr>
-        <w:t xml:space="preserve">	</w:t>
-      </w:r>
-      <w:r>
-        <w:rPr>
-          <w:rFonts w:ascii="Times New Roman" w:cs="Times New Roman" w:eastAsia="Times New Roman" w:hAnsi="Times New Roman"/>
-          <w:sz w:val="24"/>
-          <w:szCs w:val="24"/>
-        </w:rPr>
-        <w:t xml:space="preserve">	</w:t>
-      </w:r>
-      <w:r>
-        <w:rPr>
-          <w:rFonts w:ascii="Times New Roman" w:cs="Times New Roman" w:eastAsia="Times New Roman" w:hAnsi="Times New Roman"/>
-          <w:sz w:val="24"/>
-          <w:szCs w:val="24"/>
-        </w:rPr>
-        <w:t xml:space="preserve">	</w:t>
-      </w:r>
-      <w:r>
-        <w:rPr>
-          <w:rFonts w:ascii="Times New Roman" w:cs="Times New Roman" w:eastAsia="Times New Roman" w:hAnsi="Times New Roman"/>
-          <w:sz w:val="24"/>
-          <w:szCs w:val="24"/>
-        </w:rPr>
-        <w:t xml:space="preserve">	</w:t>
-      </w:r>
-      <w:r>
-        <w:rPr>
-          <w:rFonts w:ascii="Times New Roman" w:cs="Times New Roman" w:eastAsia="Times New Roman" w:hAnsi="Times New Roman"/>
-          <w:b w:val="false"/>
-          <w:bCs w:val="false"/>
-          <w:sz w:val="24"/>
-          <w:szCs w:val="24"/>
-        </w:rPr>
-        <w:t xml:space="preserve">) No. {{ case_number }}</w:t>
-      </w:r>
-    </w:p>
-    <w:p>
-      <w:pPr>
+        <w:tab/>
+        <w:t>{{ child1_dob }},</w:t>
+      </w:r>
+      <w:r>
+        <w:rPr>
+          <w:rFonts w:ascii="Times New Roman" w:cs="Times New Roman" w:eastAsia="Times New Roman" w:hAnsi="Times New Roman"/>
+          <w:b w:val="false"/>
+          <w:bCs w:val="false"/>
+          <w:sz w:val="24"/>
+          <w:szCs w:val="24"/>
+        </w:rPr>
+        <w:tab/>
+        <w:t>)</w:t>
+      </w:r>
+      <w:r>
+        <w:rPr>
+          <w:rFonts w:ascii="Times New Roman" w:cs="Times New Roman" w:eastAsia="Times New Roman" w:hAnsi="Times New Roman"/>
+          <w:b w:val="false"/>
+          <w:bCs w:val="false"/>
+          <w:sz w:val="24"/>
+          <w:szCs w:val="24"/>
+        </w:rPr>
+        <w:tab/>
+        <w:t>No. {{ case_number }}</w:t>
+      </w:r>
+    </w:p>
+    <w:p>
+      <w:pPr>
+        <w:tabs>
+          <w:tab w:pos="1080" w:val="left"/>
+          <w:tab w:pos="6480" w:val="right"/>
+          <w:tab w:pos="6768" w:val="left"/>
+        </w:tabs>
         <w:spacing w:line="240" w:lineRule="exact"/>
         <w:ind w:start="4320" w:firstLine="720"/>
       </w:pPr>
@@ -305,11 +214,26 @@
           <w:sz w:val="24"/>
           <w:szCs w:val="24"/>
         </w:rPr>
-        <w:t xml:space="preserve">)</w:t>
-      </w:r>
-    </w:p>
-    <w:p>
-      <w:pPr>
+      </w:r>
+      <w:r>
+        <w:rPr>
+          <w:rFonts w:ascii="Times New Roman" w:cs="Times New Roman" w:eastAsia="Times New Roman" w:hAnsi="Times New Roman"/>
+          <w:b w:val="false"/>
+          <w:bCs w:val="false"/>
+          <w:sz w:val="24"/>
+          <w:szCs w:val="24"/>
+        </w:rPr>
+        <w:tab/>
+        <w:t>)</w:t>
+      </w:r>
+    </w:p>
+    <w:p>
+      <w:pPr>
+        <w:tabs>
+          <w:tab w:pos="1080" w:val="left"/>
+          <w:tab w:pos="6480" w:val="right"/>
+          <w:tab w:pos="6768" w:val="left"/>
+        </w:tabs>
         <w:spacing w:line="240" w:lineRule="exact"/>
         <w:ind w:firstLine="720"/>
       </w:pPr>
@@ -321,41 +245,18 @@
           <w:sz w:val="24"/>
           <w:szCs w:val="24"/>
         </w:rPr>
-        <w:t xml:space="preserve">A Minor Child.</w:t>
-      </w:r>
-      <w:r>
-        <w:rPr>
-          <w:rFonts w:ascii="Times New Roman" w:cs="Times New Roman" w:eastAsia="Times New Roman" w:hAnsi="Times New Roman"/>
-          <w:sz w:val="24"/>
-          <w:szCs w:val="24"/>
-        </w:rPr>
-        <w:t xml:space="preserve">	</w:t>
-      </w:r>
-      <w:r>
-        <w:rPr>
-          <w:rFonts w:ascii="Times New Roman" w:cs="Times New Roman" w:eastAsia="Times New Roman" w:hAnsi="Times New Roman"/>
-          <w:sz w:val="24"/>
-          <w:szCs w:val="24"/>
-        </w:rPr>
-        <w:t xml:space="preserve">	</w:t>
-      </w:r>
-      <w:r>
-        <w:rPr>
-          <w:rFonts w:ascii="Times New Roman" w:cs="Times New Roman" w:eastAsia="Times New Roman" w:hAnsi="Times New Roman"/>
-          <w:sz w:val="24"/>
-          <w:szCs w:val="24"/>
-        </w:rPr>
-        <w:t xml:space="preserve">	</w:t>
-      </w:r>
-      <w:r>
-        <w:rPr>
-          <w:rFonts w:ascii="Times New Roman" w:cs="Times New Roman" w:eastAsia="Times New Roman" w:hAnsi="Times New Roman"/>
-          <w:b w:val="false"/>
-          <w:bCs w:val="false"/>
-          <w:sz w:val="24"/>
-          <w:szCs w:val="24"/>
-        </w:rPr>
-        <w:t xml:space="preserve">)</w:t>
+        <w:t>A Minor Child.</w:t>
+      </w:r>
+      <w:r>
+        <w:rPr>
+          <w:rFonts w:ascii="Times New Roman" w:cs="Times New Roman" w:eastAsia="Times New Roman" w:hAnsi="Times New Roman"/>
+          <w:b w:val="false"/>
+          <w:bCs w:val="false"/>
+          <w:sz w:val="24"/>
+          <w:szCs w:val="24"/>
+        </w:rPr>
+        <w:tab/>
+        <w:t>)</w:t>
       </w:r>
     </w:p>
     <w:p>
@@ -634,159 +535,99 @@
     </w:p>
     <w:p>
       <w:pPr>
-        <w:spacing w:line="240" w:lineRule="exact"/>
-      </w:pPr>
-      <w:r>
-        <w:rPr>
-          <w:rFonts w:ascii="Times New Roman" w:cs="Times New Roman" w:eastAsia="Times New Roman" w:hAnsi="Times New Roman"/>
-          <w:b w:val="false"/>
-          <w:bCs w:val="false"/>
-          <w:sz w:val="24"/>
-          <w:szCs w:val="24"/>
-        </w:rPr>
-        <w:t xml:space="preserve">In the Matter of the Adoption of</w:t>
-      </w:r>
-      <w:r>
-        <w:rPr>
-          <w:rFonts w:ascii="Times New Roman" w:cs="Times New Roman" w:eastAsia="Times New Roman" w:hAnsi="Times New Roman"/>
-          <w:sz w:val="24"/>
-          <w:szCs w:val="24"/>
-        </w:rPr>
-        <w:t xml:space="preserve">	</w:t>
-      </w:r>
-      <w:r>
-        <w:rPr>
-          <w:rFonts w:ascii="Times New Roman" w:cs="Times New Roman" w:eastAsia="Times New Roman" w:hAnsi="Times New Roman"/>
-          <w:b w:val="false"/>
-          <w:bCs w:val="false"/>
-          <w:sz w:val="24"/>
-          <w:szCs w:val="24"/>
-        </w:rPr>
-        <w:t xml:space="preserve">)</w:t>
-      </w:r>
-    </w:p>
-    <w:p>
-      <w:pPr>
-        <w:spacing w:line="240" w:lineRule="exact"/>
-      </w:pPr>
-      <w:r>
-        <w:rPr>
-          <w:rFonts w:ascii="Times New Roman" w:cs="Times New Roman" w:eastAsia="Times New Roman" w:hAnsi="Times New Roman"/>
-          <w:sz w:val="24"/>
-          <w:szCs w:val="24"/>
-        </w:rPr>
-        <w:t xml:space="preserve">	</w:t>
-      </w:r>
-      <w:r>
-        <w:rPr>
-          <w:rFonts w:ascii="Times New Roman" w:cs="Times New Roman" w:eastAsia="Times New Roman" w:hAnsi="Times New Roman"/>
-          <w:sz w:val="24"/>
-          <w:szCs w:val="24"/>
-        </w:rPr>
-        <w:t xml:space="preserve">	</w:t>
-      </w:r>
-      <w:r>
-        <w:rPr>
-          <w:rFonts w:ascii="Times New Roman" w:cs="Times New Roman" w:eastAsia="Times New Roman" w:hAnsi="Times New Roman"/>
-          <w:sz w:val="24"/>
-          <w:szCs w:val="24"/>
-        </w:rPr>
-        <w:t xml:space="preserve">	</w:t>
-      </w:r>
-      <w:r>
-        <w:rPr>
-          <w:rFonts w:ascii="Times New Roman" w:cs="Times New Roman" w:eastAsia="Times New Roman" w:hAnsi="Times New Roman"/>
-          <w:sz w:val="24"/>
-          <w:szCs w:val="24"/>
-        </w:rPr>
-        <w:t xml:space="preserve">	</w:t>
-      </w:r>
-      <w:r>
-        <w:rPr>
-          <w:rFonts w:ascii="Times New Roman" w:cs="Times New Roman" w:eastAsia="Times New Roman" w:hAnsi="Times New Roman"/>
-          <w:sz w:val="24"/>
-          <w:szCs w:val="24"/>
-        </w:rPr>
-        <w:t xml:space="preserve">	</w:t>
-      </w:r>
-      <w:r>
-        <w:rPr>
-          <w:rFonts w:ascii="Times New Roman" w:cs="Times New Roman" w:eastAsia="Times New Roman" w:hAnsi="Times New Roman"/>
-          <w:sz w:val="24"/>
-          <w:szCs w:val="24"/>
-        </w:rPr>
-        <w:t xml:space="preserve">	</w:t>
-      </w:r>
-      <w:r>
-        <w:rPr>
-          <w:rFonts w:ascii="Times New Roman" w:cs="Times New Roman" w:eastAsia="Times New Roman" w:hAnsi="Times New Roman"/>
-          <w:sz w:val="24"/>
-          <w:szCs w:val="24"/>
-        </w:rPr>
-        <w:t xml:space="preserve">	</w:t>
-      </w:r>
-      <w:r>
-        <w:rPr>
-          <w:rFonts w:ascii="Times New Roman" w:cs="Times New Roman" w:eastAsia="Times New Roman" w:hAnsi="Times New Roman"/>
-          <w:b w:val="false"/>
-          <w:bCs w:val="false"/>
-          <w:sz w:val="24"/>
-          <w:szCs w:val="24"/>
-        </w:rPr>
-        <w:t xml:space="preserve">)</w:t>
-      </w:r>
-    </w:p>
-    <w:p>
-      <w:pPr>
-        <w:spacing w:line="240" w:lineRule="exact"/>
-      </w:pPr>
-      <w:r>
-        <w:rPr>
-          <w:rFonts w:ascii="Times New Roman" w:cs="Times New Roman" w:eastAsia="Times New Roman" w:hAnsi="Times New Roman"/>
-          <w:b w:val="false"/>
-          <w:bCs w:val="false"/>
-          <w:sz w:val="24"/>
-          <w:szCs w:val="24"/>
-        </w:rPr>
-        <w:t xml:space="preserve">{{ child1_name_upper }}</w:t>
-      </w:r>
-      <w:r>
-        <w:rPr>
-          <w:rFonts w:ascii="Times New Roman" w:cs="Times New Roman" w:eastAsia="Times New Roman" w:hAnsi="Times New Roman"/>
-          <w:sz w:val="24"/>
-          <w:szCs w:val="24"/>
-        </w:rPr>
-        <w:t xml:space="preserve">	</w:t>
-      </w:r>
-      <w:r>
-        <w:rPr>
-          <w:rFonts w:ascii="Times New Roman" w:cs="Times New Roman" w:eastAsia="Times New Roman" w:hAnsi="Times New Roman"/>
-          <w:sz w:val="24"/>
-          <w:szCs w:val="24"/>
-        </w:rPr>
-        <w:t xml:space="preserve">	</w:t>
-      </w:r>
-      <w:r>
-        <w:rPr>
-          <w:rFonts w:ascii="Times New Roman" w:cs="Times New Roman" w:eastAsia="Times New Roman" w:hAnsi="Times New Roman"/>
-          <w:sz w:val="24"/>
-          <w:szCs w:val="24"/>
-        </w:rPr>
-        <w:t xml:space="preserve">	</w:t>
-      </w:r>
-      <w:r>
-        <w:rPr>
-          <w:rFonts w:ascii="Times New Roman" w:cs="Times New Roman" w:eastAsia="Times New Roman" w:hAnsi="Times New Roman"/>
-          <w:b w:val="false"/>
-          <w:bCs w:val="false"/>
-          <w:sz w:val="24"/>
-          <w:szCs w:val="24"/>
-        </w:rPr>
-        <w:t xml:space="preserve">) </w:t>
-      </w:r>
-    </w:p>
-    <w:p>
-      <w:pPr>
+        <w:tabs>
+          <w:tab w:pos="1080" w:val="left"/>
+          <w:tab w:pos="6480" w:val="right"/>
+          <w:tab w:pos="6768" w:val="left"/>
+        </w:tabs>
+        <w:spacing w:line="240" w:lineRule="exact"/>
+      </w:pPr>
+      <w:r>
+        <w:rPr>
+          <w:rFonts w:ascii="Times New Roman" w:cs="Times New Roman" w:eastAsia="Times New Roman" w:hAnsi="Times New Roman"/>
+          <w:b w:val="false"/>
+          <w:bCs w:val="false"/>
+          <w:sz w:val="24"/>
+          <w:szCs w:val="24"/>
+        </w:rPr>
+        <w:t>In the Matter of the Adoption of</w:t>
+      </w:r>
+      <w:r>
+        <w:rPr>
+          <w:rFonts w:ascii="Times New Roman" w:cs="Times New Roman" w:eastAsia="Times New Roman" w:hAnsi="Times New Roman"/>
+          <w:b w:val="false"/>
+          <w:bCs w:val="false"/>
+          <w:sz w:val="24"/>
+          <w:szCs w:val="24"/>
+        </w:rPr>
+        <w:tab/>
+        <w:t>)</w:t>
+      </w:r>
+    </w:p>
+    <w:p>
+      <w:pPr>
+        <w:tabs>
+          <w:tab w:pos="1080" w:val="left"/>
+          <w:tab w:pos="6480" w:val="right"/>
+          <w:tab w:pos="6768" w:val="left"/>
+        </w:tabs>
+        <w:spacing w:line="240" w:lineRule="exact"/>
+      </w:pPr>
+      <w:r>
+        <w:rPr>
+          <w:rFonts w:ascii="Times New Roman" w:cs="Times New Roman" w:eastAsia="Times New Roman" w:hAnsi="Times New Roman"/>
+          <w:sz w:val="24"/>
+          <w:szCs w:val="24"/>
+        </w:rPr>
+      </w:r>
+      <w:r>
+        <w:rPr>
+          <w:rFonts w:ascii="Times New Roman" w:cs="Times New Roman" w:eastAsia="Times New Roman" w:hAnsi="Times New Roman"/>
+          <w:sz w:val="24"/>
+          <w:szCs w:val="24"/>
+        </w:rPr>
+        <w:tab/>
+        <w:t>)</w:t>
+      </w:r>
+    </w:p>
+    <w:p>
+      <w:pPr>
+        <w:tabs>
+          <w:tab w:pos="1080" w:val="left"/>
+          <w:tab w:pos="6480" w:val="right"/>
+          <w:tab w:pos="6768" w:val="left"/>
+        </w:tabs>
+        <w:spacing w:line="240" w:lineRule="exact"/>
+      </w:pPr>
+      <w:r>
+        <w:rPr>
+          <w:rFonts w:ascii="Times New Roman" w:cs="Times New Roman" w:eastAsia="Times New Roman" w:hAnsi="Times New Roman"/>
+          <w:b w:val="false"/>
+          <w:bCs w:val="false"/>
+          <w:sz w:val="24"/>
+          <w:szCs w:val="24"/>
+        </w:rPr>
+        <w:t>{{ child1_name_upper }}</w:t>
+      </w:r>
+      <w:r>
+        <w:rPr>
+          <w:rFonts w:ascii="Times New Roman" w:cs="Times New Roman" w:eastAsia="Times New Roman" w:hAnsi="Times New Roman"/>
+          <w:b w:val="false"/>
+          <w:bCs w:val="false"/>
+          <w:sz w:val="24"/>
+          <w:szCs w:val="24"/>
+        </w:rPr>
+        <w:tab/>
+        <w:t>)</w:t>
+      </w:r>
+    </w:p>
+    <w:p>
+      <w:pPr>
+        <w:tabs>
+          <w:tab w:pos="1080" w:val="left"/>
+          <w:tab w:pos="6480" w:val="right"/>
+          <w:tab w:pos="6768" w:val="left"/>
+        </w:tabs>
         <w:spacing w:line="240" w:lineRule="exact"/>
       </w:pPr>
       <w:r>
@@ -798,70 +639,39 @@
           <w:szCs w:val="24"/>
         </w:rPr>
         <w:t xml:space="preserve">DOB:  </w:t>
-      </w:r>
-      <w:r>
-        <w:rPr>
-          <w:rFonts w:ascii="Times New Roman" w:cs="Times New Roman" w:eastAsia="Times New Roman" w:hAnsi="Times New Roman"/>
-          <w:sz w:val="24"/>
-          <w:szCs w:val="24"/>
-        </w:rPr>
-        <w:t xml:space="preserve">	</w:t>
-      </w:r>
-      <w:r>
-        <w:rPr>
-          <w:rFonts w:ascii="Times New Roman" w:cs="Times New Roman" w:eastAsia="Times New Roman" w:hAnsi="Times New Roman"/>
-          <w:b w:val="false"/>
-          <w:bCs w:val="false"/>
-          <w:sz w:val="24"/>
-          <w:szCs w:val="24"/>
-        </w:rPr>
-        <w:t xml:space="preserve">{{ child1_dob }},</w:t>
-      </w:r>
-      <w:r>
-        <w:rPr>
-          <w:rFonts w:ascii="Times New Roman" w:cs="Times New Roman" w:eastAsia="Times New Roman" w:hAnsi="Times New Roman"/>
-          <w:sz w:val="24"/>
-          <w:szCs w:val="24"/>
-        </w:rPr>
-        <w:t xml:space="preserve">	</w:t>
-      </w:r>
-      <w:r>
-        <w:rPr>
-          <w:rFonts w:ascii="Times New Roman" w:cs="Times New Roman" w:eastAsia="Times New Roman" w:hAnsi="Times New Roman"/>
-          <w:sz w:val="24"/>
-          <w:szCs w:val="24"/>
-        </w:rPr>
-        <w:t xml:space="preserve">	</w:t>
-      </w:r>
-      <w:r>
-        <w:rPr>
-          <w:rFonts w:ascii="Times New Roman" w:cs="Times New Roman" w:eastAsia="Times New Roman" w:hAnsi="Times New Roman"/>
-          <w:sz w:val="24"/>
-          <w:szCs w:val="24"/>
-        </w:rPr>
-        <w:t xml:space="preserve">	</w:t>
-      </w:r>
-      <w:r>
-        <w:rPr>
-          <w:rFonts w:ascii="Times New Roman" w:cs="Times New Roman" w:eastAsia="Times New Roman" w:hAnsi="Times New Roman"/>
-          <w:sz w:val="24"/>
-          <w:szCs w:val="24"/>
-        </w:rPr>
-        <w:t xml:space="preserve">	</w:t>
-      </w:r>
-      <w:r>
-        <w:rPr>
-          <w:rFonts w:ascii="Times New Roman" w:cs="Times New Roman" w:eastAsia="Times New Roman" w:hAnsi="Times New Roman"/>
-          <w:b w:val="false"/>
-          <w:bCs w:val="false"/>
-          <w:sz w:val="24"/>
-          <w:szCs w:val="24"/>
-        </w:rPr>
-        <w:t xml:space="preserve">) No. {{ case_number }}</w:t>
-      </w:r>
-    </w:p>
-    <w:p>
-      <w:pPr>
+        <w:tab/>
+        <w:t>{{ child1_dob }},</w:t>
+      </w:r>
+      <w:r>
+        <w:rPr>
+          <w:rFonts w:ascii="Times New Roman" w:cs="Times New Roman" w:eastAsia="Times New Roman" w:hAnsi="Times New Roman"/>
+          <w:b w:val="false"/>
+          <w:bCs w:val="false"/>
+          <w:sz w:val="24"/>
+          <w:szCs w:val="24"/>
+        </w:rPr>
+        <w:tab/>
+        <w:t>)</w:t>
+      </w:r>
+      <w:r>
+        <w:rPr>
+          <w:rFonts w:ascii="Times New Roman" w:cs="Times New Roman" w:eastAsia="Times New Roman" w:hAnsi="Times New Roman"/>
+          <w:b w:val="false"/>
+          <w:bCs w:val="false"/>
+          <w:sz w:val="24"/>
+          <w:szCs w:val="24"/>
+        </w:rPr>
+        <w:tab/>
+        <w:t>No. {{ case_number }}</w:t>
+      </w:r>
+    </w:p>
+    <w:p>
+      <w:pPr>
+        <w:tabs>
+          <w:tab w:pos="1080" w:val="left"/>
+          <w:tab w:pos="6480" w:val="right"/>
+          <w:tab w:pos="6768" w:val="left"/>
+        </w:tabs>
         <w:spacing w:line="240" w:lineRule="exact"/>
         <w:ind w:start="4320" w:firstLine="720"/>
       </w:pPr>
@@ -873,11 +683,26 @@
           <w:sz w:val="24"/>
           <w:szCs w:val="24"/>
         </w:rPr>
-        <w:t xml:space="preserve">)</w:t>
-      </w:r>
-    </w:p>
-    <w:p>
-      <w:pPr>
+      </w:r>
+      <w:r>
+        <w:rPr>
+          <w:rFonts w:ascii="Times New Roman" w:cs="Times New Roman" w:eastAsia="Times New Roman" w:hAnsi="Times New Roman"/>
+          <w:b w:val="false"/>
+          <w:bCs w:val="false"/>
+          <w:sz w:val="24"/>
+          <w:szCs w:val="24"/>
+        </w:rPr>
+        <w:tab/>
+        <w:t>)</w:t>
+      </w:r>
+    </w:p>
+    <w:p>
+      <w:pPr>
+        <w:tabs>
+          <w:tab w:pos="1080" w:val="left"/>
+          <w:tab w:pos="6480" w:val="right"/>
+          <w:tab w:pos="6768" w:val="left"/>
+        </w:tabs>
         <w:spacing w:line="240" w:lineRule="exact"/>
         <w:ind w:firstLine="720"/>
       </w:pPr>
@@ -889,41 +714,18 @@
           <w:sz w:val="24"/>
           <w:szCs w:val="24"/>
         </w:rPr>
-        <w:t xml:space="preserve">A Minor Child.</w:t>
-      </w:r>
-      <w:r>
-        <w:rPr>
-          <w:rFonts w:ascii="Times New Roman" w:cs="Times New Roman" w:eastAsia="Times New Roman" w:hAnsi="Times New Roman"/>
-          <w:sz w:val="24"/>
-          <w:szCs w:val="24"/>
-        </w:rPr>
-        <w:t xml:space="preserve">	</w:t>
-      </w:r>
-      <w:r>
-        <w:rPr>
-          <w:rFonts w:ascii="Times New Roman" w:cs="Times New Roman" w:eastAsia="Times New Roman" w:hAnsi="Times New Roman"/>
-          <w:sz w:val="24"/>
-          <w:szCs w:val="24"/>
-        </w:rPr>
-        <w:t xml:space="preserve">	</w:t>
-      </w:r>
-      <w:r>
-        <w:rPr>
-          <w:rFonts w:ascii="Times New Roman" w:cs="Times New Roman" w:eastAsia="Times New Roman" w:hAnsi="Times New Roman"/>
-          <w:sz w:val="24"/>
-          <w:szCs w:val="24"/>
-        </w:rPr>
-        <w:t xml:space="preserve">	</w:t>
-      </w:r>
-      <w:r>
-        <w:rPr>
-          <w:rFonts w:ascii="Times New Roman" w:cs="Times New Roman" w:eastAsia="Times New Roman" w:hAnsi="Times New Roman"/>
-          <w:b w:val="false"/>
-          <w:bCs w:val="false"/>
-          <w:sz w:val="24"/>
-          <w:szCs w:val="24"/>
-        </w:rPr>
-        <w:t xml:space="preserve">)</w:t>
+        <w:t>A Minor Child.</w:t>
+      </w:r>
+      <w:r>
+        <w:rPr>
+          <w:rFonts w:ascii="Times New Roman" w:cs="Times New Roman" w:eastAsia="Times New Roman" w:hAnsi="Times New Roman"/>
+          <w:b w:val="false"/>
+          <w:bCs w:val="false"/>
+          <w:sz w:val="24"/>
+          <w:szCs w:val="24"/>
+        </w:rPr>
+        <w:tab/>
+        <w:t>)</w:t>
       </w:r>
     </w:p>
     <w:p>
@@ -1236,159 +1038,99 @@
     </w:p>
     <w:p>
       <w:pPr>
-        <w:spacing w:line="240" w:lineRule="exact"/>
-      </w:pPr>
-      <w:r>
-        <w:rPr>
-          <w:rFonts w:ascii="Times New Roman" w:cs="Times New Roman" w:eastAsia="Times New Roman" w:hAnsi="Times New Roman"/>
-          <w:b w:val="false"/>
-          <w:bCs w:val="false"/>
-          <w:sz w:val="24"/>
-          <w:szCs w:val="24"/>
-        </w:rPr>
-        <w:t xml:space="preserve">In the Matter of the Adoption of</w:t>
-      </w:r>
-      <w:r>
-        <w:rPr>
-          <w:rFonts w:ascii="Times New Roman" w:cs="Times New Roman" w:eastAsia="Times New Roman" w:hAnsi="Times New Roman"/>
-          <w:sz w:val="24"/>
-          <w:szCs w:val="24"/>
-        </w:rPr>
-        <w:t xml:space="preserve">	</w:t>
-      </w:r>
-      <w:r>
-        <w:rPr>
-          <w:rFonts w:ascii="Times New Roman" w:cs="Times New Roman" w:eastAsia="Times New Roman" w:hAnsi="Times New Roman"/>
-          <w:b w:val="false"/>
-          <w:bCs w:val="false"/>
-          <w:sz w:val="24"/>
-          <w:szCs w:val="24"/>
-        </w:rPr>
-        <w:t xml:space="preserve">)</w:t>
-      </w:r>
-    </w:p>
-    <w:p>
-      <w:pPr>
-        <w:spacing w:line="240" w:lineRule="exact"/>
-      </w:pPr>
-      <w:r>
-        <w:rPr>
-          <w:rFonts w:ascii="Times New Roman" w:cs="Times New Roman" w:eastAsia="Times New Roman" w:hAnsi="Times New Roman"/>
-          <w:sz w:val="24"/>
-          <w:szCs w:val="24"/>
-        </w:rPr>
-        <w:t xml:space="preserve">	</w:t>
-      </w:r>
-      <w:r>
-        <w:rPr>
-          <w:rFonts w:ascii="Times New Roman" w:cs="Times New Roman" w:eastAsia="Times New Roman" w:hAnsi="Times New Roman"/>
-          <w:sz w:val="24"/>
-          <w:szCs w:val="24"/>
-        </w:rPr>
-        <w:t xml:space="preserve">	</w:t>
-      </w:r>
-      <w:r>
-        <w:rPr>
-          <w:rFonts w:ascii="Times New Roman" w:cs="Times New Roman" w:eastAsia="Times New Roman" w:hAnsi="Times New Roman"/>
-          <w:sz w:val="24"/>
-          <w:szCs w:val="24"/>
-        </w:rPr>
-        <w:t xml:space="preserve">	</w:t>
-      </w:r>
-      <w:r>
-        <w:rPr>
-          <w:rFonts w:ascii="Times New Roman" w:cs="Times New Roman" w:eastAsia="Times New Roman" w:hAnsi="Times New Roman"/>
-          <w:sz w:val="24"/>
-          <w:szCs w:val="24"/>
-        </w:rPr>
-        <w:t xml:space="preserve">	</w:t>
-      </w:r>
-      <w:r>
-        <w:rPr>
-          <w:rFonts w:ascii="Times New Roman" w:cs="Times New Roman" w:eastAsia="Times New Roman" w:hAnsi="Times New Roman"/>
-          <w:sz w:val="24"/>
-          <w:szCs w:val="24"/>
-        </w:rPr>
-        <w:t xml:space="preserve">	</w:t>
-      </w:r>
-      <w:r>
-        <w:rPr>
-          <w:rFonts w:ascii="Times New Roman" w:cs="Times New Roman" w:eastAsia="Times New Roman" w:hAnsi="Times New Roman"/>
-          <w:sz w:val="24"/>
-          <w:szCs w:val="24"/>
-        </w:rPr>
-        <w:t xml:space="preserve">	</w:t>
-      </w:r>
-      <w:r>
-        <w:rPr>
-          <w:rFonts w:ascii="Times New Roman" w:cs="Times New Roman" w:eastAsia="Times New Roman" w:hAnsi="Times New Roman"/>
-          <w:sz w:val="24"/>
-          <w:szCs w:val="24"/>
-        </w:rPr>
-        <w:t xml:space="preserve">	</w:t>
-      </w:r>
-      <w:r>
-        <w:rPr>
-          <w:rFonts w:ascii="Times New Roman" w:cs="Times New Roman" w:eastAsia="Times New Roman" w:hAnsi="Times New Roman"/>
-          <w:b w:val="false"/>
-          <w:bCs w:val="false"/>
-          <w:sz w:val="24"/>
-          <w:szCs w:val="24"/>
-        </w:rPr>
-        <w:t xml:space="preserve">)</w:t>
-      </w:r>
-    </w:p>
-    <w:p>
-      <w:pPr>
-        <w:spacing w:line="240" w:lineRule="exact"/>
-      </w:pPr>
-      <w:r>
-        <w:rPr>
-          <w:rFonts w:ascii="Times New Roman" w:cs="Times New Roman" w:eastAsia="Times New Roman" w:hAnsi="Times New Roman"/>
-          <w:b w:val="false"/>
-          <w:bCs w:val="false"/>
-          <w:sz w:val="24"/>
-          <w:szCs w:val="24"/>
-        </w:rPr>
-        <w:t xml:space="preserve">{{ child1_name_upper }}</w:t>
-      </w:r>
-      <w:r>
-        <w:rPr>
-          <w:rFonts w:ascii="Times New Roman" w:cs="Times New Roman" w:eastAsia="Times New Roman" w:hAnsi="Times New Roman"/>
-          <w:sz w:val="24"/>
-          <w:szCs w:val="24"/>
-        </w:rPr>
-        <w:t xml:space="preserve">	</w:t>
-      </w:r>
-      <w:r>
-        <w:rPr>
-          <w:rFonts w:ascii="Times New Roman" w:cs="Times New Roman" w:eastAsia="Times New Roman" w:hAnsi="Times New Roman"/>
-          <w:sz w:val="24"/>
-          <w:szCs w:val="24"/>
-        </w:rPr>
-        <w:t xml:space="preserve">	</w:t>
-      </w:r>
-      <w:r>
-        <w:rPr>
-          <w:rFonts w:ascii="Times New Roman" w:cs="Times New Roman" w:eastAsia="Times New Roman" w:hAnsi="Times New Roman"/>
-          <w:sz w:val="24"/>
-          <w:szCs w:val="24"/>
-        </w:rPr>
-        <w:t xml:space="preserve">	</w:t>
-      </w:r>
-      <w:r>
-        <w:rPr>
-          <w:rFonts w:ascii="Times New Roman" w:cs="Times New Roman" w:eastAsia="Times New Roman" w:hAnsi="Times New Roman"/>
-          <w:b w:val="false"/>
-          <w:bCs w:val="false"/>
-          <w:sz w:val="24"/>
-          <w:szCs w:val="24"/>
-        </w:rPr>
-        <w:t xml:space="preserve">) </w:t>
-      </w:r>
-    </w:p>
-    <w:p>
-      <w:pPr>
+        <w:tabs>
+          <w:tab w:pos="1080" w:val="left"/>
+          <w:tab w:pos="6480" w:val="right"/>
+          <w:tab w:pos="6768" w:val="left"/>
+        </w:tabs>
+        <w:spacing w:line="240" w:lineRule="exact"/>
+      </w:pPr>
+      <w:r>
+        <w:rPr>
+          <w:rFonts w:ascii="Times New Roman" w:cs="Times New Roman" w:eastAsia="Times New Roman" w:hAnsi="Times New Roman"/>
+          <w:b w:val="false"/>
+          <w:bCs w:val="false"/>
+          <w:sz w:val="24"/>
+          <w:szCs w:val="24"/>
+        </w:rPr>
+        <w:t>In the Matter of the Adoption of</w:t>
+      </w:r>
+      <w:r>
+        <w:rPr>
+          <w:rFonts w:ascii="Times New Roman" w:cs="Times New Roman" w:eastAsia="Times New Roman" w:hAnsi="Times New Roman"/>
+          <w:b w:val="false"/>
+          <w:bCs w:val="false"/>
+          <w:sz w:val="24"/>
+          <w:szCs w:val="24"/>
+        </w:rPr>
+        <w:tab/>
+        <w:t>)</w:t>
+      </w:r>
+    </w:p>
+    <w:p>
+      <w:pPr>
+        <w:tabs>
+          <w:tab w:pos="1080" w:val="left"/>
+          <w:tab w:pos="6480" w:val="right"/>
+          <w:tab w:pos="6768" w:val="left"/>
+        </w:tabs>
+        <w:spacing w:line="240" w:lineRule="exact"/>
+      </w:pPr>
+      <w:r>
+        <w:rPr>
+          <w:rFonts w:ascii="Times New Roman" w:cs="Times New Roman" w:eastAsia="Times New Roman" w:hAnsi="Times New Roman"/>
+          <w:sz w:val="24"/>
+          <w:szCs w:val="24"/>
+        </w:rPr>
+      </w:r>
+      <w:r>
+        <w:rPr>
+          <w:rFonts w:ascii="Times New Roman" w:cs="Times New Roman" w:eastAsia="Times New Roman" w:hAnsi="Times New Roman"/>
+          <w:sz w:val="24"/>
+          <w:szCs w:val="24"/>
+        </w:rPr>
+        <w:tab/>
+        <w:t>)</w:t>
+      </w:r>
+    </w:p>
+    <w:p>
+      <w:pPr>
+        <w:tabs>
+          <w:tab w:pos="1080" w:val="left"/>
+          <w:tab w:pos="6480" w:val="right"/>
+          <w:tab w:pos="6768" w:val="left"/>
+        </w:tabs>
+        <w:spacing w:line="240" w:lineRule="exact"/>
+      </w:pPr>
+      <w:r>
+        <w:rPr>
+          <w:rFonts w:ascii="Times New Roman" w:cs="Times New Roman" w:eastAsia="Times New Roman" w:hAnsi="Times New Roman"/>
+          <w:b w:val="false"/>
+          <w:bCs w:val="false"/>
+          <w:sz w:val="24"/>
+          <w:szCs w:val="24"/>
+        </w:rPr>
+        <w:t>{{ child1_name_upper }}</w:t>
+      </w:r>
+      <w:r>
+        <w:rPr>
+          <w:rFonts w:ascii="Times New Roman" w:cs="Times New Roman" w:eastAsia="Times New Roman" w:hAnsi="Times New Roman"/>
+          <w:b w:val="false"/>
+          <w:bCs w:val="false"/>
+          <w:sz w:val="24"/>
+          <w:szCs w:val="24"/>
+        </w:rPr>
+        <w:tab/>
+        <w:t>)</w:t>
+      </w:r>
+    </w:p>
+    <w:p>
+      <w:pPr>
+        <w:tabs>
+          <w:tab w:pos="1080" w:val="left"/>
+          <w:tab w:pos="6480" w:val="right"/>
+          <w:tab w:pos="6768" w:val="left"/>
+        </w:tabs>
         <w:spacing w:line="240" w:lineRule="exact"/>
       </w:pPr>
       <w:r>
@@ -1400,70 +1142,39 @@
           <w:szCs w:val="24"/>
         </w:rPr>
         <w:t xml:space="preserve">DOB:  </w:t>
-      </w:r>
-      <w:r>
-        <w:rPr>
-          <w:rFonts w:ascii="Times New Roman" w:cs="Times New Roman" w:eastAsia="Times New Roman" w:hAnsi="Times New Roman"/>
-          <w:sz w:val="24"/>
-          <w:szCs w:val="24"/>
-        </w:rPr>
-        <w:t xml:space="preserve">	</w:t>
-      </w:r>
-      <w:r>
-        <w:rPr>
-          <w:rFonts w:ascii="Times New Roman" w:cs="Times New Roman" w:eastAsia="Times New Roman" w:hAnsi="Times New Roman"/>
-          <w:b w:val="false"/>
-          <w:bCs w:val="false"/>
-          <w:sz w:val="24"/>
-          <w:szCs w:val="24"/>
-        </w:rPr>
-        <w:t xml:space="preserve">{{ child1_dob }},</w:t>
-      </w:r>
-      <w:r>
-        <w:rPr>
-          <w:rFonts w:ascii="Times New Roman" w:cs="Times New Roman" w:eastAsia="Times New Roman" w:hAnsi="Times New Roman"/>
-          <w:sz w:val="24"/>
-          <w:szCs w:val="24"/>
-        </w:rPr>
-        <w:t xml:space="preserve">	</w:t>
-      </w:r>
-      <w:r>
-        <w:rPr>
-          <w:rFonts w:ascii="Times New Roman" w:cs="Times New Roman" w:eastAsia="Times New Roman" w:hAnsi="Times New Roman"/>
-          <w:sz w:val="24"/>
-          <w:szCs w:val="24"/>
-        </w:rPr>
-        <w:t xml:space="preserve">	</w:t>
-      </w:r>
-      <w:r>
-        <w:rPr>
-          <w:rFonts w:ascii="Times New Roman" w:cs="Times New Roman" w:eastAsia="Times New Roman" w:hAnsi="Times New Roman"/>
-          <w:sz w:val="24"/>
-          <w:szCs w:val="24"/>
-        </w:rPr>
-        <w:t xml:space="preserve">	</w:t>
-      </w:r>
-      <w:r>
-        <w:rPr>
-          <w:rFonts w:ascii="Times New Roman" w:cs="Times New Roman" w:eastAsia="Times New Roman" w:hAnsi="Times New Roman"/>
-          <w:sz w:val="24"/>
-          <w:szCs w:val="24"/>
-        </w:rPr>
-        <w:t xml:space="preserve">	</w:t>
-      </w:r>
-      <w:r>
-        <w:rPr>
-          <w:rFonts w:ascii="Times New Roman" w:cs="Times New Roman" w:eastAsia="Times New Roman" w:hAnsi="Times New Roman"/>
-          <w:b w:val="false"/>
-          <w:bCs w:val="false"/>
-          <w:sz w:val="24"/>
-          <w:szCs w:val="24"/>
-        </w:rPr>
-        <w:t xml:space="preserve">) No. {{ case_number }}</w:t>
-      </w:r>
-    </w:p>
-    <w:p>
-      <w:pPr>
+        <w:tab/>
+        <w:t>{{ child1_dob }},</w:t>
+      </w:r>
+      <w:r>
+        <w:rPr>
+          <w:rFonts w:ascii="Times New Roman" w:cs="Times New Roman" w:eastAsia="Times New Roman" w:hAnsi="Times New Roman"/>
+          <w:b w:val="false"/>
+          <w:bCs w:val="false"/>
+          <w:sz w:val="24"/>
+          <w:szCs w:val="24"/>
+        </w:rPr>
+        <w:tab/>
+        <w:t>)</w:t>
+      </w:r>
+      <w:r>
+        <w:rPr>
+          <w:rFonts w:ascii="Times New Roman" w:cs="Times New Roman" w:eastAsia="Times New Roman" w:hAnsi="Times New Roman"/>
+          <w:b w:val="false"/>
+          <w:bCs w:val="false"/>
+          <w:sz w:val="24"/>
+          <w:szCs w:val="24"/>
+        </w:rPr>
+        <w:tab/>
+        <w:t>No. {{ case_number }}</w:t>
+      </w:r>
+    </w:p>
+    <w:p>
+      <w:pPr>
+        <w:tabs>
+          <w:tab w:pos="1080" w:val="left"/>
+          <w:tab w:pos="6480" w:val="right"/>
+          <w:tab w:pos="6768" w:val="left"/>
+        </w:tabs>
         <w:spacing w:line="240" w:lineRule="exact"/>
         <w:ind w:start="4320" w:firstLine="720"/>
       </w:pPr>
@@ -1475,11 +1186,26 @@
           <w:sz w:val="24"/>
           <w:szCs w:val="24"/>
         </w:rPr>
-        <w:t xml:space="preserve">)</w:t>
-      </w:r>
-    </w:p>
-    <w:p>
-      <w:pPr>
+      </w:r>
+      <w:r>
+        <w:rPr>
+          <w:rFonts w:ascii="Times New Roman" w:cs="Times New Roman" w:eastAsia="Times New Roman" w:hAnsi="Times New Roman"/>
+          <w:b w:val="false"/>
+          <w:bCs w:val="false"/>
+          <w:sz w:val="24"/>
+          <w:szCs w:val="24"/>
+        </w:rPr>
+        <w:tab/>
+        <w:t>)</w:t>
+      </w:r>
+    </w:p>
+    <w:p>
+      <w:pPr>
+        <w:tabs>
+          <w:tab w:pos="1080" w:val="left"/>
+          <w:tab w:pos="6480" w:val="right"/>
+          <w:tab w:pos="6768" w:val="left"/>
+        </w:tabs>
         <w:spacing w:line="240" w:lineRule="exact"/>
         <w:ind w:firstLine="720"/>
       </w:pPr>
@@ -1491,41 +1217,18 @@
           <w:sz w:val="24"/>
           <w:szCs w:val="24"/>
         </w:rPr>
-        <w:t xml:space="preserve">A Minor Child.</w:t>
-      </w:r>
-      <w:r>
-        <w:rPr>
-          <w:rFonts w:ascii="Times New Roman" w:cs="Times New Roman" w:eastAsia="Times New Roman" w:hAnsi="Times New Roman"/>
-          <w:sz w:val="24"/>
-          <w:szCs w:val="24"/>
-        </w:rPr>
-        <w:t xml:space="preserve">	</w:t>
-      </w:r>
-      <w:r>
-        <w:rPr>
-          <w:rFonts w:ascii="Times New Roman" w:cs="Times New Roman" w:eastAsia="Times New Roman" w:hAnsi="Times New Roman"/>
-          <w:sz w:val="24"/>
-          <w:szCs w:val="24"/>
-        </w:rPr>
-        <w:t xml:space="preserve">	</w:t>
-      </w:r>
-      <w:r>
-        <w:rPr>
-          <w:rFonts w:ascii="Times New Roman" w:cs="Times New Roman" w:eastAsia="Times New Roman" w:hAnsi="Times New Roman"/>
-          <w:sz w:val="24"/>
-          <w:szCs w:val="24"/>
-        </w:rPr>
-        <w:t xml:space="preserve">	</w:t>
-      </w:r>
-      <w:r>
-        <w:rPr>
-          <w:rFonts w:ascii="Times New Roman" w:cs="Times New Roman" w:eastAsia="Times New Roman" w:hAnsi="Times New Roman"/>
-          <w:b w:val="false"/>
-          <w:bCs w:val="false"/>
-          <w:sz w:val="24"/>
-          <w:szCs w:val="24"/>
-        </w:rPr>
-        <w:t xml:space="preserve">)</w:t>
+        <w:t>A Minor Child.</w:t>
+      </w:r>
+      <w:r>
+        <w:rPr>
+          <w:rFonts w:ascii="Times New Roman" w:cs="Times New Roman" w:eastAsia="Times New Roman" w:hAnsi="Times New Roman"/>
+          <w:b w:val="false"/>
+          <w:bCs w:val="false"/>
+          <w:sz w:val="24"/>
+          <w:szCs w:val="24"/>
+        </w:rPr>
+        <w:tab/>
+        <w:t>)</w:t>
       </w:r>
     </w:p>
     <w:p>
@@ -1813,159 +1516,99 @@
     </w:p>
     <w:p>
       <w:pPr>
-        <w:spacing w:line="240" w:lineRule="exact"/>
-      </w:pPr>
-      <w:r>
-        <w:rPr>
-          <w:rFonts w:ascii="Times New Roman" w:cs="Times New Roman" w:eastAsia="Times New Roman" w:hAnsi="Times New Roman"/>
-          <w:b w:val="false"/>
-          <w:bCs w:val="false"/>
-          <w:sz w:val="24"/>
-          <w:szCs w:val="24"/>
-        </w:rPr>
-        <w:t xml:space="preserve">In the Matter of the Adoption of</w:t>
-      </w:r>
-      <w:r>
-        <w:rPr>
-          <w:rFonts w:ascii="Times New Roman" w:cs="Times New Roman" w:eastAsia="Times New Roman" w:hAnsi="Times New Roman"/>
-          <w:sz w:val="24"/>
-          <w:szCs w:val="24"/>
-        </w:rPr>
-        <w:t xml:space="preserve">	</w:t>
-      </w:r>
-      <w:r>
-        <w:rPr>
-          <w:rFonts w:ascii="Times New Roman" w:cs="Times New Roman" w:eastAsia="Times New Roman" w:hAnsi="Times New Roman"/>
-          <w:b w:val="false"/>
-          <w:bCs w:val="false"/>
-          <w:sz w:val="24"/>
-          <w:szCs w:val="24"/>
-        </w:rPr>
-        <w:t xml:space="preserve">)</w:t>
-      </w:r>
-    </w:p>
-    <w:p>
-      <w:pPr>
-        <w:spacing w:line="240" w:lineRule="exact"/>
-      </w:pPr>
-      <w:r>
-        <w:rPr>
-          <w:rFonts w:ascii="Times New Roman" w:cs="Times New Roman" w:eastAsia="Times New Roman" w:hAnsi="Times New Roman"/>
-          <w:sz w:val="24"/>
-          <w:szCs w:val="24"/>
-        </w:rPr>
-        <w:t xml:space="preserve">	</w:t>
-      </w:r>
-      <w:r>
-        <w:rPr>
-          <w:rFonts w:ascii="Times New Roman" w:cs="Times New Roman" w:eastAsia="Times New Roman" w:hAnsi="Times New Roman"/>
-          <w:sz w:val="24"/>
-          <w:szCs w:val="24"/>
-        </w:rPr>
-        <w:t xml:space="preserve">	</w:t>
-      </w:r>
-      <w:r>
-        <w:rPr>
-          <w:rFonts w:ascii="Times New Roman" w:cs="Times New Roman" w:eastAsia="Times New Roman" w:hAnsi="Times New Roman"/>
-          <w:sz w:val="24"/>
-          <w:szCs w:val="24"/>
-        </w:rPr>
-        <w:t xml:space="preserve">	</w:t>
-      </w:r>
-      <w:r>
-        <w:rPr>
-          <w:rFonts w:ascii="Times New Roman" w:cs="Times New Roman" w:eastAsia="Times New Roman" w:hAnsi="Times New Roman"/>
-          <w:sz w:val="24"/>
-          <w:szCs w:val="24"/>
-        </w:rPr>
-        <w:t xml:space="preserve">	</w:t>
-      </w:r>
-      <w:r>
-        <w:rPr>
-          <w:rFonts w:ascii="Times New Roman" w:cs="Times New Roman" w:eastAsia="Times New Roman" w:hAnsi="Times New Roman"/>
-          <w:sz w:val="24"/>
-          <w:szCs w:val="24"/>
-        </w:rPr>
-        <w:t xml:space="preserve">	</w:t>
-      </w:r>
-      <w:r>
-        <w:rPr>
-          <w:rFonts w:ascii="Times New Roman" w:cs="Times New Roman" w:eastAsia="Times New Roman" w:hAnsi="Times New Roman"/>
-          <w:sz w:val="24"/>
-          <w:szCs w:val="24"/>
-        </w:rPr>
-        <w:t xml:space="preserve">	</w:t>
-      </w:r>
-      <w:r>
-        <w:rPr>
-          <w:rFonts w:ascii="Times New Roman" w:cs="Times New Roman" w:eastAsia="Times New Roman" w:hAnsi="Times New Roman"/>
-          <w:sz w:val="24"/>
-          <w:szCs w:val="24"/>
-        </w:rPr>
-        <w:t xml:space="preserve">	</w:t>
-      </w:r>
-      <w:r>
-        <w:rPr>
-          <w:rFonts w:ascii="Times New Roman" w:cs="Times New Roman" w:eastAsia="Times New Roman" w:hAnsi="Times New Roman"/>
-          <w:b w:val="false"/>
-          <w:bCs w:val="false"/>
-          <w:sz w:val="24"/>
-          <w:szCs w:val="24"/>
-        </w:rPr>
-        <w:t xml:space="preserve">)</w:t>
-      </w:r>
-    </w:p>
-    <w:p>
-      <w:pPr>
-        <w:spacing w:line="240" w:lineRule="exact"/>
-      </w:pPr>
-      <w:r>
-        <w:rPr>
-          <w:rFonts w:ascii="Times New Roman" w:cs="Times New Roman" w:eastAsia="Times New Roman" w:hAnsi="Times New Roman"/>
-          <w:b w:val="false"/>
-          <w:bCs w:val="false"/>
-          <w:sz w:val="24"/>
-          <w:szCs w:val="24"/>
-        </w:rPr>
-        <w:t xml:space="preserve">{{ child1_name_upper }}</w:t>
-      </w:r>
-      <w:r>
-        <w:rPr>
-          <w:rFonts w:ascii="Times New Roman" w:cs="Times New Roman" w:eastAsia="Times New Roman" w:hAnsi="Times New Roman"/>
-          <w:sz w:val="24"/>
-          <w:szCs w:val="24"/>
-        </w:rPr>
-        <w:t xml:space="preserve">	</w:t>
-      </w:r>
-      <w:r>
-        <w:rPr>
-          <w:rFonts w:ascii="Times New Roman" w:cs="Times New Roman" w:eastAsia="Times New Roman" w:hAnsi="Times New Roman"/>
-          <w:sz w:val="24"/>
-          <w:szCs w:val="24"/>
-        </w:rPr>
-        <w:t xml:space="preserve">	</w:t>
-      </w:r>
-      <w:r>
-        <w:rPr>
-          <w:rFonts w:ascii="Times New Roman" w:cs="Times New Roman" w:eastAsia="Times New Roman" w:hAnsi="Times New Roman"/>
-          <w:sz w:val="24"/>
-          <w:szCs w:val="24"/>
-        </w:rPr>
-        <w:t xml:space="preserve">	</w:t>
-      </w:r>
-      <w:r>
-        <w:rPr>
-          <w:rFonts w:ascii="Times New Roman" w:cs="Times New Roman" w:eastAsia="Times New Roman" w:hAnsi="Times New Roman"/>
-          <w:b w:val="false"/>
-          <w:bCs w:val="false"/>
-          <w:sz w:val="24"/>
-          <w:szCs w:val="24"/>
-        </w:rPr>
-        <w:t xml:space="preserve">) </w:t>
-      </w:r>
-    </w:p>
-    <w:p>
-      <w:pPr>
+        <w:tabs>
+          <w:tab w:pos="1080" w:val="left"/>
+          <w:tab w:pos="6480" w:val="right"/>
+          <w:tab w:pos="6768" w:val="left"/>
+        </w:tabs>
+        <w:spacing w:line="240" w:lineRule="exact"/>
+      </w:pPr>
+      <w:r>
+        <w:rPr>
+          <w:rFonts w:ascii="Times New Roman" w:cs="Times New Roman" w:eastAsia="Times New Roman" w:hAnsi="Times New Roman"/>
+          <w:b w:val="false"/>
+          <w:bCs w:val="false"/>
+          <w:sz w:val="24"/>
+          <w:szCs w:val="24"/>
+        </w:rPr>
+        <w:t>In the Matter of the Adoption of</w:t>
+      </w:r>
+      <w:r>
+        <w:rPr>
+          <w:rFonts w:ascii="Times New Roman" w:cs="Times New Roman" w:eastAsia="Times New Roman" w:hAnsi="Times New Roman"/>
+          <w:b w:val="false"/>
+          <w:bCs w:val="false"/>
+          <w:sz w:val="24"/>
+          <w:szCs w:val="24"/>
+        </w:rPr>
+        <w:tab/>
+        <w:t>)</w:t>
+      </w:r>
+    </w:p>
+    <w:p>
+      <w:pPr>
+        <w:tabs>
+          <w:tab w:pos="1080" w:val="left"/>
+          <w:tab w:pos="6480" w:val="right"/>
+          <w:tab w:pos="6768" w:val="left"/>
+        </w:tabs>
+        <w:spacing w:line="240" w:lineRule="exact"/>
+      </w:pPr>
+      <w:r>
+        <w:rPr>
+          <w:rFonts w:ascii="Times New Roman" w:cs="Times New Roman" w:eastAsia="Times New Roman" w:hAnsi="Times New Roman"/>
+          <w:sz w:val="24"/>
+          <w:szCs w:val="24"/>
+        </w:rPr>
+      </w:r>
+      <w:r>
+        <w:rPr>
+          <w:rFonts w:ascii="Times New Roman" w:cs="Times New Roman" w:eastAsia="Times New Roman" w:hAnsi="Times New Roman"/>
+          <w:sz w:val="24"/>
+          <w:szCs w:val="24"/>
+        </w:rPr>
+        <w:tab/>
+        <w:t>)</w:t>
+      </w:r>
+    </w:p>
+    <w:p>
+      <w:pPr>
+        <w:tabs>
+          <w:tab w:pos="1080" w:val="left"/>
+          <w:tab w:pos="6480" w:val="right"/>
+          <w:tab w:pos="6768" w:val="left"/>
+        </w:tabs>
+        <w:spacing w:line="240" w:lineRule="exact"/>
+      </w:pPr>
+      <w:r>
+        <w:rPr>
+          <w:rFonts w:ascii="Times New Roman" w:cs="Times New Roman" w:eastAsia="Times New Roman" w:hAnsi="Times New Roman"/>
+          <w:b w:val="false"/>
+          <w:bCs w:val="false"/>
+          <w:sz w:val="24"/>
+          <w:szCs w:val="24"/>
+        </w:rPr>
+        <w:t>{{ child1_name_upper }}</w:t>
+      </w:r>
+      <w:r>
+        <w:rPr>
+          <w:rFonts w:ascii="Times New Roman" w:cs="Times New Roman" w:eastAsia="Times New Roman" w:hAnsi="Times New Roman"/>
+          <w:b w:val="false"/>
+          <w:bCs w:val="false"/>
+          <w:sz w:val="24"/>
+          <w:szCs w:val="24"/>
+        </w:rPr>
+        <w:tab/>
+        <w:t>)</w:t>
+      </w:r>
+    </w:p>
+    <w:p>
+      <w:pPr>
+        <w:tabs>
+          <w:tab w:pos="1080" w:val="left"/>
+          <w:tab w:pos="6480" w:val="right"/>
+          <w:tab w:pos="6768" w:val="left"/>
+        </w:tabs>
         <w:spacing w:line="240" w:lineRule="exact"/>
       </w:pPr>
       <w:r>
@@ -1977,70 +1620,39 @@
           <w:szCs w:val="24"/>
         </w:rPr>
         <w:t xml:space="preserve">DOB:  </w:t>
-      </w:r>
-      <w:r>
-        <w:rPr>
-          <w:rFonts w:ascii="Times New Roman" w:cs="Times New Roman" w:eastAsia="Times New Roman" w:hAnsi="Times New Roman"/>
-          <w:sz w:val="24"/>
-          <w:szCs w:val="24"/>
-        </w:rPr>
-        <w:t xml:space="preserve">	</w:t>
-      </w:r>
-      <w:r>
-        <w:rPr>
-          <w:rFonts w:ascii="Times New Roman" w:cs="Times New Roman" w:eastAsia="Times New Roman" w:hAnsi="Times New Roman"/>
-          <w:b w:val="false"/>
-          <w:bCs w:val="false"/>
-          <w:sz w:val="24"/>
-          <w:szCs w:val="24"/>
-        </w:rPr>
-        <w:t xml:space="preserve">{{ child1_dob }},</w:t>
-      </w:r>
-      <w:r>
-        <w:rPr>
-          <w:rFonts w:ascii="Times New Roman" w:cs="Times New Roman" w:eastAsia="Times New Roman" w:hAnsi="Times New Roman"/>
-          <w:sz w:val="24"/>
-          <w:szCs w:val="24"/>
-        </w:rPr>
-        <w:t xml:space="preserve">	</w:t>
-      </w:r>
-      <w:r>
-        <w:rPr>
-          <w:rFonts w:ascii="Times New Roman" w:cs="Times New Roman" w:eastAsia="Times New Roman" w:hAnsi="Times New Roman"/>
-          <w:sz w:val="24"/>
-          <w:szCs w:val="24"/>
-        </w:rPr>
-        <w:t xml:space="preserve">	</w:t>
-      </w:r>
-      <w:r>
-        <w:rPr>
-          <w:rFonts w:ascii="Times New Roman" w:cs="Times New Roman" w:eastAsia="Times New Roman" w:hAnsi="Times New Roman"/>
-          <w:sz w:val="24"/>
-          <w:szCs w:val="24"/>
-        </w:rPr>
-        <w:t xml:space="preserve">	</w:t>
-      </w:r>
-      <w:r>
-        <w:rPr>
-          <w:rFonts w:ascii="Times New Roman" w:cs="Times New Roman" w:eastAsia="Times New Roman" w:hAnsi="Times New Roman"/>
-          <w:sz w:val="24"/>
-          <w:szCs w:val="24"/>
-        </w:rPr>
-        <w:t xml:space="preserve">	</w:t>
-      </w:r>
-      <w:r>
-        <w:rPr>
-          <w:rFonts w:ascii="Times New Roman" w:cs="Times New Roman" w:eastAsia="Times New Roman" w:hAnsi="Times New Roman"/>
-          <w:b w:val="false"/>
-          <w:bCs w:val="false"/>
-          <w:sz w:val="24"/>
-          <w:szCs w:val="24"/>
-        </w:rPr>
-        <w:t xml:space="preserve">) No. {{ case_number }}</w:t>
-      </w:r>
-    </w:p>
-    <w:p>
-      <w:pPr>
+        <w:tab/>
+        <w:t>{{ child1_dob }},</w:t>
+      </w:r>
+      <w:r>
+        <w:rPr>
+          <w:rFonts w:ascii="Times New Roman" w:cs="Times New Roman" w:eastAsia="Times New Roman" w:hAnsi="Times New Roman"/>
+          <w:b w:val="false"/>
+          <w:bCs w:val="false"/>
+          <w:sz w:val="24"/>
+          <w:szCs w:val="24"/>
+        </w:rPr>
+        <w:tab/>
+        <w:t>)</w:t>
+      </w:r>
+      <w:r>
+        <w:rPr>
+          <w:rFonts w:ascii="Times New Roman" w:cs="Times New Roman" w:eastAsia="Times New Roman" w:hAnsi="Times New Roman"/>
+          <w:b w:val="false"/>
+          <w:bCs w:val="false"/>
+          <w:sz w:val="24"/>
+          <w:szCs w:val="24"/>
+        </w:rPr>
+        <w:tab/>
+        <w:t>No. {{ case_number }}</w:t>
+      </w:r>
+    </w:p>
+    <w:p>
+      <w:pPr>
+        <w:tabs>
+          <w:tab w:pos="1080" w:val="left"/>
+          <w:tab w:pos="6480" w:val="right"/>
+          <w:tab w:pos="6768" w:val="left"/>
+        </w:tabs>
         <w:spacing w:line="240" w:lineRule="exact"/>
         <w:ind w:start="4320" w:firstLine="720"/>
       </w:pPr>
@@ -2052,11 +1664,26 @@
           <w:sz w:val="24"/>
           <w:szCs w:val="24"/>
         </w:rPr>
-        <w:t xml:space="preserve">)</w:t>
-      </w:r>
-    </w:p>
-    <w:p>
-      <w:pPr>
+      </w:r>
+      <w:r>
+        <w:rPr>
+          <w:rFonts w:ascii="Times New Roman" w:cs="Times New Roman" w:eastAsia="Times New Roman" w:hAnsi="Times New Roman"/>
+          <w:b w:val="false"/>
+          <w:bCs w:val="false"/>
+          <w:sz w:val="24"/>
+          <w:szCs w:val="24"/>
+        </w:rPr>
+        <w:tab/>
+        <w:t>)</w:t>
+      </w:r>
+    </w:p>
+    <w:p>
+      <w:pPr>
+        <w:tabs>
+          <w:tab w:pos="1080" w:val="left"/>
+          <w:tab w:pos="6480" w:val="right"/>
+          <w:tab w:pos="6768" w:val="left"/>
+        </w:tabs>
         <w:spacing w:line="240" w:lineRule="exact"/>
         <w:ind w:firstLine="720"/>
       </w:pPr>
@@ -2068,41 +1695,18 @@
           <w:sz w:val="24"/>
           <w:szCs w:val="24"/>
         </w:rPr>
-        <w:t xml:space="preserve">A Minor Child.</w:t>
-      </w:r>
-      <w:r>
-        <w:rPr>
-          <w:rFonts w:ascii="Times New Roman" w:cs="Times New Roman" w:eastAsia="Times New Roman" w:hAnsi="Times New Roman"/>
-          <w:sz w:val="24"/>
-          <w:szCs w:val="24"/>
-        </w:rPr>
-        <w:t xml:space="preserve">	</w:t>
-      </w:r>
-      <w:r>
-        <w:rPr>
-          <w:rFonts w:ascii="Times New Roman" w:cs="Times New Roman" w:eastAsia="Times New Roman" w:hAnsi="Times New Roman"/>
-          <w:sz w:val="24"/>
-          <w:szCs w:val="24"/>
-        </w:rPr>
-        <w:t xml:space="preserve">	</w:t>
-      </w:r>
-      <w:r>
-        <w:rPr>
-          <w:rFonts w:ascii="Times New Roman" w:cs="Times New Roman" w:eastAsia="Times New Roman" w:hAnsi="Times New Roman"/>
-          <w:sz w:val="24"/>
-          <w:szCs w:val="24"/>
-        </w:rPr>
-        <w:t xml:space="preserve">	</w:t>
-      </w:r>
-      <w:r>
-        <w:rPr>
-          <w:rFonts w:ascii="Times New Roman" w:cs="Times New Roman" w:eastAsia="Times New Roman" w:hAnsi="Times New Roman"/>
-          <w:b w:val="false"/>
-          <w:bCs w:val="false"/>
-          <w:sz w:val="24"/>
-          <w:szCs w:val="24"/>
-        </w:rPr>
-        <w:t xml:space="preserve">)</w:t>
+        <w:t>A Minor Child.</w:t>
+      </w:r>
+      <w:r>
+        <w:rPr>
+          <w:rFonts w:ascii="Times New Roman" w:cs="Times New Roman" w:eastAsia="Times New Roman" w:hAnsi="Times New Roman"/>
+          <w:b w:val="false"/>
+          <w:bCs w:val="false"/>
+          <w:sz w:val="24"/>
+          <w:szCs w:val="24"/>
+        </w:rPr>
+        <w:tab/>
+        <w:t>)</w:t>
       </w:r>
     </w:p>
     <w:p>
@@ -2390,159 +1994,99 @@
     </w:p>
     <w:p>
       <w:pPr>
-        <w:spacing w:line="240" w:lineRule="exact"/>
-      </w:pPr>
-      <w:r>
-        <w:rPr>
-          <w:rFonts w:ascii="Times New Roman" w:cs="Times New Roman" w:eastAsia="Times New Roman" w:hAnsi="Times New Roman"/>
-          <w:b w:val="false"/>
-          <w:bCs w:val="false"/>
-          <w:sz w:val="24"/>
-          <w:szCs w:val="24"/>
-        </w:rPr>
-        <w:t xml:space="preserve">In the Matter of the Adoption of</w:t>
-      </w:r>
-      <w:r>
-        <w:rPr>
-          <w:rFonts w:ascii="Times New Roman" w:cs="Times New Roman" w:eastAsia="Times New Roman" w:hAnsi="Times New Roman"/>
-          <w:sz w:val="24"/>
-          <w:szCs w:val="24"/>
-        </w:rPr>
-        <w:t xml:space="preserve">	</w:t>
-      </w:r>
-      <w:r>
-        <w:rPr>
-          <w:rFonts w:ascii="Times New Roman" w:cs="Times New Roman" w:eastAsia="Times New Roman" w:hAnsi="Times New Roman"/>
-          <w:b w:val="false"/>
-          <w:bCs w:val="false"/>
-          <w:sz w:val="24"/>
-          <w:szCs w:val="24"/>
-        </w:rPr>
-        <w:t xml:space="preserve">)</w:t>
-      </w:r>
-    </w:p>
-    <w:p>
-      <w:pPr>
-        <w:spacing w:line="240" w:lineRule="exact"/>
-      </w:pPr>
-      <w:r>
-        <w:rPr>
-          <w:rFonts w:ascii="Times New Roman" w:cs="Times New Roman" w:eastAsia="Times New Roman" w:hAnsi="Times New Roman"/>
-          <w:sz w:val="24"/>
-          <w:szCs w:val="24"/>
-        </w:rPr>
-        <w:t xml:space="preserve">	</w:t>
-      </w:r>
-      <w:r>
-        <w:rPr>
-          <w:rFonts w:ascii="Times New Roman" w:cs="Times New Roman" w:eastAsia="Times New Roman" w:hAnsi="Times New Roman"/>
-          <w:sz w:val="24"/>
-          <w:szCs w:val="24"/>
-        </w:rPr>
-        <w:t xml:space="preserve">	</w:t>
-      </w:r>
-      <w:r>
-        <w:rPr>
-          <w:rFonts w:ascii="Times New Roman" w:cs="Times New Roman" w:eastAsia="Times New Roman" w:hAnsi="Times New Roman"/>
-          <w:sz w:val="24"/>
-          <w:szCs w:val="24"/>
-        </w:rPr>
-        <w:t xml:space="preserve">	</w:t>
-      </w:r>
-      <w:r>
-        <w:rPr>
-          <w:rFonts w:ascii="Times New Roman" w:cs="Times New Roman" w:eastAsia="Times New Roman" w:hAnsi="Times New Roman"/>
-          <w:sz w:val="24"/>
-          <w:szCs w:val="24"/>
-        </w:rPr>
-        <w:t xml:space="preserve">	</w:t>
-      </w:r>
-      <w:r>
-        <w:rPr>
-          <w:rFonts w:ascii="Times New Roman" w:cs="Times New Roman" w:eastAsia="Times New Roman" w:hAnsi="Times New Roman"/>
-          <w:sz w:val="24"/>
-          <w:szCs w:val="24"/>
-        </w:rPr>
-        <w:t xml:space="preserve">	</w:t>
-      </w:r>
-      <w:r>
-        <w:rPr>
-          <w:rFonts w:ascii="Times New Roman" w:cs="Times New Roman" w:eastAsia="Times New Roman" w:hAnsi="Times New Roman"/>
-          <w:sz w:val="24"/>
-          <w:szCs w:val="24"/>
-        </w:rPr>
-        <w:t xml:space="preserve">	</w:t>
-      </w:r>
-      <w:r>
-        <w:rPr>
-          <w:rFonts w:ascii="Times New Roman" w:cs="Times New Roman" w:eastAsia="Times New Roman" w:hAnsi="Times New Roman"/>
-          <w:sz w:val="24"/>
-          <w:szCs w:val="24"/>
-        </w:rPr>
-        <w:t xml:space="preserve">	</w:t>
-      </w:r>
-      <w:r>
-        <w:rPr>
-          <w:rFonts w:ascii="Times New Roman" w:cs="Times New Roman" w:eastAsia="Times New Roman" w:hAnsi="Times New Roman"/>
-          <w:b w:val="false"/>
-          <w:bCs w:val="false"/>
-          <w:sz w:val="24"/>
-          <w:szCs w:val="24"/>
-        </w:rPr>
-        <w:t xml:space="preserve">)</w:t>
-      </w:r>
-    </w:p>
-    <w:p>
-      <w:pPr>
-        <w:spacing w:line="240" w:lineRule="exact"/>
-      </w:pPr>
-      <w:r>
-        <w:rPr>
-          <w:rFonts w:ascii="Times New Roman" w:cs="Times New Roman" w:eastAsia="Times New Roman" w:hAnsi="Times New Roman"/>
-          <w:b w:val="false"/>
-          <w:bCs w:val="false"/>
-          <w:sz w:val="24"/>
-          <w:szCs w:val="24"/>
-        </w:rPr>
-        <w:t xml:space="preserve">{{ child1_name_upper }}</w:t>
-      </w:r>
-      <w:r>
-        <w:rPr>
-          <w:rFonts w:ascii="Times New Roman" w:cs="Times New Roman" w:eastAsia="Times New Roman" w:hAnsi="Times New Roman"/>
-          <w:sz w:val="24"/>
-          <w:szCs w:val="24"/>
-        </w:rPr>
-        <w:t xml:space="preserve">	</w:t>
-      </w:r>
-      <w:r>
-        <w:rPr>
-          <w:rFonts w:ascii="Times New Roman" w:cs="Times New Roman" w:eastAsia="Times New Roman" w:hAnsi="Times New Roman"/>
-          <w:sz w:val="24"/>
-          <w:szCs w:val="24"/>
-        </w:rPr>
-        <w:t xml:space="preserve">	</w:t>
-      </w:r>
-      <w:r>
-        <w:rPr>
-          <w:rFonts w:ascii="Times New Roman" w:cs="Times New Roman" w:eastAsia="Times New Roman" w:hAnsi="Times New Roman"/>
-          <w:sz w:val="24"/>
-          <w:szCs w:val="24"/>
-        </w:rPr>
-        <w:t xml:space="preserve">	</w:t>
-      </w:r>
-      <w:r>
-        <w:rPr>
-          <w:rFonts w:ascii="Times New Roman" w:cs="Times New Roman" w:eastAsia="Times New Roman" w:hAnsi="Times New Roman"/>
-          <w:b w:val="false"/>
-          <w:bCs w:val="false"/>
-          <w:sz w:val="24"/>
-          <w:szCs w:val="24"/>
-        </w:rPr>
-        <w:t xml:space="preserve">) </w:t>
-      </w:r>
-    </w:p>
-    <w:p>
-      <w:pPr>
+        <w:tabs>
+          <w:tab w:pos="1080" w:val="left"/>
+          <w:tab w:pos="6480" w:val="right"/>
+          <w:tab w:pos="6768" w:val="left"/>
+        </w:tabs>
+        <w:spacing w:line="240" w:lineRule="exact"/>
+      </w:pPr>
+      <w:r>
+        <w:rPr>
+          <w:rFonts w:ascii="Times New Roman" w:cs="Times New Roman" w:eastAsia="Times New Roman" w:hAnsi="Times New Roman"/>
+          <w:b w:val="false"/>
+          <w:bCs w:val="false"/>
+          <w:sz w:val="24"/>
+          <w:szCs w:val="24"/>
+        </w:rPr>
+        <w:t>In the Matter of the Adoption of</w:t>
+      </w:r>
+      <w:r>
+        <w:rPr>
+          <w:rFonts w:ascii="Times New Roman" w:cs="Times New Roman" w:eastAsia="Times New Roman" w:hAnsi="Times New Roman"/>
+          <w:b w:val="false"/>
+          <w:bCs w:val="false"/>
+          <w:sz w:val="24"/>
+          <w:szCs w:val="24"/>
+        </w:rPr>
+        <w:tab/>
+        <w:t>)</w:t>
+      </w:r>
+    </w:p>
+    <w:p>
+      <w:pPr>
+        <w:tabs>
+          <w:tab w:pos="1080" w:val="left"/>
+          <w:tab w:pos="6480" w:val="right"/>
+          <w:tab w:pos="6768" w:val="left"/>
+        </w:tabs>
+        <w:spacing w:line="240" w:lineRule="exact"/>
+      </w:pPr>
+      <w:r>
+        <w:rPr>
+          <w:rFonts w:ascii="Times New Roman" w:cs="Times New Roman" w:eastAsia="Times New Roman" w:hAnsi="Times New Roman"/>
+          <w:sz w:val="24"/>
+          <w:szCs w:val="24"/>
+        </w:rPr>
+      </w:r>
+      <w:r>
+        <w:rPr>
+          <w:rFonts w:ascii="Times New Roman" w:cs="Times New Roman" w:eastAsia="Times New Roman" w:hAnsi="Times New Roman"/>
+          <w:sz w:val="24"/>
+          <w:szCs w:val="24"/>
+        </w:rPr>
+        <w:tab/>
+        <w:t>)</w:t>
+      </w:r>
+    </w:p>
+    <w:p>
+      <w:pPr>
+        <w:tabs>
+          <w:tab w:pos="1080" w:val="left"/>
+          <w:tab w:pos="6480" w:val="right"/>
+          <w:tab w:pos="6768" w:val="left"/>
+        </w:tabs>
+        <w:spacing w:line="240" w:lineRule="exact"/>
+      </w:pPr>
+      <w:r>
+        <w:rPr>
+          <w:rFonts w:ascii="Times New Roman" w:cs="Times New Roman" w:eastAsia="Times New Roman" w:hAnsi="Times New Roman"/>
+          <w:b w:val="false"/>
+          <w:bCs w:val="false"/>
+          <w:sz w:val="24"/>
+          <w:szCs w:val="24"/>
+        </w:rPr>
+        <w:t>{{ child1_name_upper }}</w:t>
+      </w:r>
+      <w:r>
+        <w:rPr>
+          <w:rFonts w:ascii="Times New Roman" w:cs="Times New Roman" w:eastAsia="Times New Roman" w:hAnsi="Times New Roman"/>
+          <w:b w:val="false"/>
+          <w:bCs w:val="false"/>
+          <w:sz w:val="24"/>
+          <w:szCs w:val="24"/>
+        </w:rPr>
+        <w:tab/>
+        <w:t>)</w:t>
+      </w:r>
+    </w:p>
+    <w:p>
+      <w:pPr>
+        <w:tabs>
+          <w:tab w:pos="1080" w:val="left"/>
+          <w:tab w:pos="6480" w:val="right"/>
+          <w:tab w:pos="6768" w:val="left"/>
+        </w:tabs>
         <w:spacing w:line="240" w:lineRule="exact"/>
       </w:pPr>
       <w:r>
@@ -2554,70 +2098,39 @@
           <w:szCs w:val="24"/>
         </w:rPr>
         <w:t xml:space="preserve">DOB:  </w:t>
-      </w:r>
-      <w:r>
-        <w:rPr>
-          <w:rFonts w:ascii="Times New Roman" w:cs="Times New Roman" w:eastAsia="Times New Roman" w:hAnsi="Times New Roman"/>
-          <w:sz w:val="24"/>
-          <w:szCs w:val="24"/>
-        </w:rPr>
-        <w:t xml:space="preserve">	</w:t>
-      </w:r>
-      <w:r>
-        <w:rPr>
-          <w:rFonts w:ascii="Times New Roman" w:cs="Times New Roman" w:eastAsia="Times New Roman" w:hAnsi="Times New Roman"/>
-          <w:b w:val="false"/>
-          <w:bCs w:val="false"/>
-          <w:sz w:val="24"/>
-          <w:szCs w:val="24"/>
-        </w:rPr>
-        <w:t xml:space="preserve">{{ child1_dob }},</w:t>
-      </w:r>
-      <w:r>
-        <w:rPr>
-          <w:rFonts w:ascii="Times New Roman" w:cs="Times New Roman" w:eastAsia="Times New Roman" w:hAnsi="Times New Roman"/>
-          <w:sz w:val="24"/>
-          <w:szCs w:val="24"/>
-        </w:rPr>
-        <w:t xml:space="preserve">	</w:t>
-      </w:r>
-      <w:r>
-        <w:rPr>
-          <w:rFonts w:ascii="Times New Roman" w:cs="Times New Roman" w:eastAsia="Times New Roman" w:hAnsi="Times New Roman"/>
-          <w:sz w:val="24"/>
-          <w:szCs w:val="24"/>
-        </w:rPr>
-        <w:t xml:space="preserve">	</w:t>
-      </w:r>
-      <w:r>
-        <w:rPr>
-          <w:rFonts w:ascii="Times New Roman" w:cs="Times New Roman" w:eastAsia="Times New Roman" w:hAnsi="Times New Roman"/>
-          <w:sz w:val="24"/>
-          <w:szCs w:val="24"/>
-        </w:rPr>
-        <w:t xml:space="preserve">	</w:t>
-      </w:r>
-      <w:r>
-        <w:rPr>
-          <w:rFonts w:ascii="Times New Roman" w:cs="Times New Roman" w:eastAsia="Times New Roman" w:hAnsi="Times New Roman"/>
-          <w:sz w:val="24"/>
-          <w:szCs w:val="24"/>
-        </w:rPr>
-        <w:t xml:space="preserve">	</w:t>
-      </w:r>
-      <w:r>
-        <w:rPr>
-          <w:rFonts w:ascii="Times New Roman" w:cs="Times New Roman" w:eastAsia="Times New Roman" w:hAnsi="Times New Roman"/>
-          <w:b w:val="false"/>
-          <w:bCs w:val="false"/>
-          <w:sz w:val="24"/>
-          <w:szCs w:val="24"/>
-        </w:rPr>
-        <w:t xml:space="preserve">) No. {{ case_number }}</w:t>
-      </w:r>
-    </w:p>
-    <w:p>
-      <w:pPr>
+        <w:tab/>
+        <w:t>{{ child1_dob }},</w:t>
+      </w:r>
+      <w:r>
+        <w:rPr>
+          <w:rFonts w:ascii="Times New Roman" w:cs="Times New Roman" w:eastAsia="Times New Roman" w:hAnsi="Times New Roman"/>
+          <w:b w:val="false"/>
+          <w:bCs w:val="false"/>
+          <w:sz w:val="24"/>
+          <w:szCs w:val="24"/>
+        </w:rPr>
+        <w:tab/>
+        <w:t>)</w:t>
+      </w:r>
+      <w:r>
+        <w:rPr>
+          <w:rFonts w:ascii="Times New Roman" w:cs="Times New Roman" w:eastAsia="Times New Roman" w:hAnsi="Times New Roman"/>
+          <w:b w:val="false"/>
+          <w:bCs w:val="false"/>
+          <w:sz w:val="24"/>
+          <w:szCs w:val="24"/>
+        </w:rPr>
+        <w:tab/>
+        <w:t>No. {{ case_number }}</w:t>
+      </w:r>
+    </w:p>
+    <w:p>
+      <w:pPr>
+        <w:tabs>
+          <w:tab w:pos="1080" w:val="left"/>
+          <w:tab w:pos="6480" w:val="right"/>
+          <w:tab w:pos="6768" w:val="left"/>
+        </w:tabs>
         <w:spacing w:line="240" w:lineRule="exact"/>
         <w:ind w:start="4320" w:firstLine="720"/>
       </w:pPr>
@@ -2629,11 +2142,26 @@
           <w:sz w:val="24"/>
           <w:szCs w:val="24"/>
         </w:rPr>
-        <w:t xml:space="preserve">)</w:t>
-      </w:r>
-    </w:p>
-    <w:p>
-      <w:pPr>
+      </w:r>
+      <w:r>
+        <w:rPr>
+          <w:rFonts w:ascii="Times New Roman" w:cs="Times New Roman" w:eastAsia="Times New Roman" w:hAnsi="Times New Roman"/>
+          <w:b w:val="false"/>
+          <w:bCs w:val="false"/>
+          <w:sz w:val="24"/>
+          <w:szCs w:val="24"/>
+        </w:rPr>
+        <w:tab/>
+        <w:t>)</w:t>
+      </w:r>
+    </w:p>
+    <w:p>
+      <w:pPr>
+        <w:tabs>
+          <w:tab w:pos="1080" w:val="left"/>
+          <w:tab w:pos="6480" w:val="right"/>
+          <w:tab w:pos="6768" w:val="left"/>
+        </w:tabs>
         <w:spacing w:line="240" w:lineRule="exact"/>
         <w:ind w:firstLine="720"/>
       </w:pPr>
@@ -2645,41 +2173,18 @@
           <w:sz w:val="24"/>
           <w:szCs w:val="24"/>
         </w:rPr>
-        <w:t xml:space="preserve">A Minor Child.</w:t>
-      </w:r>
-      <w:r>
-        <w:rPr>
-          <w:rFonts w:ascii="Times New Roman" w:cs="Times New Roman" w:eastAsia="Times New Roman" w:hAnsi="Times New Roman"/>
-          <w:sz w:val="24"/>
-          <w:szCs w:val="24"/>
-        </w:rPr>
-        <w:t xml:space="preserve">	</w:t>
-      </w:r>
-      <w:r>
-        <w:rPr>
-          <w:rFonts w:ascii="Times New Roman" w:cs="Times New Roman" w:eastAsia="Times New Roman" w:hAnsi="Times New Roman"/>
-          <w:sz w:val="24"/>
-          <w:szCs w:val="24"/>
-        </w:rPr>
-        <w:t xml:space="preserve">	</w:t>
-      </w:r>
-      <w:r>
-        <w:rPr>
-          <w:rFonts w:ascii="Times New Roman" w:cs="Times New Roman" w:eastAsia="Times New Roman" w:hAnsi="Times New Roman"/>
-          <w:sz w:val="24"/>
-          <w:szCs w:val="24"/>
-        </w:rPr>
-        <w:t xml:space="preserve">	</w:t>
-      </w:r>
-      <w:r>
-        <w:rPr>
-          <w:rFonts w:ascii="Times New Roman" w:cs="Times New Roman" w:eastAsia="Times New Roman" w:hAnsi="Times New Roman"/>
-          <w:b w:val="false"/>
-          <w:bCs w:val="false"/>
-          <w:sz w:val="24"/>
-          <w:szCs w:val="24"/>
-        </w:rPr>
-        <w:t xml:space="preserve">)</w:t>
+        <w:t>A Minor Child.</w:t>
+      </w:r>
+      <w:r>
+        <w:rPr>
+          <w:rFonts w:ascii="Times New Roman" w:cs="Times New Roman" w:eastAsia="Times New Roman" w:hAnsi="Times New Roman"/>
+          <w:b w:val="false"/>
+          <w:bCs w:val="false"/>
+          <w:sz w:val="24"/>
+          <w:szCs w:val="24"/>
+        </w:rPr>
+        <w:tab/>
+        <w:t>)</w:t>
       </w:r>
     </w:p>
     <w:p>
@@ -2967,159 +2472,99 @@
     </w:p>
     <w:p>
       <w:pPr>
-        <w:spacing w:line="240" w:lineRule="exact"/>
-      </w:pPr>
-      <w:r>
-        <w:rPr>
-          <w:rFonts w:ascii="Times New Roman" w:cs="Times New Roman" w:eastAsia="Times New Roman" w:hAnsi="Times New Roman"/>
-          <w:b w:val="false"/>
-          <w:bCs w:val="false"/>
-          <w:sz w:val="24"/>
-          <w:szCs w:val="24"/>
-        </w:rPr>
-        <w:t xml:space="preserve">In the Matter of the Adoption of</w:t>
-      </w:r>
-      <w:r>
-        <w:rPr>
-          <w:rFonts w:ascii="Times New Roman" w:cs="Times New Roman" w:eastAsia="Times New Roman" w:hAnsi="Times New Roman"/>
-          <w:sz w:val="24"/>
-          <w:szCs w:val="24"/>
-        </w:rPr>
-        <w:t xml:space="preserve">	</w:t>
-      </w:r>
-      <w:r>
-        <w:rPr>
-          <w:rFonts w:ascii="Times New Roman" w:cs="Times New Roman" w:eastAsia="Times New Roman" w:hAnsi="Times New Roman"/>
-          <w:b w:val="false"/>
-          <w:bCs w:val="false"/>
-          <w:sz w:val="24"/>
-          <w:szCs w:val="24"/>
-        </w:rPr>
-        <w:t xml:space="preserve">)</w:t>
-      </w:r>
-    </w:p>
-    <w:p>
-      <w:pPr>
-        <w:spacing w:line="240" w:lineRule="exact"/>
-      </w:pPr>
-      <w:r>
-        <w:rPr>
-          <w:rFonts w:ascii="Times New Roman" w:cs="Times New Roman" w:eastAsia="Times New Roman" w:hAnsi="Times New Roman"/>
-          <w:sz w:val="24"/>
-          <w:szCs w:val="24"/>
-        </w:rPr>
-        <w:t xml:space="preserve">	</w:t>
-      </w:r>
-      <w:r>
-        <w:rPr>
-          <w:rFonts w:ascii="Times New Roman" w:cs="Times New Roman" w:eastAsia="Times New Roman" w:hAnsi="Times New Roman"/>
-          <w:sz w:val="24"/>
-          <w:szCs w:val="24"/>
-        </w:rPr>
-        <w:t xml:space="preserve">	</w:t>
-      </w:r>
-      <w:r>
-        <w:rPr>
-          <w:rFonts w:ascii="Times New Roman" w:cs="Times New Roman" w:eastAsia="Times New Roman" w:hAnsi="Times New Roman"/>
-          <w:sz w:val="24"/>
-          <w:szCs w:val="24"/>
-        </w:rPr>
-        <w:t xml:space="preserve">	</w:t>
-      </w:r>
-      <w:r>
-        <w:rPr>
-          <w:rFonts w:ascii="Times New Roman" w:cs="Times New Roman" w:eastAsia="Times New Roman" w:hAnsi="Times New Roman"/>
-          <w:sz w:val="24"/>
-          <w:szCs w:val="24"/>
-        </w:rPr>
-        <w:t xml:space="preserve">	</w:t>
-      </w:r>
-      <w:r>
-        <w:rPr>
-          <w:rFonts w:ascii="Times New Roman" w:cs="Times New Roman" w:eastAsia="Times New Roman" w:hAnsi="Times New Roman"/>
-          <w:sz w:val="24"/>
-          <w:szCs w:val="24"/>
-        </w:rPr>
-        <w:t xml:space="preserve">	</w:t>
-      </w:r>
-      <w:r>
-        <w:rPr>
-          <w:rFonts w:ascii="Times New Roman" w:cs="Times New Roman" w:eastAsia="Times New Roman" w:hAnsi="Times New Roman"/>
-          <w:sz w:val="24"/>
-          <w:szCs w:val="24"/>
-        </w:rPr>
-        <w:t xml:space="preserve">	</w:t>
-      </w:r>
-      <w:r>
-        <w:rPr>
-          <w:rFonts w:ascii="Times New Roman" w:cs="Times New Roman" w:eastAsia="Times New Roman" w:hAnsi="Times New Roman"/>
-          <w:sz w:val="24"/>
-          <w:szCs w:val="24"/>
-        </w:rPr>
-        <w:t xml:space="preserve">	</w:t>
-      </w:r>
-      <w:r>
-        <w:rPr>
-          <w:rFonts w:ascii="Times New Roman" w:cs="Times New Roman" w:eastAsia="Times New Roman" w:hAnsi="Times New Roman"/>
-          <w:b w:val="false"/>
-          <w:bCs w:val="false"/>
-          <w:sz w:val="24"/>
-          <w:szCs w:val="24"/>
-        </w:rPr>
-        <w:t xml:space="preserve">)</w:t>
-      </w:r>
-    </w:p>
-    <w:p>
-      <w:pPr>
-        <w:spacing w:line="240" w:lineRule="exact"/>
-      </w:pPr>
-      <w:r>
-        <w:rPr>
-          <w:rFonts w:ascii="Times New Roman" w:cs="Times New Roman" w:eastAsia="Times New Roman" w:hAnsi="Times New Roman"/>
-          <w:b w:val="false"/>
-          <w:bCs w:val="false"/>
-          <w:sz w:val="24"/>
-          <w:szCs w:val="24"/>
-        </w:rPr>
-        <w:t xml:space="preserve">{{ child1_name_upper }}</w:t>
-      </w:r>
-      <w:r>
-        <w:rPr>
-          <w:rFonts w:ascii="Times New Roman" w:cs="Times New Roman" w:eastAsia="Times New Roman" w:hAnsi="Times New Roman"/>
-          <w:sz w:val="24"/>
-          <w:szCs w:val="24"/>
-        </w:rPr>
-        <w:t xml:space="preserve">	</w:t>
-      </w:r>
-      <w:r>
-        <w:rPr>
-          <w:rFonts w:ascii="Times New Roman" w:cs="Times New Roman" w:eastAsia="Times New Roman" w:hAnsi="Times New Roman"/>
-          <w:sz w:val="24"/>
-          <w:szCs w:val="24"/>
-        </w:rPr>
-        <w:t xml:space="preserve">	</w:t>
-      </w:r>
-      <w:r>
-        <w:rPr>
-          <w:rFonts w:ascii="Times New Roman" w:cs="Times New Roman" w:eastAsia="Times New Roman" w:hAnsi="Times New Roman"/>
-          <w:sz w:val="24"/>
-          <w:szCs w:val="24"/>
-        </w:rPr>
-        <w:t xml:space="preserve">	</w:t>
-      </w:r>
-      <w:r>
-        <w:rPr>
-          <w:rFonts w:ascii="Times New Roman" w:cs="Times New Roman" w:eastAsia="Times New Roman" w:hAnsi="Times New Roman"/>
-          <w:b w:val="false"/>
-          <w:bCs w:val="false"/>
-          <w:sz w:val="24"/>
-          <w:szCs w:val="24"/>
-        </w:rPr>
-        <w:t xml:space="preserve">) </w:t>
-      </w:r>
-    </w:p>
-    <w:p>
-      <w:pPr>
+        <w:tabs>
+          <w:tab w:pos="1080" w:val="left"/>
+          <w:tab w:pos="6480" w:val="right"/>
+          <w:tab w:pos="6768" w:val="left"/>
+        </w:tabs>
+        <w:spacing w:line="240" w:lineRule="exact"/>
+      </w:pPr>
+      <w:r>
+        <w:rPr>
+          <w:rFonts w:ascii="Times New Roman" w:cs="Times New Roman" w:eastAsia="Times New Roman" w:hAnsi="Times New Roman"/>
+          <w:b w:val="false"/>
+          <w:bCs w:val="false"/>
+          <w:sz w:val="24"/>
+          <w:szCs w:val="24"/>
+        </w:rPr>
+        <w:t>In the Matter of the Adoption of</w:t>
+      </w:r>
+      <w:r>
+        <w:rPr>
+          <w:rFonts w:ascii="Times New Roman" w:cs="Times New Roman" w:eastAsia="Times New Roman" w:hAnsi="Times New Roman"/>
+          <w:b w:val="false"/>
+          <w:bCs w:val="false"/>
+          <w:sz w:val="24"/>
+          <w:szCs w:val="24"/>
+        </w:rPr>
+        <w:tab/>
+        <w:t>)</w:t>
+      </w:r>
+    </w:p>
+    <w:p>
+      <w:pPr>
+        <w:tabs>
+          <w:tab w:pos="1080" w:val="left"/>
+          <w:tab w:pos="6480" w:val="right"/>
+          <w:tab w:pos="6768" w:val="left"/>
+        </w:tabs>
+        <w:spacing w:line="240" w:lineRule="exact"/>
+      </w:pPr>
+      <w:r>
+        <w:rPr>
+          <w:rFonts w:ascii="Times New Roman" w:cs="Times New Roman" w:eastAsia="Times New Roman" w:hAnsi="Times New Roman"/>
+          <w:sz w:val="24"/>
+          <w:szCs w:val="24"/>
+        </w:rPr>
+      </w:r>
+      <w:r>
+        <w:rPr>
+          <w:rFonts w:ascii="Times New Roman" w:cs="Times New Roman" w:eastAsia="Times New Roman" w:hAnsi="Times New Roman"/>
+          <w:sz w:val="24"/>
+          <w:szCs w:val="24"/>
+        </w:rPr>
+        <w:tab/>
+        <w:t>)</w:t>
+      </w:r>
+    </w:p>
+    <w:p>
+      <w:pPr>
+        <w:tabs>
+          <w:tab w:pos="1080" w:val="left"/>
+          <w:tab w:pos="6480" w:val="right"/>
+          <w:tab w:pos="6768" w:val="left"/>
+        </w:tabs>
+        <w:spacing w:line="240" w:lineRule="exact"/>
+      </w:pPr>
+      <w:r>
+        <w:rPr>
+          <w:rFonts w:ascii="Times New Roman" w:cs="Times New Roman" w:eastAsia="Times New Roman" w:hAnsi="Times New Roman"/>
+          <w:b w:val="false"/>
+          <w:bCs w:val="false"/>
+          <w:sz w:val="24"/>
+          <w:szCs w:val="24"/>
+        </w:rPr>
+        <w:t>{{ child1_name_upper }}</w:t>
+      </w:r>
+      <w:r>
+        <w:rPr>
+          <w:rFonts w:ascii="Times New Roman" w:cs="Times New Roman" w:eastAsia="Times New Roman" w:hAnsi="Times New Roman"/>
+          <w:b w:val="false"/>
+          <w:bCs w:val="false"/>
+          <w:sz w:val="24"/>
+          <w:szCs w:val="24"/>
+        </w:rPr>
+        <w:tab/>
+        <w:t>)</w:t>
+      </w:r>
+    </w:p>
+    <w:p>
+      <w:pPr>
+        <w:tabs>
+          <w:tab w:pos="1080" w:val="left"/>
+          <w:tab w:pos="6480" w:val="right"/>
+          <w:tab w:pos="6768" w:val="left"/>
+        </w:tabs>
         <w:spacing w:line="240" w:lineRule="exact"/>
       </w:pPr>
       <w:r>
@@ -3131,70 +2576,39 @@
           <w:szCs w:val="24"/>
         </w:rPr>
         <w:t xml:space="preserve">DOB:  </w:t>
-      </w:r>
-      <w:r>
-        <w:rPr>
-          <w:rFonts w:ascii="Times New Roman" w:cs="Times New Roman" w:eastAsia="Times New Roman" w:hAnsi="Times New Roman"/>
-          <w:sz w:val="24"/>
-          <w:szCs w:val="24"/>
-        </w:rPr>
-        <w:t xml:space="preserve">	</w:t>
-      </w:r>
-      <w:r>
-        <w:rPr>
-          <w:rFonts w:ascii="Times New Roman" w:cs="Times New Roman" w:eastAsia="Times New Roman" w:hAnsi="Times New Roman"/>
-          <w:b w:val="false"/>
-          <w:bCs w:val="false"/>
-          <w:sz w:val="24"/>
-          <w:szCs w:val="24"/>
-        </w:rPr>
-        <w:t xml:space="preserve">{{ child1_dob }},</w:t>
-      </w:r>
-      <w:r>
-        <w:rPr>
-          <w:rFonts w:ascii="Times New Roman" w:cs="Times New Roman" w:eastAsia="Times New Roman" w:hAnsi="Times New Roman"/>
-          <w:sz w:val="24"/>
-          <w:szCs w:val="24"/>
-        </w:rPr>
-        <w:t xml:space="preserve">	</w:t>
-      </w:r>
-      <w:r>
-        <w:rPr>
-          <w:rFonts w:ascii="Times New Roman" w:cs="Times New Roman" w:eastAsia="Times New Roman" w:hAnsi="Times New Roman"/>
-          <w:sz w:val="24"/>
-          <w:szCs w:val="24"/>
-        </w:rPr>
-        <w:t xml:space="preserve">	</w:t>
-      </w:r>
-      <w:r>
-        <w:rPr>
-          <w:rFonts w:ascii="Times New Roman" w:cs="Times New Roman" w:eastAsia="Times New Roman" w:hAnsi="Times New Roman"/>
-          <w:sz w:val="24"/>
-          <w:szCs w:val="24"/>
-        </w:rPr>
-        <w:t xml:space="preserve">	</w:t>
-      </w:r>
-      <w:r>
-        <w:rPr>
-          <w:rFonts w:ascii="Times New Roman" w:cs="Times New Roman" w:eastAsia="Times New Roman" w:hAnsi="Times New Roman"/>
-          <w:sz w:val="24"/>
-          <w:szCs w:val="24"/>
-        </w:rPr>
-        <w:t xml:space="preserve">	</w:t>
-      </w:r>
-      <w:r>
-        <w:rPr>
-          <w:rFonts w:ascii="Times New Roman" w:cs="Times New Roman" w:eastAsia="Times New Roman" w:hAnsi="Times New Roman"/>
-          <w:b w:val="false"/>
-          <w:bCs w:val="false"/>
-          <w:sz w:val="24"/>
-          <w:szCs w:val="24"/>
-        </w:rPr>
-        <w:t xml:space="preserve">) No. {{ case_number }}</w:t>
-      </w:r>
-    </w:p>
-    <w:p>
-      <w:pPr>
+        <w:tab/>
+        <w:t>{{ child1_dob }},</w:t>
+      </w:r>
+      <w:r>
+        <w:rPr>
+          <w:rFonts w:ascii="Times New Roman" w:cs="Times New Roman" w:eastAsia="Times New Roman" w:hAnsi="Times New Roman"/>
+          <w:b w:val="false"/>
+          <w:bCs w:val="false"/>
+          <w:sz w:val="24"/>
+          <w:szCs w:val="24"/>
+        </w:rPr>
+        <w:tab/>
+        <w:t>)</w:t>
+      </w:r>
+      <w:r>
+        <w:rPr>
+          <w:rFonts w:ascii="Times New Roman" w:cs="Times New Roman" w:eastAsia="Times New Roman" w:hAnsi="Times New Roman"/>
+          <w:b w:val="false"/>
+          <w:bCs w:val="false"/>
+          <w:sz w:val="24"/>
+          <w:szCs w:val="24"/>
+        </w:rPr>
+        <w:tab/>
+        <w:t>No. {{ case_number }}</w:t>
+      </w:r>
+    </w:p>
+    <w:p>
+      <w:pPr>
+        <w:tabs>
+          <w:tab w:pos="1080" w:val="left"/>
+          <w:tab w:pos="6480" w:val="right"/>
+          <w:tab w:pos="6768" w:val="left"/>
+        </w:tabs>
         <w:spacing w:line="240" w:lineRule="exact"/>
         <w:ind w:start="4320" w:firstLine="720"/>
       </w:pPr>
@@ -3206,11 +2620,26 @@
           <w:sz w:val="24"/>
           <w:szCs w:val="24"/>
         </w:rPr>
-        <w:t xml:space="preserve">)</w:t>
-      </w:r>
-    </w:p>
-    <w:p>
-      <w:pPr>
+      </w:r>
+      <w:r>
+        <w:rPr>
+          <w:rFonts w:ascii="Times New Roman" w:cs="Times New Roman" w:eastAsia="Times New Roman" w:hAnsi="Times New Roman"/>
+          <w:b w:val="false"/>
+          <w:bCs w:val="false"/>
+          <w:sz w:val="24"/>
+          <w:szCs w:val="24"/>
+        </w:rPr>
+        <w:tab/>
+        <w:t>)</w:t>
+      </w:r>
+    </w:p>
+    <w:p>
+      <w:pPr>
+        <w:tabs>
+          <w:tab w:pos="1080" w:val="left"/>
+          <w:tab w:pos="6480" w:val="right"/>
+          <w:tab w:pos="6768" w:val="left"/>
+        </w:tabs>
         <w:spacing w:line="240" w:lineRule="exact"/>
         <w:ind w:firstLine="720"/>
       </w:pPr>
@@ -3222,41 +2651,18 @@
           <w:sz w:val="24"/>
           <w:szCs w:val="24"/>
         </w:rPr>
-        <w:t xml:space="preserve">A Minor Child.</w:t>
-      </w:r>
-      <w:r>
-        <w:rPr>
-          <w:rFonts w:ascii="Times New Roman" w:cs="Times New Roman" w:eastAsia="Times New Roman" w:hAnsi="Times New Roman"/>
-          <w:sz w:val="24"/>
-          <w:szCs w:val="24"/>
-        </w:rPr>
-        <w:t xml:space="preserve">	</w:t>
-      </w:r>
-      <w:r>
-        <w:rPr>
-          <w:rFonts w:ascii="Times New Roman" w:cs="Times New Roman" w:eastAsia="Times New Roman" w:hAnsi="Times New Roman"/>
-          <w:sz w:val="24"/>
-          <w:szCs w:val="24"/>
-        </w:rPr>
-        <w:t xml:space="preserve">	</w:t>
-      </w:r>
-      <w:r>
-        <w:rPr>
-          <w:rFonts w:ascii="Times New Roman" w:cs="Times New Roman" w:eastAsia="Times New Roman" w:hAnsi="Times New Roman"/>
-          <w:sz w:val="24"/>
-          <w:szCs w:val="24"/>
-        </w:rPr>
-        <w:t xml:space="preserve">	</w:t>
-      </w:r>
-      <w:r>
-        <w:rPr>
-          <w:rFonts w:ascii="Times New Roman" w:cs="Times New Roman" w:eastAsia="Times New Roman" w:hAnsi="Times New Roman"/>
-          <w:b w:val="false"/>
-          <w:bCs w:val="false"/>
-          <w:sz w:val="24"/>
-          <w:szCs w:val="24"/>
-        </w:rPr>
-        <w:t xml:space="preserve">)</w:t>
+        <w:t>A Minor Child.</w:t>
+      </w:r>
+      <w:r>
+        <w:rPr>
+          <w:rFonts w:ascii="Times New Roman" w:cs="Times New Roman" w:eastAsia="Times New Roman" w:hAnsi="Times New Roman"/>
+          <w:b w:val="false"/>
+          <w:bCs w:val="false"/>
+          <w:sz w:val="24"/>
+          <w:szCs w:val="24"/>
+        </w:rPr>
+        <w:tab/>
+        <w:t>)</w:t>
       </w:r>
     </w:p>
     <w:p>
@@ -3579,159 +2985,99 @@
     </w:p>
     <w:p>
       <w:pPr>
-        <w:spacing w:line="240" w:lineRule="exact"/>
-      </w:pPr>
-      <w:r>
-        <w:rPr>
-          <w:rFonts w:ascii="Times New Roman" w:cs="Times New Roman" w:eastAsia="Times New Roman" w:hAnsi="Times New Roman"/>
-          <w:b w:val="false"/>
-          <w:bCs w:val="false"/>
-          <w:sz w:val="24"/>
-          <w:szCs w:val="24"/>
-        </w:rPr>
-        <w:t xml:space="preserve">In the Matter of the Adoption of</w:t>
-      </w:r>
-      <w:r>
-        <w:rPr>
-          <w:rFonts w:ascii="Times New Roman" w:cs="Times New Roman" w:eastAsia="Times New Roman" w:hAnsi="Times New Roman"/>
-          <w:sz w:val="24"/>
-          <w:szCs w:val="24"/>
-        </w:rPr>
-        <w:t xml:space="preserve">	</w:t>
-      </w:r>
-      <w:r>
-        <w:rPr>
-          <w:rFonts w:ascii="Times New Roman" w:cs="Times New Roman" w:eastAsia="Times New Roman" w:hAnsi="Times New Roman"/>
-          <w:b w:val="false"/>
-          <w:bCs w:val="false"/>
-          <w:sz w:val="24"/>
-          <w:szCs w:val="24"/>
-        </w:rPr>
-        <w:t xml:space="preserve">)</w:t>
-      </w:r>
-    </w:p>
-    <w:p>
-      <w:pPr>
-        <w:spacing w:line="240" w:lineRule="exact"/>
-      </w:pPr>
-      <w:r>
-        <w:rPr>
-          <w:rFonts w:ascii="Times New Roman" w:cs="Times New Roman" w:eastAsia="Times New Roman" w:hAnsi="Times New Roman"/>
-          <w:sz w:val="24"/>
-          <w:szCs w:val="24"/>
-        </w:rPr>
-        <w:t xml:space="preserve">	</w:t>
-      </w:r>
-      <w:r>
-        <w:rPr>
-          <w:rFonts w:ascii="Times New Roman" w:cs="Times New Roman" w:eastAsia="Times New Roman" w:hAnsi="Times New Roman"/>
-          <w:sz w:val="24"/>
-          <w:szCs w:val="24"/>
-        </w:rPr>
-        <w:t xml:space="preserve">	</w:t>
-      </w:r>
-      <w:r>
-        <w:rPr>
-          <w:rFonts w:ascii="Times New Roman" w:cs="Times New Roman" w:eastAsia="Times New Roman" w:hAnsi="Times New Roman"/>
-          <w:sz w:val="24"/>
-          <w:szCs w:val="24"/>
-        </w:rPr>
-        <w:t xml:space="preserve">	</w:t>
-      </w:r>
-      <w:r>
-        <w:rPr>
-          <w:rFonts w:ascii="Times New Roman" w:cs="Times New Roman" w:eastAsia="Times New Roman" w:hAnsi="Times New Roman"/>
-          <w:sz w:val="24"/>
-          <w:szCs w:val="24"/>
-        </w:rPr>
-        <w:t xml:space="preserve">	</w:t>
-      </w:r>
-      <w:r>
-        <w:rPr>
-          <w:rFonts w:ascii="Times New Roman" w:cs="Times New Roman" w:eastAsia="Times New Roman" w:hAnsi="Times New Roman"/>
-          <w:sz w:val="24"/>
-          <w:szCs w:val="24"/>
-        </w:rPr>
-        <w:t xml:space="preserve">	</w:t>
-      </w:r>
-      <w:r>
-        <w:rPr>
-          <w:rFonts w:ascii="Times New Roman" w:cs="Times New Roman" w:eastAsia="Times New Roman" w:hAnsi="Times New Roman"/>
-          <w:sz w:val="24"/>
-          <w:szCs w:val="24"/>
-        </w:rPr>
-        <w:t xml:space="preserve">	</w:t>
-      </w:r>
-      <w:r>
-        <w:rPr>
-          <w:rFonts w:ascii="Times New Roman" w:cs="Times New Roman" w:eastAsia="Times New Roman" w:hAnsi="Times New Roman"/>
-          <w:sz w:val="24"/>
-          <w:szCs w:val="24"/>
-        </w:rPr>
-        <w:t xml:space="preserve">	</w:t>
-      </w:r>
-      <w:r>
-        <w:rPr>
-          <w:rFonts w:ascii="Times New Roman" w:cs="Times New Roman" w:eastAsia="Times New Roman" w:hAnsi="Times New Roman"/>
-          <w:b w:val="false"/>
-          <w:bCs w:val="false"/>
-          <w:sz w:val="24"/>
-          <w:szCs w:val="24"/>
-        </w:rPr>
-        <w:t xml:space="preserve">)</w:t>
-      </w:r>
-    </w:p>
-    <w:p>
-      <w:pPr>
-        <w:spacing w:line="240" w:lineRule="exact"/>
-      </w:pPr>
-      <w:r>
-        <w:rPr>
-          <w:rFonts w:ascii="Times New Roman" w:cs="Times New Roman" w:eastAsia="Times New Roman" w:hAnsi="Times New Roman"/>
-          <w:b w:val="false"/>
-          <w:bCs w:val="false"/>
-          <w:sz w:val="24"/>
-          <w:szCs w:val="24"/>
-        </w:rPr>
-        <w:t xml:space="preserve">{{ child1_name_upper }}</w:t>
-      </w:r>
-      <w:r>
-        <w:rPr>
-          <w:rFonts w:ascii="Times New Roman" w:cs="Times New Roman" w:eastAsia="Times New Roman" w:hAnsi="Times New Roman"/>
-          <w:sz w:val="24"/>
-          <w:szCs w:val="24"/>
-        </w:rPr>
-        <w:t xml:space="preserve">	</w:t>
-      </w:r>
-      <w:r>
-        <w:rPr>
-          <w:rFonts w:ascii="Times New Roman" w:cs="Times New Roman" w:eastAsia="Times New Roman" w:hAnsi="Times New Roman"/>
-          <w:sz w:val="24"/>
-          <w:szCs w:val="24"/>
-        </w:rPr>
-        <w:t xml:space="preserve">	</w:t>
-      </w:r>
-      <w:r>
-        <w:rPr>
-          <w:rFonts w:ascii="Times New Roman" w:cs="Times New Roman" w:eastAsia="Times New Roman" w:hAnsi="Times New Roman"/>
-          <w:sz w:val="24"/>
-          <w:szCs w:val="24"/>
-        </w:rPr>
-        <w:t xml:space="preserve">	</w:t>
-      </w:r>
-      <w:r>
-        <w:rPr>
-          <w:rFonts w:ascii="Times New Roman" w:cs="Times New Roman" w:eastAsia="Times New Roman" w:hAnsi="Times New Roman"/>
-          <w:b w:val="false"/>
-          <w:bCs w:val="false"/>
-          <w:sz w:val="24"/>
-          <w:szCs w:val="24"/>
-        </w:rPr>
-        <w:t xml:space="preserve">) </w:t>
-      </w:r>
-    </w:p>
-    <w:p>
-      <w:pPr>
+        <w:tabs>
+          <w:tab w:pos="1080" w:val="left"/>
+          <w:tab w:pos="6480" w:val="right"/>
+          <w:tab w:pos="6768" w:val="left"/>
+        </w:tabs>
+        <w:spacing w:line="240" w:lineRule="exact"/>
+      </w:pPr>
+      <w:r>
+        <w:rPr>
+          <w:rFonts w:ascii="Times New Roman" w:cs="Times New Roman" w:eastAsia="Times New Roman" w:hAnsi="Times New Roman"/>
+          <w:b w:val="false"/>
+          <w:bCs w:val="false"/>
+          <w:sz w:val="24"/>
+          <w:szCs w:val="24"/>
+        </w:rPr>
+        <w:t>In the Matter of the Adoption of</w:t>
+      </w:r>
+      <w:r>
+        <w:rPr>
+          <w:rFonts w:ascii="Times New Roman" w:cs="Times New Roman" w:eastAsia="Times New Roman" w:hAnsi="Times New Roman"/>
+          <w:b w:val="false"/>
+          <w:bCs w:val="false"/>
+          <w:sz w:val="24"/>
+          <w:szCs w:val="24"/>
+        </w:rPr>
+        <w:tab/>
+        <w:t>)</w:t>
+      </w:r>
+    </w:p>
+    <w:p>
+      <w:pPr>
+        <w:tabs>
+          <w:tab w:pos="1080" w:val="left"/>
+          <w:tab w:pos="6480" w:val="right"/>
+          <w:tab w:pos="6768" w:val="left"/>
+        </w:tabs>
+        <w:spacing w:line="240" w:lineRule="exact"/>
+      </w:pPr>
+      <w:r>
+        <w:rPr>
+          <w:rFonts w:ascii="Times New Roman" w:cs="Times New Roman" w:eastAsia="Times New Roman" w:hAnsi="Times New Roman"/>
+          <w:sz w:val="24"/>
+          <w:szCs w:val="24"/>
+        </w:rPr>
+      </w:r>
+      <w:r>
+        <w:rPr>
+          <w:rFonts w:ascii="Times New Roman" w:cs="Times New Roman" w:eastAsia="Times New Roman" w:hAnsi="Times New Roman"/>
+          <w:sz w:val="24"/>
+          <w:szCs w:val="24"/>
+        </w:rPr>
+        <w:tab/>
+        <w:t>)</w:t>
+      </w:r>
+    </w:p>
+    <w:p>
+      <w:pPr>
+        <w:tabs>
+          <w:tab w:pos="1080" w:val="left"/>
+          <w:tab w:pos="6480" w:val="right"/>
+          <w:tab w:pos="6768" w:val="left"/>
+        </w:tabs>
+        <w:spacing w:line="240" w:lineRule="exact"/>
+      </w:pPr>
+      <w:r>
+        <w:rPr>
+          <w:rFonts w:ascii="Times New Roman" w:cs="Times New Roman" w:eastAsia="Times New Roman" w:hAnsi="Times New Roman"/>
+          <w:b w:val="false"/>
+          <w:bCs w:val="false"/>
+          <w:sz w:val="24"/>
+          <w:szCs w:val="24"/>
+        </w:rPr>
+        <w:t>{{ child1_name_upper }}</w:t>
+      </w:r>
+      <w:r>
+        <w:rPr>
+          <w:rFonts w:ascii="Times New Roman" w:cs="Times New Roman" w:eastAsia="Times New Roman" w:hAnsi="Times New Roman"/>
+          <w:b w:val="false"/>
+          <w:bCs w:val="false"/>
+          <w:sz w:val="24"/>
+          <w:szCs w:val="24"/>
+        </w:rPr>
+        <w:tab/>
+        <w:t>)</w:t>
+      </w:r>
+    </w:p>
+    <w:p>
+      <w:pPr>
+        <w:tabs>
+          <w:tab w:pos="1080" w:val="left"/>
+          <w:tab w:pos="6480" w:val="right"/>
+          <w:tab w:pos="6768" w:val="left"/>
+        </w:tabs>
         <w:spacing w:line="240" w:lineRule="exact"/>
       </w:pPr>
       <w:r>
@@ -3743,70 +3089,39 @@
           <w:szCs w:val="24"/>
         </w:rPr>
         <w:t xml:space="preserve">DOB:  </w:t>
-      </w:r>
-      <w:r>
-        <w:rPr>
-          <w:rFonts w:ascii="Times New Roman" w:cs="Times New Roman" w:eastAsia="Times New Roman" w:hAnsi="Times New Roman"/>
-          <w:sz w:val="24"/>
-          <w:szCs w:val="24"/>
-        </w:rPr>
-        <w:t xml:space="preserve">	</w:t>
-      </w:r>
-      <w:r>
-        <w:rPr>
-          <w:rFonts w:ascii="Times New Roman" w:cs="Times New Roman" w:eastAsia="Times New Roman" w:hAnsi="Times New Roman"/>
-          <w:b w:val="false"/>
-          <w:bCs w:val="false"/>
-          <w:sz w:val="24"/>
-          <w:szCs w:val="24"/>
-        </w:rPr>
-        <w:t xml:space="preserve">{{ child1_dob }},</w:t>
-      </w:r>
-      <w:r>
-        <w:rPr>
-          <w:rFonts w:ascii="Times New Roman" w:cs="Times New Roman" w:eastAsia="Times New Roman" w:hAnsi="Times New Roman"/>
-          <w:sz w:val="24"/>
-          <w:szCs w:val="24"/>
-        </w:rPr>
-        <w:t xml:space="preserve">	</w:t>
-      </w:r>
-      <w:r>
-        <w:rPr>
-          <w:rFonts w:ascii="Times New Roman" w:cs="Times New Roman" w:eastAsia="Times New Roman" w:hAnsi="Times New Roman"/>
-          <w:sz w:val="24"/>
-          <w:szCs w:val="24"/>
-        </w:rPr>
-        <w:t xml:space="preserve">	</w:t>
-      </w:r>
-      <w:r>
-        <w:rPr>
-          <w:rFonts w:ascii="Times New Roman" w:cs="Times New Roman" w:eastAsia="Times New Roman" w:hAnsi="Times New Roman"/>
-          <w:sz w:val="24"/>
-          <w:szCs w:val="24"/>
-        </w:rPr>
-        <w:t xml:space="preserve">	</w:t>
-      </w:r>
-      <w:r>
-        <w:rPr>
-          <w:rFonts w:ascii="Times New Roman" w:cs="Times New Roman" w:eastAsia="Times New Roman" w:hAnsi="Times New Roman"/>
-          <w:sz w:val="24"/>
-          <w:szCs w:val="24"/>
-        </w:rPr>
-        <w:t xml:space="preserve">	</w:t>
-      </w:r>
-      <w:r>
-        <w:rPr>
-          <w:rFonts w:ascii="Times New Roman" w:cs="Times New Roman" w:eastAsia="Times New Roman" w:hAnsi="Times New Roman"/>
-          <w:b w:val="false"/>
-          <w:bCs w:val="false"/>
-          <w:sz w:val="24"/>
-          <w:szCs w:val="24"/>
-        </w:rPr>
-        <w:t xml:space="preserve">) No. {{ case_number }}</w:t>
-      </w:r>
-    </w:p>
-    <w:p>
-      <w:pPr>
+        <w:tab/>
+        <w:t>{{ child1_dob }},</w:t>
+      </w:r>
+      <w:r>
+        <w:rPr>
+          <w:rFonts w:ascii="Times New Roman" w:cs="Times New Roman" w:eastAsia="Times New Roman" w:hAnsi="Times New Roman"/>
+          <w:b w:val="false"/>
+          <w:bCs w:val="false"/>
+          <w:sz w:val="24"/>
+          <w:szCs w:val="24"/>
+        </w:rPr>
+        <w:tab/>
+        <w:t>)</w:t>
+      </w:r>
+      <w:r>
+        <w:rPr>
+          <w:rFonts w:ascii="Times New Roman" w:cs="Times New Roman" w:eastAsia="Times New Roman" w:hAnsi="Times New Roman"/>
+          <w:b w:val="false"/>
+          <w:bCs w:val="false"/>
+          <w:sz w:val="24"/>
+          <w:szCs w:val="24"/>
+        </w:rPr>
+        <w:tab/>
+        <w:t>No. {{ case_number }}</w:t>
+      </w:r>
+    </w:p>
+    <w:p>
+      <w:pPr>
+        <w:tabs>
+          <w:tab w:pos="1080" w:val="left"/>
+          <w:tab w:pos="6480" w:val="right"/>
+          <w:tab w:pos="6768" w:val="left"/>
+        </w:tabs>
         <w:spacing w:line="240" w:lineRule="exact"/>
         <w:ind w:start="4320" w:firstLine="720"/>
       </w:pPr>
@@ -3818,11 +3133,26 @@
           <w:sz w:val="24"/>
           <w:szCs w:val="24"/>
         </w:rPr>
-        <w:t xml:space="preserve">)</w:t>
-      </w:r>
-    </w:p>
-    <w:p>
-      <w:pPr>
+      </w:r>
+      <w:r>
+        <w:rPr>
+          <w:rFonts w:ascii="Times New Roman" w:cs="Times New Roman" w:eastAsia="Times New Roman" w:hAnsi="Times New Roman"/>
+          <w:b w:val="false"/>
+          <w:bCs w:val="false"/>
+          <w:sz w:val="24"/>
+          <w:szCs w:val="24"/>
+        </w:rPr>
+        <w:tab/>
+        <w:t>)</w:t>
+      </w:r>
+    </w:p>
+    <w:p>
+      <w:pPr>
+        <w:tabs>
+          <w:tab w:pos="1080" w:val="left"/>
+          <w:tab w:pos="6480" w:val="right"/>
+          <w:tab w:pos="6768" w:val="left"/>
+        </w:tabs>
         <w:spacing w:line="240" w:lineRule="exact"/>
         <w:ind w:firstLine="720"/>
       </w:pPr>
@@ -3834,41 +3164,18 @@
           <w:sz w:val="24"/>
           <w:szCs w:val="24"/>
         </w:rPr>
-        <w:t xml:space="preserve">A Minor Child.</w:t>
-      </w:r>
-      <w:r>
-        <w:rPr>
-          <w:rFonts w:ascii="Times New Roman" w:cs="Times New Roman" w:eastAsia="Times New Roman" w:hAnsi="Times New Roman"/>
-          <w:sz w:val="24"/>
-          <w:szCs w:val="24"/>
-        </w:rPr>
-        <w:t xml:space="preserve">	</w:t>
-      </w:r>
-      <w:r>
-        <w:rPr>
-          <w:rFonts w:ascii="Times New Roman" w:cs="Times New Roman" w:eastAsia="Times New Roman" w:hAnsi="Times New Roman"/>
-          <w:sz w:val="24"/>
-          <w:szCs w:val="24"/>
-        </w:rPr>
-        <w:t xml:space="preserve">	</w:t>
-      </w:r>
-      <w:r>
-        <w:rPr>
-          <w:rFonts w:ascii="Times New Roman" w:cs="Times New Roman" w:eastAsia="Times New Roman" w:hAnsi="Times New Roman"/>
-          <w:sz w:val="24"/>
-          <w:szCs w:val="24"/>
-        </w:rPr>
-        <w:t xml:space="preserve">	</w:t>
-      </w:r>
-      <w:r>
-        <w:rPr>
-          <w:rFonts w:ascii="Times New Roman" w:cs="Times New Roman" w:eastAsia="Times New Roman" w:hAnsi="Times New Roman"/>
-          <w:b w:val="false"/>
-          <w:bCs w:val="false"/>
-          <w:sz w:val="24"/>
-          <w:szCs w:val="24"/>
-        </w:rPr>
-        <w:t xml:space="preserve">)</w:t>
+        <w:t>A Minor Child.</w:t>
+      </w:r>
+      <w:r>
+        <w:rPr>
+          <w:rFonts w:ascii="Times New Roman" w:cs="Times New Roman" w:eastAsia="Times New Roman" w:hAnsi="Times New Roman"/>
+          <w:b w:val="false"/>
+          <w:bCs w:val="false"/>
+          <w:sz w:val="24"/>
+          <w:szCs w:val="24"/>
+        </w:rPr>
+        <w:tab/>
+        <w:t>)</w:t>
       </w:r>
     </w:p>
     <w:p>
@@ -4174,159 +3481,99 @@
     </w:p>
     <w:p>
       <w:pPr>
-        <w:spacing w:line="240" w:lineRule="exact"/>
-      </w:pPr>
-      <w:r>
-        <w:rPr>
-          <w:rFonts w:ascii="Times New Roman" w:cs="Times New Roman" w:eastAsia="Times New Roman" w:hAnsi="Times New Roman"/>
-          <w:b w:val="false"/>
-          <w:bCs w:val="false"/>
-          <w:sz w:val="24"/>
-          <w:szCs w:val="24"/>
-        </w:rPr>
-        <w:t xml:space="preserve">In the Matter of the Adoption of</w:t>
-      </w:r>
-      <w:r>
-        <w:rPr>
-          <w:rFonts w:ascii="Times New Roman" w:cs="Times New Roman" w:eastAsia="Times New Roman" w:hAnsi="Times New Roman"/>
-          <w:sz w:val="24"/>
-          <w:szCs w:val="24"/>
-        </w:rPr>
-        <w:t xml:space="preserve">	</w:t>
-      </w:r>
-      <w:r>
-        <w:rPr>
-          <w:rFonts w:ascii="Times New Roman" w:cs="Times New Roman" w:eastAsia="Times New Roman" w:hAnsi="Times New Roman"/>
-          <w:b w:val="false"/>
-          <w:bCs w:val="false"/>
-          <w:sz w:val="24"/>
-          <w:szCs w:val="24"/>
-        </w:rPr>
-        <w:t xml:space="preserve">)</w:t>
-      </w:r>
-    </w:p>
-    <w:p>
-      <w:pPr>
-        <w:spacing w:line="240" w:lineRule="exact"/>
-      </w:pPr>
-      <w:r>
-        <w:rPr>
-          <w:rFonts w:ascii="Times New Roman" w:cs="Times New Roman" w:eastAsia="Times New Roman" w:hAnsi="Times New Roman"/>
-          <w:sz w:val="24"/>
-          <w:szCs w:val="24"/>
-        </w:rPr>
-        <w:t xml:space="preserve">	</w:t>
-      </w:r>
-      <w:r>
-        <w:rPr>
-          <w:rFonts w:ascii="Times New Roman" w:cs="Times New Roman" w:eastAsia="Times New Roman" w:hAnsi="Times New Roman"/>
-          <w:sz w:val="24"/>
-          <w:szCs w:val="24"/>
-        </w:rPr>
-        <w:t xml:space="preserve">	</w:t>
-      </w:r>
-      <w:r>
-        <w:rPr>
-          <w:rFonts w:ascii="Times New Roman" w:cs="Times New Roman" w:eastAsia="Times New Roman" w:hAnsi="Times New Roman"/>
-          <w:sz w:val="24"/>
-          <w:szCs w:val="24"/>
-        </w:rPr>
-        <w:t xml:space="preserve">	</w:t>
-      </w:r>
-      <w:r>
-        <w:rPr>
-          <w:rFonts w:ascii="Times New Roman" w:cs="Times New Roman" w:eastAsia="Times New Roman" w:hAnsi="Times New Roman"/>
-          <w:sz w:val="24"/>
-          <w:szCs w:val="24"/>
-        </w:rPr>
-        <w:t xml:space="preserve">	</w:t>
-      </w:r>
-      <w:r>
-        <w:rPr>
-          <w:rFonts w:ascii="Times New Roman" w:cs="Times New Roman" w:eastAsia="Times New Roman" w:hAnsi="Times New Roman"/>
-          <w:sz w:val="24"/>
-          <w:szCs w:val="24"/>
-        </w:rPr>
-        <w:t xml:space="preserve">	</w:t>
-      </w:r>
-      <w:r>
-        <w:rPr>
-          <w:rFonts w:ascii="Times New Roman" w:cs="Times New Roman" w:eastAsia="Times New Roman" w:hAnsi="Times New Roman"/>
-          <w:sz w:val="24"/>
-          <w:szCs w:val="24"/>
-        </w:rPr>
-        <w:t xml:space="preserve">	</w:t>
-      </w:r>
-      <w:r>
-        <w:rPr>
-          <w:rFonts w:ascii="Times New Roman" w:cs="Times New Roman" w:eastAsia="Times New Roman" w:hAnsi="Times New Roman"/>
-          <w:sz w:val="24"/>
-          <w:szCs w:val="24"/>
-        </w:rPr>
-        <w:t xml:space="preserve">	</w:t>
-      </w:r>
-      <w:r>
-        <w:rPr>
-          <w:rFonts w:ascii="Times New Roman" w:cs="Times New Roman" w:eastAsia="Times New Roman" w:hAnsi="Times New Roman"/>
-          <w:b w:val="false"/>
-          <w:bCs w:val="false"/>
-          <w:sz w:val="24"/>
-          <w:szCs w:val="24"/>
-        </w:rPr>
-        <w:t xml:space="preserve">)</w:t>
-      </w:r>
-    </w:p>
-    <w:p>
-      <w:pPr>
-        <w:spacing w:line="240" w:lineRule="exact"/>
-      </w:pPr>
-      <w:r>
-        <w:rPr>
-          <w:rFonts w:ascii="Times New Roman" w:cs="Times New Roman" w:eastAsia="Times New Roman" w:hAnsi="Times New Roman"/>
-          <w:b w:val="false"/>
-          <w:bCs w:val="false"/>
-          <w:sz w:val="24"/>
-          <w:szCs w:val="24"/>
-        </w:rPr>
-        <w:t xml:space="preserve">{{ child1_name_upper }}</w:t>
-      </w:r>
-      <w:r>
-        <w:rPr>
-          <w:rFonts w:ascii="Times New Roman" w:cs="Times New Roman" w:eastAsia="Times New Roman" w:hAnsi="Times New Roman"/>
-          <w:sz w:val="24"/>
-          <w:szCs w:val="24"/>
-        </w:rPr>
-        <w:t xml:space="preserve">	</w:t>
-      </w:r>
-      <w:r>
-        <w:rPr>
-          <w:rFonts w:ascii="Times New Roman" w:cs="Times New Roman" w:eastAsia="Times New Roman" w:hAnsi="Times New Roman"/>
-          <w:sz w:val="24"/>
-          <w:szCs w:val="24"/>
-        </w:rPr>
-        <w:t xml:space="preserve">	</w:t>
-      </w:r>
-      <w:r>
-        <w:rPr>
-          <w:rFonts w:ascii="Times New Roman" w:cs="Times New Roman" w:eastAsia="Times New Roman" w:hAnsi="Times New Roman"/>
-          <w:sz w:val="24"/>
-          <w:szCs w:val="24"/>
-        </w:rPr>
-        <w:t xml:space="preserve">	</w:t>
-      </w:r>
-      <w:r>
-        <w:rPr>
-          <w:rFonts w:ascii="Times New Roman" w:cs="Times New Roman" w:eastAsia="Times New Roman" w:hAnsi="Times New Roman"/>
-          <w:b w:val="false"/>
-          <w:bCs w:val="false"/>
-          <w:sz w:val="24"/>
-          <w:szCs w:val="24"/>
-        </w:rPr>
-        <w:t xml:space="preserve">) </w:t>
-      </w:r>
-    </w:p>
-    <w:p>
-      <w:pPr>
+        <w:tabs>
+          <w:tab w:pos="1080" w:val="left"/>
+          <w:tab w:pos="6480" w:val="right"/>
+          <w:tab w:pos="6768" w:val="left"/>
+        </w:tabs>
+        <w:spacing w:line="240" w:lineRule="exact"/>
+      </w:pPr>
+      <w:r>
+        <w:rPr>
+          <w:rFonts w:ascii="Times New Roman" w:cs="Times New Roman" w:eastAsia="Times New Roman" w:hAnsi="Times New Roman"/>
+          <w:b w:val="false"/>
+          <w:bCs w:val="false"/>
+          <w:sz w:val="24"/>
+          <w:szCs w:val="24"/>
+        </w:rPr>
+        <w:t>In the Matter of the Adoption of</w:t>
+      </w:r>
+      <w:r>
+        <w:rPr>
+          <w:rFonts w:ascii="Times New Roman" w:cs="Times New Roman" w:eastAsia="Times New Roman" w:hAnsi="Times New Roman"/>
+          <w:b w:val="false"/>
+          <w:bCs w:val="false"/>
+          <w:sz w:val="24"/>
+          <w:szCs w:val="24"/>
+        </w:rPr>
+        <w:tab/>
+        <w:t>)</w:t>
+      </w:r>
+    </w:p>
+    <w:p>
+      <w:pPr>
+        <w:tabs>
+          <w:tab w:pos="1080" w:val="left"/>
+          <w:tab w:pos="6480" w:val="right"/>
+          <w:tab w:pos="6768" w:val="left"/>
+        </w:tabs>
+        <w:spacing w:line="240" w:lineRule="exact"/>
+      </w:pPr>
+      <w:r>
+        <w:rPr>
+          <w:rFonts w:ascii="Times New Roman" w:cs="Times New Roman" w:eastAsia="Times New Roman" w:hAnsi="Times New Roman"/>
+          <w:sz w:val="24"/>
+          <w:szCs w:val="24"/>
+        </w:rPr>
+      </w:r>
+      <w:r>
+        <w:rPr>
+          <w:rFonts w:ascii="Times New Roman" w:cs="Times New Roman" w:eastAsia="Times New Roman" w:hAnsi="Times New Roman"/>
+          <w:sz w:val="24"/>
+          <w:szCs w:val="24"/>
+        </w:rPr>
+        <w:tab/>
+        <w:t>)</w:t>
+      </w:r>
+    </w:p>
+    <w:p>
+      <w:pPr>
+        <w:tabs>
+          <w:tab w:pos="1080" w:val="left"/>
+          <w:tab w:pos="6480" w:val="right"/>
+          <w:tab w:pos="6768" w:val="left"/>
+        </w:tabs>
+        <w:spacing w:line="240" w:lineRule="exact"/>
+      </w:pPr>
+      <w:r>
+        <w:rPr>
+          <w:rFonts w:ascii="Times New Roman" w:cs="Times New Roman" w:eastAsia="Times New Roman" w:hAnsi="Times New Roman"/>
+          <w:b w:val="false"/>
+          <w:bCs w:val="false"/>
+          <w:sz w:val="24"/>
+          <w:szCs w:val="24"/>
+        </w:rPr>
+        <w:t>{{ child1_name_upper }}</w:t>
+      </w:r>
+      <w:r>
+        <w:rPr>
+          <w:rFonts w:ascii="Times New Roman" w:cs="Times New Roman" w:eastAsia="Times New Roman" w:hAnsi="Times New Roman"/>
+          <w:b w:val="false"/>
+          <w:bCs w:val="false"/>
+          <w:sz w:val="24"/>
+          <w:szCs w:val="24"/>
+        </w:rPr>
+        <w:tab/>
+        <w:t>)</w:t>
+      </w:r>
+    </w:p>
+    <w:p>
+      <w:pPr>
+        <w:tabs>
+          <w:tab w:pos="1080" w:val="left"/>
+          <w:tab w:pos="6480" w:val="right"/>
+          <w:tab w:pos="6768" w:val="left"/>
+        </w:tabs>
         <w:spacing w:line="240" w:lineRule="exact"/>
       </w:pPr>
       <w:r>
@@ -4338,70 +3585,39 @@
           <w:szCs w:val="24"/>
         </w:rPr>
         <w:t xml:space="preserve">DOB:  </w:t>
-      </w:r>
-      <w:r>
-        <w:rPr>
-          <w:rFonts w:ascii="Times New Roman" w:cs="Times New Roman" w:eastAsia="Times New Roman" w:hAnsi="Times New Roman"/>
-          <w:sz w:val="24"/>
-          <w:szCs w:val="24"/>
-        </w:rPr>
-        <w:t xml:space="preserve">	</w:t>
-      </w:r>
-      <w:r>
-        <w:rPr>
-          <w:rFonts w:ascii="Times New Roman" w:cs="Times New Roman" w:eastAsia="Times New Roman" w:hAnsi="Times New Roman"/>
-          <w:b w:val="false"/>
-          <w:bCs w:val="false"/>
-          <w:sz w:val="24"/>
-          <w:szCs w:val="24"/>
-        </w:rPr>
-        <w:t xml:space="preserve">{{ child1_dob }},</w:t>
-      </w:r>
-      <w:r>
-        <w:rPr>
-          <w:rFonts w:ascii="Times New Roman" w:cs="Times New Roman" w:eastAsia="Times New Roman" w:hAnsi="Times New Roman"/>
-          <w:sz w:val="24"/>
-          <w:szCs w:val="24"/>
-        </w:rPr>
-        <w:t xml:space="preserve">	</w:t>
-      </w:r>
-      <w:r>
-        <w:rPr>
-          <w:rFonts w:ascii="Times New Roman" w:cs="Times New Roman" w:eastAsia="Times New Roman" w:hAnsi="Times New Roman"/>
-          <w:sz w:val="24"/>
-          <w:szCs w:val="24"/>
-        </w:rPr>
-        <w:t xml:space="preserve">	</w:t>
-      </w:r>
-      <w:r>
-        <w:rPr>
-          <w:rFonts w:ascii="Times New Roman" w:cs="Times New Roman" w:eastAsia="Times New Roman" w:hAnsi="Times New Roman"/>
-          <w:sz w:val="24"/>
-          <w:szCs w:val="24"/>
-        </w:rPr>
-        <w:t xml:space="preserve">	</w:t>
-      </w:r>
-      <w:r>
-        <w:rPr>
-          <w:rFonts w:ascii="Times New Roman" w:cs="Times New Roman" w:eastAsia="Times New Roman" w:hAnsi="Times New Roman"/>
-          <w:sz w:val="24"/>
-          <w:szCs w:val="24"/>
-        </w:rPr>
-        <w:t xml:space="preserve">	</w:t>
-      </w:r>
-      <w:r>
-        <w:rPr>
-          <w:rFonts w:ascii="Times New Roman" w:cs="Times New Roman" w:eastAsia="Times New Roman" w:hAnsi="Times New Roman"/>
-          <w:b w:val="false"/>
-          <w:bCs w:val="false"/>
-          <w:sz w:val="24"/>
-          <w:szCs w:val="24"/>
-        </w:rPr>
-        <w:t xml:space="preserve">) No. {{ case_number }}</w:t>
-      </w:r>
-    </w:p>
-    <w:p>
-      <w:pPr>
+        <w:tab/>
+        <w:t>{{ child1_dob }},</w:t>
+      </w:r>
+      <w:r>
+        <w:rPr>
+          <w:rFonts w:ascii="Times New Roman" w:cs="Times New Roman" w:eastAsia="Times New Roman" w:hAnsi="Times New Roman"/>
+          <w:b w:val="false"/>
+          <w:bCs w:val="false"/>
+          <w:sz w:val="24"/>
+          <w:szCs w:val="24"/>
+        </w:rPr>
+        <w:tab/>
+        <w:t>)</w:t>
+      </w:r>
+      <w:r>
+        <w:rPr>
+          <w:rFonts w:ascii="Times New Roman" w:cs="Times New Roman" w:eastAsia="Times New Roman" w:hAnsi="Times New Roman"/>
+          <w:b w:val="false"/>
+          <w:bCs w:val="false"/>
+          <w:sz w:val="24"/>
+          <w:szCs w:val="24"/>
+        </w:rPr>
+        <w:tab/>
+        <w:t>No. {{ case_number }}</w:t>
+      </w:r>
+    </w:p>
+    <w:p>
+      <w:pPr>
+        <w:tabs>
+          <w:tab w:pos="1080" w:val="left"/>
+          <w:tab w:pos="6480" w:val="right"/>
+          <w:tab w:pos="6768" w:val="left"/>
+        </w:tabs>
         <w:spacing w:line="240" w:lineRule="exact"/>
         <w:ind w:start="4320" w:firstLine="720"/>
       </w:pPr>
@@ -4413,11 +3629,26 @@
           <w:sz w:val="24"/>
           <w:szCs w:val="24"/>
         </w:rPr>
-        <w:t xml:space="preserve">)</w:t>
-      </w:r>
-    </w:p>
-    <w:p>
-      <w:pPr>
+      </w:r>
+      <w:r>
+        <w:rPr>
+          <w:rFonts w:ascii="Times New Roman" w:cs="Times New Roman" w:eastAsia="Times New Roman" w:hAnsi="Times New Roman"/>
+          <w:b w:val="false"/>
+          <w:bCs w:val="false"/>
+          <w:sz w:val="24"/>
+          <w:szCs w:val="24"/>
+        </w:rPr>
+        <w:tab/>
+        <w:t>)</w:t>
+      </w:r>
+    </w:p>
+    <w:p>
+      <w:pPr>
+        <w:tabs>
+          <w:tab w:pos="1080" w:val="left"/>
+          <w:tab w:pos="6480" w:val="right"/>
+          <w:tab w:pos="6768" w:val="left"/>
+        </w:tabs>
         <w:spacing w:line="240" w:lineRule="exact"/>
         <w:ind w:firstLine="720"/>
       </w:pPr>
@@ -4429,41 +3660,18 @@
           <w:sz w:val="24"/>
           <w:szCs w:val="24"/>
         </w:rPr>
-        <w:t xml:space="preserve">A Minor Child.</w:t>
-      </w:r>
-      <w:r>
-        <w:rPr>
-          <w:rFonts w:ascii="Times New Roman" w:cs="Times New Roman" w:eastAsia="Times New Roman" w:hAnsi="Times New Roman"/>
-          <w:sz w:val="24"/>
-          <w:szCs w:val="24"/>
-        </w:rPr>
-        <w:t xml:space="preserve">	</w:t>
-      </w:r>
-      <w:r>
-        <w:rPr>
-          <w:rFonts w:ascii="Times New Roman" w:cs="Times New Roman" w:eastAsia="Times New Roman" w:hAnsi="Times New Roman"/>
-          <w:sz w:val="24"/>
-          <w:szCs w:val="24"/>
-        </w:rPr>
-        <w:t xml:space="preserve">	</w:t>
-      </w:r>
-      <w:r>
-        <w:rPr>
-          <w:rFonts w:ascii="Times New Roman" w:cs="Times New Roman" w:eastAsia="Times New Roman" w:hAnsi="Times New Roman"/>
-          <w:sz w:val="24"/>
-          <w:szCs w:val="24"/>
-        </w:rPr>
-        <w:t xml:space="preserve">	</w:t>
-      </w:r>
-      <w:r>
-        <w:rPr>
-          <w:rFonts w:ascii="Times New Roman" w:cs="Times New Roman" w:eastAsia="Times New Roman" w:hAnsi="Times New Roman"/>
-          <w:b w:val="false"/>
-          <w:bCs w:val="false"/>
-          <w:sz w:val="24"/>
-          <w:szCs w:val="24"/>
-        </w:rPr>
-        <w:t xml:space="preserve">)</w:t>
+        <w:t>A Minor Child.</w:t>
+      </w:r>
+      <w:r>
+        <w:rPr>
+          <w:rFonts w:ascii="Times New Roman" w:cs="Times New Roman" w:eastAsia="Times New Roman" w:hAnsi="Times New Roman"/>
+          <w:b w:val="false"/>
+          <w:bCs w:val="false"/>
+          <w:sz w:val="24"/>
+          <w:szCs w:val="24"/>
+        </w:rPr>
+        <w:tab/>
+        <w:t>)</w:t>
       </w:r>
     </w:p>
     <w:p>
@@ -4723,159 +3931,99 @@
     </w:p>
     <w:p>
       <w:pPr>
-        <w:spacing w:line="240" w:lineRule="exact"/>
-      </w:pPr>
-      <w:r>
-        <w:rPr>
-          <w:rFonts w:ascii="Times New Roman" w:cs="Times New Roman" w:eastAsia="Times New Roman" w:hAnsi="Times New Roman"/>
-          <w:b w:val="false"/>
-          <w:bCs w:val="false"/>
-          <w:sz w:val="24"/>
-          <w:szCs w:val="24"/>
-        </w:rPr>
-        <w:t xml:space="preserve">In the Matter of the Adoption of</w:t>
-      </w:r>
-      <w:r>
-        <w:rPr>
-          <w:rFonts w:ascii="Times New Roman" w:cs="Times New Roman" w:eastAsia="Times New Roman" w:hAnsi="Times New Roman"/>
-          <w:sz w:val="24"/>
-          <w:szCs w:val="24"/>
-        </w:rPr>
-        <w:t xml:space="preserve">	</w:t>
-      </w:r>
-      <w:r>
-        <w:rPr>
-          <w:rFonts w:ascii="Times New Roman" w:cs="Times New Roman" w:eastAsia="Times New Roman" w:hAnsi="Times New Roman"/>
-          <w:b w:val="false"/>
-          <w:bCs w:val="false"/>
-          <w:sz w:val="24"/>
-          <w:szCs w:val="24"/>
-        </w:rPr>
-        <w:t xml:space="preserve">)</w:t>
-      </w:r>
-    </w:p>
-    <w:p>
-      <w:pPr>
-        <w:spacing w:line="240" w:lineRule="exact"/>
-      </w:pPr>
-      <w:r>
-        <w:rPr>
-          <w:rFonts w:ascii="Times New Roman" w:cs="Times New Roman" w:eastAsia="Times New Roman" w:hAnsi="Times New Roman"/>
-          <w:sz w:val="24"/>
-          <w:szCs w:val="24"/>
-        </w:rPr>
-        <w:t xml:space="preserve">	</w:t>
-      </w:r>
-      <w:r>
-        <w:rPr>
-          <w:rFonts w:ascii="Times New Roman" w:cs="Times New Roman" w:eastAsia="Times New Roman" w:hAnsi="Times New Roman"/>
-          <w:sz w:val="24"/>
-          <w:szCs w:val="24"/>
-        </w:rPr>
-        <w:t xml:space="preserve">	</w:t>
-      </w:r>
-      <w:r>
-        <w:rPr>
-          <w:rFonts w:ascii="Times New Roman" w:cs="Times New Roman" w:eastAsia="Times New Roman" w:hAnsi="Times New Roman"/>
-          <w:sz w:val="24"/>
-          <w:szCs w:val="24"/>
-        </w:rPr>
-        <w:t xml:space="preserve">	</w:t>
-      </w:r>
-      <w:r>
-        <w:rPr>
-          <w:rFonts w:ascii="Times New Roman" w:cs="Times New Roman" w:eastAsia="Times New Roman" w:hAnsi="Times New Roman"/>
-          <w:sz w:val="24"/>
-          <w:szCs w:val="24"/>
-        </w:rPr>
-        <w:t xml:space="preserve">	</w:t>
-      </w:r>
-      <w:r>
-        <w:rPr>
-          <w:rFonts w:ascii="Times New Roman" w:cs="Times New Roman" w:eastAsia="Times New Roman" w:hAnsi="Times New Roman"/>
-          <w:sz w:val="24"/>
-          <w:szCs w:val="24"/>
-        </w:rPr>
-        <w:t xml:space="preserve">	</w:t>
-      </w:r>
-      <w:r>
-        <w:rPr>
-          <w:rFonts w:ascii="Times New Roman" w:cs="Times New Roman" w:eastAsia="Times New Roman" w:hAnsi="Times New Roman"/>
-          <w:sz w:val="24"/>
-          <w:szCs w:val="24"/>
-        </w:rPr>
-        <w:t xml:space="preserve">	</w:t>
-      </w:r>
-      <w:r>
-        <w:rPr>
-          <w:rFonts w:ascii="Times New Roman" w:cs="Times New Roman" w:eastAsia="Times New Roman" w:hAnsi="Times New Roman"/>
-          <w:sz w:val="24"/>
-          <w:szCs w:val="24"/>
-        </w:rPr>
-        <w:t xml:space="preserve">	</w:t>
-      </w:r>
-      <w:r>
-        <w:rPr>
-          <w:rFonts w:ascii="Times New Roman" w:cs="Times New Roman" w:eastAsia="Times New Roman" w:hAnsi="Times New Roman"/>
-          <w:b w:val="false"/>
-          <w:bCs w:val="false"/>
-          <w:sz w:val="24"/>
-          <w:szCs w:val="24"/>
-        </w:rPr>
-        <w:t xml:space="preserve">)</w:t>
-      </w:r>
-    </w:p>
-    <w:p>
-      <w:pPr>
-        <w:spacing w:line="240" w:lineRule="exact"/>
-      </w:pPr>
-      <w:r>
-        <w:rPr>
-          <w:rFonts w:ascii="Times New Roman" w:cs="Times New Roman" w:eastAsia="Times New Roman" w:hAnsi="Times New Roman"/>
-          <w:b w:val="false"/>
-          <w:bCs w:val="false"/>
-          <w:sz w:val="24"/>
-          <w:szCs w:val="24"/>
-        </w:rPr>
-        <w:t xml:space="preserve">{{ child1_name_upper }}</w:t>
-      </w:r>
-      <w:r>
-        <w:rPr>
-          <w:rFonts w:ascii="Times New Roman" w:cs="Times New Roman" w:eastAsia="Times New Roman" w:hAnsi="Times New Roman"/>
-          <w:sz w:val="24"/>
-          <w:szCs w:val="24"/>
-        </w:rPr>
-        <w:t xml:space="preserve">	</w:t>
-      </w:r>
-      <w:r>
-        <w:rPr>
-          <w:rFonts w:ascii="Times New Roman" w:cs="Times New Roman" w:eastAsia="Times New Roman" w:hAnsi="Times New Roman"/>
-          <w:sz w:val="24"/>
-          <w:szCs w:val="24"/>
-        </w:rPr>
-        <w:t xml:space="preserve">	</w:t>
-      </w:r>
-      <w:r>
-        <w:rPr>
-          <w:rFonts w:ascii="Times New Roman" w:cs="Times New Roman" w:eastAsia="Times New Roman" w:hAnsi="Times New Roman"/>
-          <w:sz w:val="24"/>
-          <w:szCs w:val="24"/>
-        </w:rPr>
-        <w:t xml:space="preserve">	</w:t>
-      </w:r>
-      <w:r>
-        <w:rPr>
-          <w:rFonts w:ascii="Times New Roman" w:cs="Times New Roman" w:eastAsia="Times New Roman" w:hAnsi="Times New Roman"/>
-          <w:b w:val="false"/>
-          <w:bCs w:val="false"/>
-          <w:sz w:val="24"/>
-          <w:szCs w:val="24"/>
-        </w:rPr>
-        <w:t xml:space="preserve">) </w:t>
-      </w:r>
-    </w:p>
-    <w:p>
-      <w:pPr>
+        <w:tabs>
+          <w:tab w:pos="1080" w:val="left"/>
+          <w:tab w:pos="6480" w:val="right"/>
+          <w:tab w:pos="6768" w:val="left"/>
+        </w:tabs>
+        <w:spacing w:line="240" w:lineRule="exact"/>
+      </w:pPr>
+      <w:r>
+        <w:rPr>
+          <w:rFonts w:ascii="Times New Roman" w:cs="Times New Roman" w:eastAsia="Times New Roman" w:hAnsi="Times New Roman"/>
+          <w:b w:val="false"/>
+          <w:bCs w:val="false"/>
+          <w:sz w:val="24"/>
+          <w:szCs w:val="24"/>
+        </w:rPr>
+        <w:t>In the Matter of the Adoption of</w:t>
+      </w:r>
+      <w:r>
+        <w:rPr>
+          <w:rFonts w:ascii="Times New Roman" w:cs="Times New Roman" w:eastAsia="Times New Roman" w:hAnsi="Times New Roman"/>
+          <w:b w:val="false"/>
+          <w:bCs w:val="false"/>
+          <w:sz w:val="24"/>
+          <w:szCs w:val="24"/>
+        </w:rPr>
+        <w:tab/>
+        <w:t>)</w:t>
+      </w:r>
+    </w:p>
+    <w:p>
+      <w:pPr>
+        <w:tabs>
+          <w:tab w:pos="1080" w:val="left"/>
+          <w:tab w:pos="6480" w:val="right"/>
+          <w:tab w:pos="6768" w:val="left"/>
+        </w:tabs>
+        <w:spacing w:line="240" w:lineRule="exact"/>
+      </w:pPr>
+      <w:r>
+        <w:rPr>
+          <w:rFonts w:ascii="Times New Roman" w:cs="Times New Roman" w:eastAsia="Times New Roman" w:hAnsi="Times New Roman"/>
+          <w:sz w:val="24"/>
+          <w:szCs w:val="24"/>
+        </w:rPr>
+      </w:r>
+      <w:r>
+        <w:rPr>
+          <w:rFonts w:ascii="Times New Roman" w:cs="Times New Roman" w:eastAsia="Times New Roman" w:hAnsi="Times New Roman"/>
+          <w:sz w:val="24"/>
+          <w:szCs w:val="24"/>
+        </w:rPr>
+        <w:tab/>
+        <w:t>)</w:t>
+      </w:r>
+    </w:p>
+    <w:p>
+      <w:pPr>
+        <w:tabs>
+          <w:tab w:pos="1080" w:val="left"/>
+          <w:tab w:pos="6480" w:val="right"/>
+          <w:tab w:pos="6768" w:val="left"/>
+        </w:tabs>
+        <w:spacing w:line="240" w:lineRule="exact"/>
+      </w:pPr>
+      <w:r>
+        <w:rPr>
+          <w:rFonts w:ascii="Times New Roman" w:cs="Times New Roman" w:eastAsia="Times New Roman" w:hAnsi="Times New Roman"/>
+          <w:b w:val="false"/>
+          <w:bCs w:val="false"/>
+          <w:sz w:val="24"/>
+          <w:szCs w:val="24"/>
+        </w:rPr>
+        <w:t>{{ child1_name_upper }}</w:t>
+      </w:r>
+      <w:r>
+        <w:rPr>
+          <w:rFonts w:ascii="Times New Roman" w:cs="Times New Roman" w:eastAsia="Times New Roman" w:hAnsi="Times New Roman"/>
+          <w:b w:val="false"/>
+          <w:bCs w:val="false"/>
+          <w:sz w:val="24"/>
+          <w:szCs w:val="24"/>
+        </w:rPr>
+        <w:tab/>
+        <w:t>)</w:t>
+      </w:r>
+    </w:p>
+    <w:p>
+      <w:pPr>
+        <w:tabs>
+          <w:tab w:pos="1080" w:val="left"/>
+          <w:tab w:pos="6480" w:val="right"/>
+          <w:tab w:pos="6768" w:val="left"/>
+        </w:tabs>
         <w:spacing w:line="240" w:lineRule="exact"/>
       </w:pPr>
       <w:r>
@@ -4887,70 +4035,39 @@
           <w:szCs w:val="24"/>
         </w:rPr>
         <w:t xml:space="preserve">DOB:  </w:t>
-      </w:r>
-      <w:r>
-        <w:rPr>
-          <w:rFonts w:ascii="Times New Roman" w:cs="Times New Roman" w:eastAsia="Times New Roman" w:hAnsi="Times New Roman"/>
-          <w:sz w:val="24"/>
-          <w:szCs w:val="24"/>
-        </w:rPr>
-        <w:t xml:space="preserve">	</w:t>
-      </w:r>
-      <w:r>
-        <w:rPr>
-          <w:rFonts w:ascii="Times New Roman" w:cs="Times New Roman" w:eastAsia="Times New Roman" w:hAnsi="Times New Roman"/>
-          <w:b w:val="false"/>
-          <w:bCs w:val="false"/>
-          <w:sz w:val="24"/>
-          <w:szCs w:val="24"/>
-        </w:rPr>
-        <w:t xml:space="preserve">{{ child1_dob }},</w:t>
-      </w:r>
-      <w:r>
-        <w:rPr>
-          <w:rFonts w:ascii="Times New Roman" w:cs="Times New Roman" w:eastAsia="Times New Roman" w:hAnsi="Times New Roman"/>
-          <w:sz w:val="24"/>
-          <w:szCs w:val="24"/>
-        </w:rPr>
-        <w:t xml:space="preserve">	</w:t>
-      </w:r>
-      <w:r>
-        <w:rPr>
-          <w:rFonts w:ascii="Times New Roman" w:cs="Times New Roman" w:eastAsia="Times New Roman" w:hAnsi="Times New Roman"/>
-          <w:sz w:val="24"/>
-          <w:szCs w:val="24"/>
-        </w:rPr>
-        <w:t xml:space="preserve">	</w:t>
-      </w:r>
-      <w:r>
-        <w:rPr>
-          <w:rFonts w:ascii="Times New Roman" w:cs="Times New Roman" w:eastAsia="Times New Roman" w:hAnsi="Times New Roman"/>
-          <w:sz w:val="24"/>
-          <w:szCs w:val="24"/>
-        </w:rPr>
-        <w:t xml:space="preserve">	</w:t>
-      </w:r>
-      <w:r>
-        <w:rPr>
-          <w:rFonts w:ascii="Times New Roman" w:cs="Times New Roman" w:eastAsia="Times New Roman" w:hAnsi="Times New Roman"/>
-          <w:sz w:val="24"/>
-          <w:szCs w:val="24"/>
-        </w:rPr>
-        <w:t xml:space="preserve">	</w:t>
-      </w:r>
-      <w:r>
-        <w:rPr>
-          <w:rFonts w:ascii="Times New Roman" w:cs="Times New Roman" w:eastAsia="Times New Roman" w:hAnsi="Times New Roman"/>
-          <w:b w:val="false"/>
-          <w:bCs w:val="false"/>
-          <w:sz w:val="24"/>
-          <w:szCs w:val="24"/>
-        </w:rPr>
-        <w:t xml:space="preserve">) No. {{ case_number }}</w:t>
-      </w:r>
-    </w:p>
-    <w:p>
-      <w:pPr>
+        <w:tab/>
+        <w:t>{{ child1_dob }},</w:t>
+      </w:r>
+      <w:r>
+        <w:rPr>
+          <w:rFonts w:ascii="Times New Roman" w:cs="Times New Roman" w:eastAsia="Times New Roman" w:hAnsi="Times New Roman"/>
+          <w:b w:val="false"/>
+          <w:bCs w:val="false"/>
+          <w:sz w:val="24"/>
+          <w:szCs w:val="24"/>
+        </w:rPr>
+        <w:tab/>
+        <w:t>)</w:t>
+      </w:r>
+      <w:r>
+        <w:rPr>
+          <w:rFonts w:ascii="Times New Roman" w:cs="Times New Roman" w:eastAsia="Times New Roman" w:hAnsi="Times New Roman"/>
+          <w:b w:val="false"/>
+          <w:bCs w:val="false"/>
+          <w:sz w:val="24"/>
+          <w:szCs w:val="24"/>
+        </w:rPr>
+        <w:tab/>
+        <w:t>No. {{ case_number }}</w:t>
+      </w:r>
+    </w:p>
+    <w:p>
+      <w:pPr>
+        <w:tabs>
+          <w:tab w:pos="1080" w:val="left"/>
+          <w:tab w:pos="6480" w:val="right"/>
+          <w:tab w:pos="6768" w:val="left"/>
+        </w:tabs>
         <w:spacing w:line="240" w:lineRule="exact"/>
         <w:ind w:start="4320" w:firstLine="720"/>
       </w:pPr>
@@ -4962,11 +4079,26 @@
           <w:sz w:val="24"/>
           <w:szCs w:val="24"/>
         </w:rPr>
-        <w:t xml:space="preserve">)</w:t>
-      </w:r>
-    </w:p>
-    <w:p>
-      <w:pPr>
+      </w:r>
+      <w:r>
+        <w:rPr>
+          <w:rFonts w:ascii="Times New Roman" w:cs="Times New Roman" w:eastAsia="Times New Roman" w:hAnsi="Times New Roman"/>
+          <w:b w:val="false"/>
+          <w:bCs w:val="false"/>
+          <w:sz w:val="24"/>
+          <w:szCs w:val="24"/>
+        </w:rPr>
+        <w:tab/>
+        <w:t>)</w:t>
+      </w:r>
+    </w:p>
+    <w:p>
+      <w:pPr>
+        <w:tabs>
+          <w:tab w:pos="1080" w:val="left"/>
+          <w:tab w:pos="6480" w:val="right"/>
+          <w:tab w:pos="6768" w:val="left"/>
+        </w:tabs>
         <w:spacing w:line="240" w:lineRule="exact"/>
         <w:ind w:firstLine="720"/>
       </w:pPr>
@@ -4978,41 +4110,18 @@
           <w:sz w:val="24"/>
           <w:szCs w:val="24"/>
         </w:rPr>
-        <w:t xml:space="preserve">A Minor Child.</w:t>
-      </w:r>
-      <w:r>
-        <w:rPr>
-          <w:rFonts w:ascii="Times New Roman" w:cs="Times New Roman" w:eastAsia="Times New Roman" w:hAnsi="Times New Roman"/>
-          <w:sz w:val="24"/>
-          <w:szCs w:val="24"/>
-        </w:rPr>
-        <w:t xml:space="preserve">	</w:t>
-      </w:r>
-      <w:r>
-        <w:rPr>
-          <w:rFonts w:ascii="Times New Roman" w:cs="Times New Roman" w:eastAsia="Times New Roman" w:hAnsi="Times New Roman"/>
-          <w:sz w:val="24"/>
-          <w:szCs w:val="24"/>
-        </w:rPr>
-        <w:t xml:space="preserve">	</w:t>
-      </w:r>
-      <w:r>
-        <w:rPr>
-          <w:rFonts w:ascii="Times New Roman" w:cs="Times New Roman" w:eastAsia="Times New Roman" w:hAnsi="Times New Roman"/>
-          <w:sz w:val="24"/>
-          <w:szCs w:val="24"/>
-        </w:rPr>
-        <w:t xml:space="preserve">	</w:t>
-      </w:r>
-      <w:r>
-        <w:rPr>
-          <w:rFonts w:ascii="Times New Roman" w:cs="Times New Roman" w:eastAsia="Times New Roman" w:hAnsi="Times New Roman"/>
-          <w:b w:val="false"/>
-          <w:bCs w:val="false"/>
-          <w:sz w:val="24"/>
-          <w:szCs w:val="24"/>
-        </w:rPr>
-        <w:t xml:space="preserve">)</w:t>
+        <w:t>A Minor Child.</w:t>
+      </w:r>
+      <w:r>
+        <w:rPr>
+          <w:rFonts w:ascii="Times New Roman" w:cs="Times New Roman" w:eastAsia="Times New Roman" w:hAnsi="Times New Roman"/>
+          <w:b w:val="false"/>
+          <w:bCs w:val="false"/>
+          <w:sz w:val="24"/>
+          <w:szCs w:val="24"/>
+        </w:rPr>
+        <w:tab/>
+        <w:t>)</w:t>
       </w:r>
     </w:p>
     <w:p>
@@ -5369,159 +4478,99 @@
     </w:p>
     <w:p>
       <w:pPr>
-        <w:spacing w:line="240" w:lineRule="exact"/>
-      </w:pPr>
-      <w:r>
-        <w:rPr>
-          <w:rFonts w:ascii="Times New Roman" w:cs="Times New Roman" w:eastAsia="Times New Roman" w:hAnsi="Times New Roman"/>
-          <w:b w:val="false"/>
-          <w:bCs w:val="false"/>
-          <w:sz w:val="24"/>
-          <w:szCs w:val="24"/>
-        </w:rPr>
-        <w:t xml:space="preserve">In the Matter of the Adoption of</w:t>
-      </w:r>
-      <w:r>
-        <w:rPr>
-          <w:rFonts w:ascii="Times New Roman" w:cs="Times New Roman" w:eastAsia="Times New Roman" w:hAnsi="Times New Roman"/>
-          <w:sz w:val="24"/>
-          <w:szCs w:val="24"/>
-        </w:rPr>
-        <w:t xml:space="preserve">	</w:t>
-      </w:r>
-      <w:r>
-        <w:rPr>
-          <w:rFonts w:ascii="Times New Roman" w:cs="Times New Roman" w:eastAsia="Times New Roman" w:hAnsi="Times New Roman"/>
-          <w:b w:val="false"/>
-          <w:bCs w:val="false"/>
-          <w:sz w:val="24"/>
-          <w:szCs w:val="24"/>
-        </w:rPr>
-        <w:t xml:space="preserve">)</w:t>
-      </w:r>
-    </w:p>
-    <w:p>
-      <w:pPr>
-        <w:spacing w:line="240" w:lineRule="exact"/>
-      </w:pPr>
-      <w:r>
-        <w:rPr>
-          <w:rFonts w:ascii="Times New Roman" w:cs="Times New Roman" w:eastAsia="Times New Roman" w:hAnsi="Times New Roman"/>
-          <w:sz w:val="24"/>
-          <w:szCs w:val="24"/>
-        </w:rPr>
-        <w:t xml:space="preserve">	</w:t>
-      </w:r>
-      <w:r>
-        <w:rPr>
-          <w:rFonts w:ascii="Times New Roman" w:cs="Times New Roman" w:eastAsia="Times New Roman" w:hAnsi="Times New Roman"/>
-          <w:sz w:val="24"/>
-          <w:szCs w:val="24"/>
-        </w:rPr>
-        <w:t xml:space="preserve">	</w:t>
-      </w:r>
-      <w:r>
-        <w:rPr>
-          <w:rFonts w:ascii="Times New Roman" w:cs="Times New Roman" w:eastAsia="Times New Roman" w:hAnsi="Times New Roman"/>
-          <w:sz w:val="24"/>
-          <w:szCs w:val="24"/>
-        </w:rPr>
-        <w:t xml:space="preserve">	</w:t>
-      </w:r>
-      <w:r>
-        <w:rPr>
-          <w:rFonts w:ascii="Times New Roman" w:cs="Times New Roman" w:eastAsia="Times New Roman" w:hAnsi="Times New Roman"/>
-          <w:sz w:val="24"/>
-          <w:szCs w:val="24"/>
-        </w:rPr>
-        <w:t xml:space="preserve">	</w:t>
-      </w:r>
-      <w:r>
-        <w:rPr>
-          <w:rFonts w:ascii="Times New Roman" w:cs="Times New Roman" w:eastAsia="Times New Roman" w:hAnsi="Times New Roman"/>
-          <w:sz w:val="24"/>
-          <w:szCs w:val="24"/>
-        </w:rPr>
-        <w:t xml:space="preserve">	</w:t>
-      </w:r>
-      <w:r>
-        <w:rPr>
-          <w:rFonts w:ascii="Times New Roman" w:cs="Times New Roman" w:eastAsia="Times New Roman" w:hAnsi="Times New Roman"/>
-          <w:sz w:val="24"/>
-          <w:szCs w:val="24"/>
-        </w:rPr>
-        <w:t xml:space="preserve">	</w:t>
-      </w:r>
-      <w:r>
-        <w:rPr>
-          <w:rFonts w:ascii="Times New Roman" w:cs="Times New Roman" w:eastAsia="Times New Roman" w:hAnsi="Times New Roman"/>
-          <w:sz w:val="24"/>
-          <w:szCs w:val="24"/>
-        </w:rPr>
-        <w:t xml:space="preserve">	</w:t>
-      </w:r>
-      <w:r>
-        <w:rPr>
-          <w:rFonts w:ascii="Times New Roman" w:cs="Times New Roman" w:eastAsia="Times New Roman" w:hAnsi="Times New Roman"/>
-          <w:b w:val="false"/>
-          <w:bCs w:val="false"/>
-          <w:sz w:val="24"/>
-          <w:szCs w:val="24"/>
-        </w:rPr>
-        <w:t xml:space="preserve">)</w:t>
-      </w:r>
-    </w:p>
-    <w:p>
-      <w:pPr>
-        <w:spacing w:line="240" w:lineRule="exact"/>
-      </w:pPr>
-      <w:r>
-        <w:rPr>
-          <w:rFonts w:ascii="Times New Roman" w:cs="Times New Roman" w:eastAsia="Times New Roman" w:hAnsi="Times New Roman"/>
-          <w:b w:val="false"/>
-          <w:bCs w:val="false"/>
-          <w:sz w:val="24"/>
-          <w:szCs w:val="24"/>
-        </w:rPr>
-        <w:t xml:space="preserve">{{ child1_name_upper }}</w:t>
-      </w:r>
-      <w:r>
-        <w:rPr>
-          <w:rFonts w:ascii="Times New Roman" w:cs="Times New Roman" w:eastAsia="Times New Roman" w:hAnsi="Times New Roman"/>
-          <w:sz w:val="24"/>
-          <w:szCs w:val="24"/>
-        </w:rPr>
-        <w:t xml:space="preserve">	</w:t>
-      </w:r>
-      <w:r>
-        <w:rPr>
-          <w:rFonts w:ascii="Times New Roman" w:cs="Times New Roman" w:eastAsia="Times New Roman" w:hAnsi="Times New Roman"/>
-          <w:sz w:val="24"/>
-          <w:szCs w:val="24"/>
-        </w:rPr>
-        <w:t xml:space="preserve">	</w:t>
-      </w:r>
-      <w:r>
-        <w:rPr>
-          <w:rFonts w:ascii="Times New Roman" w:cs="Times New Roman" w:eastAsia="Times New Roman" w:hAnsi="Times New Roman"/>
-          <w:sz w:val="24"/>
-          <w:szCs w:val="24"/>
-        </w:rPr>
-        <w:t xml:space="preserve">	</w:t>
-      </w:r>
-      <w:r>
-        <w:rPr>
-          <w:rFonts w:ascii="Times New Roman" w:cs="Times New Roman" w:eastAsia="Times New Roman" w:hAnsi="Times New Roman"/>
-          <w:b w:val="false"/>
-          <w:bCs w:val="false"/>
-          <w:sz w:val="24"/>
-          <w:szCs w:val="24"/>
-        </w:rPr>
-        <w:t xml:space="preserve">) </w:t>
-      </w:r>
-    </w:p>
-    <w:p>
-      <w:pPr>
+        <w:tabs>
+          <w:tab w:pos="1080" w:val="left"/>
+          <w:tab w:pos="6480" w:val="right"/>
+          <w:tab w:pos="6768" w:val="left"/>
+        </w:tabs>
+        <w:spacing w:line="240" w:lineRule="exact"/>
+      </w:pPr>
+      <w:r>
+        <w:rPr>
+          <w:rFonts w:ascii="Times New Roman" w:cs="Times New Roman" w:eastAsia="Times New Roman" w:hAnsi="Times New Roman"/>
+          <w:b w:val="false"/>
+          <w:bCs w:val="false"/>
+          <w:sz w:val="24"/>
+          <w:szCs w:val="24"/>
+        </w:rPr>
+        <w:t>In the Matter of the Adoption of</w:t>
+      </w:r>
+      <w:r>
+        <w:rPr>
+          <w:rFonts w:ascii="Times New Roman" w:cs="Times New Roman" w:eastAsia="Times New Roman" w:hAnsi="Times New Roman"/>
+          <w:b w:val="false"/>
+          <w:bCs w:val="false"/>
+          <w:sz w:val="24"/>
+          <w:szCs w:val="24"/>
+        </w:rPr>
+        <w:tab/>
+        <w:t>)</w:t>
+      </w:r>
+    </w:p>
+    <w:p>
+      <w:pPr>
+        <w:tabs>
+          <w:tab w:pos="1080" w:val="left"/>
+          <w:tab w:pos="6480" w:val="right"/>
+          <w:tab w:pos="6768" w:val="left"/>
+        </w:tabs>
+        <w:spacing w:line="240" w:lineRule="exact"/>
+      </w:pPr>
+      <w:r>
+        <w:rPr>
+          <w:rFonts w:ascii="Times New Roman" w:cs="Times New Roman" w:eastAsia="Times New Roman" w:hAnsi="Times New Roman"/>
+          <w:sz w:val="24"/>
+          <w:szCs w:val="24"/>
+        </w:rPr>
+      </w:r>
+      <w:r>
+        <w:rPr>
+          <w:rFonts w:ascii="Times New Roman" w:cs="Times New Roman" w:eastAsia="Times New Roman" w:hAnsi="Times New Roman"/>
+          <w:sz w:val="24"/>
+          <w:szCs w:val="24"/>
+        </w:rPr>
+        <w:tab/>
+        <w:t>)</w:t>
+      </w:r>
+    </w:p>
+    <w:p>
+      <w:pPr>
+        <w:tabs>
+          <w:tab w:pos="1080" w:val="left"/>
+          <w:tab w:pos="6480" w:val="right"/>
+          <w:tab w:pos="6768" w:val="left"/>
+        </w:tabs>
+        <w:spacing w:line="240" w:lineRule="exact"/>
+      </w:pPr>
+      <w:r>
+        <w:rPr>
+          <w:rFonts w:ascii="Times New Roman" w:cs="Times New Roman" w:eastAsia="Times New Roman" w:hAnsi="Times New Roman"/>
+          <w:b w:val="false"/>
+          <w:bCs w:val="false"/>
+          <w:sz w:val="24"/>
+          <w:szCs w:val="24"/>
+        </w:rPr>
+        <w:t>{{ child1_name_upper }}</w:t>
+      </w:r>
+      <w:r>
+        <w:rPr>
+          <w:rFonts w:ascii="Times New Roman" w:cs="Times New Roman" w:eastAsia="Times New Roman" w:hAnsi="Times New Roman"/>
+          <w:b w:val="false"/>
+          <w:bCs w:val="false"/>
+          <w:sz w:val="24"/>
+          <w:szCs w:val="24"/>
+        </w:rPr>
+        <w:tab/>
+        <w:t>)</w:t>
+      </w:r>
+    </w:p>
+    <w:p>
+      <w:pPr>
+        <w:tabs>
+          <w:tab w:pos="1080" w:val="left"/>
+          <w:tab w:pos="6480" w:val="right"/>
+          <w:tab w:pos="6768" w:val="left"/>
+        </w:tabs>
         <w:spacing w:line="240" w:lineRule="exact"/>
       </w:pPr>
       <w:r>
@@ -5533,70 +4582,39 @@
           <w:szCs w:val="24"/>
         </w:rPr>
         <w:t xml:space="preserve">DOB:  </w:t>
-      </w:r>
-      <w:r>
-        <w:rPr>
-          <w:rFonts w:ascii="Times New Roman" w:cs="Times New Roman" w:eastAsia="Times New Roman" w:hAnsi="Times New Roman"/>
-          <w:sz w:val="24"/>
-          <w:szCs w:val="24"/>
-        </w:rPr>
-        <w:t xml:space="preserve">	</w:t>
-      </w:r>
-      <w:r>
-        <w:rPr>
-          <w:rFonts w:ascii="Times New Roman" w:cs="Times New Roman" w:eastAsia="Times New Roman" w:hAnsi="Times New Roman"/>
-          <w:b w:val="false"/>
-          <w:bCs w:val="false"/>
-          <w:sz w:val="24"/>
-          <w:szCs w:val="24"/>
-        </w:rPr>
-        <w:t xml:space="preserve">{{ child1_dob }},</w:t>
-      </w:r>
-      <w:r>
-        <w:rPr>
-          <w:rFonts w:ascii="Times New Roman" w:cs="Times New Roman" w:eastAsia="Times New Roman" w:hAnsi="Times New Roman"/>
-          <w:sz w:val="24"/>
-          <w:szCs w:val="24"/>
-        </w:rPr>
-        <w:t xml:space="preserve">	</w:t>
-      </w:r>
-      <w:r>
-        <w:rPr>
-          <w:rFonts w:ascii="Times New Roman" w:cs="Times New Roman" w:eastAsia="Times New Roman" w:hAnsi="Times New Roman"/>
-          <w:sz w:val="24"/>
-          <w:szCs w:val="24"/>
-        </w:rPr>
-        <w:t xml:space="preserve">	</w:t>
-      </w:r>
-      <w:r>
-        <w:rPr>
-          <w:rFonts w:ascii="Times New Roman" w:cs="Times New Roman" w:eastAsia="Times New Roman" w:hAnsi="Times New Roman"/>
-          <w:sz w:val="24"/>
-          <w:szCs w:val="24"/>
-        </w:rPr>
-        <w:t xml:space="preserve">	</w:t>
-      </w:r>
-      <w:r>
-        <w:rPr>
-          <w:rFonts w:ascii="Times New Roman" w:cs="Times New Roman" w:eastAsia="Times New Roman" w:hAnsi="Times New Roman"/>
-          <w:sz w:val="24"/>
-          <w:szCs w:val="24"/>
-        </w:rPr>
-        <w:t xml:space="preserve">	</w:t>
-      </w:r>
-      <w:r>
-        <w:rPr>
-          <w:rFonts w:ascii="Times New Roman" w:cs="Times New Roman" w:eastAsia="Times New Roman" w:hAnsi="Times New Roman"/>
-          <w:b w:val="false"/>
-          <w:bCs w:val="false"/>
-          <w:sz w:val="24"/>
-          <w:szCs w:val="24"/>
-        </w:rPr>
-        <w:t xml:space="preserve">) No. {{ case_number }}</w:t>
-      </w:r>
-    </w:p>
-    <w:p>
-      <w:pPr>
+        <w:tab/>
+        <w:t>{{ child1_dob }},</w:t>
+      </w:r>
+      <w:r>
+        <w:rPr>
+          <w:rFonts w:ascii="Times New Roman" w:cs="Times New Roman" w:eastAsia="Times New Roman" w:hAnsi="Times New Roman"/>
+          <w:b w:val="false"/>
+          <w:bCs w:val="false"/>
+          <w:sz w:val="24"/>
+          <w:szCs w:val="24"/>
+        </w:rPr>
+        <w:tab/>
+        <w:t>)</w:t>
+      </w:r>
+      <w:r>
+        <w:rPr>
+          <w:rFonts w:ascii="Times New Roman" w:cs="Times New Roman" w:eastAsia="Times New Roman" w:hAnsi="Times New Roman"/>
+          <w:b w:val="false"/>
+          <w:bCs w:val="false"/>
+          <w:sz w:val="24"/>
+          <w:szCs w:val="24"/>
+        </w:rPr>
+        <w:tab/>
+        <w:t>No. {{ case_number }}</w:t>
+      </w:r>
+    </w:p>
+    <w:p>
+      <w:pPr>
+        <w:tabs>
+          <w:tab w:pos="1080" w:val="left"/>
+          <w:tab w:pos="6480" w:val="right"/>
+          <w:tab w:pos="6768" w:val="left"/>
+        </w:tabs>
         <w:spacing w:line="240" w:lineRule="exact"/>
         <w:ind w:start="4320" w:firstLine="720"/>
       </w:pPr>
@@ -5608,11 +4626,26 @@
           <w:sz w:val="24"/>
           <w:szCs w:val="24"/>
         </w:rPr>
-        <w:t xml:space="preserve">)</w:t>
-      </w:r>
-    </w:p>
-    <w:p>
-      <w:pPr>
+      </w:r>
+      <w:r>
+        <w:rPr>
+          <w:rFonts w:ascii="Times New Roman" w:cs="Times New Roman" w:eastAsia="Times New Roman" w:hAnsi="Times New Roman"/>
+          <w:b w:val="false"/>
+          <w:bCs w:val="false"/>
+          <w:sz w:val="24"/>
+          <w:szCs w:val="24"/>
+        </w:rPr>
+        <w:tab/>
+        <w:t>)</w:t>
+      </w:r>
+    </w:p>
+    <w:p>
+      <w:pPr>
+        <w:tabs>
+          <w:tab w:pos="1080" w:val="left"/>
+          <w:tab w:pos="6480" w:val="right"/>
+          <w:tab w:pos="6768" w:val="left"/>
+        </w:tabs>
         <w:spacing w:line="240" w:lineRule="exact"/>
         <w:ind w:firstLine="720"/>
       </w:pPr>
@@ -5624,41 +4657,18 @@
           <w:sz w:val="24"/>
           <w:szCs w:val="24"/>
         </w:rPr>
-        <w:t xml:space="preserve">A Minor Child.</w:t>
-      </w:r>
-      <w:r>
-        <w:rPr>
-          <w:rFonts w:ascii="Times New Roman" w:cs="Times New Roman" w:eastAsia="Times New Roman" w:hAnsi="Times New Roman"/>
-          <w:sz w:val="24"/>
-          <w:szCs w:val="24"/>
-        </w:rPr>
-        <w:t xml:space="preserve">	</w:t>
-      </w:r>
-      <w:r>
-        <w:rPr>
-          <w:rFonts w:ascii="Times New Roman" w:cs="Times New Roman" w:eastAsia="Times New Roman" w:hAnsi="Times New Roman"/>
-          <w:sz w:val="24"/>
-          <w:szCs w:val="24"/>
-        </w:rPr>
-        <w:t xml:space="preserve">	</w:t>
-      </w:r>
-      <w:r>
-        <w:rPr>
-          <w:rFonts w:ascii="Times New Roman" w:cs="Times New Roman" w:eastAsia="Times New Roman" w:hAnsi="Times New Roman"/>
-          <w:sz w:val="24"/>
-          <w:szCs w:val="24"/>
-        </w:rPr>
-        <w:t xml:space="preserve">	</w:t>
-      </w:r>
-      <w:r>
-        <w:rPr>
-          <w:rFonts w:ascii="Times New Roman" w:cs="Times New Roman" w:eastAsia="Times New Roman" w:hAnsi="Times New Roman"/>
-          <w:b w:val="false"/>
-          <w:bCs w:val="false"/>
-          <w:sz w:val="24"/>
-          <w:szCs w:val="24"/>
-        </w:rPr>
-        <w:t xml:space="preserve">)</w:t>
+        <w:t>A Minor Child.</w:t>
+      </w:r>
+      <w:r>
+        <w:rPr>
+          <w:rFonts w:ascii="Times New Roman" w:cs="Times New Roman" w:eastAsia="Times New Roman" w:hAnsi="Times New Roman"/>
+          <w:b w:val="false"/>
+          <w:bCs w:val="false"/>
+          <w:sz w:val="24"/>
+          <w:szCs w:val="24"/>
+        </w:rPr>
+        <w:tab/>
+        <w:t>)</w:t>
       </w:r>
     </w:p>
     <w:p>
@@ -5941,159 +4951,99 @@
     </w:p>
     <w:p>
       <w:pPr>
-        <w:spacing w:line="240" w:lineRule="exact"/>
-      </w:pPr>
-      <w:r>
-        <w:rPr>
-          <w:rFonts w:ascii="Times New Roman" w:cs="Times New Roman" w:eastAsia="Times New Roman" w:hAnsi="Times New Roman"/>
-          <w:b w:val="false"/>
-          <w:bCs w:val="false"/>
-          <w:sz w:val="24"/>
-          <w:szCs w:val="24"/>
-        </w:rPr>
-        <w:t xml:space="preserve">In the Matter of the Adoption of</w:t>
-      </w:r>
-      <w:r>
-        <w:rPr>
-          <w:rFonts w:ascii="Times New Roman" w:cs="Times New Roman" w:eastAsia="Times New Roman" w:hAnsi="Times New Roman"/>
-          <w:sz w:val="24"/>
-          <w:szCs w:val="24"/>
-        </w:rPr>
-        <w:t xml:space="preserve">	</w:t>
-      </w:r>
-      <w:r>
-        <w:rPr>
-          <w:rFonts w:ascii="Times New Roman" w:cs="Times New Roman" w:eastAsia="Times New Roman" w:hAnsi="Times New Roman"/>
-          <w:b w:val="false"/>
-          <w:bCs w:val="false"/>
-          <w:sz w:val="24"/>
-          <w:szCs w:val="24"/>
-        </w:rPr>
-        <w:t xml:space="preserve">)</w:t>
-      </w:r>
-    </w:p>
-    <w:p>
-      <w:pPr>
-        <w:spacing w:line="240" w:lineRule="exact"/>
-      </w:pPr>
-      <w:r>
-        <w:rPr>
-          <w:rFonts w:ascii="Times New Roman" w:cs="Times New Roman" w:eastAsia="Times New Roman" w:hAnsi="Times New Roman"/>
-          <w:sz w:val="24"/>
-          <w:szCs w:val="24"/>
-        </w:rPr>
-        <w:t xml:space="preserve">	</w:t>
-      </w:r>
-      <w:r>
-        <w:rPr>
-          <w:rFonts w:ascii="Times New Roman" w:cs="Times New Roman" w:eastAsia="Times New Roman" w:hAnsi="Times New Roman"/>
-          <w:sz w:val="24"/>
-          <w:szCs w:val="24"/>
-        </w:rPr>
-        <w:t xml:space="preserve">	</w:t>
-      </w:r>
-      <w:r>
-        <w:rPr>
-          <w:rFonts w:ascii="Times New Roman" w:cs="Times New Roman" w:eastAsia="Times New Roman" w:hAnsi="Times New Roman"/>
-          <w:sz w:val="24"/>
-          <w:szCs w:val="24"/>
-        </w:rPr>
-        <w:t xml:space="preserve">	</w:t>
-      </w:r>
-      <w:r>
-        <w:rPr>
-          <w:rFonts w:ascii="Times New Roman" w:cs="Times New Roman" w:eastAsia="Times New Roman" w:hAnsi="Times New Roman"/>
-          <w:sz w:val="24"/>
-          <w:szCs w:val="24"/>
-        </w:rPr>
-        <w:t xml:space="preserve">	</w:t>
-      </w:r>
-      <w:r>
-        <w:rPr>
-          <w:rFonts w:ascii="Times New Roman" w:cs="Times New Roman" w:eastAsia="Times New Roman" w:hAnsi="Times New Roman"/>
-          <w:sz w:val="24"/>
-          <w:szCs w:val="24"/>
-        </w:rPr>
-        <w:t xml:space="preserve">	</w:t>
-      </w:r>
-      <w:r>
-        <w:rPr>
-          <w:rFonts w:ascii="Times New Roman" w:cs="Times New Roman" w:eastAsia="Times New Roman" w:hAnsi="Times New Roman"/>
-          <w:sz w:val="24"/>
-          <w:szCs w:val="24"/>
-        </w:rPr>
-        <w:t xml:space="preserve">	</w:t>
-      </w:r>
-      <w:r>
-        <w:rPr>
-          <w:rFonts w:ascii="Times New Roman" w:cs="Times New Roman" w:eastAsia="Times New Roman" w:hAnsi="Times New Roman"/>
-          <w:sz w:val="24"/>
-          <w:szCs w:val="24"/>
-        </w:rPr>
-        <w:t xml:space="preserve">	</w:t>
-      </w:r>
-      <w:r>
-        <w:rPr>
-          <w:rFonts w:ascii="Times New Roman" w:cs="Times New Roman" w:eastAsia="Times New Roman" w:hAnsi="Times New Roman"/>
-          <w:b w:val="false"/>
-          <w:bCs w:val="false"/>
-          <w:sz w:val="24"/>
-          <w:szCs w:val="24"/>
-        </w:rPr>
-        <w:t xml:space="preserve">)</w:t>
-      </w:r>
-    </w:p>
-    <w:p>
-      <w:pPr>
-        <w:spacing w:line="240" w:lineRule="exact"/>
-      </w:pPr>
-      <w:r>
-        <w:rPr>
-          <w:rFonts w:ascii="Times New Roman" w:cs="Times New Roman" w:eastAsia="Times New Roman" w:hAnsi="Times New Roman"/>
-          <w:b w:val="false"/>
-          <w:bCs w:val="false"/>
-          <w:sz w:val="24"/>
-          <w:szCs w:val="24"/>
-        </w:rPr>
-        <w:t xml:space="preserve">{{ child1_name_upper }}</w:t>
-      </w:r>
-      <w:r>
-        <w:rPr>
-          <w:rFonts w:ascii="Times New Roman" w:cs="Times New Roman" w:eastAsia="Times New Roman" w:hAnsi="Times New Roman"/>
-          <w:sz w:val="24"/>
-          <w:szCs w:val="24"/>
-        </w:rPr>
-        <w:t xml:space="preserve">	</w:t>
-      </w:r>
-      <w:r>
-        <w:rPr>
-          <w:rFonts w:ascii="Times New Roman" w:cs="Times New Roman" w:eastAsia="Times New Roman" w:hAnsi="Times New Roman"/>
-          <w:sz w:val="24"/>
-          <w:szCs w:val="24"/>
-        </w:rPr>
-        <w:t xml:space="preserve">	</w:t>
-      </w:r>
-      <w:r>
-        <w:rPr>
-          <w:rFonts w:ascii="Times New Roman" w:cs="Times New Roman" w:eastAsia="Times New Roman" w:hAnsi="Times New Roman"/>
-          <w:sz w:val="24"/>
-          <w:szCs w:val="24"/>
-        </w:rPr>
-        <w:t xml:space="preserve">	</w:t>
-      </w:r>
-      <w:r>
-        <w:rPr>
-          <w:rFonts w:ascii="Times New Roman" w:cs="Times New Roman" w:eastAsia="Times New Roman" w:hAnsi="Times New Roman"/>
-          <w:b w:val="false"/>
-          <w:bCs w:val="false"/>
-          <w:sz w:val="24"/>
-          <w:szCs w:val="24"/>
-        </w:rPr>
-        <w:t xml:space="preserve">) </w:t>
-      </w:r>
-    </w:p>
-    <w:p>
-      <w:pPr>
+        <w:tabs>
+          <w:tab w:pos="1080" w:val="left"/>
+          <w:tab w:pos="6480" w:val="right"/>
+          <w:tab w:pos="6768" w:val="left"/>
+        </w:tabs>
+        <w:spacing w:line="240" w:lineRule="exact"/>
+      </w:pPr>
+      <w:r>
+        <w:rPr>
+          <w:rFonts w:ascii="Times New Roman" w:cs="Times New Roman" w:eastAsia="Times New Roman" w:hAnsi="Times New Roman"/>
+          <w:b w:val="false"/>
+          <w:bCs w:val="false"/>
+          <w:sz w:val="24"/>
+          <w:szCs w:val="24"/>
+        </w:rPr>
+        <w:t>In the Matter of the Adoption of</w:t>
+      </w:r>
+      <w:r>
+        <w:rPr>
+          <w:rFonts w:ascii="Times New Roman" w:cs="Times New Roman" w:eastAsia="Times New Roman" w:hAnsi="Times New Roman"/>
+          <w:b w:val="false"/>
+          <w:bCs w:val="false"/>
+          <w:sz w:val="24"/>
+          <w:szCs w:val="24"/>
+        </w:rPr>
+        <w:tab/>
+        <w:t>)</w:t>
+      </w:r>
+    </w:p>
+    <w:p>
+      <w:pPr>
+        <w:tabs>
+          <w:tab w:pos="1080" w:val="left"/>
+          <w:tab w:pos="6480" w:val="right"/>
+          <w:tab w:pos="6768" w:val="left"/>
+        </w:tabs>
+        <w:spacing w:line="240" w:lineRule="exact"/>
+      </w:pPr>
+      <w:r>
+        <w:rPr>
+          <w:rFonts w:ascii="Times New Roman" w:cs="Times New Roman" w:eastAsia="Times New Roman" w:hAnsi="Times New Roman"/>
+          <w:sz w:val="24"/>
+          <w:szCs w:val="24"/>
+        </w:rPr>
+      </w:r>
+      <w:r>
+        <w:rPr>
+          <w:rFonts w:ascii="Times New Roman" w:cs="Times New Roman" w:eastAsia="Times New Roman" w:hAnsi="Times New Roman"/>
+          <w:sz w:val="24"/>
+          <w:szCs w:val="24"/>
+        </w:rPr>
+        <w:tab/>
+        <w:t>)</w:t>
+      </w:r>
+    </w:p>
+    <w:p>
+      <w:pPr>
+        <w:tabs>
+          <w:tab w:pos="1080" w:val="left"/>
+          <w:tab w:pos="6480" w:val="right"/>
+          <w:tab w:pos="6768" w:val="left"/>
+        </w:tabs>
+        <w:spacing w:line="240" w:lineRule="exact"/>
+      </w:pPr>
+      <w:r>
+        <w:rPr>
+          <w:rFonts w:ascii="Times New Roman" w:cs="Times New Roman" w:eastAsia="Times New Roman" w:hAnsi="Times New Roman"/>
+          <w:b w:val="false"/>
+          <w:bCs w:val="false"/>
+          <w:sz w:val="24"/>
+          <w:szCs w:val="24"/>
+        </w:rPr>
+        <w:t>{{ child1_name_upper }}</w:t>
+      </w:r>
+      <w:r>
+        <w:rPr>
+          <w:rFonts w:ascii="Times New Roman" w:cs="Times New Roman" w:eastAsia="Times New Roman" w:hAnsi="Times New Roman"/>
+          <w:b w:val="false"/>
+          <w:bCs w:val="false"/>
+          <w:sz w:val="24"/>
+          <w:szCs w:val="24"/>
+        </w:rPr>
+        <w:tab/>
+        <w:t>)</w:t>
+      </w:r>
+    </w:p>
+    <w:p>
+      <w:pPr>
+        <w:tabs>
+          <w:tab w:pos="1080" w:val="left"/>
+          <w:tab w:pos="6480" w:val="right"/>
+          <w:tab w:pos="6768" w:val="left"/>
+        </w:tabs>
         <w:spacing w:line="240" w:lineRule="exact"/>
       </w:pPr>
       <w:r>
@@ -6105,70 +5055,39 @@
           <w:szCs w:val="24"/>
         </w:rPr>
         <w:t xml:space="preserve">DOB:  </w:t>
-      </w:r>
-      <w:r>
-        <w:rPr>
-          <w:rFonts w:ascii="Times New Roman" w:cs="Times New Roman" w:eastAsia="Times New Roman" w:hAnsi="Times New Roman"/>
-          <w:sz w:val="24"/>
-          <w:szCs w:val="24"/>
-        </w:rPr>
-        <w:t xml:space="preserve">	</w:t>
-      </w:r>
-      <w:r>
-        <w:rPr>
-          <w:rFonts w:ascii="Times New Roman" w:cs="Times New Roman" w:eastAsia="Times New Roman" w:hAnsi="Times New Roman"/>
-          <w:b w:val="false"/>
-          <w:bCs w:val="false"/>
-          <w:sz w:val="24"/>
-          <w:szCs w:val="24"/>
-        </w:rPr>
-        <w:t xml:space="preserve">{{ child1_dob }},</w:t>
-      </w:r>
-      <w:r>
-        <w:rPr>
-          <w:rFonts w:ascii="Times New Roman" w:cs="Times New Roman" w:eastAsia="Times New Roman" w:hAnsi="Times New Roman"/>
-          <w:sz w:val="24"/>
-          <w:szCs w:val="24"/>
-        </w:rPr>
-        <w:t xml:space="preserve">	</w:t>
-      </w:r>
-      <w:r>
-        <w:rPr>
-          <w:rFonts w:ascii="Times New Roman" w:cs="Times New Roman" w:eastAsia="Times New Roman" w:hAnsi="Times New Roman"/>
-          <w:sz w:val="24"/>
-          <w:szCs w:val="24"/>
-        </w:rPr>
-        <w:t xml:space="preserve">	</w:t>
-      </w:r>
-      <w:r>
-        <w:rPr>
-          <w:rFonts w:ascii="Times New Roman" w:cs="Times New Roman" w:eastAsia="Times New Roman" w:hAnsi="Times New Roman"/>
-          <w:sz w:val="24"/>
-          <w:szCs w:val="24"/>
-        </w:rPr>
-        <w:t xml:space="preserve">	</w:t>
-      </w:r>
-      <w:r>
-        <w:rPr>
-          <w:rFonts w:ascii="Times New Roman" w:cs="Times New Roman" w:eastAsia="Times New Roman" w:hAnsi="Times New Roman"/>
-          <w:sz w:val="24"/>
-          <w:szCs w:val="24"/>
-        </w:rPr>
-        <w:t xml:space="preserve">	</w:t>
-      </w:r>
-      <w:r>
-        <w:rPr>
-          <w:rFonts w:ascii="Times New Roman" w:cs="Times New Roman" w:eastAsia="Times New Roman" w:hAnsi="Times New Roman"/>
-          <w:b w:val="false"/>
-          <w:bCs w:val="false"/>
-          <w:sz w:val="24"/>
-          <w:szCs w:val="24"/>
-        </w:rPr>
-        <w:t xml:space="preserve">) No. {{ case_number }}</w:t>
-      </w:r>
-    </w:p>
-    <w:p>
-      <w:pPr>
+        <w:tab/>
+        <w:t>{{ child1_dob }},</w:t>
+      </w:r>
+      <w:r>
+        <w:rPr>
+          <w:rFonts w:ascii="Times New Roman" w:cs="Times New Roman" w:eastAsia="Times New Roman" w:hAnsi="Times New Roman"/>
+          <w:b w:val="false"/>
+          <w:bCs w:val="false"/>
+          <w:sz w:val="24"/>
+          <w:szCs w:val="24"/>
+        </w:rPr>
+        <w:tab/>
+        <w:t>)</w:t>
+      </w:r>
+      <w:r>
+        <w:rPr>
+          <w:rFonts w:ascii="Times New Roman" w:cs="Times New Roman" w:eastAsia="Times New Roman" w:hAnsi="Times New Roman"/>
+          <w:b w:val="false"/>
+          <w:bCs w:val="false"/>
+          <w:sz w:val="24"/>
+          <w:szCs w:val="24"/>
+        </w:rPr>
+        <w:tab/>
+        <w:t>No. {{ case_number }}</w:t>
+      </w:r>
+    </w:p>
+    <w:p>
+      <w:pPr>
+        <w:tabs>
+          <w:tab w:pos="1080" w:val="left"/>
+          <w:tab w:pos="6480" w:val="right"/>
+          <w:tab w:pos="6768" w:val="left"/>
+        </w:tabs>
         <w:spacing w:line="240" w:lineRule="exact"/>
         <w:ind w:start="4320" w:firstLine="720"/>
       </w:pPr>
@@ -6180,11 +5099,26 @@
           <w:sz w:val="24"/>
           <w:szCs w:val="24"/>
         </w:rPr>
-        <w:t xml:space="preserve">)</w:t>
-      </w:r>
-    </w:p>
-    <w:p>
-      <w:pPr>
+      </w:r>
+      <w:r>
+        <w:rPr>
+          <w:rFonts w:ascii="Times New Roman" w:cs="Times New Roman" w:eastAsia="Times New Roman" w:hAnsi="Times New Roman"/>
+          <w:b w:val="false"/>
+          <w:bCs w:val="false"/>
+          <w:sz w:val="24"/>
+          <w:szCs w:val="24"/>
+        </w:rPr>
+        <w:tab/>
+        <w:t>)</w:t>
+      </w:r>
+    </w:p>
+    <w:p>
+      <w:pPr>
+        <w:tabs>
+          <w:tab w:pos="1080" w:val="left"/>
+          <w:tab w:pos="6480" w:val="right"/>
+          <w:tab w:pos="6768" w:val="left"/>
+        </w:tabs>
         <w:spacing w:line="240" w:lineRule="exact"/>
         <w:ind w:firstLine="720"/>
       </w:pPr>
@@ -6196,41 +5130,18 @@
           <w:sz w:val="24"/>
           <w:szCs w:val="24"/>
         </w:rPr>
-        <w:t xml:space="preserve">A Minor Child.</w:t>
-      </w:r>
-      <w:r>
-        <w:rPr>
-          <w:rFonts w:ascii="Times New Roman" w:cs="Times New Roman" w:eastAsia="Times New Roman" w:hAnsi="Times New Roman"/>
-          <w:sz w:val="24"/>
-          <w:szCs w:val="24"/>
-        </w:rPr>
-        <w:t xml:space="preserve">	</w:t>
-      </w:r>
-      <w:r>
-        <w:rPr>
-          <w:rFonts w:ascii="Times New Roman" w:cs="Times New Roman" w:eastAsia="Times New Roman" w:hAnsi="Times New Roman"/>
-          <w:sz w:val="24"/>
-          <w:szCs w:val="24"/>
-        </w:rPr>
-        <w:t xml:space="preserve">	</w:t>
-      </w:r>
-      <w:r>
-        <w:rPr>
-          <w:rFonts w:ascii="Times New Roman" w:cs="Times New Roman" w:eastAsia="Times New Roman" w:hAnsi="Times New Roman"/>
-          <w:sz w:val="24"/>
-          <w:szCs w:val="24"/>
-        </w:rPr>
-        <w:t xml:space="preserve">	</w:t>
-      </w:r>
-      <w:r>
-        <w:rPr>
-          <w:rFonts w:ascii="Times New Roman" w:cs="Times New Roman" w:eastAsia="Times New Roman" w:hAnsi="Times New Roman"/>
-          <w:b w:val="false"/>
-          <w:bCs w:val="false"/>
-          <w:sz w:val="24"/>
-          <w:szCs w:val="24"/>
-        </w:rPr>
-        <w:t xml:space="preserve">)</w:t>
+        <w:t>A Minor Child.</w:t>
+      </w:r>
+      <w:r>
+        <w:rPr>
+          <w:rFonts w:ascii="Times New Roman" w:cs="Times New Roman" w:eastAsia="Times New Roman" w:hAnsi="Times New Roman"/>
+          <w:b w:val="false"/>
+          <w:bCs w:val="false"/>
+          <w:sz w:val="24"/>
+          <w:szCs w:val="24"/>
+        </w:rPr>
+        <w:tab/>
+        <w:t>)</w:t>
       </w:r>
     </w:p>
     <w:p>

--- a/templates/stepparent/step_packet.docx
+++ b/templates/stepparent/step_packet.docx
@@ -2749,7 +2749,6 @@
     <w:p>
       <w:pPr>
         <w:spacing w:line="480" w:lineRule="auto"/>
-        <w:ind w:firstLine="1440"/>
         <w:jc w:val="both"/>
       </w:pPr>
       <w:r>
@@ -2761,6 +2760,484 @@
           <w:szCs w:val="24"/>
         </w:rPr>
         <w:t xml:space="preserve">1.	That I am the attorney of record for the petitioner(s) in this case.</w:t>
+      </w:r>
+    </w:p>
+    <w:p>
+      <w:pPr>
+        <w:spacing w:line="480" w:lineRule="auto"/>
+        <w:jc w:val="both"/>
+      </w:pPr>
+      <w:r>
+        <w:rPr>
+          <w:rFonts w:ascii="Times New Roman" w:cs="Times New Roman" w:eastAsia="Times New Roman" w:hAnsi="Times New Roman"/>
+          <w:b w:val="false"/>
+          <w:bCs w:val="false"/>
+          <w:sz w:val="24"/>
+          <w:szCs w:val="24"/>
+        </w:rPr>
+        <w:t xml:space="preserve">2.	That attached hereto is a certified copy of the birth certificate or other record of birth for the minor child(ren) named above.</w:t>
+      </w:r>
+    </w:p>
+    <w:p>
+      <w:pPr>
+        <w:spacing w:line="240" w:lineRule="exact"/>
+      </w:pPr>
+      <w:r>
+        <w:rPr>
+          <w:rFonts w:ascii="Times New Roman" w:cs="Times New Roman" w:eastAsia="Times New Roman" w:hAnsi="Times New Roman"/>
+          <w:b w:val="false"/>
+          <w:bCs w:val="false"/>
+          <w:sz w:val="24"/>
+          <w:szCs w:val="24"/>
+        </w:rPr>
+        <w:t xml:space="preserve"/>
+      </w:r>
+    </w:p>
+    <w:p>
+      <w:r>
+        <w:rPr>
+          <w:rFonts w:ascii="Times New Roman" w:cs="Times New Roman" w:eastAsia="Times New Roman" w:hAnsi="Times New Roman"/>
+          <w:b w:val="false"/>
+          <w:bCs w:val="false"/>
+          <w:sz w:val="24"/>
+          <w:szCs w:val="24"/>
+        </w:rPr>
+        <w:t xml:space="preserve">FURTHER AFFIANT SAYETH NOT.</w:t>
+      </w:r>
+    </w:p>
+    <w:p>
+      <w:pPr>
+        <w:spacing w:line="240" w:lineRule="exact"/>
+      </w:pPr>
+      <w:r>
+        <w:rPr>
+          <w:rFonts w:ascii="Times New Roman" w:cs="Times New Roman" w:eastAsia="Times New Roman" w:hAnsi="Times New Roman"/>
+          <w:b w:val="false"/>
+          <w:bCs w:val="false"/>
+          <w:sz w:val="24"/>
+          <w:szCs w:val="24"/>
+        </w:rPr>
+        <w:t xml:space="preserve"/>
+      </w:r>
+    </w:p>
+    <w:p>
+      <w:r>
+        <w:rPr>
+          <w:rFonts w:ascii="Times New Roman" w:cs="Times New Roman" w:eastAsia="Times New Roman" w:hAnsi="Times New Roman"/>
+          <w:b w:val="false"/>
+          <w:bCs w:val="false"/>
+          <w:sz w:val="24"/>
+          <w:szCs w:val="24"/>
+        </w:rPr>
+        <w:t xml:space="preserve">_______________________________</w:t>
+      </w:r>
+    </w:p>
+    <w:p>
+      <w:r>
+        <w:rPr>
+          <w:rFonts w:ascii="Times New Roman" w:cs="Times New Roman" w:eastAsia="Times New Roman" w:hAnsi="Times New Roman"/>
+          <w:b w:val="false"/>
+          <w:bCs w:val="false"/>
+          <w:sz w:val="24"/>
+          <w:szCs w:val="24"/>
+        </w:rPr>
+        <w:t xml:space="preserve">Terri Craig, OBA #16485</w:t>
+      </w:r>
+    </w:p>
+    <w:p>
+      <w:r>
+        <w:rPr>
+          <w:rFonts w:ascii="Times New Roman" w:cs="Times New Roman" w:eastAsia="Times New Roman" w:hAnsi="Times New Roman"/>
+          <w:b w:val="false"/>
+          <w:bCs w:val="false"/>
+          <w:sz w:val="24"/>
+          <w:szCs w:val="24"/>
+        </w:rPr>
+        <w:t xml:space="preserve">Attorney for Petitioner(s)</w:t>
+      </w:r>
+    </w:p>
+    <w:p>
+      <w:r>
+        <w:rPr>
+          <w:rFonts w:ascii="Times New Roman" w:cs="Times New Roman" w:eastAsia="Times New Roman" w:hAnsi="Times New Roman"/>
+          <w:b w:val="false"/>
+          <w:bCs w:val="false"/>
+          <w:sz w:val="24"/>
+          <w:szCs w:val="24"/>
+        </w:rPr>
+        <w:t xml:space="preserve">P. O. Box 991</w:t>
+      </w:r>
+    </w:p>
+    <w:p>
+      <w:r>
+        <w:rPr>
+          <w:rFonts w:ascii="Times New Roman" w:cs="Times New Roman" w:eastAsia="Times New Roman" w:hAnsi="Times New Roman"/>
+          <w:b w:val="false"/>
+          <w:bCs w:val="false"/>
+          <w:sz w:val="24"/>
+          <w:szCs w:val="24"/>
+        </w:rPr>
+        <w:t xml:space="preserve">Wagoner, OK 74477</w:t>
+      </w:r>
+    </w:p>
+    <w:p>
+      <w:r>
+        <w:rPr>
+          <w:rFonts w:ascii="Times New Roman" w:cs="Times New Roman" w:eastAsia="Times New Roman" w:hAnsi="Times New Roman"/>
+          <w:b w:val="false"/>
+          <w:bCs w:val="false"/>
+          <w:sz w:val="24"/>
+          <w:szCs w:val="24"/>
+        </w:rPr>
+        <w:t xml:space="preserve">(918) 485-1529</w:t>
+      </w:r>
+    </w:p>
+    <w:p>
+      <w:r>
+        <w:rPr>
+          <w:rFonts w:ascii="Times New Roman" w:cs="Times New Roman" w:eastAsia="Times New Roman" w:hAnsi="Times New Roman"/>
+          <w:b w:val="false"/>
+          <w:bCs w:val="false"/>
+          <w:sz w:val="24"/>
+          <w:szCs w:val="24"/>
+        </w:rPr>
+        <w:t xml:space="preserve">Craiglawoffice@yahoo.com</w:t>
+      </w:r>
+    </w:p>
+    <w:p>
+      <w:pPr>
+        <w:pageBreakBefore/>
+      </w:pPr>
+      <w:r>
+        <w:rPr>
+          <w:rFonts w:ascii="Times New Roman" w:cs="Times New Roman" w:eastAsia="Times New Roman" w:hAnsi="Times New Roman"/>
+          <w:b w:val="false"/>
+          <w:bCs w:val="false"/>
+          <w:sz w:val="24"/>
+          <w:szCs w:val="24"/>
+        </w:rPr>
+        <w:t xml:space="preserve"/>
+      </w:r>
+    </w:p>
+    <w:p>
+      <w:pPr>
+        <w:spacing w:line="240" w:lineRule="exact"/>
+        <w:jc w:val="center"/>
+      </w:pPr>
+      <w:r>
+        <w:rPr>
+          <w:rFonts w:ascii="Times New Roman" w:cs="Times New Roman" w:eastAsia="Times New Roman" w:hAnsi="Times New Roman"/>
+          <w:b/>
+          <w:bCs/>
+          <w:sz w:val="24"/>
+          <w:szCs w:val="24"/>
+        </w:rPr>
+        <w:t xml:space="preserve">IN THE DISTRICT COURT IN AND FOR {{ county_upper }} COUNTY</w:t>
+      </w:r>
+    </w:p>
+    <w:p>
+      <w:pPr>
+        <w:spacing w:line="240" w:lineRule="exact"/>
+        <w:jc w:val="center"/>
+      </w:pPr>
+      <w:r>
+        <w:rPr>
+          <w:rFonts w:ascii="Times New Roman" w:cs="Times New Roman" w:eastAsia="Times New Roman" w:hAnsi="Times New Roman"/>
+          <w:b/>
+          <w:bCs/>
+          <w:sz w:val="24"/>
+          <w:szCs w:val="24"/>
+        </w:rPr>
+        <w:t xml:space="preserve">STATE OF OKLAHOMA</w:t>
+      </w:r>
+    </w:p>
+    <w:p>
+      <w:pPr>
+        <w:spacing w:line="240" w:lineRule="exact"/>
+      </w:pPr>
+      <w:r>
+        <w:rPr>
+          <w:rFonts w:ascii="Times New Roman" w:cs="Times New Roman" w:eastAsia="Times New Roman" w:hAnsi="Times New Roman"/>
+          <w:b w:val="false"/>
+          <w:bCs w:val="false"/>
+          <w:sz w:val="24"/>
+          <w:szCs w:val="24"/>
+        </w:rPr>
+        <w:t xml:space="preserve"/>
+      </w:r>
+    </w:p>
+    <w:p>
+      <w:pPr>
+        <w:spacing w:line="240" w:lineRule="exact"/>
+      </w:pPr>
+      <w:r>
+        <w:rPr>
+          <w:rFonts w:ascii="Times New Roman" w:cs="Times New Roman" w:eastAsia="Times New Roman" w:hAnsi="Times New Roman"/>
+          <w:b w:val="false"/>
+          <w:bCs w:val="false"/>
+          <w:sz w:val="24"/>
+          <w:szCs w:val="24"/>
+        </w:rPr>
+        <w:t xml:space="preserve"/>
+      </w:r>
+    </w:p>
+    <w:p>
+      <w:pPr>
+        <w:tabs>
+          <w:tab w:pos="1080" w:val="left"/>
+          <w:tab w:pos="6480" w:val="right"/>
+          <w:tab w:pos="6768" w:val="left"/>
+        </w:tabs>
+        <w:spacing w:line="240" w:lineRule="exact"/>
+      </w:pPr>
+      <w:r>
+        <w:rPr>
+          <w:rFonts w:ascii="Times New Roman" w:cs="Times New Roman" w:eastAsia="Times New Roman" w:hAnsi="Times New Roman"/>
+          <w:b w:val="false"/>
+          <w:bCs w:val="false"/>
+          <w:sz w:val="24"/>
+          <w:szCs w:val="24"/>
+        </w:rPr>
+        <w:t>In the Matter of the Adoption of</w:t>
+      </w:r>
+      <w:r>
+        <w:rPr>
+          <w:rFonts w:ascii="Times New Roman" w:cs="Times New Roman" w:eastAsia="Times New Roman" w:hAnsi="Times New Roman"/>
+          <w:b w:val="false"/>
+          <w:bCs w:val="false"/>
+          <w:sz w:val="24"/>
+          <w:szCs w:val="24"/>
+        </w:rPr>
+        <w:tab/>
+        <w:t>)</w:t>
+      </w:r>
+    </w:p>
+    <w:p>
+      <w:pPr>
+        <w:tabs>
+          <w:tab w:pos="1080" w:val="left"/>
+          <w:tab w:pos="6480" w:val="right"/>
+          <w:tab w:pos="6768" w:val="left"/>
+        </w:tabs>
+        <w:spacing w:line="240" w:lineRule="exact"/>
+      </w:pPr>
+      <w:r>
+        <w:rPr>
+          <w:rFonts w:ascii="Times New Roman" w:cs="Times New Roman" w:eastAsia="Times New Roman" w:hAnsi="Times New Roman"/>
+          <w:sz w:val="24"/>
+          <w:szCs w:val="24"/>
+        </w:rPr>
+      </w:r>
+      <w:r>
+        <w:rPr>
+          <w:rFonts w:ascii="Times New Roman" w:cs="Times New Roman" w:eastAsia="Times New Roman" w:hAnsi="Times New Roman"/>
+          <w:sz w:val="24"/>
+          <w:szCs w:val="24"/>
+        </w:rPr>
+        <w:tab/>
+        <w:t>)</w:t>
+      </w:r>
+    </w:p>
+    <w:p>
+      <w:pPr>
+        <w:tabs>
+          <w:tab w:pos="1080" w:val="left"/>
+          <w:tab w:pos="6480" w:val="right"/>
+          <w:tab w:pos="6768" w:val="left"/>
+        </w:tabs>
+        <w:spacing w:line="240" w:lineRule="exact"/>
+      </w:pPr>
+      <w:r>
+        <w:rPr>
+          <w:rFonts w:ascii="Times New Roman" w:cs="Times New Roman" w:eastAsia="Times New Roman" w:hAnsi="Times New Roman"/>
+          <w:b w:val="false"/>
+          <w:bCs w:val="false"/>
+          <w:sz w:val="24"/>
+          <w:szCs w:val="24"/>
+        </w:rPr>
+        <w:t>{{ child1_name_upper }}</w:t>
+      </w:r>
+      <w:r>
+        <w:rPr>
+          <w:rFonts w:ascii="Times New Roman" w:cs="Times New Roman" w:eastAsia="Times New Roman" w:hAnsi="Times New Roman"/>
+          <w:b w:val="false"/>
+          <w:bCs w:val="false"/>
+          <w:sz w:val="24"/>
+          <w:szCs w:val="24"/>
+        </w:rPr>
+        <w:tab/>
+        <w:t>)</w:t>
+      </w:r>
+    </w:p>
+    <w:p>
+      <w:pPr>
+        <w:tabs>
+          <w:tab w:pos="1080" w:val="left"/>
+          <w:tab w:pos="6480" w:val="right"/>
+          <w:tab w:pos="6768" w:val="left"/>
+        </w:tabs>
+        <w:spacing w:line="240" w:lineRule="exact"/>
+      </w:pPr>
+      <w:r>
+        <w:rPr>
+          <w:rFonts w:ascii="Times New Roman" w:cs="Times New Roman" w:eastAsia="Times New Roman" w:hAnsi="Times New Roman"/>
+          <w:b w:val="false"/>
+          <w:bCs w:val="false"/>
+          <w:sz w:val="24"/>
+          <w:szCs w:val="24"/>
+        </w:rPr>
+        <w:t xml:space="preserve">DOB:  </w:t>
+        <w:tab/>
+        <w:t>{{ child1_dob }},</w:t>
+      </w:r>
+      <w:r>
+        <w:rPr>
+          <w:rFonts w:ascii="Times New Roman" w:cs="Times New Roman" w:eastAsia="Times New Roman" w:hAnsi="Times New Roman"/>
+          <w:b w:val="false"/>
+          <w:bCs w:val="false"/>
+          <w:sz w:val="24"/>
+          <w:szCs w:val="24"/>
+        </w:rPr>
+        <w:tab/>
+        <w:t>)</w:t>
+      </w:r>
+      <w:r>
+        <w:rPr>
+          <w:rFonts w:ascii="Times New Roman" w:cs="Times New Roman" w:eastAsia="Times New Roman" w:hAnsi="Times New Roman"/>
+          <w:b w:val="false"/>
+          <w:bCs w:val="false"/>
+          <w:sz w:val="24"/>
+          <w:szCs w:val="24"/>
+        </w:rPr>
+        <w:tab/>
+        <w:t>No. {{ case_number }}</w:t>
+      </w:r>
+    </w:p>
+    <w:p>
+      <w:pPr>
+        <w:tabs>
+          <w:tab w:pos="1080" w:val="left"/>
+          <w:tab w:pos="6480" w:val="right"/>
+          <w:tab w:pos="6768" w:val="left"/>
+        </w:tabs>
+        <w:spacing w:line="240" w:lineRule="exact"/>
+        <w:ind w:start="4320" w:firstLine="720"/>
+      </w:pPr>
+      <w:r>
+        <w:rPr>
+          <w:rFonts w:ascii="Times New Roman" w:cs="Times New Roman" w:eastAsia="Times New Roman" w:hAnsi="Times New Roman"/>
+          <w:b w:val="false"/>
+          <w:bCs w:val="false"/>
+          <w:sz w:val="24"/>
+          <w:szCs w:val="24"/>
+        </w:rPr>
+      </w:r>
+      <w:r>
+        <w:rPr>
+          <w:rFonts w:ascii="Times New Roman" w:cs="Times New Roman" w:eastAsia="Times New Roman" w:hAnsi="Times New Roman"/>
+          <w:b w:val="false"/>
+          <w:bCs w:val="false"/>
+          <w:sz w:val="24"/>
+          <w:szCs w:val="24"/>
+        </w:rPr>
+        <w:tab/>
+        <w:t>)</w:t>
+      </w:r>
+    </w:p>
+    <w:p>
+      <w:pPr>
+        <w:tabs>
+          <w:tab w:pos="1080" w:val="left"/>
+          <w:tab w:pos="6480" w:val="right"/>
+          <w:tab w:pos="6768" w:val="left"/>
+        </w:tabs>
+        <w:spacing w:line="240" w:lineRule="exact"/>
+        <w:ind w:firstLine="720"/>
+      </w:pPr>
+      <w:r>
+        <w:rPr>
+          <w:rFonts w:ascii="Times New Roman" w:cs="Times New Roman" w:eastAsia="Times New Roman" w:hAnsi="Times New Roman"/>
+          <w:b w:val="false"/>
+          <w:bCs w:val="false"/>
+          <w:sz w:val="24"/>
+          <w:szCs w:val="24"/>
+        </w:rPr>
+        <w:t>A Minor Child.</w:t>
+      </w:r>
+      <w:r>
+        <w:rPr>
+          <w:rFonts w:ascii="Times New Roman" w:cs="Times New Roman" w:eastAsia="Times New Roman" w:hAnsi="Times New Roman"/>
+          <w:b w:val="false"/>
+          <w:bCs w:val="false"/>
+          <w:sz w:val="24"/>
+          <w:szCs w:val="24"/>
+        </w:rPr>
+        <w:tab/>
+        <w:t>)</w:t>
+      </w:r>
+    </w:p>
+    <w:p>
+      <w:pPr>
+        <w:spacing w:line="240" w:lineRule="exact"/>
+      </w:pPr>
+      <w:r>
+        <w:rPr>
+          <w:rFonts w:ascii="Times New Roman" w:cs="Times New Roman" w:eastAsia="Times New Roman" w:hAnsi="Times New Roman"/>
+          <w:b w:val="false"/>
+          <w:bCs w:val="false"/>
+          <w:sz w:val="24"/>
+          <w:szCs w:val="24"/>
+        </w:rPr>
+        <w:t xml:space="preserve"/>
+      </w:r>
+    </w:p>
+    <w:p>
+      <w:pPr>
+        <w:spacing w:line="240" w:lineRule="exact"/>
+        <w:jc w:val="center"/>
+      </w:pPr>
+      <w:r>
+        <w:rPr>
+          <w:rFonts w:ascii="Times New Roman" w:cs="Times New Roman" w:eastAsia="Times New Roman" w:hAnsi="Times New Roman"/>
+          <w:b/>
+          <w:bCs/>
+          <w:sz w:val="24"/>
+          <w:szCs w:val="24"/>
+          <w:u w:val="single"/>
+        </w:rPr>
+        <w:t xml:space="preserve">ORDER WAIVING INTERLOCUTORY DECREE</w:t>
+      </w:r>
+    </w:p>
+    <w:p>
+      <w:pPr>
+        <w:spacing w:line="240" w:lineRule="exact"/>
+        <w:jc w:val="center"/>
+      </w:pPr>
+      <w:r>
+        <w:rPr>
+          <w:rFonts w:ascii="Times New Roman" w:cs="Times New Roman" w:eastAsia="Times New Roman" w:hAnsi="Times New Roman"/>
+          <w:b/>
+          <w:bCs/>
+          <w:sz w:val="24"/>
+          <w:szCs w:val="24"/>
+          <w:u w:val="single"/>
+        </w:rPr>
+        <w:t xml:space="preserve">AND WAITING PERIOD</w:t>
+      </w:r>
+    </w:p>
+    <w:p>
+      <w:pPr>
+        <w:spacing w:line="240" w:lineRule="exact"/>
+      </w:pPr>
+      <w:r>
+        <w:rPr>
+          <w:rFonts w:ascii="Times New Roman" w:cs="Times New Roman" w:eastAsia="Times New Roman" w:hAnsi="Times New Roman"/>
+          <w:b w:val="false"/>
+          <w:bCs w:val="false"/>
+          <w:sz w:val="24"/>
+          <w:szCs w:val="24"/>
+        </w:rPr>
+        <w:t xml:space="preserve"/>
       </w:r>
     </w:p>
     <w:p>
@@ -2777,469 +3254,7 @@
           <w:sz w:val="24"/>
           <w:szCs w:val="24"/>
         </w:rPr>
-        <w:t xml:space="preserve">2.	That attached hereto is a certified copy of the birth certificate or other record of birth for the minor child(ren) named above.</w:t>
-      </w:r>
-    </w:p>
-    <w:p>
-      <w:pPr>
-        <w:spacing w:line="240" w:lineRule="exact"/>
-      </w:pPr>
-      <w:r>
-        <w:rPr>
-          <w:rFonts w:ascii="Times New Roman" w:cs="Times New Roman" w:eastAsia="Times New Roman" w:hAnsi="Times New Roman"/>
-          <w:b w:val="false"/>
-          <w:bCs w:val="false"/>
-          <w:sz w:val="24"/>
-          <w:szCs w:val="24"/>
-        </w:rPr>
-        <w:t xml:space="preserve"/>
-      </w:r>
-    </w:p>
-    <w:p>
-      <w:r>
-        <w:rPr>
-          <w:rFonts w:ascii="Times New Roman" w:cs="Times New Roman" w:eastAsia="Times New Roman" w:hAnsi="Times New Roman"/>
-          <w:b w:val="false"/>
-          <w:bCs w:val="false"/>
-          <w:sz w:val="24"/>
-          <w:szCs w:val="24"/>
-        </w:rPr>
-        <w:t xml:space="preserve">FURTHER AFFIANT SAYETH NOT.</w:t>
-      </w:r>
-    </w:p>
-    <w:p>
-      <w:pPr>
-        <w:spacing w:line="240" w:lineRule="exact"/>
-      </w:pPr>
-      <w:r>
-        <w:rPr>
-          <w:rFonts w:ascii="Times New Roman" w:cs="Times New Roman" w:eastAsia="Times New Roman" w:hAnsi="Times New Roman"/>
-          <w:b w:val="false"/>
-          <w:bCs w:val="false"/>
-          <w:sz w:val="24"/>
-          <w:szCs w:val="24"/>
-        </w:rPr>
-        <w:t xml:space="preserve"/>
-      </w:r>
-    </w:p>
-    <w:p>
-      <w:r>
-        <w:rPr>
-          <w:rFonts w:ascii="Times New Roman" w:cs="Times New Roman" w:eastAsia="Times New Roman" w:hAnsi="Times New Roman"/>
-          <w:b w:val="false"/>
-          <w:bCs w:val="false"/>
-          <w:sz w:val="24"/>
-          <w:szCs w:val="24"/>
-        </w:rPr>
-        <w:t xml:space="preserve">_______________________________</w:t>
-      </w:r>
-    </w:p>
-    <w:p>
-      <w:r>
-        <w:rPr>
-          <w:rFonts w:ascii="Times New Roman" w:cs="Times New Roman" w:eastAsia="Times New Roman" w:hAnsi="Times New Roman"/>
-          <w:b w:val="false"/>
-          <w:bCs w:val="false"/>
-          <w:sz w:val="24"/>
-          <w:szCs w:val="24"/>
-        </w:rPr>
-        <w:t xml:space="preserve">Terri Craig, OBA #16485</w:t>
-      </w:r>
-    </w:p>
-    <w:p>
-      <w:r>
-        <w:rPr>
-          <w:rFonts w:ascii="Times New Roman" w:cs="Times New Roman" w:eastAsia="Times New Roman" w:hAnsi="Times New Roman"/>
-          <w:b w:val="false"/>
-          <w:bCs w:val="false"/>
-          <w:sz w:val="24"/>
-          <w:szCs w:val="24"/>
-        </w:rPr>
-        <w:t xml:space="preserve">Attorney for Petitioner(s)</w:t>
-      </w:r>
-    </w:p>
-    <w:p>
-      <w:r>
-        <w:rPr>
-          <w:rFonts w:ascii="Times New Roman" w:cs="Times New Roman" w:eastAsia="Times New Roman" w:hAnsi="Times New Roman"/>
-          <w:b w:val="false"/>
-          <w:bCs w:val="false"/>
-          <w:sz w:val="24"/>
-          <w:szCs w:val="24"/>
-        </w:rPr>
-        <w:t xml:space="preserve">P. O. Box 991</w:t>
-      </w:r>
-    </w:p>
-    <w:p>
-      <w:r>
-        <w:rPr>
-          <w:rFonts w:ascii="Times New Roman" w:cs="Times New Roman" w:eastAsia="Times New Roman" w:hAnsi="Times New Roman"/>
-          <w:b w:val="false"/>
-          <w:bCs w:val="false"/>
-          <w:sz w:val="24"/>
-          <w:szCs w:val="24"/>
-        </w:rPr>
-        <w:t xml:space="preserve">Wagoner, OK 74477</w:t>
-      </w:r>
-    </w:p>
-    <w:p>
-      <w:r>
-        <w:rPr>
-          <w:rFonts w:ascii="Times New Roman" w:cs="Times New Roman" w:eastAsia="Times New Roman" w:hAnsi="Times New Roman"/>
-          <w:b w:val="false"/>
-          <w:bCs w:val="false"/>
-          <w:sz w:val="24"/>
-          <w:szCs w:val="24"/>
-        </w:rPr>
-        <w:t xml:space="preserve">(918) 485-1529</w:t>
-      </w:r>
-    </w:p>
-    <w:p>
-      <w:r>
-        <w:rPr>
-          <w:rFonts w:ascii="Times New Roman" w:cs="Times New Roman" w:eastAsia="Times New Roman" w:hAnsi="Times New Roman"/>
-          <w:b w:val="false"/>
-          <w:bCs w:val="false"/>
-          <w:sz w:val="24"/>
-          <w:szCs w:val="24"/>
-        </w:rPr>
-        <w:t xml:space="preserve">Craiglawoffice@yahoo.com</w:t>
-      </w:r>
-    </w:p>
-    <w:p>
-      <w:pPr>
-        <w:pageBreakBefore/>
-      </w:pPr>
-      <w:r>
-        <w:rPr>
-          <w:rFonts w:ascii="Times New Roman" w:cs="Times New Roman" w:eastAsia="Times New Roman" w:hAnsi="Times New Roman"/>
-          <w:b w:val="false"/>
-          <w:bCs w:val="false"/>
-          <w:sz w:val="24"/>
-          <w:szCs w:val="24"/>
-        </w:rPr>
-        <w:t xml:space="preserve"/>
-      </w:r>
-    </w:p>
-    <w:p>
-      <w:pPr>
-        <w:spacing w:line="240" w:lineRule="exact"/>
-        <w:jc w:val="center"/>
-      </w:pPr>
-      <w:r>
-        <w:rPr>
-          <w:rFonts w:ascii="Times New Roman" w:cs="Times New Roman" w:eastAsia="Times New Roman" w:hAnsi="Times New Roman"/>
-          <w:b/>
-          <w:bCs/>
-          <w:sz w:val="24"/>
-          <w:szCs w:val="24"/>
-        </w:rPr>
-        <w:t xml:space="preserve">IN THE DISTRICT COURT IN AND FOR {{ county_upper }} COUNTY</w:t>
-      </w:r>
-    </w:p>
-    <w:p>
-      <w:pPr>
-        <w:spacing w:line="240" w:lineRule="exact"/>
-        <w:jc w:val="center"/>
-      </w:pPr>
-      <w:r>
-        <w:rPr>
-          <w:rFonts w:ascii="Times New Roman" w:cs="Times New Roman" w:eastAsia="Times New Roman" w:hAnsi="Times New Roman"/>
-          <w:b/>
-          <w:bCs/>
-          <w:sz w:val="24"/>
-          <w:szCs w:val="24"/>
-        </w:rPr>
-        <w:t xml:space="preserve">STATE OF OKLAHOMA</w:t>
-      </w:r>
-    </w:p>
-    <w:p>
-      <w:pPr>
-        <w:spacing w:line="240" w:lineRule="exact"/>
-      </w:pPr>
-      <w:r>
-        <w:rPr>
-          <w:rFonts w:ascii="Times New Roman" w:cs="Times New Roman" w:eastAsia="Times New Roman" w:hAnsi="Times New Roman"/>
-          <w:b w:val="false"/>
-          <w:bCs w:val="false"/>
-          <w:sz w:val="24"/>
-          <w:szCs w:val="24"/>
-        </w:rPr>
-        <w:t xml:space="preserve"/>
-      </w:r>
-    </w:p>
-    <w:p>
-      <w:pPr>
-        <w:spacing w:line="240" w:lineRule="exact"/>
-      </w:pPr>
-      <w:r>
-        <w:rPr>
-          <w:rFonts w:ascii="Times New Roman" w:cs="Times New Roman" w:eastAsia="Times New Roman" w:hAnsi="Times New Roman"/>
-          <w:b w:val="false"/>
-          <w:bCs w:val="false"/>
-          <w:sz w:val="24"/>
-          <w:szCs w:val="24"/>
-        </w:rPr>
-        <w:t xml:space="preserve"/>
-      </w:r>
-    </w:p>
-    <w:p>
-      <w:pPr>
-        <w:tabs>
-          <w:tab w:pos="1080" w:val="left"/>
-          <w:tab w:pos="6480" w:val="right"/>
-          <w:tab w:pos="6768" w:val="left"/>
-        </w:tabs>
-        <w:spacing w:line="240" w:lineRule="exact"/>
-      </w:pPr>
-      <w:r>
-        <w:rPr>
-          <w:rFonts w:ascii="Times New Roman" w:cs="Times New Roman" w:eastAsia="Times New Roman" w:hAnsi="Times New Roman"/>
-          <w:b w:val="false"/>
-          <w:bCs w:val="false"/>
-          <w:sz w:val="24"/>
-          <w:szCs w:val="24"/>
-        </w:rPr>
-        <w:t>In the Matter of the Adoption of</w:t>
-      </w:r>
-      <w:r>
-        <w:rPr>
-          <w:rFonts w:ascii="Times New Roman" w:cs="Times New Roman" w:eastAsia="Times New Roman" w:hAnsi="Times New Roman"/>
-          <w:b w:val="false"/>
-          <w:bCs w:val="false"/>
-          <w:sz w:val="24"/>
-          <w:szCs w:val="24"/>
-        </w:rPr>
-        <w:tab/>
-        <w:t>)</w:t>
-      </w:r>
-    </w:p>
-    <w:p>
-      <w:pPr>
-        <w:tabs>
-          <w:tab w:pos="1080" w:val="left"/>
-          <w:tab w:pos="6480" w:val="right"/>
-          <w:tab w:pos="6768" w:val="left"/>
-        </w:tabs>
-        <w:spacing w:line="240" w:lineRule="exact"/>
-      </w:pPr>
-      <w:r>
-        <w:rPr>
-          <w:rFonts w:ascii="Times New Roman" w:cs="Times New Roman" w:eastAsia="Times New Roman" w:hAnsi="Times New Roman"/>
-          <w:sz w:val="24"/>
-          <w:szCs w:val="24"/>
-        </w:rPr>
-      </w:r>
-      <w:r>
-        <w:rPr>
-          <w:rFonts w:ascii="Times New Roman" w:cs="Times New Roman" w:eastAsia="Times New Roman" w:hAnsi="Times New Roman"/>
-          <w:sz w:val="24"/>
-          <w:szCs w:val="24"/>
-        </w:rPr>
-        <w:tab/>
-        <w:t>)</w:t>
-      </w:r>
-    </w:p>
-    <w:p>
-      <w:pPr>
-        <w:tabs>
-          <w:tab w:pos="1080" w:val="left"/>
-          <w:tab w:pos="6480" w:val="right"/>
-          <w:tab w:pos="6768" w:val="left"/>
-        </w:tabs>
-        <w:spacing w:line="240" w:lineRule="exact"/>
-      </w:pPr>
-      <w:r>
-        <w:rPr>
-          <w:rFonts w:ascii="Times New Roman" w:cs="Times New Roman" w:eastAsia="Times New Roman" w:hAnsi="Times New Roman"/>
-          <w:b w:val="false"/>
-          <w:bCs w:val="false"/>
-          <w:sz w:val="24"/>
-          <w:szCs w:val="24"/>
-        </w:rPr>
-        <w:t>{{ child1_name_upper }}</w:t>
-      </w:r>
-      <w:r>
-        <w:rPr>
-          <w:rFonts w:ascii="Times New Roman" w:cs="Times New Roman" w:eastAsia="Times New Roman" w:hAnsi="Times New Roman"/>
-          <w:b w:val="false"/>
-          <w:bCs w:val="false"/>
-          <w:sz w:val="24"/>
-          <w:szCs w:val="24"/>
-        </w:rPr>
-        <w:tab/>
-        <w:t>)</w:t>
-      </w:r>
-    </w:p>
-    <w:p>
-      <w:pPr>
-        <w:tabs>
-          <w:tab w:pos="1080" w:val="left"/>
-          <w:tab w:pos="6480" w:val="right"/>
-          <w:tab w:pos="6768" w:val="left"/>
-        </w:tabs>
-        <w:spacing w:line="240" w:lineRule="exact"/>
-      </w:pPr>
-      <w:r>
-        <w:rPr>
-          <w:rFonts w:ascii="Times New Roman" w:cs="Times New Roman" w:eastAsia="Times New Roman" w:hAnsi="Times New Roman"/>
-          <w:b w:val="false"/>
-          <w:bCs w:val="false"/>
-          <w:sz w:val="24"/>
-          <w:szCs w:val="24"/>
-        </w:rPr>
-        <w:t xml:space="preserve">DOB:  </w:t>
-        <w:tab/>
-        <w:t>{{ child1_dob }},</w:t>
-      </w:r>
-      <w:r>
-        <w:rPr>
-          <w:rFonts w:ascii="Times New Roman" w:cs="Times New Roman" w:eastAsia="Times New Roman" w:hAnsi="Times New Roman"/>
-          <w:b w:val="false"/>
-          <w:bCs w:val="false"/>
-          <w:sz w:val="24"/>
-          <w:szCs w:val="24"/>
-        </w:rPr>
-        <w:tab/>
-        <w:t>)</w:t>
-      </w:r>
-      <w:r>
-        <w:rPr>
-          <w:rFonts w:ascii="Times New Roman" w:cs="Times New Roman" w:eastAsia="Times New Roman" w:hAnsi="Times New Roman"/>
-          <w:b w:val="false"/>
-          <w:bCs w:val="false"/>
-          <w:sz w:val="24"/>
-          <w:szCs w:val="24"/>
-        </w:rPr>
-        <w:tab/>
-        <w:t>No. {{ case_number }}</w:t>
-      </w:r>
-    </w:p>
-    <w:p>
-      <w:pPr>
-        <w:tabs>
-          <w:tab w:pos="1080" w:val="left"/>
-          <w:tab w:pos="6480" w:val="right"/>
-          <w:tab w:pos="6768" w:val="left"/>
-        </w:tabs>
-        <w:spacing w:line="240" w:lineRule="exact"/>
-        <w:ind w:start="4320" w:firstLine="720"/>
-      </w:pPr>
-      <w:r>
-        <w:rPr>
-          <w:rFonts w:ascii="Times New Roman" w:cs="Times New Roman" w:eastAsia="Times New Roman" w:hAnsi="Times New Roman"/>
-          <w:b w:val="false"/>
-          <w:bCs w:val="false"/>
-          <w:sz w:val="24"/>
-          <w:szCs w:val="24"/>
-        </w:rPr>
-      </w:r>
-      <w:r>
-        <w:rPr>
-          <w:rFonts w:ascii="Times New Roman" w:cs="Times New Roman" w:eastAsia="Times New Roman" w:hAnsi="Times New Roman"/>
-          <w:b w:val="false"/>
-          <w:bCs w:val="false"/>
-          <w:sz w:val="24"/>
-          <w:szCs w:val="24"/>
-        </w:rPr>
-        <w:tab/>
-        <w:t>)</w:t>
-      </w:r>
-    </w:p>
-    <w:p>
-      <w:pPr>
-        <w:tabs>
-          <w:tab w:pos="1080" w:val="left"/>
-          <w:tab w:pos="6480" w:val="right"/>
-          <w:tab w:pos="6768" w:val="left"/>
-        </w:tabs>
-        <w:spacing w:line="240" w:lineRule="exact"/>
-        <w:ind w:firstLine="720"/>
-      </w:pPr>
-      <w:r>
-        <w:rPr>
-          <w:rFonts w:ascii="Times New Roman" w:cs="Times New Roman" w:eastAsia="Times New Roman" w:hAnsi="Times New Roman"/>
-          <w:b w:val="false"/>
-          <w:bCs w:val="false"/>
-          <w:sz w:val="24"/>
-          <w:szCs w:val="24"/>
-        </w:rPr>
-        <w:t>A Minor Child.</w:t>
-      </w:r>
-      <w:r>
-        <w:rPr>
-          <w:rFonts w:ascii="Times New Roman" w:cs="Times New Roman" w:eastAsia="Times New Roman" w:hAnsi="Times New Roman"/>
-          <w:b w:val="false"/>
-          <w:bCs w:val="false"/>
-          <w:sz w:val="24"/>
-          <w:szCs w:val="24"/>
-        </w:rPr>
-        <w:tab/>
-        <w:t>)</w:t>
-      </w:r>
-    </w:p>
-    <w:p>
-      <w:pPr>
-        <w:spacing w:line="240" w:lineRule="exact"/>
-      </w:pPr>
-      <w:r>
-        <w:rPr>
-          <w:rFonts w:ascii="Times New Roman" w:cs="Times New Roman" w:eastAsia="Times New Roman" w:hAnsi="Times New Roman"/>
-          <w:b w:val="false"/>
-          <w:bCs w:val="false"/>
-          <w:sz w:val="24"/>
-          <w:szCs w:val="24"/>
-        </w:rPr>
-        <w:t xml:space="preserve"/>
-      </w:r>
-    </w:p>
-    <w:p>
-      <w:pPr>
-        <w:spacing w:line="240" w:lineRule="exact"/>
-        <w:jc w:val="center"/>
-      </w:pPr>
-      <w:r>
-        <w:rPr>
-          <w:rFonts w:ascii="Times New Roman" w:cs="Times New Roman" w:eastAsia="Times New Roman" w:hAnsi="Times New Roman"/>
-          <w:b/>
-          <w:bCs/>
-          <w:sz w:val="24"/>
-          <w:szCs w:val="24"/>
-          <w:u w:val="single"/>
-        </w:rPr>
-        <w:t xml:space="preserve">ORDER WAIVING INTERLOCUTORY DECREE</w:t>
-      </w:r>
-    </w:p>
-    <w:p>
-      <w:pPr>
-        <w:spacing w:line="240" w:lineRule="exact"/>
-        <w:jc w:val="center"/>
-      </w:pPr>
-      <w:r>
-        <w:rPr>
-          <w:rFonts w:ascii="Times New Roman" w:cs="Times New Roman" w:eastAsia="Times New Roman" w:hAnsi="Times New Roman"/>
-          <w:b/>
-          <w:bCs/>
-          <w:sz w:val="24"/>
-          <w:szCs w:val="24"/>
-          <w:u w:val="single"/>
-        </w:rPr>
-        <w:t xml:space="preserve">AND WAITING PERIOD</w:t>
-      </w:r>
-    </w:p>
-    <w:p>
-      <w:pPr>
-        <w:spacing w:line="240" w:lineRule="exact"/>
-      </w:pPr>
-      <w:r>
-        <w:rPr>
-          <w:rFonts w:ascii="Times New Roman" w:cs="Times New Roman" w:eastAsia="Times New Roman" w:hAnsi="Times New Roman"/>
-          <w:b w:val="false"/>
-          <w:bCs w:val="false"/>
-          <w:sz w:val="24"/>
-          <w:szCs w:val="24"/>
-        </w:rPr>
-        <w:t xml:space="preserve"/>
+        <w:t xml:space="preserve">NOW, on this _____ day of _________________, {{ case_year }}, this cause comes on regularly for hearing the application of the Petitioner(s) herein for an Order to waive the interlocutory decree and six (6) month waiting period in the above styled cause of action. The Court, being fully advised in the premises, finds that said Order should issue.</w:t>
       </w:r>
     </w:p>
     <w:p>
@@ -3256,7 +3271,452 @@
           <w:sz w:val="24"/>
           <w:szCs w:val="24"/>
         </w:rPr>
-        <w:t xml:space="preserve">NOW, on this _____ day of _________________, {{ case_year }}, this cause comes on regularly for hearing the application of the Petitioner(s) herein for an Order to waive the interlocutory decree and six (6) month waiting period in the above styled cause of action. The Court, being fully advised in the premises, finds that said Order should issue.</w:t>
+        <w:t xml:space="preserve">IT IS THEREFORE ORDERED, ADJUDGED AND DECREED BY THIS COURT that the interlocutory decree and six (6) month waiting period in the above styled cause of action be and the same is waived.</w:t>
+      </w:r>
+    </w:p>
+    <w:p>
+      <w:pPr>
+        <w:spacing w:line="240" w:lineRule="exact"/>
+      </w:pPr>
+      <w:r>
+        <w:rPr>
+          <w:rFonts w:ascii="Times New Roman" w:cs="Times New Roman" w:eastAsia="Times New Roman" w:hAnsi="Times New Roman"/>
+          <w:b w:val="false"/>
+          <w:bCs w:val="false"/>
+          <w:sz w:val="24"/>
+          <w:szCs w:val="24"/>
+        </w:rPr>
+        <w:t xml:space="preserve"/>
+      </w:r>
+    </w:p>
+    <w:p>
+      <w:r>
+        <w:rPr>
+          <w:rFonts w:ascii="Times New Roman" w:cs="Times New Roman" w:eastAsia="Times New Roman" w:hAnsi="Times New Roman"/>
+          <w:b w:val="false"/>
+          <w:bCs w:val="false"/>
+          <w:sz w:val="24"/>
+          <w:szCs w:val="24"/>
+        </w:rPr>
+        <w:t xml:space="preserve">_______________________________</w:t>
+      </w:r>
+    </w:p>
+    <w:p>
+      <w:r>
+        <w:rPr>
+          <w:rFonts w:ascii="Times New Roman" w:cs="Times New Roman" w:eastAsia="Times New Roman" w:hAnsi="Times New Roman"/>
+          <w:b w:val="false"/>
+          <w:bCs w:val="false"/>
+          <w:sz w:val="24"/>
+          <w:szCs w:val="24"/>
+        </w:rPr>
+        <w:t xml:space="preserve">JUDGE OF THE DISTRICT COURT</w:t>
+      </w:r>
+    </w:p>
+    <w:p>
+      <w:pPr>
+        <w:spacing w:line="240" w:lineRule="exact"/>
+      </w:pPr>
+      <w:r>
+        <w:rPr>
+          <w:rFonts w:ascii="Times New Roman" w:cs="Times New Roman" w:eastAsia="Times New Roman" w:hAnsi="Times New Roman"/>
+          <w:b w:val="false"/>
+          <w:bCs w:val="false"/>
+          <w:sz w:val="24"/>
+          <w:szCs w:val="24"/>
+        </w:rPr>
+        <w:t xml:space="preserve"/>
+      </w:r>
+    </w:p>
+    <w:p>
+      <w:r>
+        <w:rPr>
+          <w:rFonts w:ascii="Times New Roman" w:cs="Times New Roman" w:eastAsia="Times New Roman" w:hAnsi="Times New Roman"/>
+          <w:b w:val="false"/>
+          <w:bCs w:val="false"/>
+          <w:sz w:val="24"/>
+          <w:szCs w:val="24"/>
+        </w:rPr>
+        <w:t xml:space="preserve">Terri Craig, OBA #16485</w:t>
+      </w:r>
+    </w:p>
+    <w:p>
+      <w:r>
+        <w:rPr>
+          <w:rFonts w:ascii="Times New Roman" w:cs="Times New Roman" w:eastAsia="Times New Roman" w:hAnsi="Times New Roman"/>
+          <w:b w:val="false"/>
+          <w:bCs w:val="false"/>
+          <w:sz w:val="24"/>
+          <w:szCs w:val="24"/>
+        </w:rPr>
+        <w:t xml:space="preserve">Attorney for Petitioner(s)</w:t>
+      </w:r>
+    </w:p>
+    <w:p>
+      <w:r>
+        <w:rPr>
+          <w:rFonts w:ascii="Times New Roman" w:cs="Times New Roman" w:eastAsia="Times New Roman" w:hAnsi="Times New Roman"/>
+          <w:b w:val="false"/>
+          <w:bCs w:val="false"/>
+          <w:sz w:val="24"/>
+          <w:szCs w:val="24"/>
+        </w:rPr>
+        <w:t xml:space="preserve">P. O. Box 991</w:t>
+      </w:r>
+    </w:p>
+    <w:p>
+      <w:r>
+        <w:rPr>
+          <w:rFonts w:ascii="Times New Roman" w:cs="Times New Roman" w:eastAsia="Times New Roman" w:hAnsi="Times New Roman"/>
+          <w:b w:val="false"/>
+          <w:bCs w:val="false"/>
+          <w:sz w:val="24"/>
+          <w:szCs w:val="24"/>
+        </w:rPr>
+        <w:t xml:space="preserve">Wagoner, OK 74477</w:t>
+      </w:r>
+    </w:p>
+    <w:p>
+      <w:r>
+        <w:rPr>
+          <w:rFonts w:ascii="Times New Roman" w:cs="Times New Roman" w:eastAsia="Times New Roman" w:hAnsi="Times New Roman"/>
+          <w:b w:val="false"/>
+          <w:bCs w:val="false"/>
+          <w:sz w:val="24"/>
+          <w:szCs w:val="24"/>
+        </w:rPr>
+        <w:t xml:space="preserve">(918) 485-1529</w:t>
+      </w:r>
+    </w:p>
+    <w:p>
+      <w:r>
+        <w:rPr>
+          <w:rFonts w:ascii="Times New Roman" w:cs="Times New Roman" w:eastAsia="Times New Roman" w:hAnsi="Times New Roman"/>
+          <w:b w:val="false"/>
+          <w:bCs w:val="false"/>
+          <w:sz w:val="24"/>
+          <w:szCs w:val="24"/>
+        </w:rPr>
+        <w:t xml:space="preserve">Craiglawoffice@yahoo.com</w:t>
+      </w:r>
+    </w:p>
+    <w:p>
+      <w:pPr>
+        <w:pageBreakBefore/>
+      </w:pPr>
+      <w:r>
+        <w:rPr>
+          <w:rFonts w:ascii="Times New Roman" w:cs="Times New Roman" w:eastAsia="Times New Roman" w:hAnsi="Times New Roman"/>
+          <w:b w:val="false"/>
+          <w:bCs w:val="false"/>
+          <w:sz w:val="24"/>
+          <w:szCs w:val="24"/>
+        </w:rPr>
+        <w:t xml:space="preserve"/>
+      </w:r>
+    </w:p>
+    <w:p>
+      <w:pPr>
+        <w:spacing w:line="240" w:lineRule="exact"/>
+        <w:jc w:val="center"/>
+      </w:pPr>
+      <w:r>
+        <w:rPr>
+          <w:rFonts w:ascii="Times New Roman" w:cs="Times New Roman" w:eastAsia="Times New Roman" w:hAnsi="Times New Roman"/>
+          <w:b/>
+          <w:bCs/>
+          <w:sz w:val="24"/>
+          <w:szCs w:val="24"/>
+        </w:rPr>
+        <w:t xml:space="preserve">IN THE DISTRICT COURT IN AND FOR {{ county_upper }} COUNTY</w:t>
+      </w:r>
+    </w:p>
+    <w:p>
+      <w:pPr>
+        <w:spacing w:line="240" w:lineRule="exact"/>
+        <w:jc w:val="center"/>
+      </w:pPr>
+      <w:r>
+        <w:rPr>
+          <w:rFonts w:ascii="Times New Roman" w:cs="Times New Roman" w:eastAsia="Times New Roman" w:hAnsi="Times New Roman"/>
+          <w:b/>
+          <w:bCs/>
+          <w:sz w:val="24"/>
+          <w:szCs w:val="24"/>
+        </w:rPr>
+        <w:t xml:space="preserve">STATE OF OKLAHOMA</w:t>
+      </w:r>
+    </w:p>
+    <w:p>
+      <w:pPr>
+        <w:spacing w:line="240" w:lineRule="exact"/>
+      </w:pPr>
+      <w:r>
+        <w:rPr>
+          <w:rFonts w:ascii="Times New Roman" w:cs="Times New Roman" w:eastAsia="Times New Roman" w:hAnsi="Times New Roman"/>
+          <w:b w:val="false"/>
+          <w:bCs w:val="false"/>
+          <w:sz w:val="24"/>
+          <w:szCs w:val="24"/>
+        </w:rPr>
+        <w:t xml:space="preserve"/>
+      </w:r>
+    </w:p>
+    <w:p>
+      <w:pPr>
+        <w:spacing w:line="240" w:lineRule="exact"/>
+      </w:pPr>
+      <w:r>
+        <w:rPr>
+          <w:rFonts w:ascii="Times New Roman" w:cs="Times New Roman" w:eastAsia="Times New Roman" w:hAnsi="Times New Roman"/>
+          <w:b w:val="false"/>
+          <w:bCs w:val="false"/>
+          <w:sz w:val="24"/>
+          <w:szCs w:val="24"/>
+        </w:rPr>
+        <w:t xml:space="preserve"/>
+      </w:r>
+    </w:p>
+    <w:p>
+      <w:pPr>
+        <w:tabs>
+          <w:tab w:pos="1080" w:val="left"/>
+          <w:tab w:pos="6480" w:val="right"/>
+          <w:tab w:pos="6768" w:val="left"/>
+        </w:tabs>
+        <w:spacing w:line="240" w:lineRule="exact"/>
+      </w:pPr>
+      <w:r>
+        <w:rPr>
+          <w:rFonts w:ascii="Times New Roman" w:cs="Times New Roman" w:eastAsia="Times New Roman" w:hAnsi="Times New Roman"/>
+          <w:b w:val="false"/>
+          <w:bCs w:val="false"/>
+          <w:sz w:val="24"/>
+          <w:szCs w:val="24"/>
+        </w:rPr>
+        <w:t>In the Matter of the Adoption of</w:t>
+      </w:r>
+      <w:r>
+        <w:rPr>
+          <w:rFonts w:ascii="Times New Roman" w:cs="Times New Roman" w:eastAsia="Times New Roman" w:hAnsi="Times New Roman"/>
+          <w:b w:val="false"/>
+          <w:bCs w:val="false"/>
+          <w:sz w:val="24"/>
+          <w:szCs w:val="24"/>
+        </w:rPr>
+        <w:tab/>
+        <w:t>)</w:t>
+      </w:r>
+    </w:p>
+    <w:p>
+      <w:pPr>
+        <w:tabs>
+          <w:tab w:pos="1080" w:val="left"/>
+          <w:tab w:pos="6480" w:val="right"/>
+          <w:tab w:pos="6768" w:val="left"/>
+        </w:tabs>
+        <w:spacing w:line="240" w:lineRule="exact"/>
+      </w:pPr>
+      <w:r>
+        <w:rPr>
+          <w:rFonts w:ascii="Times New Roman" w:cs="Times New Roman" w:eastAsia="Times New Roman" w:hAnsi="Times New Roman"/>
+          <w:sz w:val="24"/>
+          <w:szCs w:val="24"/>
+        </w:rPr>
+      </w:r>
+      <w:r>
+        <w:rPr>
+          <w:rFonts w:ascii="Times New Roman" w:cs="Times New Roman" w:eastAsia="Times New Roman" w:hAnsi="Times New Roman"/>
+          <w:sz w:val="24"/>
+          <w:szCs w:val="24"/>
+        </w:rPr>
+        <w:tab/>
+        <w:t>)</w:t>
+      </w:r>
+    </w:p>
+    <w:p>
+      <w:pPr>
+        <w:tabs>
+          <w:tab w:pos="1080" w:val="left"/>
+          <w:tab w:pos="6480" w:val="right"/>
+          <w:tab w:pos="6768" w:val="left"/>
+        </w:tabs>
+        <w:spacing w:line="240" w:lineRule="exact"/>
+      </w:pPr>
+      <w:r>
+        <w:rPr>
+          <w:rFonts w:ascii="Times New Roman" w:cs="Times New Roman" w:eastAsia="Times New Roman" w:hAnsi="Times New Roman"/>
+          <w:b w:val="false"/>
+          <w:bCs w:val="false"/>
+          <w:sz w:val="24"/>
+          <w:szCs w:val="24"/>
+        </w:rPr>
+        <w:t>{{ child1_name_upper }}</w:t>
+      </w:r>
+      <w:r>
+        <w:rPr>
+          <w:rFonts w:ascii="Times New Roman" w:cs="Times New Roman" w:eastAsia="Times New Roman" w:hAnsi="Times New Roman"/>
+          <w:b w:val="false"/>
+          <w:bCs w:val="false"/>
+          <w:sz w:val="24"/>
+          <w:szCs w:val="24"/>
+        </w:rPr>
+        <w:tab/>
+        <w:t>)</w:t>
+      </w:r>
+    </w:p>
+    <w:p>
+      <w:pPr>
+        <w:tabs>
+          <w:tab w:pos="1080" w:val="left"/>
+          <w:tab w:pos="6480" w:val="right"/>
+          <w:tab w:pos="6768" w:val="left"/>
+        </w:tabs>
+        <w:spacing w:line="240" w:lineRule="exact"/>
+      </w:pPr>
+      <w:r>
+        <w:rPr>
+          <w:rFonts w:ascii="Times New Roman" w:cs="Times New Roman" w:eastAsia="Times New Roman" w:hAnsi="Times New Roman"/>
+          <w:b w:val="false"/>
+          <w:bCs w:val="false"/>
+          <w:sz w:val="24"/>
+          <w:szCs w:val="24"/>
+        </w:rPr>
+        <w:t xml:space="preserve">DOB:  </w:t>
+        <w:tab/>
+        <w:t>{{ child1_dob }},</w:t>
+      </w:r>
+      <w:r>
+        <w:rPr>
+          <w:rFonts w:ascii="Times New Roman" w:cs="Times New Roman" w:eastAsia="Times New Roman" w:hAnsi="Times New Roman"/>
+          <w:b w:val="false"/>
+          <w:bCs w:val="false"/>
+          <w:sz w:val="24"/>
+          <w:szCs w:val="24"/>
+        </w:rPr>
+        <w:tab/>
+        <w:t>)</w:t>
+      </w:r>
+      <w:r>
+        <w:rPr>
+          <w:rFonts w:ascii="Times New Roman" w:cs="Times New Roman" w:eastAsia="Times New Roman" w:hAnsi="Times New Roman"/>
+          <w:b w:val="false"/>
+          <w:bCs w:val="false"/>
+          <w:sz w:val="24"/>
+          <w:szCs w:val="24"/>
+        </w:rPr>
+        <w:tab/>
+        <w:t>No. {{ case_number }}</w:t>
+      </w:r>
+    </w:p>
+    <w:p>
+      <w:pPr>
+        <w:tabs>
+          <w:tab w:pos="1080" w:val="left"/>
+          <w:tab w:pos="6480" w:val="right"/>
+          <w:tab w:pos="6768" w:val="left"/>
+        </w:tabs>
+        <w:spacing w:line="240" w:lineRule="exact"/>
+        <w:ind w:start="4320" w:firstLine="720"/>
+      </w:pPr>
+      <w:r>
+        <w:rPr>
+          <w:rFonts w:ascii="Times New Roman" w:cs="Times New Roman" w:eastAsia="Times New Roman" w:hAnsi="Times New Roman"/>
+          <w:b w:val="false"/>
+          <w:bCs w:val="false"/>
+          <w:sz w:val="24"/>
+          <w:szCs w:val="24"/>
+        </w:rPr>
+      </w:r>
+      <w:r>
+        <w:rPr>
+          <w:rFonts w:ascii="Times New Roman" w:cs="Times New Roman" w:eastAsia="Times New Roman" w:hAnsi="Times New Roman"/>
+          <w:b w:val="false"/>
+          <w:bCs w:val="false"/>
+          <w:sz w:val="24"/>
+          <w:szCs w:val="24"/>
+        </w:rPr>
+        <w:tab/>
+        <w:t>)</w:t>
+      </w:r>
+    </w:p>
+    <w:p>
+      <w:pPr>
+        <w:tabs>
+          <w:tab w:pos="1080" w:val="left"/>
+          <w:tab w:pos="6480" w:val="right"/>
+          <w:tab w:pos="6768" w:val="left"/>
+        </w:tabs>
+        <w:spacing w:line="240" w:lineRule="exact"/>
+        <w:ind w:firstLine="720"/>
+      </w:pPr>
+      <w:r>
+        <w:rPr>
+          <w:rFonts w:ascii="Times New Roman" w:cs="Times New Roman" w:eastAsia="Times New Roman" w:hAnsi="Times New Roman"/>
+          <w:b w:val="false"/>
+          <w:bCs w:val="false"/>
+          <w:sz w:val="24"/>
+          <w:szCs w:val="24"/>
+        </w:rPr>
+        <w:t>A Minor Child.</w:t>
+      </w:r>
+      <w:r>
+        <w:rPr>
+          <w:rFonts w:ascii="Times New Roman" w:cs="Times New Roman" w:eastAsia="Times New Roman" w:hAnsi="Times New Roman"/>
+          <w:b w:val="false"/>
+          <w:bCs w:val="false"/>
+          <w:sz w:val="24"/>
+          <w:szCs w:val="24"/>
+        </w:rPr>
+        <w:tab/>
+        <w:t>)</w:t>
+      </w:r>
+    </w:p>
+    <w:p>
+      <w:pPr>
+        <w:spacing w:line="240" w:lineRule="exact"/>
+      </w:pPr>
+      <w:r>
+        <w:rPr>
+          <w:rFonts w:ascii="Times New Roman" w:cs="Times New Roman" w:eastAsia="Times New Roman" w:hAnsi="Times New Roman"/>
+          <w:b w:val="false"/>
+          <w:bCs w:val="false"/>
+          <w:sz w:val="24"/>
+          <w:szCs w:val="24"/>
+        </w:rPr>
+        <w:t xml:space="preserve"/>
+      </w:r>
+    </w:p>
+    <w:p>
+      <w:pPr>
+        <w:spacing w:line="240" w:lineRule="exact"/>
+        <w:jc w:val="center"/>
+      </w:pPr>
+      <w:r>
+        <w:rPr>
+          <w:rFonts w:ascii="Times New Roman" w:cs="Times New Roman" w:eastAsia="Times New Roman" w:hAnsi="Times New Roman"/>
+          <w:b/>
+          <w:bCs/>
+          <w:sz w:val="24"/>
+          <w:szCs w:val="24"/>
+          <w:u w:val="single"/>
+        </w:rPr>
+        <w:t xml:space="preserve">ORDER FOR HEARING BEST INTEREST AND FINAL DECREE OF ADOPTION</w:t>
+      </w:r>
+    </w:p>
+    <w:p>
+      <w:pPr>
+        <w:spacing w:line="240" w:lineRule="exact"/>
+      </w:pPr>
+      <w:r>
+        <w:rPr>
+          <w:rFonts w:ascii="Times New Roman" w:cs="Times New Roman" w:eastAsia="Times New Roman" w:hAnsi="Times New Roman"/>
+          <w:b w:val="false"/>
+          <w:bCs w:val="false"/>
+          <w:sz w:val="24"/>
+          <w:szCs w:val="24"/>
+        </w:rPr>
+        <w:t xml:space="preserve"/>
       </w:r>
     </w:p>
     <w:p>
@@ -3273,7 +3733,7 @@
           <w:sz w:val="24"/>
           <w:szCs w:val="24"/>
         </w:rPr>
-        <w:t xml:space="preserve">IT IS THEREFORE ORDERED, ADJUDGED AND DECREED BY THIS COURT that the interlocutory decree and six (6) month waiting period in the above styled cause of action be and the same is waived.</w:t>
+        <w:t xml:space="preserve">NOW on this _____ day of _________________, {{ case_year }}, the Petitioners, having filed their Application for a Final Decree of Adoption herein, the Court finds that the Application should be sustained and the same should be set for hearing on the _____ day of _________________, {{ case_year }}, at _____ o'clock __.m. in Judge _______________________'s Courtroom, {{ county }} County Courthouse, {{ county }}, Oklahoma.</w:t>
       </w:r>
     </w:p>
     <w:p>
@@ -3351,7 +3811,7 @@
           <w:sz w:val="24"/>
           <w:szCs w:val="24"/>
         </w:rPr>
-        <w:t xml:space="preserve">Attorney for Petitioner(s)</w:t>
+        <w:t xml:space="preserve">Attorney for Petitioners</w:t>
       </w:r>
     </w:p>
     <w:p>
@@ -3388,18 +3848,6 @@
           <w:szCs w:val="24"/>
         </w:rPr>
         <w:t xml:space="preserve">(918) 485-1529</w:t>
-      </w:r>
-    </w:p>
-    <w:p>
-      <w:r>
-        <w:rPr>
-          <w:rFonts w:ascii="Times New Roman" w:cs="Times New Roman" w:eastAsia="Times New Roman" w:hAnsi="Times New Roman"/>
-          <w:b w:val="false"/>
-          <w:bCs w:val="false"/>
-          <w:sz w:val="24"/>
-          <w:szCs w:val="24"/>
-        </w:rPr>
-        <w:t xml:space="preserve">Craiglawoffice@yahoo.com</w:t>
       </w:r>
     </w:p>
     <w:p>
@@ -3703,7 +4151,7 @@
           <w:szCs w:val="24"/>
           <w:u w:val="single"/>
         </w:rPr>
-        <w:t xml:space="preserve">ORDER FOR HEARING BEST INTEREST AND FINAL DECREE OF ADOPTION</w:t>
+        <w:t xml:space="preserve">STATEMENT OF EXPENSES</w:t>
       </w:r>
     </w:p>
     <w:p>
@@ -3735,446 +4183,12 @@
           <w:sz w:val="24"/>
           <w:szCs w:val="24"/>
         </w:rPr>
-        <w:t xml:space="preserve">NOW on this _____ day of _________________, {{ case_year }}, the Petitioners, having filed their Application for a Final Decree of Adoption herein, the Court finds that the Application should be sustained and the same should be set for hearing on the _____ day of _________________, {{ case_year }}, at _____ o'clock __.m. in Judge _______________________'s Courtroom, {{ county }} County Courthouse, {{ county }}, Oklahoma.</w:t>
-      </w:r>
-    </w:p>
-    <w:p>
-      <w:pPr>
-        <w:spacing w:line="240" w:lineRule="exact"/>
-      </w:pPr>
-      <w:r>
-        <w:rPr>
-          <w:rFonts w:ascii="Times New Roman" w:cs="Times New Roman" w:eastAsia="Times New Roman" w:hAnsi="Times New Roman"/>
-          <w:b w:val="false"/>
-          <w:bCs w:val="false"/>
-          <w:sz w:val="24"/>
-          <w:szCs w:val="24"/>
-        </w:rPr>
-        <w:t xml:space="preserve"/>
-      </w:r>
-    </w:p>
-    <w:p>
-      <w:r>
-        <w:rPr>
-          <w:rFonts w:ascii="Times New Roman" w:cs="Times New Roman" w:eastAsia="Times New Roman" w:hAnsi="Times New Roman"/>
-          <w:b w:val="false"/>
-          <w:bCs w:val="false"/>
-          <w:sz w:val="24"/>
-          <w:szCs w:val="24"/>
-        </w:rPr>
-        <w:t xml:space="preserve">_______________________________</w:t>
-      </w:r>
-    </w:p>
-    <w:p>
-      <w:r>
-        <w:rPr>
-          <w:rFonts w:ascii="Times New Roman" w:cs="Times New Roman" w:eastAsia="Times New Roman" w:hAnsi="Times New Roman"/>
-          <w:b w:val="false"/>
-          <w:bCs w:val="false"/>
-          <w:sz w:val="24"/>
-          <w:szCs w:val="24"/>
-        </w:rPr>
-        <w:t xml:space="preserve">JUDGE OF THE DISTRICT COURT</w:t>
-      </w:r>
-    </w:p>
-    <w:p>
-      <w:pPr>
-        <w:spacing w:line="240" w:lineRule="exact"/>
-      </w:pPr>
-      <w:r>
-        <w:rPr>
-          <w:rFonts w:ascii="Times New Roman" w:cs="Times New Roman" w:eastAsia="Times New Roman" w:hAnsi="Times New Roman"/>
-          <w:b w:val="false"/>
-          <w:bCs w:val="false"/>
-          <w:sz w:val="24"/>
-          <w:szCs w:val="24"/>
-        </w:rPr>
-        <w:t xml:space="preserve"/>
-      </w:r>
-    </w:p>
-    <w:p>
-      <w:r>
-        <w:rPr>
-          <w:rFonts w:ascii="Times New Roman" w:cs="Times New Roman" w:eastAsia="Times New Roman" w:hAnsi="Times New Roman"/>
-          <w:b w:val="false"/>
-          <w:bCs w:val="false"/>
-          <w:sz w:val="24"/>
-          <w:szCs w:val="24"/>
-        </w:rPr>
-        <w:t xml:space="preserve">Terri Craig, OBA #16485</w:t>
-      </w:r>
-    </w:p>
-    <w:p>
-      <w:r>
-        <w:rPr>
-          <w:rFonts w:ascii="Times New Roman" w:cs="Times New Roman" w:eastAsia="Times New Roman" w:hAnsi="Times New Roman"/>
-          <w:b w:val="false"/>
-          <w:bCs w:val="false"/>
-          <w:sz w:val="24"/>
-          <w:szCs w:val="24"/>
-        </w:rPr>
-        <w:t xml:space="preserve">Attorney for Petitioners</w:t>
-      </w:r>
-    </w:p>
-    <w:p>
-      <w:r>
-        <w:rPr>
-          <w:rFonts w:ascii="Times New Roman" w:cs="Times New Roman" w:eastAsia="Times New Roman" w:hAnsi="Times New Roman"/>
-          <w:b w:val="false"/>
-          <w:bCs w:val="false"/>
-          <w:sz w:val="24"/>
-          <w:szCs w:val="24"/>
-        </w:rPr>
-        <w:t xml:space="preserve">P. O. Box 991</w:t>
-      </w:r>
-    </w:p>
-    <w:p>
-      <w:r>
-        <w:rPr>
-          <w:rFonts w:ascii="Times New Roman" w:cs="Times New Roman" w:eastAsia="Times New Roman" w:hAnsi="Times New Roman"/>
-          <w:b w:val="false"/>
-          <w:bCs w:val="false"/>
-          <w:sz w:val="24"/>
-          <w:szCs w:val="24"/>
-        </w:rPr>
-        <w:t xml:space="preserve">Wagoner, OK 74477</w:t>
-      </w:r>
-    </w:p>
-    <w:p>
-      <w:r>
-        <w:rPr>
-          <w:rFonts w:ascii="Times New Roman" w:cs="Times New Roman" w:eastAsia="Times New Roman" w:hAnsi="Times New Roman"/>
-          <w:b w:val="false"/>
-          <w:bCs w:val="false"/>
-          <w:sz w:val="24"/>
-          <w:szCs w:val="24"/>
-        </w:rPr>
-        <w:t xml:space="preserve">(918) 485-1529</w:t>
-      </w:r>
-    </w:p>
-    <w:p>
-      <w:pPr>
-        <w:pageBreakBefore/>
-      </w:pPr>
-      <w:r>
-        <w:rPr>
-          <w:rFonts w:ascii="Times New Roman" w:cs="Times New Roman" w:eastAsia="Times New Roman" w:hAnsi="Times New Roman"/>
-          <w:b w:val="false"/>
-          <w:bCs w:val="false"/>
-          <w:sz w:val="24"/>
-          <w:szCs w:val="24"/>
-        </w:rPr>
-        <w:t xml:space="preserve"/>
-      </w:r>
-    </w:p>
-    <w:p>
-      <w:pPr>
-        <w:spacing w:line="240" w:lineRule="exact"/>
-        <w:jc w:val="center"/>
-      </w:pPr>
-      <w:r>
-        <w:rPr>
-          <w:rFonts w:ascii="Times New Roman" w:cs="Times New Roman" w:eastAsia="Times New Roman" w:hAnsi="Times New Roman"/>
-          <w:b/>
-          <w:bCs/>
-          <w:sz w:val="24"/>
-          <w:szCs w:val="24"/>
-        </w:rPr>
-        <w:t xml:space="preserve">IN THE DISTRICT COURT IN AND FOR {{ county_upper }} COUNTY</w:t>
-      </w:r>
-    </w:p>
-    <w:p>
-      <w:pPr>
-        <w:spacing w:line="240" w:lineRule="exact"/>
-        <w:jc w:val="center"/>
-      </w:pPr>
-      <w:r>
-        <w:rPr>
-          <w:rFonts w:ascii="Times New Roman" w:cs="Times New Roman" w:eastAsia="Times New Roman" w:hAnsi="Times New Roman"/>
-          <w:b/>
-          <w:bCs/>
-          <w:sz w:val="24"/>
-          <w:szCs w:val="24"/>
-        </w:rPr>
-        <w:t xml:space="preserve">STATE OF OKLAHOMA</w:t>
-      </w:r>
-    </w:p>
-    <w:p>
-      <w:pPr>
-        <w:spacing w:line="240" w:lineRule="exact"/>
-      </w:pPr>
-      <w:r>
-        <w:rPr>
-          <w:rFonts w:ascii="Times New Roman" w:cs="Times New Roman" w:eastAsia="Times New Roman" w:hAnsi="Times New Roman"/>
-          <w:b w:val="false"/>
-          <w:bCs w:val="false"/>
-          <w:sz w:val="24"/>
-          <w:szCs w:val="24"/>
-        </w:rPr>
-        <w:t xml:space="preserve"/>
-      </w:r>
-    </w:p>
-    <w:p>
-      <w:pPr>
-        <w:spacing w:line="240" w:lineRule="exact"/>
-      </w:pPr>
-      <w:r>
-        <w:rPr>
-          <w:rFonts w:ascii="Times New Roman" w:cs="Times New Roman" w:eastAsia="Times New Roman" w:hAnsi="Times New Roman"/>
-          <w:b w:val="false"/>
-          <w:bCs w:val="false"/>
-          <w:sz w:val="24"/>
-          <w:szCs w:val="24"/>
-        </w:rPr>
-        <w:t xml:space="preserve"/>
-      </w:r>
-    </w:p>
-    <w:p>
-      <w:pPr>
-        <w:tabs>
-          <w:tab w:pos="1080" w:val="left"/>
-          <w:tab w:pos="6480" w:val="right"/>
-          <w:tab w:pos="6768" w:val="left"/>
-        </w:tabs>
-        <w:spacing w:line="240" w:lineRule="exact"/>
-      </w:pPr>
-      <w:r>
-        <w:rPr>
-          <w:rFonts w:ascii="Times New Roman" w:cs="Times New Roman" w:eastAsia="Times New Roman" w:hAnsi="Times New Roman"/>
-          <w:b w:val="false"/>
-          <w:bCs w:val="false"/>
-          <w:sz w:val="24"/>
-          <w:szCs w:val="24"/>
-        </w:rPr>
-        <w:t>In the Matter of the Adoption of</w:t>
-      </w:r>
-      <w:r>
-        <w:rPr>
-          <w:rFonts w:ascii="Times New Roman" w:cs="Times New Roman" w:eastAsia="Times New Roman" w:hAnsi="Times New Roman"/>
-          <w:b w:val="false"/>
-          <w:bCs w:val="false"/>
-          <w:sz w:val="24"/>
-          <w:szCs w:val="24"/>
-        </w:rPr>
-        <w:tab/>
-        <w:t>)</w:t>
-      </w:r>
-    </w:p>
-    <w:p>
-      <w:pPr>
-        <w:tabs>
-          <w:tab w:pos="1080" w:val="left"/>
-          <w:tab w:pos="6480" w:val="right"/>
-          <w:tab w:pos="6768" w:val="left"/>
-        </w:tabs>
-        <w:spacing w:line="240" w:lineRule="exact"/>
-      </w:pPr>
-      <w:r>
-        <w:rPr>
-          <w:rFonts w:ascii="Times New Roman" w:cs="Times New Roman" w:eastAsia="Times New Roman" w:hAnsi="Times New Roman"/>
-          <w:sz w:val="24"/>
-          <w:szCs w:val="24"/>
-        </w:rPr>
-      </w:r>
-      <w:r>
-        <w:rPr>
-          <w:rFonts w:ascii="Times New Roman" w:cs="Times New Roman" w:eastAsia="Times New Roman" w:hAnsi="Times New Roman"/>
-          <w:sz w:val="24"/>
-          <w:szCs w:val="24"/>
-        </w:rPr>
-        <w:tab/>
-        <w:t>)</w:t>
-      </w:r>
-    </w:p>
-    <w:p>
-      <w:pPr>
-        <w:tabs>
-          <w:tab w:pos="1080" w:val="left"/>
-          <w:tab w:pos="6480" w:val="right"/>
-          <w:tab w:pos="6768" w:val="left"/>
-        </w:tabs>
-        <w:spacing w:line="240" w:lineRule="exact"/>
-      </w:pPr>
-      <w:r>
-        <w:rPr>
-          <w:rFonts w:ascii="Times New Roman" w:cs="Times New Roman" w:eastAsia="Times New Roman" w:hAnsi="Times New Roman"/>
-          <w:b w:val="false"/>
-          <w:bCs w:val="false"/>
-          <w:sz w:val="24"/>
-          <w:szCs w:val="24"/>
-        </w:rPr>
-        <w:t>{{ child1_name_upper }}</w:t>
-      </w:r>
-      <w:r>
-        <w:rPr>
-          <w:rFonts w:ascii="Times New Roman" w:cs="Times New Roman" w:eastAsia="Times New Roman" w:hAnsi="Times New Roman"/>
-          <w:b w:val="false"/>
-          <w:bCs w:val="false"/>
-          <w:sz w:val="24"/>
-          <w:szCs w:val="24"/>
-        </w:rPr>
-        <w:tab/>
-        <w:t>)</w:t>
-      </w:r>
-    </w:p>
-    <w:p>
-      <w:pPr>
-        <w:tabs>
-          <w:tab w:pos="1080" w:val="left"/>
-          <w:tab w:pos="6480" w:val="right"/>
-          <w:tab w:pos="6768" w:val="left"/>
-        </w:tabs>
-        <w:spacing w:line="240" w:lineRule="exact"/>
-      </w:pPr>
-      <w:r>
-        <w:rPr>
-          <w:rFonts w:ascii="Times New Roman" w:cs="Times New Roman" w:eastAsia="Times New Roman" w:hAnsi="Times New Roman"/>
-          <w:b w:val="false"/>
-          <w:bCs w:val="false"/>
-          <w:sz w:val="24"/>
-          <w:szCs w:val="24"/>
-        </w:rPr>
-        <w:t xml:space="preserve">DOB:  </w:t>
-        <w:tab/>
-        <w:t>{{ child1_dob }},</w:t>
-      </w:r>
-      <w:r>
-        <w:rPr>
-          <w:rFonts w:ascii="Times New Roman" w:cs="Times New Roman" w:eastAsia="Times New Roman" w:hAnsi="Times New Roman"/>
-          <w:b w:val="false"/>
-          <w:bCs w:val="false"/>
-          <w:sz w:val="24"/>
-          <w:szCs w:val="24"/>
-        </w:rPr>
-        <w:tab/>
-        <w:t>)</w:t>
-      </w:r>
-      <w:r>
-        <w:rPr>
-          <w:rFonts w:ascii="Times New Roman" w:cs="Times New Roman" w:eastAsia="Times New Roman" w:hAnsi="Times New Roman"/>
-          <w:b w:val="false"/>
-          <w:bCs w:val="false"/>
-          <w:sz w:val="24"/>
-          <w:szCs w:val="24"/>
-        </w:rPr>
-        <w:tab/>
-        <w:t>No. {{ case_number }}</w:t>
-      </w:r>
-    </w:p>
-    <w:p>
-      <w:pPr>
-        <w:tabs>
-          <w:tab w:pos="1080" w:val="left"/>
-          <w:tab w:pos="6480" w:val="right"/>
-          <w:tab w:pos="6768" w:val="left"/>
-        </w:tabs>
-        <w:spacing w:line="240" w:lineRule="exact"/>
-        <w:ind w:start="4320" w:firstLine="720"/>
-      </w:pPr>
-      <w:r>
-        <w:rPr>
-          <w:rFonts w:ascii="Times New Roman" w:cs="Times New Roman" w:eastAsia="Times New Roman" w:hAnsi="Times New Roman"/>
-          <w:b w:val="false"/>
-          <w:bCs w:val="false"/>
-          <w:sz w:val="24"/>
-          <w:szCs w:val="24"/>
-        </w:rPr>
-      </w:r>
-      <w:r>
-        <w:rPr>
-          <w:rFonts w:ascii="Times New Roman" w:cs="Times New Roman" w:eastAsia="Times New Roman" w:hAnsi="Times New Roman"/>
-          <w:b w:val="false"/>
-          <w:bCs w:val="false"/>
-          <w:sz w:val="24"/>
-          <w:szCs w:val="24"/>
-        </w:rPr>
-        <w:tab/>
-        <w:t>)</w:t>
-      </w:r>
-    </w:p>
-    <w:p>
-      <w:pPr>
-        <w:tabs>
-          <w:tab w:pos="1080" w:val="left"/>
-          <w:tab w:pos="6480" w:val="right"/>
-          <w:tab w:pos="6768" w:val="left"/>
-        </w:tabs>
-        <w:spacing w:line="240" w:lineRule="exact"/>
-        <w:ind w:firstLine="720"/>
-      </w:pPr>
-      <w:r>
-        <w:rPr>
-          <w:rFonts w:ascii="Times New Roman" w:cs="Times New Roman" w:eastAsia="Times New Roman" w:hAnsi="Times New Roman"/>
-          <w:b w:val="false"/>
-          <w:bCs w:val="false"/>
-          <w:sz w:val="24"/>
-          <w:szCs w:val="24"/>
-        </w:rPr>
-        <w:t>A Minor Child.</w:t>
-      </w:r>
-      <w:r>
-        <w:rPr>
-          <w:rFonts w:ascii="Times New Roman" w:cs="Times New Roman" w:eastAsia="Times New Roman" w:hAnsi="Times New Roman"/>
-          <w:b w:val="false"/>
-          <w:bCs w:val="false"/>
-          <w:sz w:val="24"/>
-          <w:szCs w:val="24"/>
-        </w:rPr>
-        <w:tab/>
-        <w:t>)</w:t>
-      </w:r>
-    </w:p>
-    <w:p>
-      <w:pPr>
-        <w:spacing w:line="240" w:lineRule="exact"/>
-      </w:pPr>
-      <w:r>
-        <w:rPr>
-          <w:rFonts w:ascii="Times New Roman" w:cs="Times New Roman" w:eastAsia="Times New Roman" w:hAnsi="Times New Roman"/>
-          <w:b w:val="false"/>
-          <w:bCs w:val="false"/>
-          <w:sz w:val="24"/>
-          <w:szCs w:val="24"/>
-        </w:rPr>
-        <w:t xml:space="preserve"/>
-      </w:r>
-    </w:p>
-    <w:p>
-      <w:pPr>
-        <w:spacing w:line="240" w:lineRule="exact"/>
-        <w:jc w:val="center"/>
-      </w:pPr>
-      <w:r>
-        <w:rPr>
-          <w:rFonts w:ascii="Times New Roman" w:cs="Times New Roman" w:eastAsia="Times New Roman" w:hAnsi="Times New Roman"/>
-          <w:b/>
-          <w:bCs/>
-          <w:sz w:val="24"/>
-          <w:szCs w:val="24"/>
-          <w:u w:val="single"/>
-        </w:rPr>
-        <w:t xml:space="preserve">STATEMENT OF EXPENSES</w:t>
-      </w:r>
-    </w:p>
-    <w:p>
-      <w:pPr>
-        <w:spacing w:line="240" w:lineRule="exact"/>
-      </w:pPr>
-      <w:r>
-        <w:rPr>
-          <w:rFonts w:ascii="Times New Roman" w:cs="Times New Roman" w:eastAsia="Times New Roman" w:hAnsi="Times New Roman"/>
-          <w:b w:val="false"/>
-          <w:bCs w:val="false"/>
-          <w:sz w:val="24"/>
-          <w:szCs w:val="24"/>
-        </w:rPr>
-        <w:t xml:space="preserve"/>
+        <w:t xml:space="preserve">Terri Craig, first being duly sworn upon his or her own oath states as follows:</w:t>
       </w:r>
     </w:p>
     <w:p>
       <w:pPr>
         <w:spacing w:line="480" w:lineRule="auto"/>
-        <w:ind w:firstLine="1440"/>
         <w:jc w:val="both"/>
       </w:pPr>
       <w:r>
@@ -4185,13 +4199,12 @@
           <w:sz w:val="24"/>
           <w:szCs w:val="24"/>
         </w:rPr>
-        <w:t xml:space="preserve">Terri Craig, first being duly sworn upon his or her own oath states as follows:</w:t>
+        <w:t xml:space="preserve">1.	That I am the attorney of record for the Petitioners in this case.</w:t>
       </w:r>
     </w:p>
     <w:p>
       <w:pPr>
         <w:spacing w:line="480" w:lineRule="auto"/>
-        <w:ind w:firstLine="1440"/>
         <w:jc w:val="both"/>
       </w:pPr>
       <w:r>
@@ -4202,13 +4215,12 @@
           <w:sz w:val="24"/>
           <w:szCs w:val="24"/>
         </w:rPr>
-        <w:t xml:space="preserve">1.	That I am the attorney of record for the Petitioners in this case.</w:t>
+        <w:t xml:space="preserve">2.	That attached hereto is a detailed report of all costs and expenses which have been incurred in this case and are to be paid by the Petitioners.</w:t>
       </w:r>
     </w:p>
     <w:p>
       <w:pPr>
         <w:spacing w:line="480" w:lineRule="auto"/>
-        <w:ind w:firstLine="1440"/>
         <w:jc w:val="both"/>
       </w:pPr>
       <w:r>
@@ -4219,13 +4231,12 @@
           <w:sz w:val="24"/>
           <w:szCs w:val="24"/>
         </w:rPr>
-        <w:t xml:space="preserve">2.	That attached hereto is a detailed report of all costs and expenses which have been incurred in this case and are to be paid by the Petitioners.</w:t>
+        <w:t xml:space="preserve">3.	All expenses and costs that have been paid are allowed by Title 10 O.S. Sec. 7505-3.2.</w:t>
       </w:r>
     </w:p>
     <w:p>
       <w:pPr>
         <w:spacing w:line="480" w:lineRule="auto"/>
-        <w:ind w:firstLine="1440"/>
         <w:jc w:val="both"/>
       </w:pPr>
       <w:r>
@@ -4236,30 +4247,12 @@
           <w:sz w:val="24"/>
           <w:szCs w:val="24"/>
         </w:rPr>
-        <w:t xml:space="preserve">3.	All expenses and costs that have been paid are allowed by Title 10 O.S. Sec. 7505-3.2.</w:t>
+        <w:t xml:space="preserve">4.	All expenses and costs paid, or to be paid, have been paid directly to the person/entity listed in numerical paragraph two above and are commensurate in amount and scope with other providers of similar services in {{ county }} County.</w:t>
       </w:r>
     </w:p>
     <w:p>
       <w:pPr>
         <w:spacing w:line="480" w:lineRule="auto"/>
-        <w:ind w:firstLine="1440"/>
-        <w:jc w:val="both"/>
-      </w:pPr>
-      <w:r>
-        <w:rPr>
-          <w:rFonts w:ascii="Times New Roman" w:cs="Times New Roman" w:eastAsia="Times New Roman" w:hAnsi="Times New Roman"/>
-          <w:b w:val="false"/>
-          <w:bCs w:val="false"/>
-          <w:sz w:val="24"/>
-          <w:szCs w:val="24"/>
-        </w:rPr>
-        <w:t xml:space="preserve">4.	All expenses and costs paid, or to be paid, have been paid directly to the person/entity listed in numerical paragraph two above and are commensurate in amount and scope with other providers of similar services in {{ county }} County.</w:t>
-      </w:r>
-    </w:p>
-    <w:p>
-      <w:pPr>
-        <w:spacing w:line="480" w:lineRule="auto"/>
-        <w:ind w:firstLine="1440"/>
         <w:jc w:val="both"/>
       </w:pPr>
       <w:r>

--- a/templates/stepparent/step_packet.docx
+++ b/templates/stepparent/step_packet.docx
@@ -64,201 +64,245 @@
         <w:t xml:space="preserve"/>
       </w:r>
     </w:p>
-    <w:p>
-      <w:pPr>
-        <w:tabs>
-          <w:tab w:pos="1080" w:val="left"/>
-          <w:tab w:pos="6480" w:val="right"/>
-          <w:tab w:pos="6768" w:val="left"/>
-        </w:tabs>
-        <w:spacing w:line="240" w:lineRule="exact"/>
-      </w:pPr>
-      <w:r>
-        <w:rPr>
-          <w:rFonts w:ascii="Times New Roman" w:cs="Times New Roman" w:eastAsia="Times New Roman" w:hAnsi="Times New Roman"/>
-          <w:b w:val="false"/>
-          <w:bCs w:val="false"/>
-          <w:sz w:val="24"/>
-          <w:szCs w:val="24"/>
-        </w:rPr>
-        <w:t>In the Matter of the Adoption of</w:t>
-      </w:r>
-      <w:r>
-        <w:rPr>
-          <w:rFonts w:ascii="Times New Roman" w:cs="Times New Roman" w:eastAsia="Times New Roman" w:hAnsi="Times New Roman"/>
-          <w:b w:val="false"/>
-          <w:bCs w:val="false"/>
-          <w:sz w:val="24"/>
-          <w:szCs w:val="24"/>
-        </w:rPr>
-        <w:tab/>
-        <w:t>)</w:t>
-      </w:r>
-    </w:p>
-    <w:p>
-      <w:pPr>
-        <w:tabs>
-          <w:tab w:pos="1080" w:val="left"/>
-          <w:tab w:pos="6480" w:val="right"/>
-          <w:tab w:pos="6768" w:val="left"/>
-        </w:tabs>
-        <w:spacing w:line="240" w:lineRule="exact"/>
-      </w:pPr>
-      <w:r>
-        <w:rPr>
-          <w:rFonts w:ascii="Times New Roman" w:cs="Times New Roman" w:eastAsia="Times New Roman" w:hAnsi="Times New Roman"/>
-          <w:sz w:val="24"/>
-          <w:szCs w:val="24"/>
-        </w:rPr>
-      </w:r>
-      <w:r>
-        <w:rPr>
-          <w:rFonts w:ascii="Times New Roman" w:cs="Times New Roman" w:eastAsia="Times New Roman" w:hAnsi="Times New Roman"/>
-          <w:sz w:val="24"/>
-          <w:szCs w:val="24"/>
-        </w:rPr>
-        <w:tab/>
-        <w:t>)</w:t>
-      </w:r>
-    </w:p>
-    <w:p>
-      <w:pPr>
-        <w:tabs>
-          <w:tab w:pos="1080" w:val="left"/>
-          <w:tab w:pos="6480" w:val="right"/>
-          <w:tab w:pos="6768" w:val="left"/>
-        </w:tabs>
-        <w:spacing w:line="240" w:lineRule="exact"/>
-      </w:pPr>
-      <w:r>
-        <w:rPr>
-          <w:rFonts w:ascii="Times New Roman" w:cs="Times New Roman" w:eastAsia="Times New Roman" w:hAnsi="Times New Roman"/>
-          <w:b w:val="false"/>
-          <w:bCs w:val="false"/>
-          <w:sz w:val="24"/>
-          <w:szCs w:val="24"/>
-        </w:rPr>
-        <w:t>{{ child1_name_upper }}</w:t>
-      </w:r>
-      <w:r>
-        <w:rPr>
-          <w:rFonts w:ascii="Times New Roman" w:cs="Times New Roman" w:eastAsia="Times New Roman" w:hAnsi="Times New Roman"/>
-          <w:b w:val="false"/>
-          <w:bCs w:val="false"/>
-          <w:sz w:val="24"/>
-          <w:szCs w:val="24"/>
-        </w:rPr>
-        <w:tab/>
-        <w:t>)</w:t>
-      </w:r>
-    </w:p>
-    <w:p>
-      <w:pPr>
-        <w:tabs>
-          <w:tab w:pos="1080" w:val="left"/>
-          <w:tab w:pos="6480" w:val="right"/>
-          <w:tab w:pos="6768" w:val="left"/>
-        </w:tabs>
-        <w:spacing w:line="240" w:lineRule="exact"/>
-      </w:pPr>
-      <w:r>
-        <w:rPr>
-          <w:rFonts w:ascii="Times New Roman" w:cs="Times New Roman" w:eastAsia="Times New Roman" w:hAnsi="Times New Roman"/>
-          <w:b w:val="false"/>
-          <w:bCs w:val="false"/>
-          <w:sz w:val="24"/>
-          <w:szCs w:val="24"/>
-        </w:rPr>
-        <w:t xml:space="preserve">DOB:  </w:t>
-        <w:tab/>
-        <w:t>{{ child1_dob }},</w:t>
-      </w:r>
-      <w:r>
-        <w:rPr>
-          <w:rFonts w:ascii="Times New Roman" w:cs="Times New Roman" w:eastAsia="Times New Roman" w:hAnsi="Times New Roman"/>
-          <w:b w:val="false"/>
-          <w:bCs w:val="false"/>
-          <w:sz w:val="24"/>
-          <w:szCs w:val="24"/>
-        </w:rPr>
-        <w:tab/>
-        <w:t>)</w:t>
-      </w:r>
-      <w:r>
-        <w:rPr>
-          <w:rFonts w:ascii="Times New Roman" w:cs="Times New Roman" w:eastAsia="Times New Roman" w:hAnsi="Times New Roman"/>
-          <w:b w:val="false"/>
-          <w:bCs w:val="false"/>
-          <w:sz w:val="24"/>
-          <w:szCs w:val="24"/>
-        </w:rPr>
-        <w:tab/>
-        <w:t>No. {{ case_number }}</w:t>
-      </w:r>
-    </w:p>
-    <w:p>
-      <w:pPr>
-        <w:tabs>
-          <w:tab w:pos="1080" w:val="left"/>
-          <w:tab w:pos="6480" w:val="right"/>
-          <w:tab w:pos="6768" w:val="left"/>
-        </w:tabs>
-        <w:spacing w:line="240" w:lineRule="exact"/>
-        <w:ind w:start="4320" w:firstLine="720"/>
-      </w:pPr>
-      <w:r>
-        <w:rPr>
-          <w:rFonts w:ascii="Times New Roman" w:cs="Times New Roman" w:eastAsia="Times New Roman" w:hAnsi="Times New Roman"/>
-          <w:b w:val="false"/>
-          <w:bCs w:val="false"/>
-          <w:sz w:val="24"/>
-          <w:szCs w:val="24"/>
-        </w:rPr>
-      </w:r>
-      <w:r>
-        <w:rPr>
-          <w:rFonts w:ascii="Times New Roman" w:cs="Times New Roman" w:eastAsia="Times New Roman" w:hAnsi="Times New Roman"/>
-          <w:b w:val="false"/>
-          <w:bCs w:val="false"/>
-          <w:sz w:val="24"/>
-          <w:szCs w:val="24"/>
-        </w:rPr>
-        <w:tab/>
-        <w:t>)</w:t>
-      </w:r>
-    </w:p>
-    <w:p>
-      <w:pPr>
-        <w:tabs>
-          <w:tab w:pos="1080" w:val="left"/>
-          <w:tab w:pos="6480" w:val="right"/>
-          <w:tab w:pos="6768" w:val="left"/>
-        </w:tabs>
-        <w:spacing w:line="240" w:lineRule="exact"/>
-        <w:ind w:firstLine="720"/>
-      </w:pPr>
-      <w:r>
-        <w:rPr>
-          <w:rFonts w:ascii="Times New Roman" w:cs="Times New Roman" w:eastAsia="Times New Roman" w:hAnsi="Times New Roman"/>
-          <w:b w:val="false"/>
-          <w:bCs w:val="false"/>
-          <w:sz w:val="24"/>
-          <w:szCs w:val="24"/>
-        </w:rPr>
-        <w:t>A Minor Child.</w:t>
-      </w:r>
-      <w:r>
-        <w:rPr>
-          <w:rFonts w:ascii="Times New Roman" w:cs="Times New Roman" w:eastAsia="Times New Roman" w:hAnsi="Times New Roman"/>
-          <w:b w:val="false"/>
-          <w:bCs w:val="false"/>
-          <w:sz w:val="24"/>
-          <w:szCs w:val="24"/>
-        </w:rPr>
-        <w:tab/>
-        <w:t>)</w:t>
-      </w:r>
-    </w:p>
+    <w:tbl>
+      <w:tblPr>
+        <w:tblW w:w="9360" w:type="dxa"/>
+        <w:tblBorders>
+          <w:top w:val="none" w:sz="0" w:space="0" w:color="auto"/>
+          <w:left w:val="none" w:sz="0" w:space="0" w:color="auto"/>
+          <w:bottom w:val="none" w:sz="0" w:space="0" w:color="auto"/>
+          <w:right w:val="none" w:sz="0" w:space="0" w:color="auto"/>
+          <w:insideH w:val="none" w:sz="0" w:space="0" w:color="auto"/>
+          <w:insideV w:val="none" w:sz="0" w:space="0" w:color="auto"/>
+        </w:tblBorders>
+        <w:tblLayout w:type="fixed"/>
+        <w:tblCellMar>
+          <w:top w:w="0" w:type="dxa"/>
+          <w:left w:w="0" w:type="dxa"/>
+          <w:bottom w:w="0" w:type="dxa"/>
+          <w:right w:w="0" w:type="dxa"/>
+        </w:tblCellMar>
+        <w:tblLook w:val="0000" w:firstRow="0" w:lastRow="0" w:firstColumn="0" w:lastColumn="0" w:noHBand="0" w:noVBand="0"/>
+      </w:tblPr>
+      <w:tblGrid>
+        <w:gridCol w:w="6192"/>
+        <w:gridCol w:w="288"/>
+        <w:gridCol w:w="2880"/>
+      </w:tblGrid>
+      <w:tr>
+        <w:tc>
+          <w:tcPr>
+            <w:tcW w:w="6192" w:type="dxa"/>
+          </w:tcPr>
+          <w:p>
+            <w:pPr>
+              <w:spacing w:after="0" w:line="240" w:lineRule="auto"/>
+            </w:pPr>
+            <w:r>
+              <w:rPr>
+                <w:rFonts w:ascii="Times New Roman" w:cs="Times New Roman" w:eastAsia="Times New Roman" w:hAnsi="Times New Roman"/>
+                <w:b w:val="false"/>
+                <w:bCs w:val="false"/>
+                <w:sz w:val="24"/>
+                <w:szCs w:val="24"/>
+              </w:rPr>
+              <w:t xml:space="preserve">In the Matter of the Adoption of</w:t>
+            </w:r>
+          </w:p>
+          <w:p>
+            <w:pPr>
+              <w:spacing w:after="0" w:line="240" w:lineRule="auto"/>
+            </w:pPr>
+          </w:p>
+          <w:p>
+            <w:pPr>
+              <w:spacing w:after="0" w:line="240" w:lineRule="auto"/>
+            </w:pPr>
+            <w:r>
+              <w:rPr>
+                <w:rFonts w:ascii="Times New Roman" w:cs="Times New Roman" w:eastAsia="Times New Roman" w:hAnsi="Times New Roman"/>
+                <w:b w:val="false"/>
+                <w:bCs w:val="false"/>
+                <w:sz w:val="24"/>
+                <w:szCs w:val="24"/>
+              </w:rPr>
+              <w:t xml:space="preserve">{{ child1_name_upper }}</w:t>
+            </w:r>
+          </w:p>
+          <w:p>
+            <w:pPr>
+              <w:tabs>
+                <w:tab w:val="left" w:pos="1080"/>
+              </w:tabs>
+              <w:spacing w:after="0" w:line="240" w:lineRule="auto"/>
+            </w:pPr>
+            <w:r>
+              <w:rPr>
+                <w:rFonts w:ascii="Times New Roman" w:cs="Times New Roman" w:eastAsia="Times New Roman" w:hAnsi="Times New Roman"/>
+                <w:b w:val="false"/>
+                <w:bCs w:val="false"/>
+                <w:sz w:val="24"/>
+                <w:szCs w:val="24"/>
+              </w:rPr>
+              <w:t xml:space="preserve">DOB:  </w:t>
+              <w:tab/>
+              <w:t xml:space="preserve">{{ child1_dob }},</w:t>
+            </w:r>
+          </w:p>
+          <w:p>
+            <w:pPr>
+              <w:spacing w:after="0" w:line="240" w:lineRule="auto"/>
+            </w:pPr>
+          </w:p>
+          <w:p>
+            <w:pPr>
+              <w:spacing w:after="0" w:line="240" w:lineRule="auto"/>
+              <w:ind w:firstLine="720"/>
+            </w:pPr>
+            <w:r>
+              <w:rPr>
+                <w:rFonts w:ascii="Times New Roman" w:cs="Times New Roman" w:eastAsia="Times New Roman" w:hAnsi="Times New Roman"/>
+                <w:b w:val="false"/>
+                <w:bCs w:val="false"/>
+                <w:sz w:val="24"/>
+                <w:szCs w:val="24"/>
+              </w:rPr>
+              <w:t xml:space="preserve">A Minor Child.</w:t>
+            </w:r>
+          </w:p>
+        </w:tc>
+        <w:tc>
+          <w:tcPr>
+            <w:tcW w:w="288" w:type="dxa"/>
+          </w:tcPr>
+          <w:p>
+            <w:pPr>
+              <w:spacing w:after="0" w:line="240" w:lineRule="auto"/>
+            </w:pPr>
+            <w:r>
+              <w:rPr>
+                <w:rFonts w:ascii="Times New Roman" w:cs="Times New Roman" w:eastAsia="Times New Roman" w:hAnsi="Times New Roman"/>
+                <w:b w:val="false"/>
+                <w:bCs w:val="false"/>
+                <w:sz w:val="24"/>
+                <w:szCs w:val="24"/>
+              </w:rPr>
+              <w:t xml:space="preserve">)</w:t>
+            </w:r>
+          </w:p>
+          <w:p>
+            <w:pPr>
+              <w:spacing w:after="0" w:line="240" w:lineRule="auto"/>
+            </w:pPr>
+            <w:r>
+              <w:rPr>
+                <w:rFonts w:ascii="Times New Roman" w:cs="Times New Roman" w:eastAsia="Times New Roman" w:hAnsi="Times New Roman"/>
+                <w:b w:val="false"/>
+                <w:bCs w:val="false"/>
+                <w:sz w:val="24"/>
+                <w:szCs w:val="24"/>
+              </w:rPr>
+              <w:t xml:space="preserve">)</w:t>
+            </w:r>
+          </w:p>
+          <w:p>
+            <w:pPr>
+              <w:spacing w:after="0" w:line="240" w:lineRule="auto"/>
+            </w:pPr>
+            <w:r>
+              <w:rPr>
+                <w:rFonts w:ascii="Times New Roman" w:cs="Times New Roman" w:eastAsia="Times New Roman" w:hAnsi="Times New Roman"/>
+                <w:b w:val="false"/>
+                <w:bCs w:val="false"/>
+                <w:sz w:val="24"/>
+                <w:szCs w:val="24"/>
+              </w:rPr>
+              <w:t xml:space="preserve">)</w:t>
+            </w:r>
+          </w:p>
+          <w:p>
+            <w:pPr>
+              <w:spacing w:after="0" w:line="240" w:lineRule="auto"/>
+            </w:pPr>
+            <w:r>
+              <w:rPr>
+                <w:rFonts w:ascii="Times New Roman" w:cs="Times New Roman" w:eastAsia="Times New Roman" w:hAnsi="Times New Roman"/>
+                <w:b w:val="false"/>
+                <w:bCs w:val="false"/>
+                <w:sz w:val="24"/>
+                <w:szCs w:val="24"/>
+              </w:rPr>
+              <w:t xml:space="preserve">)</w:t>
+            </w:r>
+          </w:p>
+          <w:p>
+            <w:pPr>
+              <w:spacing w:after="0" w:line="240" w:lineRule="auto"/>
+            </w:pPr>
+            <w:r>
+              <w:rPr>
+                <w:rFonts w:ascii="Times New Roman" w:cs="Times New Roman" w:eastAsia="Times New Roman" w:hAnsi="Times New Roman"/>
+                <w:b w:val="false"/>
+                <w:bCs w:val="false"/>
+                <w:sz w:val="24"/>
+                <w:szCs w:val="24"/>
+              </w:rPr>
+              <w:t xml:space="preserve">)</w:t>
+            </w:r>
+          </w:p>
+          <w:p>
+            <w:pPr>
+              <w:spacing w:after="0" w:line="240" w:lineRule="auto"/>
+            </w:pPr>
+            <w:r>
+              <w:rPr>
+                <w:rFonts w:ascii="Times New Roman" w:cs="Times New Roman" w:eastAsia="Times New Roman" w:hAnsi="Times New Roman"/>
+                <w:b w:val="false"/>
+                <w:bCs w:val="false"/>
+                <w:sz w:val="24"/>
+                <w:szCs w:val="24"/>
+              </w:rPr>
+              <w:t xml:space="preserve">)</w:t>
+            </w:r>
+          </w:p>
+        </w:tc>
+        <w:tc>
+          <w:tcPr>
+            <w:tcW w:w="2880" w:type="dxa"/>
+          </w:tcPr>
+          <w:p>
+            <w:pPr>
+              <w:spacing w:after="0" w:line="240" w:lineRule="auto"/>
+            </w:pPr>
+          </w:p>
+          <w:p>
+            <w:pPr>
+              <w:spacing w:after="0" w:line="240" w:lineRule="auto"/>
+            </w:pPr>
+          </w:p>
+          <w:p>
+            <w:pPr>
+              <w:spacing w:after="0" w:line="240" w:lineRule="auto"/>
+            </w:pPr>
+          </w:p>
+          <w:p>
+            <w:pPr>
+              <w:spacing w:after="0" w:line="240" w:lineRule="auto"/>
+            </w:pPr>
+            <w:r>
+              <w:rPr>
+                <w:rFonts w:ascii="Times New Roman" w:cs="Times New Roman" w:eastAsia="Times New Roman" w:hAnsi="Times New Roman"/>
+                <w:b w:val="false"/>
+                <w:bCs w:val="false"/>
+                <w:sz w:val="24"/>
+                <w:szCs w:val="24"/>
+              </w:rPr>
+              <w:t xml:space="preserve">No. {{ case_number }}</w:t>
+            </w:r>
+          </w:p>
+        </w:tc>
+      </w:tr>
+    </w:tbl>
     <w:p>
       <w:pPr>
         <w:spacing w:line="240" w:lineRule="exact"/>
@@ -381,7 +425,7 @@
           <w:sz w:val="24"/>
           <w:szCs w:val="24"/>
         </w:rPr>
-        <w:t xml:space="preserve">By:</w:t>
+        <w:t xml:space="preserve">By:{% if attorney_signature %}  {{ attorney_signature }}{% endif %}</w:t>
       </w:r>
     </w:p>
     <w:p>
@@ -533,201 +577,245 @@
         <w:t xml:space="preserve"/>
       </w:r>
     </w:p>
-    <w:p>
-      <w:pPr>
-        <w:tabs>
-          <w:tab w:pos="1080" w:val="left"/>
-          <w:tab w:pos="6480" w:val="right"/>
-          <w:tab w:pos="6768" w:val="left"/>
-        </w:tabs>
-        <w:spacing w:line="240" w:lineRule="exact"/>
-      </w:pPr>
-      <w:r>
-        <w:rPr>
-          <w:rFonts w:ascii="Times New Roman" w:cs="Times New Roman" w:eastAsia="Times New Roman" w:hAnsi="Times New Roman"/>
-          <w:b w:val="false"/>
-          <w:bCs w:val="false"/>
-          <w:sz w:val="24"/>
-          <w:szCs w:val="24"/>
-        </w:rPr>
-        <w:t>In the Matter of the Adoption of</w:t>
-      </w:r>
-      <w:r>
-        <w:rPr>
-          <w:rFonts w:ascii="Times New Roman" w:cs="Times New Roman" w:eastAsia="Times New Roman" w:hAnsi="Times New Roman"/>
-          <w:b w:val="false"/>
-          <w:bCs w:val="false"/>
-          <w:sz w:val="24"/>
-          <w:szCs w:val="24"/>
-        </w:rPr>
-        <w:tab/>
-        <w:t>)</w:t>
-      </w:r>
-    </w:p>
-    <w:p>
-      <w:pPr>
-        <w:tabs>
-          <w:tab w:pos="1080" w:val="left"/>
-          <w:tab w:pos="6480" w:val="right"/>
-          <w:tab w:pos="6768" w:val="left"/>
-        </w:tabs>
-        <w:spacing w:line="240" w:lineRule="exact"/>
-      </w:pPr>
-      <w:r>
-        <w:rPr>
-          <w:rFonts w:ascii="Times New Roman" w:cs="Times New Roman" w:eastAsia="Times New Roman" w:hAnsi="Times New Roman"/>
-          <w:sz w:val="24"/>
-          <w:szCs w:val="24"/>
-        </w:rPr>
-      </w:r>
-      <w:r>
-        <w:rPr>
-          <w:rFonts w:ascii="Times New Roman" w:cs="Times New Roman" w:eastAsia="Times New Roman" w:hAnsi="Times New Roman"/>
-          <w:sz w:val="24"/>
-          <w:szCs w:val="24"/>
-        </w:rPr>
-        <w:tab/>
-        <w:t>)</w:t>
-      </w:r>
-    </w:p>
-    <w:p>
-      <w:pPr>
-        <w:tabs>
-          <w:tab w:pos="1080" w:val="left"/>
-          <w:tab w:pos="6480" w:val="right"/>
-          <w:tab w:pos="6768" w:val="left"/>
-        </w:tabs>
-        <w:spacing w:line="240" w:lineRule="exact"/>
-      </w:pPr>
-      <w:r>
-        <w:rPr>
-          <w:rFonts w:ascii="Times New Roman" w:cs="Times New Roman" w:eastAsia="Times New Roman" w:hAnsi="Times New Roman"/>
-          <w:b w:val="false"/>
-          <w:bCs w:val="false"/>
-          <w:sz w:val="24"/>
-          <w:szCs w:val="24"/>
-        </w:rPr>
-        <w:t>{{ child1_name_upper }}</w:t>
-      </w:r>
-      <w:r>
-        <w:rPr>
-          <w:rFonts w:ascii="Times New Roman" w:cs="Times New Roman" w:eastAsia="Times New Roman" w:hAnsi="Times New Roman"/>
-          <w:b w:val="false"/>
-          <w:bCs w:val="false"/>
-          <w:sz w:val="24"/>
-          <w:szCs w:val="24"/>
-        </w:rPr>
-        <w:tab/>
-        <w:t>)</w:t>
-      </w:r>
-    </w:p>
-    <w:p>
-      <w:pPr>
-        <w:tabs>
-          <w:tab w:pos="1080" w:val="left"/>
-          <w:tab w:pos="6480" w:val="right"/>
-          <w:tab w:pos="6768" w:val="left"/>
-        </w:tabs>
-        <w:spacing w:line="240" w:lineRule="exact"/>
-      </w:pPr>
-      <w:r>
-        <w:rPr>
-          <w:rFonts w:ascii="Times New Roman" w:cs="Times New Roman" w:eastAsia="Times New Roman" w:hAnsi="Times New Roman"/>
-          <w:b w:val="false"/>
-          <w:bCs w:val="false"/>
-          <w:sz w:val="24"/>
-          <w:szCs w:val="24"/>
-        </w:rPr>
-        <w:t xml:space="preserve">DOB:  </w:t>
-        <w:tab/>
-        <w:t>{{ child1_dob }},</w:t>
-      </w:r>
-      <w:r>
-        <w:rPr>
-          <w:rFonts w:ascii="Times New Roman" w:cs="Times New Roman" w:eastAsia="Times New Roman" w:hAnsi="Times New Roman"/>
-          <w:b w:val="false"/>
-          <w:bCs w:val="false"/>
-          <w:sz w:val="24"/>
-          <w:szCs w:val="24"/>
-        </w:rPr>
-        <w:tab/>
-        <w:t>)</w:t>
-      </w:r>
-      <w:r>
-        <w:rPr>
-          <w:rFonts w:ascii="Times New Roman" w:cs="Times New Roman" w:eastAsia="Times New Roman" w:hAnsi="Times New Roman"/>
-          <w:b w:val="false"/>
-          <w:bCs w:val="false"/>
-          <w:sz w:val="24"/>
-          <w:szCs w:val="24"/>
-        </w:rPr>
-        <w:tab/>
-        <w:t>No. {{ case_number }}</w:t>
-      </w:r>
-    </w:p>
-    <w:p>
-      <w:pPr>
-        <w:tabs>
-          <w:tab w:pos="1080" w:val="left"/>
-          <w:tab w:pos="6480" w:val="right"/>
-          <w:tab w:pos="6768" w:val="left"/>
-        </w:tabs>
-        <w:spacing w:line="240" w:lineRule="exact"/>
-        <w:ind w:start="4320" w:firstLine="720"/>
-      </w:pPr>
-      <w:r>
-        <w:rPr>
-          <w:rFonts w:ascii="Times New Roman" w:cs="Times New Roman" w:eastAsia="Times New Roman" w:hAnsi="Times New Roman"/>
-          <w:b w:val="false"/>
-          <w:bCs w:val="false"/>
-          <w:sz w:val="24"/>
-          <w:szCs w:val="24"/>
-        </w:rPr>
-      </w:r>
-      <w:r>
-        <w:rPr>
-          <w:rFonts w:ascii="Times New Roman" w:cs="Times New Roman" w:eastAsia="Times New Roman" w:hAnsi="Times New Roman"/>
-          <w:b w:val="false"/>
-          <w:bCs w:val="false"/>
-          <w:sz w:val="24"/>
-          <w:szCs w:val="24"/>
-        </w:rPr>
-        <w:tab/>
-        <w:t>)</w:t>
-      </w:r>
-    </w:p>
-    <w:p>
-      <w:pPr>
-        <w:tabs>
-          <w:tab w:pos="1080" w:val="left"/>
-          <w:tab w:pos="6480" w:val="right"/>
-          <w:tab w:pos="6768" w:val="left"/>
-        </w:tabs>
-        <w:spacing w:line="240" w:lineRule="exact"/>
-        <w:ind w:firstLine="720"/>
-      </w:pPr>
-      <w:r>
-        <w:rPr>
-          <w:rFonts w:ascii="Times New Roman" w:cs="Times New Roman" w:eastAsia="Times New Roman" w:hAnsi="Times New Roman"/>
-          <w:b w:val="false"/>
-          <w:bCs w:val="false"/>
-          <w:sz w:val="24"/>
-          <w:szCs w:val="24"/>
-        </w:rPr>
-        <w:t>A Minor Child.</w:t>
-      </w:r>
-      <w:r>
-        <w:rPr>
-          <w:rFonts w:ascii="Times New Roman" w:cs="Times New Roman" w:eastAsia="Times New Roman" w:hAnsi="Times New Roman"/>
-          <w:b w:val="false"/>
-          <w:bCs w:val="false"/>
-          <w:sz w:val="24"/>
-          <w:szCs w:val="24"/>
-        </w:rPr>
-        <w:tab/>
-        <w:t>)</w:t>
-      </w:r>
-    </w:p>
+    <w:tbl>
+      <w:tblPr>
+        <w:tblW w:w="9360" w:type="dxa"/>
+        <w:tblBorders>
+          <w:top w:val="none" w:sz="0" w:space="0" w:color="auto"/>
+          <w:left w:val="none" w:sz="0" w:space="0" w:color="auto"/>
+          <w:bottom w:val="none" w:sz="0" w:space="0" w:color="auto"/>
+          <w:right w:val="none" w:sz="0" w:space="0" w:color="auto"/>
+          <w:insideH w:val="none" w:sz="0" w:space="0" w:color="auto"/>
+          <w:insideV w:val="none" w:sz="0" w:space="0" w:color="auto"/>
+        </w:tblBorders>
+        <w:tblLayout w:type="fixed"/>
+        <w:tblCellMar>
+          <w:top w:w="0" w:type="dxa"/>
+          <w:left w:w="0" w:type="dxa"/>
+          <w:bottom w:w="0" w:type="dxa"/>
+          <w:right w:w="0" w:type="dxa"/>
+        </w:tblCellMar>
+        <w:tblLook w:val="0000" w:firstRow="0" w:lastRow="0" w:firstColumn="0" w:lastColumn="0" w:noHBand="0" w:noVBand="0"/>
+      </w:tblPr>
+      <w:tblGrid>
+        <w:gridCol w:w="6192"/>
+        <w:gridCol w:w="288"/>
+        <w:gridCol w:w="2880"/>
+      </w:tblGrid>
+      <w:tr>
+        <w:tc>
+          <w:tcPr>
+            <w:tcW w:w="6192" w:type="dxa"/>
+          </w:tcPr>
+          <w:p>
+            <w:pPr>
+              <w:spacing w:after="0" w:line="240" w:lineRule="auto"/>
+            </w:pPr>
+            <w:r>
+              <w:rPr>
+                <w:rFonts w:ascii="Times New Roman" w:cs="Times New Roman" w:eastAsia="Times New Roman" w:hAnsi="Times New Roman"/>
+                <w:b w:val="false"/>
+                <w:bCs w:val="false"/>
+                <w:sz w:val="24"/>
+                <w:szCs w:val="24"/>
+              </w:rPr>
+              <w:t xml:space="preserve">In the Matter of the Adoption of</w:t>
+            </w:r>
+          </w:p>
+          <w:p>
+            <w:pPr>
+              <w:spacing w:after="0" w:line="240" w:lineRule="auto"/>
+            </w:pPr>
+          </w:p>
+          <w:p>
+            <w:pPr>
+              <w:spacing w:after="0" w:line="240" w:lineRule="auto"/>
+            </w:pPr>
+            <w:r>
+              <w:rPr>
+                <w:rFonts w:ascii="Times New Roman" w:cs="Times New Roman" w:eastAsia="Times New Roman" w:hAnsi="Times New Roman"/>
+                <w:b w:val="false"/>
+                <w:bCs w:val="false"/>
+                <w:sz w:val="24"/>
+                <w:szCs w:val="24"/>
+              </w:rPr>
+              <w:t xml:space="preserve">{{ child1_name_upper }}</w:t>
+            </w:r>
+          </w:p>
+          <w:p>
+            <w:pPr>
+              <w:tabs>
+                <w:tab w:val="left" w:pos="1080"/>
+              </w:tabs>
+              <w:spacing w:after="0" w:line="240" w:lineRule="auto"/>
+            </w:pPr>
+            <w:r>
+              <w:rPr>
+                <w:rFonts w:ascii="Times New Roman" w:cs="Times New Roman" w:eastAsia="Times New Roman" w:hAnsi="Times New Roman"/>
+                <w:b w:val="false"/>
+                <w:bCs w:val="false"/>
+                <w:sz w:val="24"/>
+                <w:szCs w:val="24"/>
+              </w:rPr>
+              <w:t xml:space="preserve">DOB:  </w:t>
+              <w:tab/>
+              <w:t xml:space="preserve">{{ child1_dob }},</w:t>
+            </w:r>
+          </w:p>
+          <w:p>
+            <w:pPr>
+              <w:spacing w:after="0" w:line="240" w:lineRule="auto"/>
+            </w:pPr>
+          </w:p>
+          <w:p>
+            <w:pPr>
+              <w:spacing w:after="0" w:line="240" w:lineRule="auto"/>
+              <w:ind w:firstLine="720"/>
+            </w:pPr>
+            <w:r>
+              <w:rPr>
+                <w:rFonts w:ascii="Times New Roman" w:cs="Times New Roman" w:eastAsia="Times New Roman" w:hAnsi="Times New Roman"/>
+                <w:b w:val="false"/>
+                <w:bCs w:val="false"/>
+                <w:sz w:val="24"/>
+                <w:szCs w:val="24"/>
+              </w:rPr>
+              <w:t xml:space="preserve">A Minor Child.</w:t>
+            </w:r>
+          </w:p>
+        </w:tc>
+        <w:tc>
+          <w:tcPr>
+            <w:tcW w:w="288" w:type="dxa"/>
+          </w:tcPr>
+          <w:p>
+            <w:pPr>
+              <w:spacing w:after="0" w:line="240" w:lineRule="auto"/>
+            </w:pPr>
+            <w:r>
+              <w:rPr>
+                <w:rFonts w:ascii="Times New Roman" w:cs="Times New Roman" w:eastAsia="Times New Roman" w:hAnsi="Times New Roman"/>
+                <w:b w:val="false"/>
+                <w:bCs w:val="false"/>
+                <w:sz w:val="24"/>
+                <w:szCs w:val="24"/>
+              </w:rPr>
+              <w:t xml:space="preserve">)</w:t>
+            </w:r>
+          </w:p>
+          <w:p>
+            <w:pPr>
+              <w:spacing w:after="0" w:line="240" w:lineRule="auto"/>
+            </w:pPr>
+            <w:r>
+              <w:rPr>
+                <w:rFonts w:ascii="Times New Roman" w:cs="Times New Roman" w:eastAsia="Times New Roman" w:hAnsi="Times New Roman"/>
+                <w:b w:val="false"/>
+                <w:bCs w:val="false"/>
+                <w:sz w:val="24"/>
+                <w:szCs w:val="24"/>
+              </w:rPr>
+              <w:t xml:space="preserve">)</w:t>
+            </w:r>
+          </w:p>
+          <w:p>
+            <w:pPr>
+              <w:spacing w:after="0" w:line="240" w:lineRule="auto"/>
+            </w:pPr>
+            <w:r>
+              <w:rPr>
+                <w:rFonts w:ascii="Times New Roman" w:cs="Times New Roman" w:eastAsia="Times New Roman" w:hAnsi="Times New Roman"/>
+                <w:b w:val="false"/>
+                <w:bCs w:val="false"/>
+                <w:sz w:val="24"/>
+                <w:szCs w:val="24"/>
+              </w:rPr>
+              <w:t xml:space="preserve">)</w:t>
+            </w:r>
+          </w:p>
+          <w:p>
+            <w:pPr>
+              <w:spacing w:after="0" w:line="240" w:lineRule="auto"/>
+            </w:pPr>
+            <w:r>
+              <w:rPr>
+                <w:rFonts w:ascii="Times New Roman" w:cs="Times New Roman" w:eastAsia="Times New Roman" w:hAnsi="Times New Roman"/>
+                <w:b w:val="false"/>
+                <w:bCs w:val="false"/>
+                <w:sz w:val="24"/>
+                <w:szCs w:val="24"/>
+              </w:rPr>
+              <w:t xml:space="preserve">)</w:t>
+            </w:r>
+          </w:p>
+          <w:p>
+            <w:pPr>
+              <w:spacing w:after="0" w:line="240" w:lineRule="auto"/>
+            </w:pPr>
+            <w:r>
+              <w:rPr>
+                <w:rFonts w:ascii="Times New Roman" w:cs="Times New Roman" w:eastAsia="Times New Roman" w:hAnsi="Times New Roman"/>
+                <w:b w:val="false"/>
+                <w:bCs w:val="false"/>
+                <w:sz w:val="24"/>
+                <w:szCs w:val="24"/>
+              </w:rPr>
+              <w:t xml:space="preserve">)</w:t>
+            </w:r>
+          </w:p>
+          <w:p>
+            <w:pPr>
+              <w:spacing w:after="0" w:line="240" w:lineRule="auto"/>
+            </w:pPr>
+            <w:r>
+              <w:rPr>
+                <w:rFonts w:ascii="Times New Roman" w:cs="Times New Roman" w:eastAsia="Times New Roman" w:hAnsi="Times New Roman"/>
+                <w:b w:val="false"/>
+                <w:bCs w:val="false"/>
+                <w:sz w:val="24"/>
+                <w:szCs w:val="24"/>
+              </w:rPr>
+              <w:t xml:space="preserve">)</w:t>
+            </w:r>
+          </w:p>
+        </w:tc>
+        <w:tc>
+          <w:tcPr>
+            <w:tcW w:w="2880" w:type="dxa"/>
+          </w:tcPr>
+          <w:p>
+            <w:pPr>
+              <w:spacing w:after="0" w:line="240" w:lineRule="auto"/>
+            </w:pPr>
+          </w:p>
+          <w:p>
+            <w:pPr>
+              <w:spacing w:after="0" w:line="240" w:lineRule="auto"/>
+            </w:pPr>
+          </w:p>
+          <w:p>
+            <w:pPr>
+              <w:spacing w:after="0" w:line="240" w:lineRule="auto"/>
+            </w:pPr>
+          </w:p>
+          <w:p>
+            <w:pPr>
+              <w:spacing w:after="0" w:line="240" w:lineRule="auto"/>
+            </w:pPr>
+            <w:r>
+              <w:rPr>
+                <w:rFonts w:ascii="Times New Roman" w:cs="Times New Roman" w:eastAsia="Times New Roman" w:hAnsi="Times New Roman"/>
+                <w:b w:val="false"/>
+                <w:bCs w:val="false"/>
+                <w:sz w:val="24"/>
+                <w:szCs w:val="24"/>
+              </w:rPr>
+              <w:t xml:space="preserve">No. {{ case_number }}</w:t>
+            </w:r>
+          </w:p>
+        </w:tc>
+      </w:tr>
+    </w:tbl>
     <w:p>
       <w:pPr>
         <w:spacing w:line="240" w:lineRule="exact"/>
@@ -884,7 +972,7 @@
           <w:sz w:val="24"/>
           <w:szCs w:val="24"/>
         </w:rPr>
-        <w:t xml:space="preserve">By:</w:t>
+        <w:t xml:space="preserve">By:{% if attorney_signature %}  {{ attorney_signature }}{% endif %}</w:t>
       </w:r>
     </w:p>
     <w:p>
@@ -1036,201 +1124,245 @@
         <w:t xml:space="preserve"/>
       </w:r>
     </w:p>
-    <w:p>
-      <w:pPr>
-        <w:tabs>
-          <w:tab w:pos="1080" w:val="left"/>
-          <w:tab w:pos="6480" w:val="right"/>
-          <w:tab w:pos="6768" w:val="left"/>
-        </w:tabs>
-        <w:spacing w:line="240" w:lineRule="exact"/>
-      </w:pPr>
-      <w:r>
-        <w:rPr>
-          <w:rFonts w:ascii="Times New Roman" w:cs="Times New Roman" w:eastAsia="Times New Roman" w:hAnsi="Times New Roman"/>
-          <w:b w:val="false"/>
-          <w:bCs w:val="false"/>
-          <w:sz w:val="24"/>
-          <w:szCs w:val="24"/>
-        </w:rPr>
-        <w:t>In the Matter of the Adoption of</w:t>
-      </w:r>
-      <w:r>
-        <w:rPr>
-          <w:rFonts w:ascii="Times New Roman" w:cs="Times New Roman" w:eastAsia="Times New Roman" w:hAnsi="Times New Roman"/>
-          <w:b w:val="false"/>
-          <w:bCs w:val="false"/>
-          <w:sz w:val="24"/>
-          <w:szCs w:val="24"/>
-        </w:rPr>
-        <w:tab/>
-        <w:t>)</w:t>
-      </w:r>
-    </w:p>
-    <w:p>
-      <w:pPr>
-        <w:tabs>
-          <w:tab w:pos="1080" w:val="left"/>
-          <w:tab w:pos="6480" w:val="right"/>
-          <w:tab w:pos="6768" w:val="left"/>
-        </w:tabs>
-        <w:spacing w:line="240" w:lineRule="exact"/>
-      </w:pPr>
-      <w:r>
-        <w:rPr>
-          <w:rFonts w:ascii="Times New Roman" w:cs="Times New Roman" w:eastAsia="Times New Roman" w:hAnsi="Times New Roman"/>
-          <w:sz w:val="24"/>
-          <w:szCs w:val="24"/>
-        </w:rPr>
-      </w:r>
-      <w:r>
-        <w:rPr>
-          <w:rFonts w:ascii="Times New Roman" w:cs="Times New Roman" w:eastAsia="Times New Roman" w:hAnsi="Times New Roman"/>
-          <w:sz w:val="24"/>
-          <w:szCs w:val="24"/>
-        </w:rPr>
-        <w:tab/>
-        <w:t>)</w:t>
-      </w:r>
-    </w:p>
-    <w:p>
-      <w:pPr>
-        <w:tabs>
-          <w:tab w:pos="1080" w:val="left"/>
-          <w:tab w:pos="6480" w:val="right"/>
-          <w:tab w:pos="6768" w:val="left"/>
-        </w:tabs>
-        <w:spacing w:line="240" w:lineRule="exact"/>
-      </w:pPr>
-      <w:r>
-        <w:rPr>
-          <w:rFonts w:ascii="Times New Roman" w:cs="Times New Roman" w:eastAsia="Times New Roman" w:hAnsi="Times New Roman"/>
-          <w:b w:val="false"/>
-          <w:bCs w:val="false"/>
-          <w:sz w:val="24"/>
-          <w:szCs w:val="24"/>
-        </w:rPr>
-        <w:t>{{ child1_name_upper }}</w:t>
-      </w:r>
-      <w:r>
-        <w:rPr>
-          <w:rFonts w:ascii="Times New Roman" w:cs="Times New Roman" w:eastAsia="Times New Roman" w:hAnsi="Times New Roman"/>
-          <w:b w:val="false"/>
-          <w:bCs w:val="false"/>
-          <w:sz w:val="24"/>
-          <w:szCs w:val="24"/>
-        </w:rPr>
-        <w:tab/>
-        <w:t>)</w:t>
-      </w:r>
-    </w:p>
-    <w:p>
-      <w:pPr>
-        <w:tabs>
-          <w:tab w:pos="1080" w:val="left"/>
-          <w:tab w:pos="6480" w:val="right"/>
-          <w:tab w:pos="6768" w:val="left"/>
-        </w:tabs>
-        <w:spacing w:line="240" w:lineRule="exact"/>
-      </w:pPr>
-      <w:r>
-        <w:rPr>
-          <w:rFonts w:ascii="Times New Roman" w:cs="Times New Roman" w:eastAsia="Times New Roman" w:hAnsi="Times New Roman"/>
-          <w:b w:val="false"/>
-          <w:bCs w:val="false"/>
-          <w:sz w:val="24"/>
-          <w:szCs w:val="24"/>
-        </w:rPr>
-        <w:t xml:space="preserve">DOB:  </w:t>
-        <w:tab/>
-        <w:t>{{ child1_dob }},</w:t>
-      </w:r>
-      <w:r>
-        <w:rPr>
-          <w:rFonts w:ascii="Times New Roman" w:cs="Times New Roman" w:eastAsia="Times New Roman" w:hAnsi="Times New Roman"/>
-          <w:b w:val="false"/>
-          <w:bCs w:val="false"/>
-          <w:sz w:val="24"/>
-          <w:szCs w:val="24"/>
-        </w:rPr>
-        <w:tab/>
-        <w:t>)</w:t>
-      </w:r>
-      <w:r>
-        <w:rPr>
-          <w:rFonts w:ascii="Times New Roman" w:cs="Times New Roman" w:eastAsia="Times New Roman" w:hAnsi="Times New Roman"/>
-          <w:b w:val="false"/>
-          <w:bCs w:val="false"/>
-          <w:sz w:val="24"/>
-          <w:szCs w:val="24"/>
-        </w:rPr>
-        <w:tab/>
-        <w:t>No. {{ case_number }}</w:t>
-      </w:r>
-    </w:p>
-    <w:p>
-      <w:pPr>
-        <w:tabs>
-          <w:tab w:pos="1080" w:val="left"/>
-          <w:tab w:pos="6480" w:val="right"/>
-          <w:tab w:pos="6768" w:val="left"/>
-        </w:tabs>
-        <w:spacing w:line="240" w:lineRule="exact"/>
-        <w:ind w:start="4320" w:firstLine="720"/>
-      </w:pPr>
-      <w:r>
-        <w:rPr>
-          <w:rFonts w:ascii="Times New Roman" w:cs="Times New Roman" w:eastAsia="Times New Roman" w:hAnsi="Times New Roman"/>
-          <w:b w:val="false"/>
-          <w:bCs w:val="false"/>
-          <w:sz w:val="24"/>
-          <w:szCs w:val="24"/>
-        </w:rPr>
-      </w:r>
-      <w:r>
-        <w:rPr>
-          <w:rFonts w:ascii="Times New Roman" w:cs="Times New Roman" w:eastAsia="Times New Roman" w:hAnsi="Times New Roman"/>
-          <w:b w:val="false"/>
-          <w:bCs w:val="false"/>
-          <w:sz w:val="24"/>
-          <w:szCs w:val="24"/>
-        </w:rPr>
-        <w:tab/>
-        <w:t>)</w:t>
-      </w:r>
-    </w:p>
-    <w:p>
-      <w:pPr>
-        <w:tabs>
-          <w:tab w:pos="1080" w:val="left"/>
-          <w:tab w:pos="6480" w:val="right"/>
-          <w:tab w:pos="6768" w:val="left"/>
-        </w:tabs>
-        <w:spacing w:line="240" w:lineRule="exact"/>
-        <w:ind w:firstLine="720"/>
-      </w:pPr>
-      <w:r>
-        <w:rPr>
-          <w:rFonts w:ascii="Times New Roman" w:cs="Times New Roman" w:eastAsia="Times New Roman" w:hAnsi="Times New Roman"/>
-          <w:b w:val="false"/>
-          <w:bCs w:val="false"/>
-          <w:sz w:val="24"/>
-          <w:szCs w:val="24"/>
-        </w:rPr>
-        <w:t>A Minor Child.</w:t>
-      </w:r>
-      <w:r>
-        <w:rPr>
-          <w:rFonts w:ascii="Times New Roman" w:cs="Times New Roman" w:eastAsia="Times New Roman" w:hAnsi="Times New Roman"/>
-          <w:b w:val="false"/>
-          <w:bCs w:val="false"/>
-          <w:sz w:val="24"/>
-          <w:szCs w:val="24"/>
-        </w:rPr>
-        <w:tab/>
-        <w:t>)</w:t>
-      </w:r>
-    </w:p>
+    <w:tbl>
+      <w:tblPr>
+        <w:tblW w:w="9360" w:type="dxa"/>
+        <w:tblBorders>
+          <w:top w:val="none" w:sz="0" w:space="0" w:color="auto"/>
+          <w:left w:val="none" w:sz="0" w:space="0" w:color="auto"/>
+          <w:bottom w:val="none" w:sz="0" w:space="0" w:color="auto"/>
+          <w:right w:val="none" w:sz="0" w:space="0" w:color="auto"/>
+          <w:insideH w:val="none" w:sz="0" w:space="0" w:color="auto"/>
+          <w:insideV w:val="none" w:sz="0" w:space="0" w:color="auto"/>
+        </w:tblBorders>
+        <w:tblLayout w:type="fixed"/>
+        <w:tblCellMar>
+          <w:top w:w="0" w:type="dxa"/>
+          <w:left w:w="0" w:type="dxa"/>
+          <w:bottom w:w="0" w:type="dxa"/>
+          <w:right w:w="0" w:type="dxa"/>
+        </w:tblCellMar>
+        <w:tblLook w:val="0000" w:firstRow="0" w:lastRow="0" w:firstColumn="0" w:lastColumn="0" w:noHBand="0" w:noVBand="0"/>
+      </w:tblPr>
+      <w:tblGrid>
+        <w:gridCol w:w="6192"/>
+        <w:gridCol w:w="288"/>
+        <w:gridCol w:w="2880"/>
+      </w:tblGrid>
+      <w:tr>
+        <w:tc>
+          <w:tcPr>
+            <w:tcW w:w="6192" w:type="dxa"/>
+          </w:tcPr>
+          <w:p>
+            <w:pPr>
+              <w:spacing w:after="0" w:line="240" w:lineRule="auto"/>
+            </w:pPr>
+            <w:r>
+              <w:rPr>
+                <w:rFonts w:ascii="Times New Roman" w:cs="Times New Roman" w:eastAsia="Times New Roman" w:hAnsi="Times New Roman"/>
+                <w:b w:val="false"/>
+                <w:bCs w:val="false"/>
+                <w:sz w:val="24"/>
+                <w:szCs w:val="24"/>
+              </w:rPr>
+              <w:t xml:space="preserve">In the Matter of the Adoption of</w:t>
+            </w:r>
+          </w:p>
+          <w:p>
+            <w:pPr>
+              <w:spacing w:after="0" w:line="240" w:lineRule="auto"/>
+            </w:pPr>
+          </w:p>
+          <w:p>
+            <w:pPr>
+              <w:spacing w:after="0" w:line="240" w:lineRule="auto"/>
+            </w:pPr>
+            <w:r>
+              <w:rPr>
+                <w:rFonts w:ascii="Times New Roman" w:cs="Times New Roman" w:eastAsia="Times New Roman" w:hAnsi="Times New Roman"/>
+                <w:b w:val="false"/>
+                <w:bCs w:val="false"/>
+                <w:sz w:val="24"/>
+                <w:szCs w:val="24"/>
+              </w:rPr>
+              <w:t xml:space="preserve">{{ child1_name_upper }}</w:t>
+            </w:r>
+          </w:p>
+          <w:p>
+            <w:pPr>
+              <w:tabs>
+                <w:tab w:val="left" w:pos="1080"/>
+              </w:tabs>
+              <w:spacing w:after="0" w:line="240" w:lineRule="auto"/>
+            </w:pPr>
+            <w:r>
+              <w:rPr>
+                <w:rFonts w:ascii="Times New Roman" w:cs="Times New Roman" w:eastAsia="Times New Roman" w:hAnsi="Times New Roman"/>
+                <w:b w:val="false"/>
+                <w:bCs w:val="false"/>
+                <w:sz w:val="24"/>
+                <w:szCs w:val="24"/>
+              </w:rPr>
+              <w:t xml:space="preserve">DOB:  </w:t>
+              <w:tab/>
+              <w:t xml:space="preserve">{{ child1_dob }},</w:t>
+            </w:r>
+          </w:p>
+          <w:p>
+            <w:pPr>
+              <w:spacing w:after="0" w:line="240" w:lineRule="auto"/>
+            </w:pPr>
+          </w:p>
+          <w:p>
+            <w:pPr>
+              <w:spacing w:after="0" w:line="240" w:lineRule="auto"/>
+              <w:ind w:firstLine="720"/>
+            </w:pPr>
+            <w:r>
+              <w:rPr>
+                <w:rFonts w:ascii="Times New Roman" w:cs="Times New Roman" w:eastAsia="Times New Roman" w:hAnsi="Times New Roman"/>
+                <w:b w:val="false"/>
+                <w:bCs w:val="false"/>
+                <w:sz w:val="24"/>
+                <w:szCs w:val="24"/>
+              </w:rPr>
+              <w:t xml:space="preserve">A Minor Child.</w:t>
+            </w:r>
+          </w:p>
+        </w:tc>
+        <w:tc>
+          <w:tcPr>
+            <w:tcW w:w="288" w:type="dxa"/>
+          </w:tcPr>
+          <w:p>
+            <w:pPr>
+              <w:spacing w:after="0" w:line="240" w:lineRule="auto"/>
+            </w:pPr>
+            <w:r>
+              <w:rPr>
+                <w:rFonts w:ascii="Times New Roman" w:cs="Times New Roman" w:eastAsia="Times New Roman" w:hAnsi="Times New Roman"/>
+                <w:b w:val="false"/>
+                <w:bCs w:val="false"/>
+                <w:sz w:val="24"/>
+                <w:szCs w:val="24"/>
+              </w:rPr>
+              <w:t xml:space="preserve">)</w:t>
+            </w:r>
+          </w:p>
+          <w:p>
+            <w:pPr>
+              <w:spacing w:after="0" w:line="240" w:lineRule="auto"/>
+            </w:pPr>
+            <w:r>
+              <w:rPr>
+                <w:rFonts w:ascii="Times New Roman" w:cs="Times New Roman" w:eastAsia="Times New Roman" w:hAnsi="Times New Roman"/>
+                <w:b w:val="false"/>
+                <w:bCs w:val="false"/>
+                <w:sz w:val="24"/>
+                <w:szCs w:val="24"/>
+              </w:rPr>
+              <w:t xml:space="preserve">)</w:t>
+            </w:r>
+          </w:p>
+          <w:p>
+            <w:pPr>
+              <w:spacing w:after="0" w:line="240" w:lineRule="auto"/>
+            </w:pPr>
+            <w:r>
+              <w:rPr>
+                <w:rFonts w:ascii="Times New Roman" w:cs="Times New Roman" w:eastAsia="Times New Roman" w:hAnsi="Times New Roman"/>
+                <w:b w:val="false"/>
+                <w:bCs w:val="false"/>
+                <w:sz w:val="24"/>
+                <w:szCs w:val="24"/>
+              </w:rPr>
+              <w:t xml:space="preserve">)</w:t>
+            </w:r>
+          </w:p>
+          <w:p>
+            <w:pPr>
+              <w:spacing w:after="0" w:line="240" w:lineRule="auto"/>
+            </w:pPr>
+            <w:r>
+              <w:rPr>
+                <w:rFonts w:ascii="Times New Roman" w:cs="Times New Roman" w:eastAsia="Times New Roman" w:hAnsi="Times New Roman"/>
+                <w:b w:val="false"/>
+                <w:bCs w:val="false"/>
+                <w:sz w:val="24"/>
+                <w:szCs w:val="24"/>
+              </w:rPr>
+              <w:t xml:space="preserve">)</w:t>
+            </w:r>
+          </w:p>
+          <w:p>
+            <w:pPr>
+              <w:spacing w:after="0" w:line="240" w:lineRule="auto"/>
+            </w:pPr>
+            <w:r>
+              <w:rPr>
+                <w:rFonts w:ascii="Times New Roman" w:cs="Times New Roman" w:eastAsia="Times New Roman" w:hAnsi="Times New Roman"/>
+                <w:b w:val="false"/>
+                <w:bCs w:val="false"/>
+                <w:sz w:val="24"/>
+                <w:szCs w:val="24"/>
+              </w:rPr>
+              <w:t xml:space="preserve">)</w:t>
+            </w:r>
+          </w:p>
+          <w:p>
+            <w:pPr>
+              <w:spacing w:after="0" w:line="240" w:lineRule="auto"/>
+            </w:pPr>
+            <w:r>
+              <w:rPr>
+                <w:rFonts w:ascii="Times New Roman" w:cs="Times New Roman" w:eastAsia="Times New Roman" w:hAnsi="Times New Roman"/>
+                <w:b w:val="false"/>
+                <w:bCs w:val="false"/>
+                <w:sz w:val="24"/>
+                <w:szCs w:val="24"/>
+              </w:rPr>
+              <w:t xml:space="preserve">)</w:t>
+            </w:r>
+          </w:p>
+        </w:tc>
+        <w:tc>
+          <w:tcPr>
+            <w:tcW w:w="2880" w:type="dxa"/>
+          </w:tcPr>
+          <w:p>
+            <w:pPr>
+              <w:spacing w:after="0" w:line="240" w:lineRule="auto"/>
+            </w:pPr>
+          </w:p>
+          <w:p>
+            <w:pPr>
+              <w:spacing w:after="0" w:line="240" w:lineRule="auto"/>
+            </w:pPr>
+          </w:p>
+          <w:p>
+            <w:pPr>
+              <w:spacing w:after="0" w:line="240" w:lineRule="auto"/>
+            </w:pPr>
+          </w:p>
+          <w:p>
+            <w:pPr>
+              <w:spacing w:after="0" w:line="240" w:lineRule="auto"/>
+            </w:pPr>
+            <w:r>
+              <w:rPr>
+                <w:rFonts w:ascii="Times New Roman" w:cs="Times New Roman" w:eastAsia="Times New Roman" w:hAnsi="Times New Roman"/>
+                <w:b w:val="false"/>
+                <w:bCs w:val="false"/>
+                <w:sz w:val="24"/>
+                <w:szCs w:val="24"/>
+              </w:rPr>
+              <w:t xml:space="preserve">No. {{ case_number }}</w:t>
+            </w:r>
+          </w:p>
+        </w:tc>
+      </w:tr>
+    </w:tbl>
     <w:p>
       <w:pPr>
         <w:spacing w:line="240" w:lineRule="exact"/>
@@ -1514,201 +1646,245 @@
         <w:t xml:space="preserve"/>
       </w:r>
     </w:p>
-    <w:p>
-      <w:pPr>
-        <w:tabs>
-          <w:tab w:pos="1080" w:val="left"/>
-          <w:tab w:pos="6480" w:val="right"/>
-          <w:tab w:pos="6768" w:val="left"/>
-        </w:tabs>
-        <w:spacing w:line="240" w:lineRule="exact"/>
-      </w:pPr>
-      <w:r>
-        <w:rPr>
-          <w:rFonts w:ascii="Times New Roman" w:cs="Times New Roman" w:eastAsia="Times New Roman" w:hAnsi="Times New Roman"/>
-          <w:b w:val="false"/>
-          <w:bCs w:val="false"/>
-          <w:sz w:val="24"/>
-          <w:szCs w:val="24"/>
-        </w:rPr>
-        <w:t>In the Matter of the Adoption of</w:t>
-      </w:r>
-      <w:r>
-        <w:rPr>
-          <w:rFonts w:ascii="Times New Roman" w:cs="Times New Roman" w:eastAsia="Times New Roman" w:hAnsi="Times New Roman"/>
-          <w:b w:val="false"/>
-          <w:bCs w:val="false"/>
-          <w:sz w:val="24"/>
-          <w:szCs w:val="24"/>
-        </w:rPr>
-        <w:tab/>
-        <w:t>)</w:t>
-      </w:r>
-    </w:p>
-    <w:p>
-      <w:pPr>
-        <w:tabs>
-          <w:tab w:pos="1080" w:val="left"/>
-          <w:tab w:pos="6480" w:val="right"/>
-          <w:tab w:pos="6768" w:val="left"/>
-        </w:tabs>
-        <w:spacing w:line="240" w:lineRule="exact"/>
-      </w:pPr>
-      <w:r>
-        <w:rPr>
-          <w:rFonts w:ascii="Times New Roman" w:cs="Times New Roman" w:eastAsia="Times New Roman" w:hAnsi="Times New Roman"/>
-          <w:sz w:val="24"/>
-          <w:szCs w:val="24"/>
-        </w:rPr>
-      </w:r>
-      <w:r>
-        <w:rPr>
-          <w:rFonts w:ascii="Times New Roman" w:cs="Times New Roman" w:eastAsia="Times New Roman" w:hAnsi="Times New Roman"/>
-          <w:sz w:val="24"/>
-          <w:szCs w:val="24"/>
-        </w:rPr>
-        <w:tab/>
-        <w:t>)</w:t>
-      </w:r>
-    </w:p>
-    <w:p>
-      <w:pPr>
-        <w:tabs>
-          <w:tab w:pos="1080" w:val="left"/>
-          <w:tab w:pos="6480" w:val="right"/>
-          <w:tab w:pos="6768" w:val="left"/>
-        </w:tabs>
-        <w:spacing w:line="240" w:lineRule="exact"/>
-      </w:pPr>
-      <w:r>
-        <w:rPr>
-          <w:rFonts w:ascii="Times New Roman" w:cs="Times New Roman" w:eastAsia="Times New Roman" w:hAnsi="Times New Roman"/>
-          <w:b w:val="false"/>
-          <w:bCs w:val="false"/>
-          <w:sz w:val="24"/>
-          <w:szCs w:val="24"/>
-        </w:rPr>
-        <w:t>{{ child1_name_upper }}</w:t>
-      </w:r>
-      <w:r>
-        <w:rPr>
-          <w:rFonts w:ascii="Times New Roman" w:cs="Times New Roman" w:eastAsia="Times New Roman" w:hAnsi="Times New Roman"/>
-          <w:b w:val="false"/>
-          <w:bCs w:val="false"/>
-          <w:sz w:val="24"/>
-          <w:szCs w:val="24"/>
-        </w:rPr>
-        <w:tab/>
-        <w:t>)</w:t>
-      </w:r>
-    </w:p>
-    <w:p>
-      <w:pPr>
-        <w:tabs>
-          <w:tab w:pos="1080" w:val="left"/>
-          <w:tab w:pos="6480" w:val="right"/>
-          <w:tab w:pos="6768" w:val="left"/>
-        </w:tabs>
-        <w:spacing w:line="240" w:lineRule="exact"/>
-      </w:pPr>
-      <w:r>
-        <w:rPr>
-          <w:rFonts w:ascii="Times New Roman" w:cs="Times New Roman" w:eastAsia="Times New Roman" w:hAnsi="Times New Roman"/>
-          <w:b w:val="false"/>
-          <w:bCs w:val="false"/>
-          <w:sz w:val="24"/>
-          <w:szCs w:val="24"/>
-        </w:rPr>
-        <w:t xml:space="preserve">DOB:  </w:t>
-        <w:tab/>
-        <w:t>{{ child1_dob }},</w:t>
-      </w:r>
-      <w:r>
-        <w:rPr>
-          <w:rFonts w:ascii="Times New Roman" w:cs="Times New Roman" w:eastAsia="Times New Roman" w:hAnsi="Times New Roman"/>
-          <w:b w:val="false"/>
-          <w:bCs w:val="false"/>
-          <w:sz w:val="24"/>
-          <w:szCs w:val="24"/>
-        </w:rPr>
-        <w:tab/>
-        <w:t>)</w:t>
-      </w:r>
-      <w:r>
-        <w:rPr>
-          <w:rFonts w:ascii="Times New Roman" w:cs="Times New Roman" w:eastAsia="Times New Roman" w:hAnsi="Times New Roman"/>
-          <w:b w:val="false"/>
-          <w:bCs w:val="false"/>
-          <w:sz w:val="24"/>
-          <w:szCs w:val="24"/>
-        </w:rPr>
-        <w:tab/>
-        <w:t>No. {{ case_number }}</w:t>
-      </w:r>
-    </w:p>
-    <w:p>
-      <w:pPr>
-        <w:tabs>
-          <w:tab w:pos="1080" w:val="left"/>
-          <w:tab w:pos="6480" w:val="right"/>
-          <w:tab w:pos="6768" w:val="left"/>
-        </w:tabs>
-        <w:spacing w:line="240" w:lineRule="exact"/>
-        <w:ind w:start="4320" w:firstLine="720"/>
-      </w:pPr>
-      <w:r>
-        <w:rPr>
-          <w:rFonts w:ascii="Times New Roman" w:cs="Times New Roman" w:eastAsia="Times New Roman" w:hAnsi="Times New Roman"/>
-          <w:b w:val="false"/>
-          <w:bCs w:val="false"/>
-          <w:sz w:val="24"/>
-          <w:szCs w:val="24"/>
-        </w:rPr>
-      </w:r>
-      <w:r>
-        <w:rPr>
-          <w:rFonts w:ascii="Times New Roman" w:cs="Times New Roman" w:eastAsia="Times New Roman" w:hAnsi="Times New Roman"/>
-          <w:b w:val="false"/>
-          <w:bCs w:val="false"/>
-          <w:sz w:val="24"/>
-          <w:szCs w:val="24"/>
-        </w:rPr>
-        <w:tab/>
-        <w:t>)</w:t>
-      </w:r>
-    </w:p>
-    <w:p>
-      <w:pPr>
-        <w:tabs>
-          <w:tab w:pos="1080" w:val="left"/>
-          <w:tab w:pos="6480" w:val="right"/>
-          <w:tab w:pos="6768" w:val="left"/>
-        </w:tabs>
-        <w:spacing w:line="240" w:lineRule="exact"/>
-        <w:ind w:firstLine="720"/>
-      </w:pPr>
-      <w:r>
-        <w:rPr>
-          <w:rFonts w:ascii="Times New Roman" w:cs="Times New Roman" w:eastAsia="Times New Roman" w:hAnsi="Times New Roman"/>
-          <w:b w:val="false"/>
-          <w:bCs w:val="false"/>
-          <w:sz w:val="24"/>
-          <w:szCs w:val="24"/>
-        </w:rPr>
-        <w:t>A Minor Child.</w:t>
-      </w:r>
-      <w:r>
-        <w:rPr>
-          <w:rFonts w:ascii="Times New Roman" w:cs="Times New Roman" w:eastAsia="Times New Roman" w:hAnsi="Times New Roman"/>
-          <w:b w:val="false"/>
-          <w:bCs w:val="false"/>
-          <w:sz w:val="24"/>
-          <w:szCs w:val="24"/>
-        </w:rPr>
-        <w:tab/>
-        <w:t>)</w:t>
-      </w:r>
-    </w:p>
+    <w:tbl>
+      <w:tblPr>
+        <w:tblW w:w="9360" w:type="dxa"/>
+        <w:tblBorders>
+          <w:top w:val="none" w:sz="0" w:space="0" w:color="auto"/>
+          <w:left w:val="none" w:sz="0" w:space="0" w:color="auto"/>
+          <w:bottom w:val="none" w:sz="0" w:space="0" w:color="auto"/>
+          <w:right w:val="none" w:sz="0" w:space="0" w:color="auto"/>
+          <w:insideH w:val="none" w:sz="0" w:space="0" w:color="auto"/>
+          <w:insideV w:val="none" w:sz="0" w:space="0" w:color="auto"/>
+        </w:tblBorders>
+        <w:tblLayout w:type="fixed"/>
+        <w:tblCellMar>
+          <w:top w:w="0" w:type="dxa"/>
+          <w:left w:w="0" w:type="dxa"/>
+          <w:bottom w:w="0" w:type="dxa"/>
+          <w:right w:w="0" w:type="dxa"/>
+        </w:tblCellMar>
+        <w:tblLook w:val="0000" w:firstRow="0" w:lastRow="0" w:firstColumn="0" w:lastColumn="0" w:noHBand="0" w:noVBand="0"/>
+      </w:tblPr>
+      <w:tblGrid>
+        <w:gridCol w:w="6192"/>
+        <w:gridCol w:w="288"/>
+        <w:gridCol w:w="2880"/>
+      </w:tblGrid>
+      <w:tr>
+        <w:tc>
+          <w:tcPr>
+            <w:tcW w:w="6192" w:type="dxa"/>
+          </w:tcPr>
+          <w:p>
+            <w:pPr>
+              <w:spacing w:after="0" w:line="240" w:lineRule="auto"/>
+            </w:pPr>
+            <w:r>
+              <w:rPr>
+                <w:rFonts w:ascii="Times New Roman" w:cs="Times New Roman" w:eastAsia="Times New Roman" w:hAnsi="Times New Roman"/>
+                <w:b w:val="false"/>
+                <w:bCs w:val="false"/>
+                <w:sz w:val="24"/>
+                <w:szCs w:val="24"/>
+              </w:rPr>
+              <w:t xml:space="preserve">In the Matter of the Adoption of</w:t>
+            </w:r>
+          </w:p>
+          <w:p>
+            <w:pPr>
+              <w:spacing w:after="0" w:line="240" w:lineRule="auto"/>
+            </w:pPr>
+          </w:p>
+          <w:p>
+            <w:pPr>
+              <w:spacing w:after="0" w:line="240" w:lineRule="auto"/>
+            </w:pPr>
+            <w:r>
+              <w:rPr>
+                <w:rFonts w:ascii="Times New Roman" w:cs="Times New Roman" w:eastAsia="Times New Roman" w:hAnsi="Times New Roman"/>
+                <w:b w:val="false"/>
+                <w:bCs w:val="false"/>
+                <w:sz w:val="24"/>
+                <w:szCs w:val="24"/>
+              </w:rPr>
+              <w:t xml:space="preserve">{{ child1_name_upper }}</w:t>
+            </w:r>
+          </w:p>
+          <w:p>
+            <w:pPr>
+              <w:tabs>
+                <w:tab w:val="left" w:pos="1080"/>
+              </w:tabs>
+              <w:spacing w:after="0" w:line="240" w:lineRule="auto"/>
+            </w:pPr>
+            <w:r>
+              <w:rPr>
+                <w:rFonts w:ascii="Times New Roman" w:cs="Times New Roman" w:eastAsia="Times New Roman" w:hAnsi="Times New Roman"/>
+                <w:b w:val="false"/>
+                <w:bCs w:val="false"/>
+                <w:sz w:val="24"/>
+                <w:szCs w:val="24"/>
+              </w:rPr>
+              <w:t xml:space="preserve">DOB:  </w:t>
+              <w:tab/>
+              <w:t xml:space="preserve">{{ child1_dob }},</w:t>
+            </w:r>
+          </w:p>
+          <w:p>
+            <w:pPr>
+              <w:spacing w:after="0" w:line="240" w:lineRule="auto"/>
+            </w:pPr>
+          </w:p>
+          <w:p>
+            <w:pPr>
+              <w:spacing w:after="0" w:line="240" w:lineRule="auto"/>
+              <w:ind w:firstLine="720"/>
+            </w:pPr>
+            <w:r>
+              <w:rPr>
+                <w:rFonts w:ascii="Times New Roman" w:cs="Times New Roman" w:eastAsia="Times New Roman" w:hAnsi="Times New Roman"/>
+                <w:b w:val="false"/>
+                <w:bCs w:val="false"/>
+                <w:sz w:val="24"/>
+                <w:szCs w:val="24"/>
+              </w:rPr>
+              <w:t xml:space="preserve">A Minor Child.</w:t>
+            </w:r>
+          </w:p>
+        </w:tc>
+        <w:tc>
+          <w:tcPr>
+            <w:tcW w:w="288" w:type="dxa"/>
+          </w:tcPr>
+          <w:p>
+            <w:pPr>
+              <w:spacing w:after="0" w:line="240" w:lineRule="auto"/>
+            </w:pPr>
+            <w:r>
+              <w:rPr>
+                <w:rFonts w:ascii="Times New Roman" w:cs="Times New Roman" w:eastAsia="Times New Roman" w:hAnsi="Times New Roman"/>
+                <w:b w:val="false"/>
+                <w:bCs w:val="false"/>
+                <w:sz w:val="24"/>
+                <w:szCs w:val="24"/>
+              </w:rPr>
+              <w:t xml:space="preserve">)</w:t>
+            </w:r>
+          </w:p>
+          <w:p>
+            <w:pPr>
+              <w:spacing w:after="0" w:line="240" w:lineRule="auto"/>
+            </w:pPr>
+            <w:r>
+              <w:rPr>
+                <w:rFonts w:ascii="Times New Roman" w:cs="Times New Roman" w:eastAsia="Times New Roman" w:hAnsi="Times New Roman"/>
+                <w:b w:val="false"/>
+                <w:bCs w:val="false"/>
+                <w:sz w:val="24"/>
+                <w:szCs w:val="24"/>
+              </w:rPr>
+              <w:t xml:space="preserve">)</w:t>
+            </w:r>
+          </w:p>
+          <w:p>
+            <w:pPr>
+              <w:spacing w:after="0" w:line="240" w:lineRule="auto"/>
+            </w:pPr>
+            <w:r>
+              <w:rPr>
+                <w:rFonts w:ascii="Times New Roman" w:cs="Times New Roman" w:eastAsia="Times New Roman" w:hAnsi="Times New Roman"/>
+                <w:b w:val="false"/>
+                <w:bCs w:val="false"/>
+                <w:sz w:val="24"/>
+                <w:szCs w:val="24"/>
+              </w:rPr>
+              <w:t xml:space="preserve">)</w:t>
+            </w:r>
+          </w:p>
+          <w:p>
+            <w:pPr>
+              <w:spacing w:after="0" w:line="240" w:lineRule="auto"/>
+            </w:pPr>
+            <w:r>
+              <w:rPr>
+                <w:rFonts w:ascii="Times New Roman" w:cs="Times New Roman" w:eastAsia="Times New Roman" w:hAnsi="Times New Roman"/>
+                <w:b w:val="false"/>
+                <w:bCs w:val="false"/>
+                <w:sz w:val="24"/>
+                <w:szCs w:val="24"/>
+              </w:rPr>
+              <w:t xml:space="preserve">)</w:t>
+            </w:r>
+          </w:p>
+          <w:p>
+            <w:pPr>
+              <w:spacing w:after="0" w:line="240" w:lineRule="auto"/>
+            </w:pPr>
+            <w:r>
+              <w:rPr>
+                <w:rFonts w:ascii="Times New Roman" w:cs="Times New Roman" w:eastAsia="Times New Roman" w:hAnsi="Times New Roman"/>
+                <w:b w:val="false"/>
+                <w:bCs w:val="false"/>
+                <w:sz w:val="24"/>
+                <w:szCs w:val="24"/>
+              </w:rPr>
+              <w:t xml:space="preserve">)</w:t>
+            </w:r>
+          </w:p>
+          <w:p>
+            <w:pPr>
+              <w:spacing w:after="0" w:line="240" w:lineRule="auto"/>
+            </w:pPr>
+            <w:r>
+              <w:rPr>
+                <w:rFonts w:ascii="Times New Roman" w:cs="Times New Roman" w:eastAsia="Times New Roman" w:hAnsi="Times New Roman"/>
+                <w:b w:val="false"/>
+                <w:bCs w:val="false"/>
+                <w:sz w:val="24"/>
+                <w:szCs w:val="24"/>
+              </w:rPr>
+              <w:t xml:space="preserve">)</w:t>
+            </w:r>
+          </w:p>
+        </w:tc>
+        <w:tc>
+          <w:tcPr>
+            <w:tcW w:w="2880" w:type="dxa"/>
+          </w:tcPr>
+          <w:p>
+            <w:pPr>
+              <w:spacing w:after="0" w:line="240" w:lineRule="auto"/>
+            </w:pPr>
+          </w:p>
+          <w:p>
+            <w:pPr>
+              <w:spacing w:after="0" w:line="240" w:lineRule="auto"/>
+            </w:pPr>
+          </w:p>
+          <w:p>
+            <w:pPr>
+              <w:spacing w:after="0" w:line="240" w:lineRule="auto"/>
+            </w:pPr>
+          </w:p>
+          <w:p>
+            <w:pPr>
+              <w:spacing w:after="0" w:line="240" w:lineRule="auto"/>
+            </w:pPr>
+            <w:r>
+              <w:rPr>
+                <w:rFonts w:ascii="Times New Roman" w:cs="Times New Roman" w:eastAsia="Times New Roman" w:hAnsi="Times New Roman"/>
+                <w:b w:val="false"/>
+                <w:bCs w:val="false"/>
+                <w:sz w:val="24"/>
+                <w:szCs w:val="24"/>
+              </w:rPr>
+              <w:t xml:space="preserve">No. {{ case_number }}</w:t>
+            </w:r>
+          </w:p>
+        </w:tc>
+      </w:tr>
+    </w:tbl>
     <w:p>
       <w:pPr>
         <w:spacing w:line="240" w:lineRule="exact"/>
@@ -1992,201 +2168,245 @@
         <w:t xml:space="preserve"/>
       </w:r>
     </w:p>
-    <w:p>
-      <w:pPr>
-        <w:tabs>
-          <w:tab w:pos="1080" w:val="left"/>
-          <w:tab w:pos="6480" w:val="right"/>
-          <w:tab w:pos="6768" w:val="left"/>
-        </w:tabs>
-        <w:spacing w:line="240" w:lineRule="exact"/>
-      </w:pPr>
-      <w:r>
-        <w:rPr>
-          <w:rFonts w:ascii="Times New Roman" w:cs="Times New Roman" w:eastAsia="Times New Roman" w:hAnsi="Times New Roman"/>
-          <w:b w:val="false"/>
-          <w:bCs w:val="false"/>
-          <w:sz w:val="24"/>
-          <w:szCs w:val="24"/>
-        </w:rPr>
-        <w:t>In the Matter of the Adoption of</w:t>
-      </w:r>
-      <w:r>
-        <w:rPr>
-          <w:rFonts w:ascii="Times New Roman" w:cs="Times New Roman" w:eastAsia="Times New Roman" w:hAnsi="Times New Roman"/>
-          <w:b w:val="false"/>
-          <w:bCs w:val="false"/>
-          <w:sz w:val="24"/>
-          <w:szCs w:val="24"/>
-        </w:rPr>
-        <w:tab/>
-        <w:t>)</w:t>
-      </w:r>
-    </w:p>
-    <w:p>
-      <w:pPr>
-        <w:tabs>
-          <w:tab w:pos="1080" w:val="left"/>
-          <w:tab w:pos="6480" w:val="right"/>
-          <w:tab w:pos="6768" w:val="left"/>
-        </w:tabs>
-        <w:spacing w:line="240" w:lineRule="exact"/>
-      </w:pPr>
-      <w:r>
-        <w:rPr>
-          <w:rFonts w:ascii="Times New Roman" w:cs="Times New Roman" w:eastAsia="Times New Roman" w:hAnsi="Times New Roman"/>
-          <w:sz w:val="24"/>
-          <w:szCs w:val="24"/>
-        </w:rPr>
-      </w:r>
-      <w:r>
-        <w:rPr>
-          <w:rFonts w:ascii="Times New Roman" w:cs="Times New Roman" w:eastAsia="Times New Roman" w:hAnsi="Times New Roman"/>
-          <w:sz w:val="24"/>
-          <w:szCs w:val="24"/>
-        </w:rPr>
-        <w:tab/>
-        <w:t>)</w:t>
-      </w:r>
-    </w:p>
-    <w:p>
-      <w:pPr>
-        <w:tabs>
-          <w:tab w:pos="1080" w:val="left"/>
-          <w:tab w:pos="6480" w:val="right"/>
-          <w:tab w:pos="6768" w:val="left"/>
-        </w:tabs>
-        <w:spacing w:line="240" w:lineRule="exact"/>
-      </w:pPr>
-      <w:r>
-        <w:rPr>
-          <w:rFonts w:ascii="Times New Roman" w:cs="Times New Roman" w:eastAsia="Times New Roman" w:hAnsi="Times New Roman"/>
-          <w:b w:val="false"/>
-          <w:bCs w:val="false"/>
-          <w:sz w:val="24"/>
-          <w:szCs w:val="24"/>
-        </w:rPr>
-        <w:t>{{ child1_name_upper }}</w:t>
-      </w:r>
-      <w:r>
-        <w:rPr>
-          <w:rFonts w:ascii="Times New Roman" w:cs="Times New Roman" w:eastAsia="Times New Roman" w:hAnsi="Times New Roman"/>
-          <w:b w:val="false"/>
-          <w:bCs w:val="false"/>
-          <w:sz w:val="24"/>
-          <w:szCs w:val="24"/>
-        </w:rPr>
-        <w:tab/>
-        <w:t>)</w:t>
-      </w:r>
-    </w:p>
-    <w:p>
-      <w:pPr>
-        <w:tabs>
-          <w:tab w:pos="1080" w:val="left"/>
-          <w:tab w:pos="6480" w:val="right"/>
-          <w:tab w:pos="6768" w:val="left"/>
-        </w:tabs>
-        <w:spacing w:line="240" w:lineRule="exact"/>
-      </w:pPr>
-      <w:r>
-        <w:rPr>
-          <w:rFonts w:ascii="Times New Roman" w:cs="Times New Roman" w:eastAsia="Times New Roman" w:hAnsi="Times New Roman"/>
-          <w:b w:val="false"/>
-          <w:bCs w:val="false"/>
-          <w:sz w:val="24"/>
-          <w:szCs w:val="24"/>
-        </w:rPr>
-        <w:t xml:space="preserve">DOB:  </w:t>
-        <w:tab/>
-        <w:t>{{ child1_dob }},</w:t>
-      </w:r>
-      <w:r>
-        <w:rPr>
-          <w:rFonts w:ascii="Times New Roman" w:cs="Times New Roman" w:eastAsia="Times New Roman" w:hAnsi="Times New Roman"/>
-          <w:b w:val="false"/>
-          <w:bCs w:val="false"/>
-          <w:sz w:val="24"/>
-          <w:szCs w:val="24"/>
-        </w:rPr>
-        <w:tab/>
-        <w:t>)</w:t>
-      </w:r>
-      <w:r>
-        <w:rPr>
-          <w:rFonts w:ascii="Times New Roman" w:cs="Times New Roman" w:eastAsia="Times New Roman" w:hAnsi="Times New Roman"/>
-          <w:b w:val="false"/>
-          <w:bCs w:val="false"/>
-          <w:sz w:val="24"/>
-          <w:szCs w:val="24"/>
-        </w:rPr>
-        <w:tab/>
-        <w:t>No. {{ case_number }}</w:t>
-      </w:r>
-    </w:p>
-    <w:p>
-      <w:pPr>
-        <w:tabs>
-          <w:tab w:pos="1080" w:val="left"/>
-          <w:tab w:pos="6480" w:val="right"/>
-          <w:tab w:pos="6768" w:val="left"/>
-        </w:tabs>
-        <w:spacing w:line="240" w:lineRule="exact"/>
-        <w:ind w:start="4320" w:firstLine="720"/>
-      </w:pPr>
-      <w:r>
-        <w:rPr>
-          <w:rFonts w:ascii="Times New Roman" w:cs="Times New Roman" w:eastAsia="Times New Roman" w:hAnsi="Times New Roman"/>
-          <w:b w:val="false"/>
-          <w:bCs w:val="false"/>
-          <w:sz w:val="24"/>
-          <w:szCs w:val="24"/>
-        </w:rPr>
-      </w:r>
-      <w:r>
-        <w:rPr>
-          <w:rFonts w:ascii="Times New Roman" w:cs="Times New Roman" w:eastAsia="Times New Roman" w:hAnsi="Times New Roman"/>
-          <w:b w:val="false"/>
-          <w:bCs w:val="false"/>
-          <w:sz w:val="24"/>
-          <w:szCs w:val="24"/>
-        </w:rPr>
-        <w:tab/>
-        <w:t>)</w:t>
-      </w:r>
-    </w:p>
-    <w:p>
-      <w:pPr>
-        <w:tabs>
-          <w:tab w:pos="1080" w:val="left"/>
-          <w:tab w:pos="6480" w:val="right"/>
-          <w:tab w:pos="6768" w:val="left"/>
-        </w:tabs>
-        <w:spacing w:line="240" w:lineRule="exact"/>
-        <w:ind w:firstLine="720"/>
-      </w:pPr>
-      <w:r>
-        <w:rPr>
-          <w:rFonts w:ascii="Times New Roman" w:cs="Times New Roman" w:eastAsia="Times New Roman" w:hAnsi="Times New Roman"/>
-          <w:b w:val="false"/>
-          <w:bCs w:val="false"/>
-          <w:sz w:val="24"/>
-          <w:szCs w:val="24"/>
-        </w:rPr>
-        <w:t>A Minor Child.</w:t>
-      </w:r>
-      <w:r>
-        <w:rPr>
-          <w:rFonts w:ascii="Times New Roman" w:cs="Times New Roman" w:eastAsia="Times New Roman" w:hAnsi="Times New Roman"/>
-          <w:b w:val="false"/>
-          <w:bCs w:val="false"/>
-          <w:sz w:val="24"/>
-          <w:szCs w:val="24"/>
-        </w:rPr>
-        <w:tab/>
-        <w:t>)</w:t>
-      </w:r>
-    </w:p>
+    <w:tbl>
+      <w:tblPr>
+        <w:tblW w:w="9360" w:type="dxa"/>
+        <w:tblBorders>
+          <w:top w:val="none" w:sz="0" w:space="0" w:color="auto"/>
+          <w:left w:val="none" w:sz="0" w:space="0" w:color="auto"/>
+          <w:bottom w:val="none" w:sz="0" w:space="0" w:color="auto"/>
+          <w:right w:val="none" w:sz="0" w:space="0" w:color="auto"/>
+          <w:insideH w:val="none" w:sz="0" w:space="0" w:color="auto"/>
+          <w:insideV w:val="none" w:sz="0" w:space="0" w:color="auto"/>
+        </w:tblBorders>
+        <w:tblLayout w:type="fixed"/>
+        <w:tblCellMar>
+          <w:top w:w="0" w:type="dxa"/>
+          <w:left w:w="0" w:type="dxa"/>
+          <w:bottom w:w="0" w:type="dxa"/>
+          <w:right w:w="0" w:type="dxa"/>
+        </w:tblCellMar>
+        <w:tblLook w:val="0000" w:firstRow="0" w:lastRow="0" w:firstColumn="0" w:lastColumn="0" w:noHBand="0" w:noVBand="0"/>
+      </w:tblPr>
+      <w:tblGrid>
+        <w:gridCol w:w="6192"/>
+        <w:gridCol w:w="288"/>
+        <w:gridCol w:w="2880"/>
+      </w:tblGrid>
+      <w:tr>
+        <w:tc>
+          <w:tcPr>
+            <w:tcW w:w="6192" w:type="dxa"/>
+          </w:tcPr>
+          <w:p>
+            <w:pPr>
+              <w:spacing w:after="0" w:line="240" w:lineRule="auto"/>
+            </w:pPr>
+            <w:r>
+              <w:rPr>
+                <w:rFonts w:ascii="Times New Roman" w:cs="Times New Roman" w:eastAsia="Times New Roman" w:hAnsi="Times New Roman"/>
+                <w:b w:val="false"/>
+                <w:bCs w:val="false"/>
+                <w:sz w:val="24"/>
+                <w:szCs w:val="24"/>
+              </w:rPr>
+              <w:t xml:space="preserve">In the Matter of the Adoption of</w:t>
+            </w:r>
+          </w:p>
+          <w:p>
+            <w:pPr>
+              <w:spacing w:after="0" w:line="240" w:lineRule="auto"/>
+            </w:pPr>
+          </w:p>
+          <w:p>
+            <w:pPr>
+              <w:spacing w:after="0" w:line="240" w:lineRule="auto"/>
+            </w:pPr>
+            <w:r>
+              <w:rPr>
+                <w:rFonts w:ascii="Times New Roman" w:cs="Times New Roman" w:eastAsia="Times New Roman" w:hAnsi="Times New Roman"/>
+                <w:b w:val="false"/>
+                <w:bCs w:val="false"/>
+                <w:sz w:val="24"/>
+                <w:szCs w:val="24"/>
+              </w:rPr>
+              <w:t xml:space="preserve">{{ child1_name_upper }}</w:t>
+            </w:r>
+          </w:p>
+          <w:p>
+            <w:pPr>
+              <w:tabs>
+                <w:tab w:val="left" w:pos="1080"/>
+              </w:tabs>
+              <w:spacing w:after="0" w:line="240" w:lineRule="auto"/>
+            </w:pPr>
+            <w:r>
+              <w:rPr>
+                <w:rFonts w:ascii="Times New Roman" w:cs="Times New Roman" w:eastAsia="Times New Roman" w:hAnsi="Times New Roman"/>
+                <w:b w:val="false"/>
+                <w:bCs w:val="false"/>
+                <w:sz w:val="24"/>
+                <w:szCs w:val="24"/>
+              </w:rPr>
+              <w:t xml:space="preserve">DOB:  </w:t>
+              <w:tab/>
+              <w:t xml:space="preserve">{{ child1_dob }},</w:t>
+            </w:r>
+          </w:p>
+          <w:p>
+            <w:pPr>
+              <w:spacing w:after="0" w:line="240" w:lineRule="auto"/>
+            </w:pPr>
+          </w:p>
+          <w:p>
+            <w:pPr>
+              <w:spacing w:after="0" w:line="240" w:lineRule="auto"/>
+              <w:ind w:firstLine="720"/>
+            </w:pPr>
+            <w:r>
+              <w:rPr>
+                <w:rFonts w:ascii="Times New Roman" w:cs="Times New Roman" w:eastAsia="Times New Roman" w:hAnsi="Times New Roman"/>
+                <w:b w:val="false"/>
+                <w:bCs w:val="false"/>
+                <w:sz w:val="24"/>
+                <w:szCs w:val="24"/>
+              </w:rPr>
+              <w:t xml:space="preserve">A Minor Child.</w:t>
+            </w:r>
+          </w:p>
+        </w:tc>
+        <w:tc>
+          <w:tcPr>
+            <w:tcW w:w="288" w:type="dxa"/>
+          </w:tcPr>
+          <w:p>
+            <w:pPr>
+              <w:spacing w:after="0" w:line="240" w:lineRule="auto"/>
+            </w:pPr>
+            <w:r>
+              <w:rPr>
+                <w:rFonts w:ascii="Times New Roman" w:cs="Times New Roman" w:eastAsia="Times New Roman" w:hAnsi="Times New Roman"/>
+                <w:b w:val="false"/>
+                <w:bCs w:val="false"/>
+                <w:sz w:val="24"/>
+                <w:szCs w:val="24"/>
+              </w:rPr>
+              <w:t xml:space="preserve">)</w:t>
+            </w:r>
+          </w:p>
+          <w:p>
+            <w:pPr>
+              <w:spacing w:after="0" w:line="240" w:lineRule="auto"/>
+            </w:pPr>
+            <w:r>
+              <w:rPr>
+                <w:rFonts w:ascii="Times New Roman" w:cs="Times New Roman" w:eastAsia="Times New Roman" w:hAnsi="Times New Roman"/>
+                <w:b w:val="false"/>
+                <w:bCs w:val="false"/>
+                <w:sz w:val="24"/>
+                <w:szCs w:val="24"/>
+              </w:rPr>
+              <w:t xml:space="preserve">)</w:t>
+            </w:r>
+          </w:p>
+          <w:p>
+            <w:pPr>
+              <w:spacing w:after="0" w:line="240" w:lineRule="auto"/>
+            </w:pPr>
+            <w:r>
+              <w:rPr>
+                <w:rFonts w:ascii="Times New Roman" w:cs="Times New Roman" w:eastAsia="Times New Roman" w:hAnsi="Times New Roman"/>
+                <w:b w:val="false"/>
+                <w:bCs w:val="false"/>
+                <w:sz w:val="24"/>
+                <w:szCs w:val="24"/>
+              </w:rPr>
+              <w:t xml:space="preserve">)</w:t>
+            </w:r>
+          </w:p>
+          <w:p>
+            <w:pPr>
+              <w:spacing w:after="0" w:line="240" w:lineRule="auto"/>
+            </w:pPr>
+            <w:r>
+              <w:rPr>
+                <w:rFonts w:ascii="Times New Roman" w:cs="Times New Roman" w:eastAsia="Times New Roman" w:hAnsi="Times New Roman"/>
+                <w:b w:val="false"/>
+                <w:bCs w:val="false"/>
+                <w:sz w:val="24"/>
+                <w:szCs w:val="24"/>
+              </w:rPr>
+              <w:t xml:space="preserve">)</w:t>
+            </w:r>
+          </w:p>
+          <w:p>
+            <w:pPr>
+              <w:spacing w:after="0" w:line="240" w:lineRule="auto"/>
+            </w:pPr>
+            <w:r>
+              <w:rPr>
+                <w:rFonts w:ascii="Times New Roman" w:cs="Times New Roman" w:eastAsia="Times New Roman" w:hAnsi="Times New Roman"/>
+                <w:b w:val="false"/>
+                <w:bCs w:val="false"/>
+                <w:sz w:val="24"/>
+                <w:szCs w:val="24"/>
+              </w:rPr>
+              <w:t xml:space="preserve">)</w:t>
+            </w:r>
+          </w:p>
+          <w:p>
+            <w:pPr>
+              <w:spacing w:after="0" w:line="240" w:lineRule="auto"/>
+            </w:pPr>
+            <w:r>
+              <w:rPr>
+                <w:rFonts w:ascii="Times New Roman" w:cs="Times New Roman" w:eastAsia="Times New Roman" w:hAnsi="Times New Roman"/>
+                <w:b w:val="false"/>
+                <w:bCs w:val="false"/>
+                <w:sz w:val="24"/>
+                <w:szCs w:val="24"/>
+              </w:rPr>
+              <w:t xml:space="preserve">)</w:t>
+            </w:r>
+          </w:p>
+        </w:tc>
+        <w:tc>
+          <w:tcPr>
+            <w:tcW w:w="2880" w:type="dxa"/>
+          </w:tcPr>
+          <w:p>
+            <w:pPr>
+              <w:spacing w:after="0" w:line="240" w:lineRule="auto"/>
+            </w:pPr>
+          </w:p>
+          <w:p>
+            <w:pPr>
+              <w:spacing w:after="0" w:line="240" w:lineRule="auto"/>
+            </w:pPr>
+          </w:p>
+          <w:p>
+            <w:pPr>
+              <w:spacing w:after="0" w:line="240" w:lineRule="auto"/>
+            </w:pPr>
+          </w:p>
+          <w:p>
+            <w:pPr>
+              <w:spacing w:after="0" w:line="240" w:lineRule="auto"/>
+            </w:pPr>
+            <w:r>
+              <w:rPr>
+                <w:rFonts w:ascii="Times New Roman" w:cs="Times New Roman" w:eastAsia="Times New Roman" w:hAnsi="Times New Roman"/>
+                <w:b w:val="false"/>
+                <w:bCs w:val="false"/>
+                <w:sz w:val="24"/>
+                <w:szCs w:val="24"/>
+              </w:rPr>
+              <w:t xml:space="preserve">No. {{ case_number }}</w:t>
+            </w:r>
+          </w:p>
+        </w:tc>
+      </w:tr>
+    </w:tbl>
     <w:p>
       <w:pPr>
         <w:spacing w:line="240" w:lineRule="exact"/>
@@ -2470,201 +2690,245 @@
         <w:t xml:space="preserve"/>
       </w:r>
     </w:p>
-    <w:p>
-      <w:pPr>
-        <w:tabs>
-          <w:tab w:pos="1080" w:val="left"/>
-          <w:tab w:pos="6480" w:val="right"/>
-          <w:tab w:pos="6768" w:val="left"/>
-        </w:tabs>
-        <w:spacing w:line="240" w:lineRule="exact"/>
-      </w:pPr>
-      <w:r>
-        <w:rPr>
-          <w:rFonts w:ascii="Times New Roman" w:cs="Times New Roman" w:eastAsia="Times New Roman" w:hAnsi="Times New Roman"/>
-          <w:b w:val="false"/>
-          <w:bCs w:val="false"/>
-          <w:sz w:val="24"/>
-          <w:szCs w:val="24"/>
-        </w:rPr>
-        <w:t>In the Matter of the Adoption of</w:t>
-      </w:r>
-      <w:r>
-        <w:rPr>
-          <w:rFonts w:ascii="Times New Roman" w:cs="Times New Roman" w:eastAsia="Times New Roman" w:hAnsi="Times New Roman"/>
-          <w:b w:val="false"/>
-          <w:bCs w:val="false"/>
-          <w:sz w:val="24"/>
-          <w:szCs w:val="24"/>
-        </w:rPr>
-        <w:tab/>
-        <w:t>)</w:t>
-      </w:r>
-    </w:p>
-    <w:p>
-      <w:pPr>
-        <w:tabs>
-          <w:tab w:pos="1080" w:val="left"/>
-          <w:tab w:pos="6480" w:val="right"/>
-          <w:tab w:pos="6768" w:val="left"/>
-        </w:tabs>
-        <w:spacing w:line="240" w:lineRule="exact"/>
-      </w:pPr>
-      <w:r>
-        <w:rPr>
-          <w:rFonts w:ascii="Times New Roman" w:cs="Times New Roman" w:eastAsia="Times New Roman" w:hAnsi="Times New Roman"/>
-          <w:sz w:val="24"/>
-          <w:szCs w:val="24"/>
-        </w:rPr>
-      </w:r>
-      <w:r>
-        <w:rPr>
-          <w:rFonts w:ascii="Times New Roman" w:cs="Times New Roman" w:eastAsia="Times New Roman" w:hAnsi="Times New Roman"/>
-          <w:sz w:val="24"/>
-          <w:szCs w:val="24"/>
-        </w:rPr>
-        <w:tab/>
-        <w:t>)</w:t>
-      </w:r>
-    </w:p>
-    <w:p>
-      <w:pPr>
-        <w:tabs>
-          <w:tab w:pos="1080" w:val="left"/>
-          <w:tab w:pos="6480" w:val="right"/>
-          <w:tab w:pos="6768" w:val="left"/>
-        </w:tabs>
-        <w:spacing w:line="240" w:lineRule="exact"/>
-      </w:pPr>
-      <w:r>
-        <w:rPr>
-          <w:rFonts w:ascii="Times New Roman" w:cs="Times New Roman" w:eastAsia="Times New Roman" w:hAnsi="Times New Roman"/>
-          <w:b w:val="false"/>
-          <w:bCs w:val="false"/>
-          <w:sz w:val="24"/>
-          <w:szCs w:val="24"/>
-        </w:rPr>
-        <w:t>{{ child1_name_upper }}</w:t>
-      </w:r>
-      <w:r>
-        <w:rPr>
-          <w:rFonts w:ascii="Times New Roman" w:cs="Times New Roman" w:eastAsia="Times New Roman" w:hAnsi="Times New Roman"/>
-          <w:b w:val="false"/>
-          <w:bCs w:val="false"/>
-          <w:sz w:val="24"/>
-          <w:szCs w:val="24"/>
-        </w:rPr>
-        <w:tab/>
-        <w:t>)</w:t>
-      </w:r>
-    </w:p>
-    <w:p>
-      <w:pPr>
-        <w:tabs>
-          <w:tab w:pos="1080" w:val="left"/>
-          <w:tab w:pos="6480" w:val="right"/>
-          <w:tab w:pos="6768" w:val="left"/>
-        </w:tabs>
-        <w:spacing w:line="240" w:lineRule="exact"/>
-      </w:pPr>
-      <w:r>
-        <w:rPr>
-          <w:rFonts w:ascii="Times New Roman" w:cs="Times New Roman" w:eastAsia="Times New Roman" w:hAnsi="Times New Roman"/>
-          <w:b w:val="false"/>
-          <w:bCs w:val="false"/>
-          <w:sz w:val="24"/>
-          <w:szCs w:val="24"/>
-        </w:rPr>
-        <w:t xml:space="preserve">DOB:  </w:t>
-        <w:tab/>
-        <w:t>{{ child1_dob }},</w:t>
-      </w:r>
-      <w:r>
-        <w:rPr>
-          <w:rFonts w:ascii="Times New Roman" w:cs="Times New Roman" w:eastAsia="Times New Roman" w:hAnsi="Times New Roman"/>
-          <w:b w:val="false"/>
-          <w:bCs w:val="false"/>
-          <w:sz w:val="24"/>
-          <w:szCs w:val="24"/>
-        </w:rPr>
-        <w:tab/>
-        <w:t>)</w:t>
-      </w:r>
-      <w:r>
-        <w:rPr>
-          <w:rFonts w:ascii="Times New Roman" w:cs="Times New Roman" w:eastAsia="Times New Roman" w:hAnsi="Times New Roman"/>
-          <w:b w:val="false"/>
-          <w:bCs w:val="false"/>
-          <w:sz w:val="24"/>
-          <w:szCs w:val="24"/>
-        </w:rPr>
-        <w:tab/>
-        <w:t>No. {{ case_number }}</w:t>
-      </w:r>
-    </w:p>
-    <w:p>
-      <w:pPr>
-        <w:tabs>
-          <w:tab w:pos="1080" w:val="left"/>
-          <w:tab w:pos="6480" w:val="right"/>
-          <w:tab w:pos="6768" w:val="left"/>
-        </w:tabs>
-        <w:spacing w:line="240" w:lineRule="exact"/>
-        <w:ind w:start="4320" w:firstLine="720"/>
-      </w:pPr>
-      <w:r>
-        <w:rPr>
-          <w:rFonts w:ascii="Times New Roman" w:cs="Times New Roman" w:eastAsia="Times New Roman" w:hAnsi="Times New Roman"/>
-          <w:b w:val="false"/>
-          <w:bCs w:val="false"/>
-          <w:sz w:val="24"/>
-          <w:szCs w:val="24"/>
-        </w:rPr>
-      </w:r>
-      <w:r>
-        <w:rPr>
-          <w:rFonts w:ascii="Times New Roman" w:cs="Times New Roman" w:eastAsia="Times New Roman" w:hAnsi="Times New Roman"/>
-          <w:b w:val="false"/>
-          <w:bCs w:val="false"/>
-          <w:sz w:val="24"/>
-          <w:szCs w:val="24"/>
-        </w:rPr>
-        <w:tab/>
-        <w:t>)</w:t>
-      </w:r>
-    </w:p>
-    <w:p>
-      <w:pPr>
-        <w:tabs>
-          <w:tab w:pos="1080" w:val="left"/>
-          <w:tab w:pos="6480" w:val="right"/>
-          <w:tab w:pos="6768" w:val="left"/>
-        </w:tabs>
-        <w:spacing w:line="240" w:lineRule="exact"/>
-        <w:ind w:firstLine="720"/>
-      </w:pPr>
-      <w:r>
-        <w:rPr>
-          <w:rFonts w:ascii="Times New Roman" w:cs="Times New Roman" w:eastAsia="Times New Roman" w:hAnsi="Times New Roman"/>
-          <w:b w:val="false"/>
-          <w:bCs w:val="false"/>
-          <w:sz w:val="24"/>
-          <w:szCs w:val="24"/>
-        </w:rPr>
-        <w:t>A Minor Child.</w:t>
-      </w:r>
-      <w:r>
-        <w:rPr>
-          <w:rFonts w:ascii="Times New Roman" w:cs="Times New Roman" w:eastAsia="Times New Roman" w:hAnsi="Times New Roman"/>
-          <w:b w:val="false"/>
-          <w:bCs w:val="false"/>
-          <w:sz w:val="24"/>
-          <w:szCs w:val="24"/>
-        </w:rPr>
-        <w:tab/>
-        <w:t>)</w:t>
-      </w:r>
-    </w:p>
+    <w:tbl>
+      <w:tblPr>
+        <w:tblW w:w="9360" w:type="dxa"/>
+        <w:tblBorders>
+          <w:top w:val="none" w:sz="0" w:space="0" w:color="auto"/>
+          <w:left w:val="none" w:sz="0" w:space="0" w:color="auto"/>
+          <w:bottom w:val="none" w:sz="0" w:space="0" w:color="auto"/>
+          <w:right w:val="none" w:sz="0" w:space="0" w:color="auto"/>
+          <w:insideH w:val="none" w:sz="0" w:space="0" w:color="auto"/>
+          <w:insideV w:val="none" w:sz="0" w:space="0" w:color="auto"/>
+        </w:tblBorders>
+        <w:tblLayout w:type="fixed"/>
+        <w:tblCellMar>
+          <w:top w:w="0" w:type="dxa"/>
+          <w:left w:w="0" w:type="dxa"/>
+          <w:bottom w:w="0" w:type="dxa"/>
+          <w:right w:w="0" w:type="dxa"/>
+        </w:tblCellMar>
+        <w:tblLook w:val="0000" w:firstRow="0" w:lastRow="0" w:firstColumn="0" w:lastColumn="0" w:noHBand="0" w:noVBand="0"/>
+      </w:tblPr>
+      <w:tblGrid>
+        <w:gridCol w:w="6192"/>
+        <w:gridCol w:w="288"/>
+        <w:gridCol w:w="2880"/>
+      </w:tblGrid>
+      <w:tr>
+        <w:tc>
+          <w:tcPr>
+            <w:tcW w:w="6192" w:type="dxa"/>
+          </w:tcPr>
+          <w:p>
+            <w:pPr>
+              <w:spacing w:after="0" w:line="240" w:lineRule="auto"/>
+            </w:pPr>
+            <w:r>
+              <w:rPr>
+                <w:rFonts w:ascii="Times New Roman" w:cs="Times New Roman" w:eastAsia="Times New Roman" w:hAnsi="Times New Roman"/>
+                <w:b w:val="false"/>
+                <w:bCs w:val="false"/>
+                <w:sz w:val="24"/>
+                <w:szCs w:val="24"/>
+              </w:rPr>
+              <w:t xml:space="preserve">In the Matter of the Adoption of</w:t>
+            </w:r>
+          </w:p>
+          <w:p>
+            <w:pPr>
+              <w:spacing w:after="0" w:line="240" w:lineRule="auto"/>
+            </w:pPr>
+          </w:p>
+          <w:p>
+            <w:pPr>
+              <w:spacing w:after="0" w:line="240" w:lineRule="auto"/>
+            </w:pPr>
+            <w:r>
+              <w:rPr>
+                <w:rFonts w:ascii="Times New Roman" w:cs="Times New Roman" w:eastAsia="Times New Roman" w:hAnsi="Times New Roman"/>
+                <w:b w:val="false"/>
+                <w:bCs w:val="false"/>
+                <w:sz w:val="24"/>
+                <w:szCs w:val="24"/>
+              </w:rPr>
+              <w:t xml:space="preserve">{{ child1_name_upper }}</w:t>
+            </w:r>
+          </w:p>
+          <w:p>
+            <w:pPr>
+              <w:tabs>
+                <w:tab w:val="left" w:pos="1080"/>
+              </w:tabs>
+              <w:spacing w:after="0" w:line="240" w:lineRule="auto"/>
+            </w:pPr>
+            <w:r>
+              <w:rPr>
+                <w:rFonts w:ascii="Times New Roman" w:cs="Times New Roman" w:eastAsia="Times New Roman" w:hAnsi="Times New Roman"/>
+                <w:b w:val="false"/>
+                <w:bCs w:val="false"/>
+                <w:sz w:val="24"/>
+                <w:szCs w:val="24"/>
+              </w:rPr>
+              <w:t xml:space="preserve">DOB:  </w:t>
+              <w:tab/>
+              <w:t xml:space="preserve">{{ child1_dob }},</w:t>
+            </w:r>
+          </w:p>
+          <w:p>
+            <w:pPr>
+              <w:spacing w:after="0" w:line="240" w:lineRule="auto"/>
+            </w:pPr>
+          </w:p>
+          <w:p>
+            <w:pPr>
+              <w:spacing w:after="0" w:line="240" w:lineRule="auto"/>
+              <w:ind w:firstLine="720"/>
+            </w:pPr>
+            <w:r>
+              <w:rPr>
+                <w:rFonts w:ascii="Times New Roman" w:cs="Times New Roman" w:eastAsia="Times New Roman" w:hAnsi="Times New Roman"/>
+                <w:b w:val="false"/>
+                <w:bCs w:val="false"/>
+                <w:sz w:val="24"/>
+                <w:szCs w:val="24"/>
+              </w:rPr>
+              <w:t xml:space="preserve">A Minor Child.</w:t>
+            </w:r>
+          </w:p>
+        </w:tc>
+        <w:tc>
+          <w:tcPr>
+            <w:tcW w:w="288" w:type="dxa"/>
+          </w:tcPr>
+          <w:p>
+            <w:pPr>
+              <w:spacing w:after="0" w:line="240" w:lineRule="auto"/>
+            </w:pPr>
+            <w:r>
+              <w:rPr>
+                <w:rFonts w:ascii="Times New Roman" w:cs="Times New Roman" w:eastAsia="Times New Roman" w:hAnsi="Times New Roman"/>
+                <w:b w:val="false"/>
+                <w:bCs w:val="false"/>
+                <w:sz w:val="24"/>
+                <w:szCs w:val="24"/>
+              </w:rPr>
+              <w:t xml:space="preserve">)</w:t>
+            </w:r>
+          </w:p>
+          <w:p>
+            <w:pPr>
+              <w:spacing w:after="0" w:line="240" w:lineRule="auto"/>
+            </w:pPr>
+            <w:r>
+              <w:rPr>
+                <w:rFonts w:ascii="Times New Roman" w:cs="Times New Roman" w:eastAsia="Times New Roman" w:hAnsi="Times New Roman"/>
+                <w:b w:val="false"/>
+                <w:bCs w:val="false"/>
+                <w:sz w:val="24"/>
+                <w:szCs w:val="24"/>
+              </w:rPr>
+              <w:t xml:space="preserve">)</w:t>
+            </w:r>
+          </w:p>
+          <w:p>
+            <w:pPr>
+              <w:spacing w:after="0" w:line="240" w:lineRule="auto"/>
+            </w:pPr>
+            <w:r>
+              <w:rPr>
+                <w:rFonts w:ascii="Times New Roman" w:cs="Times New Roman" w:eastAsia="Times New Roman" w:hAnsi="Times New Roman"/>
+                <w:b w:val="false"/>
+                <w:bCs w:val="false"/>
+                <w:sz w:val="24"/>
+                <w:szCs w:val="24"/>
+              </w:rPr>
+              <w:t xml:space="preserve">)</w:t>
+            </w:r>
+          </w:p>
+          <w:p>
+            <w:pPr>
+              <w:spacing w:after="0" w:line="240" w:lineRule="auto"/>
+            </w:pPr>
+            <w:r>
+              <w:rPr>
+                <w:rFonts w:ascii="Times New Roman" w:cs="Times New Roman" w:eastAsia="Times New Roman" w:hAnsi="Times New Roman"/>
+                <w:b w:val="false"/>
+                <w:bCs w:val="false"/>
+                <w:sz w:val="24"/>
+                <w:szCs w:val="24"/>
+              </w:rPr>
+              <w:t xml:space="preserve">)</w:t>
+            </w:r>
+          </w:p>
+          <w:p>
+            <w:pPr>
+              <w:spacing w:after="0" w:line="240" w:lineRule="auto"/>
+            </w:pPr>
+            <w:r>
+              <w:rPr>
+                <w:rFonts w:ascii="Times New Roman" w:cs="Times New Roman" w:eastAsia="Times New Roman" w:hAnsi="Times New Roman"/>
+                <w:b w:val="false"/>
+                <w:bCs w:val="false"/>
+                <w:sz w:val="24"/>
+                <w:szCs w:val="24"/>
+              </w:rPr>
+              <w:t xml:space="preserve">)</w:t>
+            </w:r>
+          </w:p>
+          <w:p>
+            <w:pPr>
+              <w:spacing w:after="0" w:line="240" w:lineRule="auto"/>
+            </w:pPr>
+            <w:r>
+              <w:rPr>
+                <w:rFonts w:ascii="Times New Roman" w:cs="Times New Roman" w:eastAsia="Times New Roman" w:hAnsi="Times New Roman"/>
+                <w:b w:val="false"/>
+                <w:bCs w:val="false"/>
+                <w:sz w:val="24"/>
+                <w:szCs w:val="24"/>
+              </w:rPr>
+              <w:t xml:space="preserve">)</w:t>
+            </w:r>
+          </w:p>
+        </w:tc>
+        <w:tc>
+          <w:tcPr>
+            <w:tcW w:w="2880" w:type="dxa"/>
+          </w:tcPr>
+          <w:p>
+            <w:pPr>
+              <w:spacing w:after="0" w:line="240" w:lineRule="auto"/>
+            </w:pPr>
+          </w:p>
+          <w:p>
+            <w:pPr>
+              <w:spacing w:after="0" w:line="240" w:lineRule="auto"/>
+            </w:pPr>
+          </w:p>
+          <w:p>
+            <w:pPr>
+              <w:spacing w:after="0" w:line="240" w:lineRule="auto"/>
+            </w:pPr>
+          </w:p>
+          <w:p>
+            <w:pPr>
+              <w:spacing w:after="0" w:line="240" w:lineRule="auto"/>
+            </w:pPr>
+            <w:r>
+              <w:rPr>
+                <w:rFonts w:ascii="Times New Roman" w:cs="Times New Roman" w:eastAsia="Times New Roman" w:hAnsi="Times New Roman"/>
+                <w:b w:val="false"/>
+                <w:bCs w:val="false"/>
+                <w:sz w:val="24"/>
+                <w:szCs w:val="24"/>
+              </w:rPr>
+              <w:t xml:space="preserve">No. {{ case_number }}</w:t>
+            </w:r>
+          </w:p>
+        </w:tc>
+      </w:tr>
+    </w:tbl>
     <w:p>
       <w:pPr>
         <w:spacing w:line="240" w:lineRule="exact"/>
@@ -2749,6 +3013,7 @@
     <w:p>
       <w:pPr>
         <w:spacing w:line="480" w:lineRule="auto"/>
+        <w:ind w:firstLine="720"/>
         <w:jc w:val="both"/>
       </w:pPr>
       <w:r>
@@ -2765,6 +3030,7 @@
     <w:p>
       <w:pPr>
         <w:spacing w:line="480" w:lineRule="auto"/>
+        <w:ind w:firstLine="720"/>
         <w:jc w:val="both"/>
       </w:pPr>
       <w:r>
@@ -2829,7 +3095,7 @@
           <w:sz w:val="24"/>
           <w:szCs w:val="24"/>
         </w:rPr>
-        <w:t xml:space="preserve">_______________________________</w:t>
+        <w:t xml:space="preserve">{% if attorney_signature %}{{ attorney_signature }}{% else %}_______________________________{% endif %}</w:t>
       </w:r>
     </w:p>
     <w:p>
@@ -2981,201 +3247,245 @@
         <w:t xml:space="preserve"/>
       </w:r>
     </w:p>
-    <w:p>
-      <w:pPr>
-        <w:tabs>
-          <w:tab w:pos="1080" w:val="left"/>
-          <w:tab w:pos="6480" w:val="right"/>
-          <w:tab w:pos="6768" w:val="left"/>
-        </w:tabs>
-        <w:spacing w:line="240" w:lineRule="exact"/>
-      </w:pPr>
-      <w:r>
-        <w:rPr>
-          <w:rFonts w:ascii="Times New Roman" w:cs="Times New Roman" w:eastAsia="Times New Roman" w:hAnsi="Times New Roman"/>
-          <w:b w:val="false"/>
-          <w:bCs w:val="false"/>
-          <w:sz w:val="24"/>
-          <w:szCs w:val="24"/>
-        </w:rPr>
-        <w:t>In the Matter of the Adoption of</w:t>
-      </w:r>
-      <w:r>
-        <w:rPr>
-          <w:rFonts w:ascii="Times New Roman" w:cs="Times New Roman" w:eastAsia="Times New Roman" w:hAnsi="Times New Roman"/>
-          <w:b w:val="false"/>
-          <w:bCs w:val="false"/>
-          <w:sz w:val="24"/>
-          <w:szCs w:val="24"/>
-        </w:rPr>
-        <w:tab/>
-        <w:t>)</w:t>
-      </w:r>
-    </w:p>
-    <w:p>
-      <w:pPr>
-        <w:tabs>
-          <w:tab w:pos="1080" w:val="left"/>
-          <w:tab w:pos="6480" w:val="right"/>
-          <w:tab w:pos="6768" w:val="left"/>
-        </w:tabs>
-        <w:spacing w:line="240" w:lineRule="exact"/>
-      </w:pPr>
-      <w:r>
-        <w:rPr>
-          <w:rFonts w:ascii="Times New Roman" w:cs="Times New Roman" w:eastAsia="Times New Roman" w:hAnsi="Times New Roman"/>
-          <w:sz w:val="24"/>
-          <w:szCs w:val="24"/>
-        </w:rPr>
-      </w:r>
-      <w:r>
-        <w:rPr>
-          <w:rFonts w:ascii="Times New Roman" w:cs="Times New Roman" w:eastAsia="Times New Roman" w:hAnsi="Times New Roman"/>
-          <w:sz w:val="24"/>
-          <w:szCs w:val="24"/>
-        </w:rPr>
-        <w:tab/>
-        <w:t>)</w:t>
-      </w:r>
-    </w:p>
-    <w:p>
-      <w:pPr>
-        <w:tabs>
-          <w:tab w:pos="1080" w:val="left"/>
-          <w:tab w:pos="6480" w:val="right"/>
-          <w:tab w:pos="6768" w:val="left"/>
-        </w:tabs>
-        <w:spacing w:line="240" w:lineRule="exact"/>
-      </w:pPr>
-      <w:r>
-        <w:rPr>
-          <w:rFonts w:ascii="Times New Roman" w:cs="Times New Roman" w:eastAsia="Times New Roman" w:hAnsi="Times New Roman"/>
-          <w:b w:val="false"/>
-          <w:bCs w:val="false"/>
-          <w:sz w:val="24"/>
-          <w:szCs w:val="24"/>
-        </w:rPr>
-        <w:t>{{ child1_name_upper }}</w:t>
-      </w:r>
-      <w:r>
-        <w:rPr>
-          <w:rFonts w:ascii="Times New Roman" w:cs="Times New Roman" w:eastAsia="Times New Roman" w:hAnsi="Times New Roman"/>
-          <w:b w:val="false"/>
-          <w:bCs w:val="false"/>
-          <w:sz w:val="24"/>
-          <w:szCs w:val="24"/>
-        </w:rPr>
-        <w:tab/>
-        <w:t>)</w:t>
-      </w:r>
-    </w:p>
-    <w:p>
-      <w:pPr>
-        <w:tabs>
-          <w:tab w:pos="1080" w:val="left"/>
-          <w:tab w:pos="6480" w:val="right"/>
-          <w:tab w:pos="6768" w:val="left"/>
-        </w:tabs>
-        <w:spacing w:line="240" w:lineRule="exact"/>
-      </w:pPr>
-      <w:r>
-        <w:rPr>
-          <w:rFonts w:ascii="Times New Roman" w:cs="Times New Roman" w:eastAsia="Times New Roman" w:hAnsi="Times New Roman"/>
-          <w:b w:val="false"/>
-          <w:bCs w:val="false"/>
-          <w:sz w:val="24"/>
-          <w:szCs w:val="24"/>
-        </w:rPr>
-        <w:t xml:space="preserve">DOB:  </w:t>
-        <w:tab/>
-        <w:t>{{ child1_dob }},</w:t>
-      </w:r>
-      <w:r>
-        <w:rPr>
-          <w:rFonts w:ascii="Times New Roman" w:cs="Times New Roman" w:eastAsia="Times New Roman" w:hAnsi="Times New Roman"/>
-          <w:b w:val="false"/>
-          <w:bCs w:val="false"/>
-          <w:sz w:val="24"/>
-          <w:szCs w:val="24"/>
-        </w:rPr>
-        <w:tab/>
-        <w:t>)</w:t>
-      </w:r>
-      <w:r>
-        <w:rPr>
-          <w:rFonts w:ascii="Times New Roman" w:cs="Times New Roman" w:eastAsia="Times New Roman" w:hAnsi="Times New Roman"/>
-          <w:b w:val="false"/>
-          <w:bCs w:val="false"/>
-          <w:sz w:val="24"/>
-          <w:szCs w:val="24"/>
-        </w:rPr>
-        <w:tab/>
-        <w:t>No. {{ case_number }}</w:t>
-      </w:r>
-    </w:p>
-    <w:p>
-      <w:pPr>
-        <w:tabs>
-          <w:tab w:pos="1080" w:val="left"/>
-          <w:tab w:pos="6480" w:val="right"/>
-          <w:tab w:pos="6768" w:val="left"/>
-        </w:tabs>
-        <w:spacing w:line="240" w:lineRule="exact"/>
-        <w:ind w:start="4320" w:firstLine="720"/>
-      </w:pPr>
-      <w:r>
-        <w:rPr>
-          <w:rFonts w:ascii="Times New Roman" w:cs="Times New Roman" w:eastAsia="Times New Roman" w:hAnsi="Times New Roman"/>
-          <w:b w:val="false"/>
-          <w:bCs w:val="false"/>
-          <w:sz w:val="24"/>
-          <w:szCs w:val="24"/>
-        </w:rPr>
-      </w:r>
-      <w:r>
-        <w:rPr>
-          <w:rFonts w:ascii="Times New Roman" w:cs="Times New Roman" w:eastAsia="Times New Roman" w:hAnsi="Times New Roman"/>
-          <w:b w:val="false"/>
-          <w:bCs w:val="false"/>
-          <w:sz w:val="24"/>
-          <w:szCs w:val="24"/>
-        </w:rPr>
-        <w:tab/>
-        <w:t>)</w:t>
-      </w:r>
-    </w:p>
-    <w:p>
-      <w:pPr>
-        <w:tabs>
-          <w:tab w:pos="1080" w:val="left"/>
-          <w:tab w:pos="6480" w:val="right"/>
-          <w:tab w:pos="6768" w:val="left"/>
-        </w:tabs>
-        <w:spacing w:line="240" w:lineRule="exact"/>
-        <w:ind w:firstLine="720"/>
-      </w:pPr>
-      <w:r>
-        <w:rPr>
-          <w:rFonts w:ascii="Times New Roman" w:cs="Times New Roman" w:eastAsia="Times New Roman" w:hAnsi="Times New Roman"/>
-          <w:b w:val="false"/>
-          <w:bCs w:val="false"/>
-          <w:sz w:val="24"/>
-          <w:szCs w:val="24"/>
-        </w:rPr>
-        <w:t>A Minor Child.</w:t>
-      </w:r>
-      <w:r>
-        <w:rPr>
-          <w:rFonts w:ascii="Times New Roman" w:cs="Times New Roman" w:eastAsia="Times New Roman" w:hAnsi="Times New Roman"/>
-          <w:b w:val="false"/>
-          <w:bCs w:val="false"/>
-          <w:sz w:val="24"/>
-          <w:szCs w:val="24"/>
-        </w:rPr>
-        <w:tab/>
-        <w:t>)</w:t>
-      </w:r>
-    </w:p>
+    <w:tbl>
+      <w:tblPr>
+        <w:tblW w:w="9360" w:type="dxa"/>
+        <w:tblBorders>
+          <w:top w:val="none" w:sz="0" w:space="0" w:color="auto"/>
+          <w:left w:val="none" w:sz="0" w:space="0" w:color="auto"/>
+          <w:bottom w:val="none" w:sz="0" w:space="0" w:color="auto"/>
+          <w:right w:val="none" w:sz="0" w:space="0" w:color="auto"/>
+          <w:insideH w:val="none" w:sz="0" w:space="0" w:color="auto"/>
+          <w:insideV w:val="none" w:sz="0" w:space="0" w:color="auto"/>
+        </w:tblBorders>
+        <w:tblLayout w:type="fixed"/>
+        <w:tblCellMar>
+          <w:top w:w="0" w:type="dxa"/>
+          <w:left w:w="0" w:type="dxa"/>
+          <w:bottom w:w="0" w:type="dxa"/>
+          <w:right w:w="0" w:type="dxa"/>
+        </w:tblCellMar>
+        <w:tblLook w:val="0000" w:firstRow="0" w:lastRow="0" w:firstColumn="0" w:lastColumn="0" w:noHBand="0" w:noVBand="0"/>
+      </w:tblPr>
+      <w:tblGrid>
+        <w:gridCol w:w="6192"/>
+        <w:gridCol w:w="288"/>
+        <w:gridCol w:w="2880"/>
+      </w:tblGrid>
+      <w:tr>
+        <w:tc>
+          <w:tcPr>
+            <w:tcW w:w="6192" w:type="dxa"/>
+          </w:tcPr>
+          <w:p>
+            <w:pPr>
+              <w:spacing w:after="0" w:line="240" w:lineRule="auto"/>
+            </w:pPr>
+            <w:r>
+              <w:rPr>
+                <w:rFonts w:ascii="Times New Roman" w:cs="Times New Roman" w:eastAsia="Times New Roman" w:hAnsi="Times New Roman"/>
+                <w:b w:val="false"/>
+                <w:bCs w:val="false"/>
+                <w:sz w:val="24"/>
+                <w:szCs w:val="24"/>
+              </w:rPr>
+              <w:t xml:space="preserve">In the Matter of the Adoption of</w:t>
+            </w:r>
+          </w:p>
+          <w:p>
+            <w:pPr>
+              <w:spacing w:after="0" w:line="240" w:lineRule="auto"/>
+            </w:pPr>
+          </w:p>
+          <w:p>
+            <w:pPr>
+              <w:spacing w:after="0" w:line="240" w:lineRule="auto"/>
+            </w:pPr>
+            <w:r>
+              <w:rPr>
+                <w:rFonts w:ascii="Times New Roman" w:cs="Times New Roman" w:eastAsia="Times New Roman" w:hAnsi="Times New Roman"/>
+                <w:b w:val="false"/>
+                <w:bCs w:val="false"/>
+                <w:sz w:val="24"/>
+                <w:szCs w:val="24"/>
+              </w:rPr>
+              <w:t xml:space="preserve">{{ child1_name_upper }}</w:t>
+            </w:r>
+          </w:p>
+          <w:p>
+            <w:pPr>
+              <w:tabs>
+                <w:tab w:val="left" w:pos="1080"/>
+              </w:tabs>
+              <w:spacing w:after="0" w:line="240" w:lineRule="auto"/>
+            </w:pPr>
+            <w:r>
+              <w:rPr>
+                <w:rFonts w:ascii="Times New Roman" w:cs="Times New Roman" w:eastAsia="Times New Roman" w:hAnsi="Times New Roman"/>
+                <w:b w:val="false"/>
+                <w:bCs w:val="false"/>
+                <w:sz w:val="24"/>
+                <w:szCs w:val="24"/>
+              </w:rPr>
+              <w:t xml:space="preserve">DOB:  </w:t>
+              <w:tab/>
+              <w:t xml:space="preserve">{{ child1_dob }},</w:t>
+            </w:r>
+          </w:p>
+          <w:p>
+            <w:pPr>
+              <w:spacing w:after="0" w:line="240" w:lineRule="auto"/>
+            </w:pPr>
+          </w:p>
+          <w:p>
+            <w:pPr>
+              <w:spacing w:after="0" w:line="240" w:lineRule="auto"/>
+              <w:ind w:firstLine="720"/>
+            </w:pPr>
+            <w:r>
+              <w:rPr>
+                <w:rFonts w:ascii="Times New Roman" w:cs="Times New Roman" w:eastAsia="Times New Roman" w:hAnsi="Times New Roman"/>
+                <w:b w:val="false"/>
+                <w:bCs w:val="false"/>
+                <w:sz w:val="24"/>
+                <w:szCs w:val="24"/>
+              </w:rPr>
+              <w:t xml:space="preserve">A Minor Child.</w:t>
+            </w:r>
+          </w:p>
+        </w:tc>
+        <w:tc>
+          <w:tcPr>
+            <w:tcW w:w="288" w:type="dxa"/>
+          </w:tcPr>
+          <w:p>
+            <w:pPr>
+              <w:spacing w:after="0" w:line="240" w:lineRule="auto"/>
+            </w:pPr>
+            <w:r>
+              <w:rPr>
+                <w:rFonts w:ascii="Times New Roman" w:cs="Times New Roman" w:eastAsia="Times New Roman" w:hAnsi="Times New Roman"/>
+                <w:b w:val="false"/>
+                <w:bCs w:val="false"/>
+                <w:sz w:val="24"/>
+                <w:szCs w:val="24"/>
+              </w:rPr>
+              <w:t xml:space="preserve">)</w:t>
+            </w:r>
+          </w:p>
+          <w:p>
+            <w:pPr>
+              <w:spacing w:after="0" w:line="240" w:lineRule="auto"/>
+            </w:pPr>
+            <w:r>
+              <w:rPr>
+                <w:rFonts w:ascii="Times New Roman" w:cs="Times New Roman" w:eastAsia="Times New Roman" w:hAnsi="Times New Roman"/>
+                <w:b w:val="false"/>
+                <w:bCs w:val="false"/>
+                <w:sz w:val="24"/>
+                <w:szCs w:val="24"/>
+              </w:rPr>
+              <w:t xml:space="preserve">)</w:t>
+            </w:r>
+          </w:p>
+          <w:p>
+            <w:pPr>
+              <w:spacing w:after="0" w:line="240" w:lineRule="auto"/>
+            </w:pPr>
+            <w:r>
+              <w:rPr>
+                <w:rFonts w:ascii="Times New Roman" w:cs="Times New Roman" w:eastAsia="Times New Roman" w:hAnsi="Times New Roman"/>
+                <w:b w:val="false"/>
+                <w:bCs w:val="false"/>
+                <w:sz w:val="24"/>
+                <w:szCs w:val="24"/>
+              </w:rPr>
+              <w:t xml:space="preserve">)</w:t>
+            </w:r>
+          </w:p>
+          <w:p>
+            <w:pPr>
+              <w:spacing w:after="0" w:line="240" w:lineRule="auto"/>
+            </w:pPr>
+            <w:r>
+              <w:rPr>
+                <w:rFonts w:ascii="Times New Roman" w:cs="Times New Roman" w:eastAsia="Times New Roman" w:hAnsi="Times New Roman"/>
+                <w:b w:val="false"/>
+                <w:bCs w:val="false"/>
+                <w:sz w:val="24"/>
+                <w:szCs w:val="24"/>
+              </w:rPr>
+              <w:t xml:space="preserve">)</w:t>
+            </w:r>
+          </w:p>
+          <w:p>
+            <w:pPr>
+              <w:spacing w:after="0" w:line="240" w:lineRule="auto"/>
+            </w:pPr>
+            <w:r>
+              <w:rPr>
+                <w:rFonts w:ascii="Times New Roman" w:cs="Times New Roman" w:eastAsia="Times New Roman" w:hAnsi="Times New Roman"/>
+                <w:b w:val="false"/>
+                <w:bCs w:val="false"/>
+                <w:sz w:val="24"/>
+                <w:szCs w:val="24"/>
+              </w:rPr>
+              <w:t xml:space="preserve">)</w:t>
+            </w:r>
+          </w:p>
+          <w:p>
+            <w:pPr>
+              <w:spacing w:after="0" w:line="240" w:lineRule="auto"/>
+            </w:pPr>
+            <w:r>
+              <w:rPr>
+                <w:rFonts w:ascii="Times New Roman" w:cs="Times New Roman" w:eastAsia="Times New Roman" w:hAnsi="Times New Roman"/>
+                <w:b w:val="false"/>
+                <w:bCs w:val="false"/>
+                <w:sz w:val="24"/>
+                <w:szCs w:val="24"/>
+              </w:rPr>
+              <w:t xml:space="preserve">)</w:t>
+            </w:r>
+          </w:p>
+        </w:tc>
+        <w:tc>
+          <w:tcPr>
+            <w:tcW w:w="2880" w:type="dxa"/>
+          </w:tcPr>
+          <w:p>
+            <w:pPr>
+              <w:spacing w:after="0" w:line="240" w:lineRule="auto"/>
+            </w:pPr>
+          </w:p>
+          <w:p>
+            <w:pPr>
+              <w:spacing w:after="0" w:line="240" w:lineRule="auto"/>
+            </w:pPr>
+          </w:p>
+          <w:p>
+            <w:pPr>
+              <w:spacing w:after="0" w:line="240" w:lineRule="auto"/>
+            </w:pPr>
+          </w:p>
+          <w:p>
+            <w:pPr>
+              <w:spacing w:after="0" w:line="240" w:lineRule="auto"/>
+            </w:pPr>
+            <w:r>
+              <w:rPr>
+                <w:rFonts w:ascii="Times New Roman" w:cs="Times New Roman" w:eastAsia="Times New Roman" w:hAnsi="Times New Roman"/>
+                <w:b w:val="false"/>
+                <w:bCs w:val="false"/>
+                <w:sz w:val="24"/>
+                <w:szCs w:val="24"/>
+              </w:rPr>
+              <w:t xml:space="preserve">No. {{ case_number }}</w:t>
+            </w:r>
+          </w:p>
+        </w:tc>
+      </w:tr>
+    </w:tbl>
     <w:p>
       <w:pPr>
         <w:spacing w:line="240" w:lineRule="exact"/>
@@ -3477,201 +3787,245 @@
         <w:t xml:space="preserve"/>
       </w:r>
     </w:p>
-    <w:p>
-      <w:pPr>
-        <w:tabs>
-          <w:tab w:pos="1080" w:val="left"/>
-          <w:tab w:pos="6480" w:val="right"/>
-          <w:tab w:pos="6768" w:val="left"/>
-        </w:tabs>
-        <w:spacing w:line="240" w:lineRule="exact"/>
-      </w:pPr>
-      <w:r>
-        <w:rPr>
-          <w:rFonts w:ascii="Times New Roman" w:cs="Times New Roman" w:eastAsia="Times New Roman" w:hAnsi="Times New Roman"/>
-          <w:b w:val="false"/>
-          <w:bCs w:val="false"/>
-          <w:sz w:val="24"/>
-          <w:szCs w:val="24"/>
-        </w:rPr>
-        <w:t>In the Matter of the Adoption of</w:t>
-      </w:r>
-      <w:r>
-        <w:rPr>
-          <w:rFonts w:ascii="Times New Roman" w:cs="Times New Roman" w:eastAsia="Times New Roman" w:hAnsi="Times New Roman"/>
-          <w:b w:val="false"/>
-          <w:bCs w:val="false"/>
-          <w:sz w:val="24"/>
-          <w:szCs w:val="24"/>
-        </w:rPr>
-        <w:tab/>
-        <w:t>)</w:t>
-      </w:r>
-    </w:p>
-    <w:p>
-      <w:pPr>
-        <w:tabs>
-          <w:tab w:pos="1080" w:val="left"/>
-          <w:tab w:pos="6480" w:val="right"/>
-          <w:tab w:pos="6768" w:val="left"/>
-        </w:tabs>
-        <w:spacing w:line="240" w:lineRule="exact"/>
-      </w:pPr>
-      <w:r>
-        <w:rPr>
-          <w:rFonts w:ascii="Times New Roman" w:cs="Times New Roman" w:eastAsia="Times New Roman" w:hAnsi="Times New Roman"/>
-          <w:sz w:val="24"/>
-          <w:szCs w:val="24"/>
-        </w:rPr>
-      </w:r>
-      <w:r>
-        <w:rPr>
-          <w:rFonts w:ascii="Times New Roman" w:cs="Times New Roman" w:eastAsia="Times New Roman" w:hAnsi="Times New Roman"/>
-          <w:sz w:val="24"/>
-          <w:szCs w:val="24"/>
-        </w:rPr>
-        <w:tab/>
-        <w:t>)</w:t>
-      </w:r>
-    </w:p>
-    <w:p>
-      <w:pPr>
-        <w:tabs>
-          <w:tab w:pos="1080" w:val="left"/>
-          <w:tab w:pos="6480" w:val="right"/>
-          <w:tab w:pos="6768" w:val="left"/>
-        </w:tabs>
-        <w:spacing w:line="240" w:lineRule="exact"/>
-      </w:pPr>
-      <w:r>
-        <w:rPr>
-          <w:rFonts w:ascii="Times New Roman" w:cs="Times New Roman" w:eastAsia="Times New Roman" w:hAnsi="Times New Roman"/>
-          <w:b w:val="false"/>
-          <w:bCs w:val="false"/>
-          <w:sz w:val="24"/>
-          <w:szCs w:val="24"/>
-        </w:rPr>
-        <w:t>{{ child1_name_upper }}</w:t>
-      </w:r>
-      <w:r>
-        <w:rPr>
-          <w:rFonts w:ascii="Times New Roman" w:cs="Times New Roman" w:eastAsia="Times New Roman" w:hAnsi="Times New Roman"/>
-          <w:b w:val="false"/>
-          <w:bCs w:val="false"/>
-          <w:sz w:val="24"/>
-          <w:szCs w:val="24"/>
-        </w:rPr>
-        <w:tab/>
-        <w:t>)</w:t>
-      </w:r>
-    </w:p>
-    <w:p>
-      <w:pPr>
-        <w:tabs>
-          <w:tab w:pos="1080" w:val="left"/>
-          <w:tab w:pos="6480" w:val="right"/>
-          <w:tab w:pos="6768" w:val="left"/>
-        </w:tabs>
-        <w:spacing w:line="240" w:lineRule="exact"/>
-      </w:pPr>
-      <w:r>
-        <w:rPr>
-          <w:rFonts w:ascii="Times New Roman" w:cs="Times New Roman" w:eastAsia="Times New Roman" w:hAnsi="Times New Roman"/>
-          <w:b w:val="false"/>
-          <w:bCs w:val="false"/>
-          <w:sz w:val="24"/>
-          <w:szCs w:val="24"/>
-        </w:rPr>
-        <w:t xml:space="preserve">DOB:  </w:t>
-        <w:tab/>
-        <w:t>{{ child1_dob }},</w:t>
-      </w:r>
-      <w:r>
-        <w:rPr>
-          <w:rFonts w:ascii="Times New Roman" w:cs="Times New Roman" w:eastAsia="Times New Roman" w:hAnsi="Times New Roman"/>
-          <w:b w:val="false"/>
-          <w:bCs w:val="false"/>
-          <w:sz w:val="24"/>
-          <w:szCs w:val="24"/>
-        </w:rPr>
-        <w:tab/>
-        <w:t>)</w:t>
-      </w:r>
-      <w:r>
-        <w:rPr>
-          <w:rFonts w:ascii="Times New Roman" w:cs="Times New Roman" w:eastAsia="Times New Roman" w:hAnsi="Times New Roman"/>
-          <w:b w:val="false"/>
-          <w:bCs w:val="false"/>
-          <w:sz w:val="24"/>
-          <w:szCs w:val="24"/>
-        </w:rPr>
-        <w:tab/>
-        <w:t>No. {{ case_number }}</w:t>
-      </w:r>
-    </w:p>
-    <w:p>
-      <w:pPr>
-        <w:tabs>
-          <w:tab w:pos="1080" w:val="left"/>
-          <w:tab w:pos="6480" w:val="right"/>
-          <w:tab w:pos="6768" w:val="left"/>
-        </w:tabs>
-        <w:spacing w:line="240" w:lineRule="exact"/>
-        <w:ind w:start="4320" w:firstLine="720"/>
-      </w:pPr>
-      <w:r>
-        <w:rPr>
-          <w:rFonts w:ascii="Times New Roman" w:cs="Times New Roman" w:eastAsia="Times New Roman" w:hAnsi="Times New Roman"/>
-          <w:b w:val="false"/>
-          <w:bCs w:val="false"/>
-          <w:sz w:val="24"/>
-          <w:szCs w:val="24"/>
-        </w:rPr>
-      </w:r>
-      <w:r>
-        <w:rPr>
-          <w:rFonts w:ascii="Times New Roman" w:cs="Times New Roman" w:eastAsia="Times New Roman" w:hAnsi="Times New Roman"/>
-          <w:b w:val="false"/>
-          <w:bCs w:val="false"/>
-          <w:sz w:val="24"/>
-          <w:szCs w:val="24"/>
-        </w:rPr>
-        <w:tab/>
-        <w:t>)</w:t>
-      </w:r>
-    </w:p>
-    <w:p>
-      <w:pPr>
-        <w:tabs>
-          <w:tab w:pos="1080" w:val="left"/>
-          <w:tab w:pos="6480" w:val="right"/>
-          <w:tab w:pos="6768" w:val="left"/>
-        </w:tabs>
-        <w:spacing w:line="240" w:lineRule="exact"/>
-        <w:ind w:firstLine="720"/>
-      </w:pPr>
-      <w:r>
-        <w:rPr>
-          <w:rFonts w:ascii="Times New Roman" w:cs="Times New Roman" w:eastAsia="Times New Roman" w:hAnsi="Times New Roman"/>
-          <w:b w:val="false"/>
-          <w:bCs w:val="false"/>
-          <w:sz w:val="24"/>
-          <w:szCs w:val="24"/>
-        </w:rPr>
-        <w:t>A Minor Child.</w:t>
-      </w:r>
-      <w:r>
-        <w:rPr>
-          <w:rFonts w:ascii="Times New Roman" w:cs="Times New Roman" w:eastAsia="Times New Roman" w:hAnsi="Times New Roman"/>
-          <w:b w:val="false"/>
-          <w:bCs w:val="false"/>
-          <w:sz w:val="24"/>
-          <w:szCs w:val="24"/>
-        </w:rPr>
-        <w:tab/>
-        <w:t>)</w:t>
-      </w:r>
-    </w:p>
+    <w:tbl>
+      <w:tblPr>
+        <w:tblW w:w="9360" w:type="dxa"/>
+        <w:tblBorders>
+          <w:top w:val="none" w:sz="0" w:space="0" w:color="auto"/>
+          <w:left w:val="none" w:sz="0" w:space="0" w:color="auto"/>
+          <w:bottom w:val="none" w:sz="0" w:space="0" w:color="auto"/>
+          <w:right w:val="none" w:sz="0" w:space="0" w:color="auto"/>
+          <w:insideH w:val="none" w:sz="0" w:space="0" w:color="auto"/>
+          <w:insideV w:val="none" w:sz="0" w:space="0" w:color="auto"/>
+        </w:tblBorders>
+        <w:tblLayout w:type="fixed"/>
+        <w:tblCellMar>
+          <w:top w:w="0" w:type="dxa"/>
+          <w:left w:w="0" w:type="dxa"/>
+          <w:bottom w:w="0" w:type="dxa"/>
+          <w:right w:w="0" w:type="dxa"/>
+        </w:tblCellMar>
+        <w:tblLook w:val="0000" w:firstRow="0" w:lastRow="0" w:firstColumn="0" w:lastColumn="0" w:noHBand="0" w:noVBand="0"/>
+      </w:tblPr>
+      <w:tblGrid>
+        <w:gridCol w:w="6192"/>
+        <w:gridCol w:w="288"/>
+        <w:gridCol w:w="2880"/>
+      </w:tblGrid>
+      <w:tr>
+        <w:tc>
+          <w:tcPr>
+            <w:tcW w:w="6192" w:type="dxa"/>
+          </w:tcPr>
+          <w:p>
+            <w:pPr>
+              <w:spacing w:after="0" w:line="240" w:lineRule="auto"/>
+            </w:pPr>
+            <w:r>
+              <w:rPr>
+                <w:rFonts w:ascii="Times New Roman" w:cs="Times New Roman" w:eastAsia="Times New Roman" w:hAnsi="Times New Roman"/>
+                <w:b w:val="false"/>
+                <w:bCs w:val="false"/>
+                <w:sz w:val="24"/>
+                <w:szCs w:val="24"/>
+              </w:rPr>
+              <w:t xml:space="preserve">In the Matter of the Adoption of</w:t>
+            </w:r>
+          </w:p>
+          <w:p>
+            <w:pPr>
+              <w:spacing w:after="0" w:line="240" w:lineRule="auto"/>
+            </w:pPr>
+          </w:p>
+          <w:p>
+            <w:pPr>
+              <w:spacing w:after="0" w:line="240" w:lineRule="auto"/>
+            </w:pPr>
+            <w:r>
+              <w:rPr>
+                <w:rFonts w:ascii="Times New Roman" w:cs="Times New Roman" w:eastAsia="Times New Roman" w:hAnsi="Times New Roman"/>
+                <w:b w:val="false"/>
+                <w:bCs w:val="false"/>
+                <w:sz w:val="24"/>
+                <w:szCs w:val="24"/>
+              </w:rPr>
+              <w:t xml:space="preserve">{{ child1_name_upper }}</w:t>
+            </w:r>
+          </w:p>
+          <w:p>
+            <w:pPr>
+              <w:tabs>
+                <w:tab w:val="left" w:pos="1080"/>
+              </w:tabs>
+              <w:spacing w:after="0" w:line="240" w:lineRule="auto"/>
+            </w:pPr>
+            <w:r>
+              <w:rPr>
+                <w:rFonts w:ascii="Times New Roman" w:cs="Times New Roman" w:eastAsia="Times New Roman" w:hAnsi="Times New Roman"/>
+                <w:b w:val="false"/>
+                <w:bCs w:val="false"/>
+                <w:sz w:val="24"/>
+                <w:szCs w:val="24"/>
+              </w:rPr>
+              <w:t xml:space="preserve">DOB:  </w:t>
+              <w:tab/>
+              <w:t xml:space="preserve">{{ child1_dob }},</w:t>
+            </w:r>
+          </w:p>
+          <w:p>
+            <w:pPr>
+              <w:spacing w:after="0" w:line="240" w:lineRule="auto"/>
+            </w:pPr>
+          </w:p>
+          <w:p>
+            <w:pPr>
+              <w:spacing w:after="0" w:line="240" w:lineRule="auto"/>
+              <w:ind w:firstLine="720"/>
+            </w:pPr>
+            <w:r>
+              <w:rPr>
+                <w:rFonts w:ascii="Times New Roman" w:cs="Times New Roman" w:eastAsia="Times New Roman" w:hAnsi="Times New Roman"/>
+                <w:b w:val="false"/>
+                <w:bCs w:val="false"/>
+                <w:sz w:val="24"/>
+                <w:szCs w:val="24"/>
+              </w:rPr>
+              <w:t xml:space="preserve">A Minor Child.</w:t>
+            </w:r>
+          </w:p>
+        </w:tc>
+        <w:tc>
+          <w:tcPr>
+            <w:tcW w:w="288" w:type="dxa"/>
+          </w:tcPr>
+          <w:p>
+            <w:pPr>
+              <w:spacing w:after="0" w:line="240" w:lineRule="auto"/>
+            </w:pPr>
+            <w:r>
+              <w:rPr>
+                <w:rFonts w:ascii="Times New Roman" w:cs="Times New Roman" w:eastAsia="Times New Roman" w:hAnsi="Times New Roman"/>
+                <w:b w:val="false"/>
+                <w:bCs w:val="false"/>
+                <w:sz w:val="24"/>
+                <w:szCs w:val="24"/>
+              </w:rPr>
+              <w:t xml:space="preserve">)</w:t>
+            </w:r>
+          </w:p>
+          <w:p>
+            <w:pPr>
+              <w:spacing w:after="0" w:line="240" w:lineRule="auto"/>
+            </w:pPr>
+            <w:r>
+              <w:rPr>
+                <w:rFonts w:ascii="Times New Roman" w:cs="Times New Roman" w:eastAsia="Times New Roman" w:hAnsi="Times New Roman"/>
+                <w:b w:val="false"/>
+                <w:bCs w:val="false"/>
+                <w:sz w:val="24"/>
+                <w:szCs w:val="24"/>
+              </w:rPr>
+              <w:t xml:space="preserve">)</w:t>
+            </w:r>
+          </w:p>
+          <w:p>
+            <w:pPr>
+              <w:spacing w:after="0" w:line="240" w:lineRule="auto"/>
+            </w:pPr>
+            <w:r>
+              <w:rPr>
+                <w:rFonts w:ascii="Times New Roman" w:cs="Times New Roman" w:eastAsia="Times New Roman" w:hAnsi="Times New Roman"/>
+                <w:b w:val="false"/>
+                <w:bCs w:val="false"/>
+                <w:sz w:val="24"/>
+                <w:szCs w:val="24"/>
+              </w:rPr>
+              <w:t xml:space="preserve">)</w:t>
+            </w:r>
+          </w:p>
+          <w:p>
+            <w:pPr>
+              <w:spacing w:after="0" w:line="240" w:lineRule="auto"/>
+            </w:pPr>
+            <w:r>
+              <w:rPr>
+                <w:rFonts w:ascii="Times New Roman" w:cs="Times New Roman" w:eastAsia="Times New Roman" w:hAnsi="Times New Roman"/>
+                <w:b w:val="false"/>
+                <w:bCs w:val="false"/>
+                <w:sz w:val="24"/>
+                <w:szCs w:val="24"/>
+              </w:rPr>
+              <w:t xml:space="preserve">)</w:t>
+            </w:r>
+          </w:p>
+          <w:p>
+            <w:pPr>
+              <w:spacing w:after="0" w:line="240" w:lineRule="auto"/>
+            </w:pPr>
+            <w:r>
+              <w:rPr>
+                <w:rFonts w:ascii="Times New Roman" w:cs="Times New Roman" w:eastAsia="Times New Roman" w:hAnsi="Times New Roman"/>
+                <w:b w:val="false"/>
+                <w:bCs w:val="false"/>
+                <w:sz w:val="24"/>
+                <w:szCs w:val="24"/>
+              </w:rPr>
+              <w:t xml:space="preserve">)</w:t>
+            </w:r>
+          </w:p>
+          <w:p>
+            <w:pPr>
+              <w:spacing w:after="0" w:line="240" w:lineRule="auto"/>
+            </w:pPr>
+            <w:r>
+              <w:rPr>
+                <w:rFonts w:ascii="Times New Roman" w:cs="Times New Roman" w:eastAsia="Times New Roman" w:hAnsi="Times New Roman"/>
+                <w:b w:val="false"/>
+                <w:bCs w:val="false"/>
+                <w:sz w:val="24"/>
+                <w:szCs w:val="24"/>
+              </w:rPr>
+              <w:t xml:space="preserve">)</w:t>
+            </w:r>
+          </w:p>
+        </w:tc>
+        <w:tc>
+          <w:tcPr>
+            <w:tcW w:w="2880" w:type="dxa"/>
+          </w:tcPr>
+          <w:p>
+            <w:pPr>
+              <w:spacing w:after="0" w:line="240" w:lineRule="auto"/>
+            </w:pPr>
+          </w:p>
+          <w:p>
+            <w:pPr>
+              <w:spacing w:after="0" w:line="240" w:lineRule="auto"/>
+            </w:pPr>
+          </w:p>
+          <w:p>
+            <w:pPr>
+              <w:spacing w:after="0" w:line="240" w:lineRule="auto"/>
+            </w:pPr>
+          </w:p>
+          <w:p>
+            <w:pPr>
+              <w:spacing w:after="0" w:line="240" w:lineRule="auto"/>
+            </w:pPr>
+            <w:r>
+              <w:rPr>
+                <w:rFonts w:ascii="Times New Roman" w:cs="Times New Roman" w:eastAsia="Times New Roman" w:hAnsi="Times New Roman"/>
+                <w:b w:val="false"/>
+                <w:bCs w:val="false"/>
+                <w:sz w:val="24"/>
+                <w:szCs w:val="24"/>
+              </w:rPr>
+              <w:t xml:space="preserve">No. {{ case_number }}</w:t>
+            </w:r>
+          </w:p>
+        </w:tc>
+      </w:tr>
+    </w:tbl>
     <w:p>
       <w:pPr>
         <w:spacing w:line="240" w:lineRule="exact"/>
@@ -3927,201 +4281,245 @@
         <w:t xml:space="preserve"/>
       </w:r>
     </w:p>
-    <w:p>
-      <w:pPr>
-        <w:tabs>
-          <w:tab w:pos="1080" w:val="left"/>
-          <w:tab w:pos="6480" w:val="right"/>
-          <w:tab w:pos="6768" w:val="left"/>
-        </w:tabs>
-        <w:spacing w:line="240" w:lineRule="exact"/>
-      </w:pPr>
-      <w:r>
-        <w:rPr>
-          <w:rFonts w:ascii="Times New Roman" w:cs="Times New Roman" w:eastAsia="Times New Roman" w:hAnsi="Times New Roman"/>
-          <w:b w:val="false"/>
-          <w:bCs w:val="false"/>
-          <w:sz w:val="24"/>
-          <w:szCs w:val="24"/>
-        </w:rPr>
-        <w:t>In the Matter of the Adoption of</w:t>
-      </w:r>
-      <w:r>
-        <w:rPr>
-          <w:rFonts w:ascii="Times New Roman" w:cs="Times New Roman" w:eastAsia="Times New Roman" w:hAnsi="Times New Roman"/>
-          <w:b w:val="false"/>
-          <w:bCs w:val="false"/>
-          <w:sz w:val="24"/>
-          <w:szCs w:val="24"/>
-        </w:rPr>
-        <w:tab/>
-        <w:t>)</w:t>
-      </w:r>
-    </w:p>
-    <w:p>
-      <w:pPr>
-        <w:tabs>
-          <w:tab w:pos="1080" w:val="left"/>
-          <w:tab w:pos="6480" w:val="right"/>
-          <w:tab w:pos="6768" w:val="left"/>
-        </w:tabs>
-        <w:spacing w:line="240" w:lineRule="exact"/>
-      </w:pPr>
-      <w:r>
-        <w:rPr>
-          <w:rFonts w:ascii="Times New Roman" w:cs="Times New Roman" w:eastAsia="Times New Roman" w:hAnsi="Times New Roman"/>
-          <w:sz w:val="24"/>
-          <w:szCs w:val="24"/>
-        </w:rPr>
-      </w:r>
-      <w:r>
-        <w:rPr>
-          <w:rFonts w:ascii="Times New Roman" w:cs="Times New Roman" w:eastAsia="Times New Roman" w:hAnsi="Times New Roman"/>
-          <w:sz w:val="24"/>
-          <w:szCs w:val="24"/>
-        </w:rPr>
-        <w:tab/>
-        <w:t>)</w:t>
-      </w:r>
-    </w:p>
-    <w:p>
-      <w:pPr>
-        <w:tabs>
-          <w:tab w:pos="1080" w:val="left"/>
-          <w:tab w:pos="6480" w:val="right"/>
-          <w:tab w:pos="6768" w:val="left"/>
-        </w:tabs>
-        <w:spacing w:line="240" w:lineRule="exact"/>
-      </w:pPr>
-      <w:r>
-        <w:rPr>
-          <w:rFonts w:ascii="Times New Roman" w:cs="Times New Roman" w:eastAsia="Times New Roman" w:hAnsi="Times New Roman"/>
-          <w:b w:val="false"/>
-          <w:bCs w:val="false"/>
-          <w:sz w:val="24"/>
-          <w:szCs w:val="24"/>
-        </w:rPr>
-        <w:t>{{ child1_name_upper }}</w:t>
-      </w:r>
-      <w:r>
-        <w:rPr>
-          <w:rFonts w:ascii="Times New Roman" w:cs="Times New Roman" w:eastAsia="Times New Roman" w:hAnsi="Times New Roman"/>
-          <w:b w:val="false"/>
-          <w:bCs w:val="false"/>
-          <w:sz w:val="24"/>
-          <w:szCs w:val="24"/>
-        </w:rPr>
-        <w:tab/>
-        <w:t>)</w:t>
-      </w:r>
-    </w:p>
-    <w:p>
-      <w:pPr>
-        <w:tabs>
-          <w:tab w:pos="1080" w:val="left"/>
-          <w:tab w:pos="6480" w:val="right"/>
-          <w:tab w:pos="6768" w:val="left"/>
-        </w:tabs>
-        <w:spacing w:line="240" w:lineRule="exact"/>
-      </w:pPr>
-      <w:r>
-        <w:rPr>
-          <w:rFonts w:ascii="Times New Roman" w:cs="Times New Roman" w:eastAsia="Times New Roman" w:hAnsi="Times New Roman"/>
-          <w:b w:val="false"/>
-          <w:bCs w:val="false"/>
-          <w:sz w:val="24"/>
-          <w:szCs w:val="24"/>
-        </w:rPr>
-        <w:t xml:space="preserve">DOB:  </w:t>
-        <w:tab/>
-        <w:t>{{ child1_dob }},</w:t>
-      </w:r>
-      <w:r>
-        <w:rPr>
-          <w:rFonts w:ascii="Times New Roman" w:cs="Times New Roman" w:eastAsia="Times New Roman" w:hAnsi="Times New Roman"/>
-          <w:b w:val="false"/>
-          <w:bCs w:val="false"/>
-          <w:sz w:val="24"/>
-          <w:szCs w:val="24"/>
-        </w:rPr>
-        <w:tab/>
-        <w:t>)</w:t>
-      </w:r>
-      <w:r>
-        <w:rPr>
-          <w:rFonts w:ascii="Times New Roman" w:cs="Times New Roman" w:eastAsia="Times New Roman" w:hAnsi="Times New Roman"/>
-          <w:b w:val="false"/>
-          <w:bCs w:val="false"/>
-          <w:sz w:val="24"/>
-          <w:szCs w:val="24"/>
-        </w:rPr>
-        <w:tab/>
-        <w:t>No. {{ case_number }}</w:t>
-      </w:r>
-    </w:p>
-    <w:p>
-      <w:pPr>
-        <w:tabs>
-          <w:tab w:pos="1080" w:val="left"/>
-          <w:tab w:pos="6480" w:val="right"/>
-          <w:tab w:pos="6768" w:val="left"/>
-        </w:tabs>
-        <w:spacing w:line="240" w:lineRule="exact"/>
-        <w:ind w:start="4320" w:firstLine="720"/>
-      </w:pPr>
-      <w:r>
-        <w:rPr>
-          <w:rFonts w:ascii="Times New Roman" w:cs="Times New Roman" w:eastAsia="Times New Roman" w:hAnsi="Times New Roman"/>
-          <w:b w:val="false"/>
-          <w:bCs w:val="false"/>
-          <w:sz w:val="24"/>
-          <w:szCs w:val="24"/>
-        </w:rPr>
-      </w:r>
-      <w:r>
-        <w:rPr>
-          <w:rFonts w:ascii="Times New Roman" w:cs="Times New Roman" w:eastAsia="Times New Roman" w:hAnsi="Times New Roman"/>
-          <w:b w:val="false"/>
-          <w:bCs w:val="false"/>
-          <w:sz w:val="24"/>
-          <w:szCs w:val="24"/>
-        </w:rPr>
-        <w:tab/>
-        <w:t>)</w:t>
-      </w:r>
-    </w:p>
-    <w:p>
-      <w:pPr>
-        <w:tabs>
-          <w:tab w:pos="1080" w:val="left"/>
-          <w:tab w:pos="6480" w:val="right"/>
-          <w:tab w:pos="6768" w:val="left"/>
-        </w:tabs>
-        <w:spacing w:line="240" w:lineRule="exact"/>
-        <w:ind w:firstLine="720"/>
-      </w:pPr>
-      <w:r>
-        <w:rPr>
-          <w:rFonts w:ascii="Times New Roman" w:cs="Times New Roman" w:eastAsia="Times New Roman" w:hAnsi="Times New Roman"/>
-          <w:b w:val="false"/>
-          <w:bCs w:val="false"/>
-          <w:sz w:val="24"/>
-          <w:szCs w:val="24"/>
-        </w:rPr>
-        <w:t>A Minor Child.</w:t>
-      </w:r>
-      <w:r>
-        <w:rPr>
-          <w:rFonts w:ascii="Times New Roman" w:cs="Times New Roman" w:eastAsia="Times New Roman" w:hAnsi="Times New Roman"/>
-          <w:b w:val="false"/>
-          <w:bCs w:val="false"/>
-          <w:sz w:val="24"/>
-          <w:szCs w:val="24"/>
-        </w:rPr>
-        <w:tab/>
-        <w:t>)</w:t>
-      </w:r>
-    </w:p>
+    <w:tbl>
+      <w:tblPr>
+        <w:tblW w:w="9360" w:type="dxa"/>
+        <w:tblBorders>
+          <w:top w:val="none" w:sz="0" w:space="0" w:color="auto"/>
+          <w:left w:val="none" w:sz="0" w:space="0" w:color="auto"/>
+          <w:bottom w:val="none" w:sz="0" w:space="0" w:color="auto"/>
+          <w:right w:val="none" w:sz="0" w:space="0" w:color="auto"/>
+          <w:insideH w:val="none" w:sz="0" w:space="0" w:color="auto"/>
+          <w:insideV w:val="none" w:sz="0" w:space="0" w:color="auto"/>
+        </w:tblBorders>
+        <w:tblLayout w:type="fixed"/>
+        <w:tblCellMar>
+          <w:top w:w="0" w:type="dxa"/>
+          <w:left w:w="0" w:type="dxa"/>
+          <w:bottom w:w="0" w:type="dxa"/>
+          <w:right w:w="0" w:type="dxa"/>
+        </w:tblCellMar>
+        <w:tblLook w:val="0000" w:firstRow="0" w:lastRow="0" w:firstColumn="0" w:lastColumn="0" w:noHBand="0" w:noVBand="0"/>
+      </w:tblPr>
+      <w:tblGrid>
+        <w:gridCol w:w="6192"/>
+        <w:gridCol w:w="288"/>
+        <w:gridCol w:w="2880"/>
+      </w:tblGrid>
+      <w:tr>
+        <w:tc>
+          <w:tcPr>
+            <w:tcW w:w="6192" w:type="dxa"/>
+          </w:tcPr>
+          <w:p>
+            <w:pPr>
+              <w:spacing w:after="0" w:line="240" w:lineRule="auto"/>
+            </w:pPr>
+            <w:r>
+              <w:rPr>
+                <w:rFonts w:ascii="Times New Roman" w:cs="Times New Roman" w:eastAsia="Times New Roman" w:hAnsi="Times New Roman"/>
+                <w:b w:val="false"/>
+                <w:bCs w:val="false"/>
+                <w:sz w:val="24"/>
+                <w:szCs w:val="24"/>
+              </w:rPr>
+              <w:t xml:space="preserve">In the Matter of the Adoption of</w:t>
+            </w:r>
+          </w:p>
+          <w:p>
+            <w:pPr>
+              <w:spacing w:after="0" w:line="240" w:lineRule="auto"/>
+            </w:pPr>
+          </w:p>
+          <w:p>
+            <w:pPr>
+              <w:spacing w:after="0" w:line="240" w:lineRule="auto"/>
+            </w:pPr>
+            <w:r>
+              <w:rPr>
+                <w:rFonts w:ascii="Times New Roman" w:cs="Times New Roman" w:eastAsia="Times New Roman" w:hAnsi="Times New Roman"/>
+                <w:b w:val="false"/>
+                <w:bCs w:val="false"/>
+                <w:sz w:val="24"/>
+                <w:szCs w:val="24"/>
+              </w:rPr>
+              <w:t xml:space="preserve">{{ child1_name_upper }}</w:t>
+            </w:r>
+          </w:p>
+          <w:p>
+            <w:pPr>
+              <w:tabs>
+                <w:tab w:val="left" w:pos="1080"/>
+              </w:tabs>
+              <w:spacing w:after="0" w:line="240" w:lineRule="auto"/>
+            </w:pPr>
+            <w:r>
+              <w:rPr>
+                <w:rFonts w:ascii="Times New Roman" w:cs="Times New Roman" w:eastAsia="Times New Roman" w:hAnsi="Times New Roman"/>
+                <w:b w:val="false"/>
+                <w:bCs w:val="false"/>
+                <w:sz w:val="24"/>
+                <w:szCs w:val="24"/>
+              </w:rPr>
+              <w:t xml:space="preserve">DOB:  </w:t>
+              <w:tab/>
+              <w:t xml:space="preserve">{{ child1_dob }},</w:t>
+            </w:r>
+          </w:p>
+          <w:p>
+            <w:pPr>
+              <w:spacing w:after="0" w:line="240" w:lineRule="auto"/>
+            </w:pPr>
+          </w:p>
+          <w:p>
+            <w:pPr>
+              <w:spacing w:after="0" w:line="240" w:lineRule="auto"/>
+              <w:ind w:firstLine="720"/>
+            </w:pPr>
+            <w:r>
+              <w:rPr>
+                <w:rFonts w:ascii="Times New Roman" w:cs="Times New Roman" w:eastAsia="Times New Roman" w:hAnsi="Times New Roman"/>
+                <w:b w:val="false"/>
+                <w:bCs w:val="false"/>
+                <w:sz w:val="24"/>
+                <w:szCs w:val="24"/>
+              </w:rPr>
+              <w:t xml:space="preserve">A Minor Child.</w:t>
+            </w:r>
+          </w:p>
+        </w:tc>
+        <w:tc>
+          <w:tcPr>
+            <w:tcW w:w="288" w:type="dxa"/>
+          </w:tcPr>
+          <w:p>
+            <w:pPr>
+              <w:spacing w:after="0" w:line="240" w:lineRule="auto"/>
+            </w:pPr>
+            <w:r>
+              <w:rPr>
+                <w:rFonts w:ascii="Times New Roman" w:cs="Times New Roman" w:eastAsia="Times New Roman" w:hAnsi="Times New Roman"/>
+                <w:b w:val="false"/>
+                <w:bCs w:val="false"/>
+                <w:sz w:val="24"/>
+                <w:szCs w:val="24"/>
+              </w:rPr>
+              <w:t xml:space="preserve">)</w:t>
+            </w:r>
+          </w:p>
+          <w:p>
+            <w:pPr>
+              <w:spacing w:after="0" w:line="240" w:lineRule="auto"/>
+            </w:pPr>
+            <w:r>
+              <w:rPr>
+                <w:rFonts w:ascii="Times New Roman" w:cs="Times New Roman" w:eastAsia="Times New Roman" w:hAnsi="Times New Roman"/>
+                <w:b w:val="false"/>
+                <w:bCs w:val="false"/>
+                <w:sz w:val="24"/>
+                <w:szCs w:val="24"/>
+              </w:rPr>
+              <w:t xml:space="preserve">)</w:t>
+            </w:r>
+          </w:p>
+          <w:p>
+            <w:pPr>
+              <w:spacing w:after="0" w:line="240" w:lineRule="auto"/>
+            </w:pPr>
+            <w:r>
+              <w:rPr>
+                <w:rFonts w:ascii="Times New Roman" w:cs="Times New Roman" w:eastAsia="Times New Roman" w:hAnsi="Times New Roman"/>
+                <w:b w:val="false"/>
+                <w:bCs w:val="false"/>
+                <w:sz w:val="24"/>
+                <w:szCs w:val="24"/>
+              </w:rPr>
+              <w:t xml:space="preserve">)</w:t>
+            </w:r>
+          </w:p>
+          <w:p>
+            <w:pPr>
+              <w:spacing w:after="0" w:line="240" w:lineRule="auto"/>
+            </w:pPr>
+            <w:r>
+              <w:rPr>
+                <w:rFonts w:ascii="Times New Roman" w:cs="Times New Roman" w:eastAsia="Times New Roman" w:hAnsi="Times New Roman"/>
+                <w:b w:val="false"/>
+                <w:bCs w:val="false"/>
+                <w:sz w:val="24"/>
+                <w:szCs w:val="24"/>
+              </w:rPr>
+              <w:t xml:space="preserve">)</w:t>
+            </w:r>
+          </w:p>
+          <w:p>
+            <w:pPr>
+              <w:spacing w:after="0" w:line="240" w:lineRule="auto"/>
+            </w:pPr>
+            <w:r>
+              <w:rPr>
+                <w:rFonts w:ascii="Times New Roman" w:cs="Times New Roman" w:eastAsia="Times New Roman" w:hAnsi="Times New Roman"/>
+                <w:b w:val="false"/>
+                <w:bCs w:val="false"/>
+                <w:sz w:val="24"/>
+                <w:szCs w:val="24"/>
+              </w:rPr>
+              <w:t xml:space="preserve">)</w:t>
+            </w:r>
+          </w:p>
+          <w:p>
+            <w:pPr>
+              <w:spacing w:after="0" w:line="240" w:lineRule="auto"/>
+            </w:pPr>
+            <w:r>
+              <w:rPr>
+                <w:rFonts w:ascii="Times New Roman" w:cs="Times New Roman" w:eastAsia="Times New Roman" w:hAnsi="Times New Roman"/>
+                <w:b w:val="false"/>
+                <w:bCs w:val="false"/>
+                <w:sz w:val="24"/>
+                <w:szCs w:val="24"/>
+              </w:rPr>
+              <w:t xml:space="preserve">)</w:t>
+            </w:r>
+          </w:p>
+        </w:tc>
+        <w:tc>
+          <w:tcPr>
+            <w:tcW w:w="2880" w:type="dxa"/>
+          </w:tcPr>
+          <w:p>
+            <w:pPr>
+              <w:spacing w:after="0" w:line="240" w:lineRule="auto"/>
+            </w:pPr>
+          </w:p>
+          <w:p>
+            <w:pPr>
+              <w:spacing w:after="0" w:line="240" w:lineRule="auto"/>
+            </w:pPr>
+          </w:p>
+          <w:p>
+            <w:pPr>
+              <w:spacing w:after="0" w:line="240" w:lineRule="auto"/>
+            </w:pPr>
+          </w:p>
+          <w:p>
+            <w:pPr>
+              <w:spacing w:after="0" w:line="240" w:lineRule="auto"/>
+            </w:pPr>
+            <w:r>
+              <w:rPr>
+                <w:rFonts w:ascii="Times New Roman" w:cs="Times New Roman" w:eastAsia="Times New Roman" w:hAnsi="Times New Roman"/>
+                <w:b w:val="false"/>
+                <w:bCs w:val="false"/>
+                <w:sz w:val="24"/>
+                <w:szCs w:val="24"/>
+              </w:rPr>
+              <w:t xml:space="preserve">No. {{ case_number }}</w:t>
+            </w:r>
+          </w:p>
+        </w:tc>
+      </w:tr>
+    </w:tbl>
     <w:p>
       <w:pPr>
         <w:spacing w:line="240" w:lineRule="exact"/>
@@ -4189,6 +4587,7 @@
     <w:p>
       <w:pPr>
         <w:spacing w:line="480" w:lineRule="auto"/>
+        <w:ind w:firstLine="720"/>
         <w:jc w:val="both"/>
       </w:pPr>
       <w:r>
@@ -4205,6 +4604,7 @@
     <w:p>
       <w:pPr>
         <w:spacing w:line="480" w:lineRule="auto"/>
+        <w:ind w:firstLine="720"/>
         <w:jc w:val="both"/>
       </w:pPr>
       <w:r>
@@ -4221,6 +4621,7 @@
     <w:p>
       <w:pPr>
         <w:spacing w:line="480" w:lineRule="auto"/>
+        <w:ind w:firstLine="720"/>
         <w:jc w:val="both"/>
       </w:pPr>
       <w:r>
@@ -4237,6 +4638,7 @@
     <w:p>
       <w:pPr>
         <w:spacing w:line="480" w:lineRule="auto"/>
+        <w:ind w:firstLine="720"/>
         <w:jc w:val="both"/>
       </w:pPr>
       <w:r>
@@ -4253,6 +4655,7 @@
     <w:p>
       <w:pPr>
         <w:spacing w:line="480" w:lineRule="auto"/>
+        <w:ind w:firstLine="720"/>
         <w:jc w:val="both"/>
       </w:pPr>
       <w:r>
@@ -4317,7 +4720,7 @@
           <w:sz w:val="24"/>
           <w:szCs w:val="24"/>
         </w:rPr>
-        <w:t xml:space="preserve">By_________________________</w:t>
+        <w:t xml:space="preserve">By{% if attorney_signature %}{{ attorney_signature }}{% else %}_________________________{% endif %}</w:t>
       </w:r>
     </w:p>
     <w:p>
@@ -4469,201 +4872,245 @@
         <w:t xml:space="preserve"/>
       </w:r>
     </w:p>
-    <w:p>
-      <w:pPr>
-        <w:tabs>
-          <w:tab w:pos="1080" w:val="left"/>
-          <w:tab w:pos="6480" w:val="right"/>
-          <w:tab w:pos="6768" w:val="left"/>
-        </w:tabs>
-        <w:spacing w:line="240" w:lineRule="exact"/>
-      </w:pPr>
-      <w:r>
-        <w:rPr>
-          <w:rFonts w:ascii="Times New Roman" w:cs="Times New Roman" w:eastAsia="Times New Roman" w:hAnsi="Times New Roman"/>
-          <w:b w:val="false"/>
-          <w:bCs w:val="false"/>
-          <w:sz w:val="24"/>
-          <w:szCs w:val="24"/>
-        </w:rPr>
-        <w:t>In the Matter of the Adoption of</w:t>
-      </w:r>
-      <w:r>
-        <w:rPr>
-          <w:rFonts w:ascii="Times New Roman" w:cs="Times New Roman" w:eastAsia="Times New Roman" w:hAnsi="Times New Roman"/>
-          <w:b w:val="false"/>
-          <w:bCs w:val="false"/>
-          <w:sz w:val="24"/>
-          <w:szCs w:val="24"/>
-        </w:rPr>
-        <w:tab/>
-        <w:t>)</w:t>
-      </w:r>
-    </w:p>
-    <w:p>
-      <w:pPr>
-        <w:tabs>
-          <w:tab w:pos="1080" w:val="left"/>
-          <w:tab w:pos="6480" w:val="right"/>
-          <w:tab w:pos="6768" w:val="left"/>
-        </w:tabs>
-        <w:spacing w:line="240" w:lineRule="exact"/>
-      </w:pPr>
-      <w:r>
-        <w:rPr>
-          <w:rFonts w:ascii="Times New Roman" w:cs="Times New Roman" w:eastAsia="Times New Roman" w:hAnsi="Times New Roman"/>
-          <w:sz w:val="24"/>
-          <w:szCs w:val="24"/>
-        </w:rPr>
-      </w:r>
-      <w:r>
-        <w:rPr>
-          <w:rFonts w:ascii="Times New Roman" w:cs="Times New Roman" w:eastAsia="Times New Roman" w:hAnsi="Times New Roman"/>
-          <w:sz w:val="24"/>
-          <w:szCs w:val="24"/>
-        </w:rPr>
-        <w:tab/>
-        <w:t>)</w:t>
-      </w:r>
-    </w:p>
-    <w:p>
-      <w:pPr>
-        <w:tabs>
-          <w:tab w:pos="1080" w:val="left"/>
-          <w:tab w:pos="6480" w:val="right"/>
-          <w:tab w:pos="6768" w:val="left"/>
-        </w:tabs>
-        <w:spacing w:line="240" w:lineRule="exact"/>
-      </w:pPr>
-      <w:r>
-        <w:rPr>
-          <w:rFonts w:ascii="Times New Roman" w:cs="Times New Roman" w:eastAsia="Times New Roman" w:hAnsi="Times New Roman"/>
-          <w:b w:val="false"/>
-          <w:bCs w:val="false"/>
-          <w:sz w:val="24"/>
-          <w:szCs w:val="24"/>
-        </w:rPr>
-        <w:t>{{ child1_name_upper }}</w:t>
-      </w:r>
-      <w:r>
-        <w:rPr>
-          <w:rFonts w:ascii="Times New Roman" w:cs="Times New Roman" w:eastAsia="Times New Roman" w:hAnsi="Times New Roman"/>
-          <w:b w:val="false"/>
-          <w:bCs w:val="false"/>
-          <w:sz w:val="24"/>
-          <w:szCs w:val="24"/>
-        </w:rPr>
-        <w:tab/>
-        <w:t>)</w:t>
-      </w:r>
-    </w:p>
-    <w:p>
-      <w:pPr>
-        <w:tabs>
-          <w:tab w:pos="1080" w:val="left"/>
-          <w:tab w:pos="6480" w:val="right"/>
-          <w:tab w:pos="6768" w:val="left"/>
-        </w:tabs>
-        <w:spacing w:line="240" w:lineRule="exact"/>
-      </w:pPr>
-      <w:r>
-        <w:rPr>
-          <w:rFonts w:ascii="Times New Roman" w:cs="Times New Roman" w:eastAsia="Times New Roman" w:hAnsi="Times New Roman"/>
-          <w:b w:val="false"/>
-          <w:bCs w:val="false"/>
-          <w:sz w:val="24"/>
-          <w:szCs w:val="24"/>
-        </w:rPr>
-        <w:t xml:space="preserve">DOB:  </w:t>
-        <w:tab/>
-        <w:t>{{ child1_dob }},</w:t>
-      </w:r>
-      <w:r>
-        <w:rPr>
-          <w:rFonts w:ascii="Times New Roman" w:cs="Times New Roman" w:eastAsia="Times New Roman" w:hAnsi="Times New Roman"/>
-          <w:b w:val="false"/>
-          <w:bCs w:val="false"/>
-          <w:sz w:val="24"/>
-          <w:szCs w:val="24"/>
-        </w:rPr>
-        <w:tab/>
-        <w:t>)</w:t>
-      </w:r>
-      <w:r>
-        <w:rPr>
-          <w:rFonts w:ascii="Times New Roman" w:cs="Times New Roman" w:eastAsia="Times New Roman" w:hAnsi="Times New Roman"/>
-          <w:b w:val="false"/>
-          <w:bCs w:val="false"/>
-          <w:sz w:val="24"/>
-          <w:szCs w:val="24"/>
-        </w:rPr>
-        <w:tab/>
-        <w:t>No. {{ case_number }}</w:t>
-      </w:r>
-    </w:p>
-    <w:p>
-      <w:pPr>
-        <w:tabs>
-          <w:tab w:pos="1080" w:val="left"/>
-          <w:tab w:pos="6480" w:val="right"/>
-          <w:tab w:pos="6768" w:val="left"/>
-        </w:tabs>
-        <w:spacing w:line="240" w:lineRule="exact"/>
-        <w:ind w:start="4320" w:firstLine="720"/>
-      </w:pPr>
-      <w:r>
-        <w:rPr>
-          <w:rFonts w:ascii="Times New Roman" w:cs="Times New Roman" w:eastAsia="Times New Roman" w:hAnsi="Times New Roman"/>
-          <w:b w:val="false"/>
-          <w:bCs w:val="false"/>
-          <w:sz w:val="24"/>
-          <w:szCs w:val="24"/>
-        </w:rPr>
-      </w:r>
-      <w:r>
-        <w:rPr>
-          <w:rFonts w:ascii="Times New Roman" w:cs="Times New Roman" w:eastAsia="Times New Roman" w:hAnsi="Times New Roman"/>
-          <w:b w:val="false"/>
-          <w:bCs w:val="false"/>
-          <w:sz w:val="24"/>
-          <w:szCs w:val="24"/>
-        </w:rPr>
-        <w:tab/>
-        <w:t>)</w:t>
-      </w:r>
-    </w:p>
-    <w:p>
-      <w:pPr>
-        <w:tabs>
-          <w:tab w:pos="1080" w:val="left"/>
-          <w:tab w:pos="6480" w:val="right"/>
-          <w:tab w:pos="6768" w:val="left"/>
-        </w:tabs>
-        <w:spacing w:line="240" w:lineRule="exact"/>
-        <w:ind w:firstLine="720"/>
-      </w:pPr>
-      <w:r>
-        <w:rPr>
-          <w:rFonts w:ascii="Times New Roman" w:cs="Times New Roman" w:eastAsia="Times New Roman" w:hAnsi="Times New Roman"/>
-          <w:b w:val="false"/>
-          <w:bCs w:val="false"/>
-          <w:sz w:val="24"/>
-          <w:szCs w:val="24"/>
-        </w:rPr>
-        <w:t>A Minor Child.</w:t>
-      </w:r>
-      <w:r>
-        <w:rPr>
-          <w:rFonts w:ascii="Times New Roman" w:cs="Times New Roman" w:eastAsia="Times New Roman" w:hAnsi="Times New Roman"/>
-          <w:b w:val="false"/>
-          <w:bCs w:val="false"/>
-          <w:sz w:val="24"/>
-          <w:szCs w:val="24"/>
-        </w:rPr>
-        <w:tab/>
-        <w:t>)</w:t>
-      </w:r>
-    </w:p>
+    <w:tbl>
+      <w:tblPr>
+        <w:tblW w:w="9360" w:type="dxa"/>
+        <w:tblBorders>
+          <w:top w:val="none" w:sz="0" w:space="0" w:color="auto"/>
+          <w:left w:val="none" w:sz="0" w:space="0" w:color="auto"/>
+          <w:bottom w:val="none" w:sz="0" w:space="0" w:color="auto"/>
+          <w:right w:val="none" w:sz="0" w:space="0" w:color="auto"/>
+          <w:insideH w:val="none" w:sz="0" w:space="0" w:color="auto"/>
+          <w:insideV w:val="none" w:sz="0" w:space="0" w:color="auto"/>
+        </w:tblBorders>
+        <w:tblLayout w:type="fixed"/>
+        <w:tblCellMar>
+          <w:top w:w="0" w:type="dxa"/>
+          <w:left w:w="0" w:type="dxa"/>
+          <w:bottom w:w="0" w:type="dxa"/>
+          <w:right w:w="0" w:type="dxa"/>
+        </w:tblCellMar>
+        <w:tblLook w:val="0000" w:firstRow="0" w:lastRow="0" w:firstColumn="0" w:lastColumn="0" w:noHBand="0" w:noVBand="0"/>
+      </w:tblPr>
+      <w:tblGrid>
+        <w:gridCol w:w="6192"/>
+        <w:gridCol w:w="288"/>
+        <w:gridCol w:w="2880"/>
+      </w:tblGrid>
+      <w:tr>
+        <w:tc>
+          <w:tcPr>
+            <w:tcW w:w="6192" w:type="dxa"/>
+          </w:tcPr>
+          <w:p>
+            <w:pPr>
+              <w:spacing w:after="0" w:line="240" w:lineRule="auto"/>
+            </w:pPr>
+            <w:r>
+              <w:rPr>
+                <w:rFonts w:ascii="Times New Roman" w:cs="Times New Roman" w:eastAsia="Times New Roman" w:hAnsi="Times New Roman"/>
+                <w:b w:val="false"/>
+                <w:bCs w:val="false"/>
+                <w:sz w:val="24"/>
+                <w:szCs w:val="24"/>
+              </w:rPr>
+              <w:t xml:space="preserve">In the Matter of the Adoption of</w:t>
+            </w:r>
+          </w:p>
+          <w:p>
+            <w:pPr>
+              <w:spacing w:after="0" w:line="240" w:lineRule="auto"/>
+            </w:pPr>
+          </w:p>
+          <w:p>
+            <w:pPr>
+              <w:spacing w:after="0" w:line="240" w:lineRule="auto"/>
+            </w:pPr>
+            <w:r>
+              <w:rPr>
+                <w:rFonts w:ascii="Times New Roman" w:cs="Times New Roman" w:eastAsia="Times New Roman" w:hAnsi="Times New Roman"/>
+                <w:b w:val="false"/>
+                <w:bCs w:val="false"/>
+                <w:sz w:val="24"/>
+                <w:szCs w:val="24"/>
+              </w:rPr>
+              <w:t xml:space="preserve">{{ child1_name_upper }}</w:t>
+            </w:r>
+          </w:p>
+          <w:p>
+            <w:pPr>
+              <w:tabs>
+                <w:tab w:val="left" w:pos="1080"/>
+              </w:tabs>
+              <w:spacing w:after="0" w:line="240" w:lineRule="auto"/>
+            </w:pPr>
+            <w:r>
+              <w:rPr>
+                <w:rFonts w:ascii="Times New Roman" w:cs="Times New Roman" w:eastAsia="Times New Roman" w:hAnsi="Times New Roman"/>
+                <w:b w:val="false"/>
+                <w:bCs w:val="false"/>
+                <w:sz w:val="24"/>
+                <w:szCs w:val="24"/>
+              </w:rPr>
+              <w:t xml:space="preserve">DOB:  </w:t>
+              <w:tab/>
+              <w:t xml:space="preserve">{{ child1_dob }},</w:t>
+            </w:r>
+          </w:p>
+          <w:p>
+            <w:pPr>
+              <w:spacing w:after="0" w:line="240" w:lineRule="auto"/>
+            </w:pPr>
+          </w:p>
+          <w:p>
+            <w:pPr>
+              <w:spacing w:after="0" w:line="240" w:lineRule="auto"/>
+              <w:ind w:firstLine="720"/>
+            </w:pPr>
+            <w:r>
+              <w:rPr>
+                <w:rFonts w:ascii="Times New Roman" w:cs="Times New Roman" w:eastAsia="Times New Roman" w:hAnsi="Times New Roman"/>
+                <w:b w:val="false"/>
+                <w:bCs w:val="false"/>
+                <w:sz w:val="24"/>
+                <w:szCs w:val="24"/>
+              </w:rPr>
+              <w:t xml:space="preserve">A Minor Child.</w:t>
+            </w:r>
+          </w:p>
+        </w:tc>
+        <w:tc>
+          <w:tcPr>
+            <w:tcW w:w="288" w:type="dxa"/>
+          </w:tcPr>
+          <w:p>
+            <w:pPr>
+              <w:spacing w:after="0" w:line="240" w:lineRule="auto"/>
+            </w:pPr>
+            <w:r>
+              <w:rPr>
+                <w:rFonts w:ascii="Times New Roman" w:cs="Times New Roman" w:eastAsia="Times New Roman" w:hAnsi="Times New Roman"/>
+                <w:b w:val="false"/>
+                <w:bCs w:val="false"/>
+                <w:sz w:val="24"/>
+                <w:szCs w:val="24"/>
+              </w:rPr>
+              <w:t xml:space="preserve">)</w:t>
+            </w:r>
+          </w:p>
+          <w:p>
+            <w:pPr>
+              <w:spacing w:after="0" w:line="240" w:lineRule="auto"/>
+            </w:pPr>
+            <w:r>
+              <w:rPr>
+                <w:rFonts w:ascii="Times New Roman" w:cs="Times New Roman" w:eastAsia="Times New Roman" w:hAnsi="Times New Roman"/>
+                <w:b w:val="false"/>
+                <w:bCs w:val="false"/>
+                <w:sz w:val="24"/>
+                <w:szCs w:val="24"/>
+              </w:rPr>
+              <w:t xml:space="preserve">)</w:t>
+            </w:r>
+          </w:p>
+          <w:p>
+            <w:pPr>
+              <w:spacing w:after="0" w:line="240" w:lineRule="auto"/>
+            </w:pPr>
+            <w:r>
+              <w:rPr>
+                <w:rFonts w:ascii="Times New Roman" w:cs="Times New Roman" w:eastAsia="Times New Roman" w:hAnsi="Times New Roman"/>
+                <w:b w:val="false"/>
+                <w:bCs w:val="false"/>
+                <w:sz w:val="24"/>
+                <w:szCs w:val="24"/>
+              </w:rPr>
+              <w:t xml:space="preserve">)</w:t>
+            </w:r>
+          </w:p>
+          <w:p>
+            <w:pPr>
+              <w:spacing w:after="0" w:line="240" w:lineRule="auto"/>
+            </w:pPr>
+            <w:r>
+              <w:rPr>
+                <w:rFonts w:ascii="Times New Roman" w:cs="Times New Roman" w:eastAsia="Times New Roman" w:hAnsi="Times New Roman"/>
+                <w:b w:val="false"/>
+                <w:bCs w:val="false"/>
+                <w:sz w:val="24"/>
+                <w:szCs w:val="24"/>
+              </w:rPr>
+              <w:t xml:space="preserve">)</w:t>
+            </w:r>
+          </w:p>
+          <w:p>
+            <w:pPr>
+              <w:spacing w:after="0" w:line="240" w:lineRule="auto"/>
+            </w:pPr>
+            <w:r>
+              <w:rPr>
+                <w:rFonts w:ascii="Times New Roman" w:cs="Times New Roman" w:eastAsia="Times New Roman" w:hAnsi="Times New Roman"/>
+                <w:b w:val="false"/>
+                <w:bCs w:val="false"/>
+                <w:sz w:val="24"/>
+                <w:szCs w:val="24"/>
+              </w:rPr>
+              <w:t xml:space="preserve">)</w:t>
+            </w:r>
+          </w:p>
+          <w:p>
+            <w:pPr>
+              <w:spacing w:after="0" w:line="240" w:lineRule="auto"/>
+            </w:pPr>
+            <w:r>
+              <w:rPr>
+                <w:rFonts w:ascii="Times New Roman" w:cs="Times New Roman" w:eastAsia="Times New Roman" w:hAnsi="Times New Roman"/>
+                <w:b w:val="false"/>
+                <w:bCs w:val="false"/>
+                <w:sz w:val="24"/>
+                <w:szCs w:val="24"/>
+              </w:rPr>
+              <w:t xml:space="preserve">)</w:t>
+            </w:r>
+          </w:p>
+        </w:tc>
+        <w:tc>
+          <w:tcPr>
+            <w:tcW w:w="2880" w:type="dxa"/>
+          </w:tcPr>
+          <w:p>
+            <w:pPr>
+              <w:spacing w:after="0" w:line="240" w:lineRule="auto"/>
+            </w:pPr>
+          </w:p>
+          <w:p>
+            <w:pPr>
+              <w:spacing w:after="0" w:line="240" w:lineRule="auto"/>
+            </w:pPr>
+          </w:p>
+          <w:p>
+            <w:pPr>
+              <w:spacing w:after="0" w:line="240" w:lineRule="auto"/>
+            </w:pPr>
+          </w:p>
+          <w:p>
+            <w:pPr>
+              <w:spacing w:after="0" w:line="240" w:lineRule="auto"/>
+            </w:pPr>
+            <w:r>
+              <w:rPr>
+                <w:rFonts w:ascii="Times New Roman" w:cs="Times New Roman" w:eastAsia="Times New Roman" w:hAnsi="Times New Roman"/>
+                <w:b w:val="false"/>
+                <w:bCs w:val="false"/>
+                <w:sz w:val="24"/>
+                <w:szCs w:val="24"/>
+              </w:rPr>
+              <w:t xml:space="preserve">No. {{ case_number }}</w:t>
+            </w:r>
+          </w:p>
+        </w:tc>
+      </w:tr>
+    </w:tbl>
     <w:p>
       <w:pPr>
         <w:spacing w:line="240" w:lineRule="exact"/>
@@ -4942,201 +5389,245 @@
         <w:t xml:space="preserve"/>
       </w:r>
     </w:p>
-    <w:p>
-      <w:pPr>
-        <w:tabs>
-          <w:tab w:pos="1080" w:val="left"/>
-          <w:tab w:pos="6480" w:val="right"/>
-          <w:tab w:pos="6768" w:val="left"/>
-        </w:tabs>
-        <w:spacing w:line="240" w:lineRule="exact"/>
-      </w:pPr>
-      <w:r>
-        <w:rPr>
-          <w:rFonts w:ascii="Times New Roman" w:cs="Times New Roman" w:eastAsia="Times New Roman" w:hAnsi="Times New Roman"/>
-          <w:b w:val="false"/>
-          <w:bCs w:val="false"/>
-          <w:sz w:val="24"/>
-          <w:szCs w:val="24"/>
-        </w:rPr>
-        <w:t>In the Matter of the Adoption of</w:t>
-      </w:r>
-      <w:r>
-        <w:rPr>
-          <w:rFonts w:ascii="Times New Roman" w:cs="Times New Roman" w:eastAsia="Times New Roman" w:hAnsi="Times New Roman"/>
-          <w:b w:val="false"/>
-          <w:bCs w:val="false"/>
-          <w:sz w:val="24"/>
-          <w:szCs w:val="24"/>
-        </w:rPr>
-        <w:tab/>
-        <w:t>)</w:t>
-      </w:r>
-    </w:p>
-    <w:p>
-      <w:pPr>
-        <w:tabs>
-          <w:tab w:pos="1080" w:val="left"/>
-          <w:tab w:pos="6480" w:val="right"/>
-          <w:tab w:pos="6768" w:val="left"/>
-        </w:tabs>
-        <w:spacing w:line="240" w:lineRule="exact"/>
-      </w:pPr>
-      <w:r>
-        <w:rPr>
-          <w:rFonts w:ascii="Times New Roman" w:cs="Times New Roman" w:eastAsia="Times New Roman" w:hAnsi="Times New Roman"/>
-          <w:sz w:val="24"/>
-          <w:szCs w:val="24"/>
-        </w:rPr>
-      </w:r>
-      <w:r>
-        <w:rPr>
-          <w:rFonts w:ascii="Times New Roman" w:cs="Times New Roman" w:eastAsia="Times New Roman" w:hAnsi="Times New Roman"/>
-          <w:sz w:val="24"/>
-          <w:szCs w:val="24"/>
-        </w:rPr>
-        <w:tab/>
-        <w:t>)</w:t>
-      </w:r>
-    </w:p>
-    <w:p>
-      <w:pPr>
-        <w:tabs>
-          <w:tab w:pos="1080" w:val="left"/>
-          <w:tab w:pos="6480" w:val="right"/>
-          <w:tab w:pos="6768" w:val="left"/>
-        </w:tabs>
-        <w:spacing w:line="240" w:lineRule="exact"/>
-      </w:pPr>
-      <w:r>
-        <w:rPr>
-          <w:rFonts w:ascii="Times New Roman" w:cs="Times New Roman" w:eastAsia="Times New Roman" w:hAnsi="Times New Roman"/>
-          <w:b w:val="false"/>
-          <w:bCs w:val="false"/>
-          <w:sz w:val="24"/>
-          <w:szCs w:val="24"/>
-        </w:rPr>
-        <w:t>{{ child1_name_upper }}</w:t>
-      </w:r>
-      <w:r>
-        <w:rPr>
-          <w:rFonts w:ascii="Times New Roman" w:cs="Times New Roman" w:eastAsia="Times New Roman" w:hAnsi="Times New Roman"/>
-          <w:b w:val="false"/>
-          <w:bCs w:val="false"/>
-          <w:sz w:val="24"/>
-          <w:szCs w:val="24"/>
-        </w:rPr>
-        <w:tab/>
-        <w:t>)</w:t>
-      </w:r>
-    </w:p>
-    <w:p>
-      <w:pPr>
-        <w:tabs>
-          <w:tab w:pos="1080" w:val="left"/>
-          <w:tab w:pos="6480" w:val="right"/>
-          <w:tab w:pos="6768" w:val="left"/>
-        </w:tabs>
-        <w:spacing w:line="240" w:lineRule="exact"/>
-      </w:pPr>
-      <w:r>
-        <w:rPr>
-          <w:rFonts w:ascii="Times New Roman" w:cs="Times New Roman" w:eastAsia="Times New Roman" w:hAnsi="Times New Roman"/>
-          <w:b w:val="false"/>
-          <w:bCs w:val="false"/>
-          <w:sz w:val="24"/>
-          <w:szCs w:val="24"/>
-        </w:rPr>
-        <w:t xml:space="preserve">DOB:  </w:t>
-        <w:tab/>
-        <w:t>{{ child1_dob }},</w:t>
-      </w:r>
-      <w:r>
-        <w:rPr>
-          <w:rFonts w:ascii="Times New Roman" w:cs="Times New Roman" w:eastAsia="Times New Roman" w:hAnsi="Times New Roman"/>
-          <w:b w:val="false"/>
-          <w:bCs w:val="false"/>
-          <w:sz w:val="24"/>
-          <w:szCs w:val="24"/>
-        </w:rPr>
-        <w:tab/>
-        <w:t>)</w:t>
-      </w:r>
-      <w:r>
-        <w:rPr>
-          <w:rFonts w:ascii="Times New Roman" w:cs="Times New Roman" w:eastAsia="Times New Roman" w:hAnsi="Times New Roman"/>
-          <w:b w:val="false"/>
-          <w:bCs w:val="false"/>
-          <w:sz w:val="24"/>
-          <w:szCs w:val="24"/>
-        </w:rPr>
-        <w:tab/>
-        <w:t>No. {{ case_number }}</w:t>
-      </w:r>
-    </w:p>
-    <w:p>
-      <w:pPr>
-        <w:tabs>
-          <w:tab w:pos="1080" w:val="left"/>
-          <w:tab w:pos="6480" w:val="right"/>
-          <w:tab w:pos="6768" w:val="left"/>
-        </w:tabs>
-        <w:spacing w:line="240" w:lineRule="exact"/>
-        <w:ind w:start="4320" w:firstLine="720"/>
-      </w:pPr>
-      <w:r>
-        <w:rPr>
-          <w:rFonts w:ascii="Times New Roman" w:cs="Times New Roman" w:eastAsia="Times New Roman" w:hAnsi="Times New Roman"/>
-          <w:b w:val="false"/>
-          <w:bCs w:val="false"/>
-          <w:sz w:val="24"/>
-          <w:szCs w:val="24"/>
-        </w:rPr>
-      </w:r>
-      <w:r>
-        <w:rPr>
-          <w:rFonts w:ascii="Times New Roman" w:cs="Times New Roman" w:eastAsia="Times New Roman" w:hAnsi="Times New Roman"/>
-          <w:b w:val="false"/>
-          <w:bCs w:val="false"/>
-          <w:sz w:val="24"/>
-          <w:szCs w:val="24"/>
-        </w:rPr>
-        <w:tab/>
-        <w:t>)</w:t>
-      </w:r>
-    </w:p>
-    <w:p>
-      <w:pPr>
-        <w:tabs>
-          <w:tab w:pos="1080" w:val="left"/>
-          <w:tab w:pos="6480" w:val="right"/>
-          <w:tab w:pos="6768" w:val="left"/>
-        </w:tabs>
-        <w:spacing w:line="240" w:lineRule="exact"/>
-        <w:ind w:firstLine="720"/>
-      </w:pPr>
-      <w:r>
-        <w:rPr>
-          <w:rFonts w:ascii="Times New Roman" w:cs="Times New Roman" w:eastAsia="Times New Roman" w:hAnsi="Times New Roman"/>
-          <w:b w:val="false"/>
-          <w:bCs w:val="false"/>
-          <w:sz w:val="24"/>
-          <w:szCs w:val="24"/>
-        </w:rPr>
-        <w:t>A Minor Child.</w:t>
-      </w:r>
-      <w:r>
-        <w:rPr>
-          <w:rFonts w:ascii="Times New Roman" w:cs="Times New Roman" w:eastAsia="Times New Roman" w:hAnsi="Times New Roman"/>
-          <w:b w:val="false"/>
-          <w:bCs w:val="false"/>
-          <w:sz w:val="24"/>
-          <w:szCs w:val="24"/>
-        </w:rPr>
-        <w:tab/>
-        <w:t>)</w:t>
-      </w:r>
-    </w:p>
+    <w:tbl>
+      <w:tblPr>
+        <w:tblW w:w="9360" w:type="dxa"/>
+        <w:tblBorders>
+          <w:top w:val="none" w:sz="0" w:space="0" w:color="auto"/>
+          <w:left w:val="none" w:sz="0" w:space="0" w:color="auto"/>
+          <w:bottom w:val="none" w:sz="0" w:space="0" w:color="auto"/>
+          <w:right w:val="none" w:sz="0" w:space="0" w:color="auto"/>
+          <w:insideH w:val="none" w:sz="0" w:space="0" w:color="auto"/>
+          <w:insideV w:val="none" w:sz="0" w:space="0" w:color="auto"/>
+        </w:tblBorders>
+        <w:tblLayout w:type="fixed"/>
+        <w:tblCellMar>
+          <w:top w:w="0" w:type="dxa"/>
+          <w:left w:w="0" w:type="dxa"/>
+          <w:bottom w:w="0" w:type="dxa"/>
+          <w:right w:w="0" w:type="dxa"/>
+        </w:tblCellMar>
+        <w:tblLook w:val="0000" w:firstRow="0" w:lastRow="0" w:firstColumn="0" w:lastColumn="0" w:noHBand="0" w:noVBand="0"/>
+      </w:tblPr>
+      <w:tblGrid>
+        <w:gridCol w:w="6192"/>
+        <w:gridCol w:w="288"/>
+        <w:gridCol w:w="2880"/>
+      </w:tblGrid>
+      <w:tr>
+        <w:tc>
+          <w:tcPr>
+            <w:tcW w:w="6192" w:type="dxa"/>
+          </w:tcPr>
+          <w:p>
+            <w:pPr>
+              <w:spacing w:after="0" w:line="240" w:lineRule="auto"/>
+            </w:pPr>
+            <w:r>
+              <w:rPr>
+                <w:rFonts w:ascii="Times New Roman" w:cs="Times New Roman" w:eastAsia="Times New Roman" w:hAnsi="Times New Roman"/>
+                <w:b w:val="false"/>
+                <w:bCs w:val="false"/>
+                <w:sz w:val="24"/>
+                <w:szCs w:val="24"/>
+              </w:rPr>
+              <w:t xml:space="preserve">In the Matter of the Adoption of</w:t>
+            </w:r>
+          </w:p>
+          <w:p>
+            <w:pPr>
+              <w:spacing w:after="0" w:line="240" w:lineRule="auto"/>
+            </w:pPr>
+          </w:p>
+          <w:p>
+            <w:pPr>
+              <w:spacing w:after="0" w:line="240" w:lineRule="auto"/>
+            </w:pPr>
+            <w:r>
+              <w:rPr>
+                <w:rFonts w:ascii="Times New Roman" w:cs="Times New Roman" w:eastAsia="Times New Roman" w:hAnsi="Times New Roman"/>
+                <w:b w:val="false"/>
+                <w:bCs w:val="false"/>
+                <w:sz w:val="24"/>
+                <w:szCs w:val="24"/>
+              </w:rPr>
+              <w:t xml:space="preserve">{{ child1_name_upper }}</w:t>
+            </w:r>
+          </w:p>
+          <w:p>
+            <w:pPr>
+              <w:tabs>
+                <w:tab w:val="left" w:pos="1080"/>
+              </w:tabs>
+              <w:spacing w:after="0" w:line="240" w:lineRule="auto"/>
+            </w:pPr>
+            <w:r>
+              <w:rPr>
+                <w:rFonts w:ascii="Times New Roman" w:cs="Times New Roman" w:eastAsia="Times New Roman" w:hAnsi="Times New Roman"/>
+                <w:b w:val="false"/>
+                <w:bCs w:val="false"/>
+                <w:sz w:val="24"/>
+                <w:szCs w:val="24"/>
+              </w:rPr>
+              <w:t xml:space="preserve">DOB:  </w:t>
+              <w:tab/>
+              <w:t xml:space="preserve">{{ child1_dob }},</w:t>
+            </w:r>
+          </w:p>
+          <w:p>
+            <w:pPr>
+              <w:spacing w:after="0" w:line="240" w:lineRule="auto"/>
+            </w:pPr>
+          </w:p>
+          <w:p>
+            <w:pPr>
+              <w:spacing w:after="0" w:line="240" w:lineRule="auto"/>
+              <w:ind w:firstLine="720"/>
+            </w:pPr>
+            <w:r>
+              <w:rPr>
+                <w:rFonts w:ascii="Times New Roman" w:cs="Times New Roman" w:eastAsia="Times New Roman" w:hAnsi="Times New Roman"/>
+                <w:b w:val="false"/>
+                <w:bCs w:val="false"/>
+                <w:sz w:val="24"/>
+                <w:szCs w:val="24"/>
+              </w:rPr>
+              <w:t xml:space="preserve">A Minor Child.</w:t>
+            </w:r>
+          </w:p>
+        </w:tc>
+        <w:tc>
+          <w:tcPr>
+            <w:tcW w:w="288" w:type="dxa"/>
+          </w:tcPr>
+          <w:p>
+            <w:pPr>
+              <w:spacing w:after="0" w:line="240" w:lineRule="auto"/>
+            </w:pPr>
+            <w:r>
+              <w:rPr>
+                <w:rFonts w:ascii="Times New Roman" w:cs="Times New Roman" w:eastAsia="Times New Roman" w:hAnsi="Times New Roman"/>
+                <w:b w:val="false"/>
+                <w:bCs w:val="false"/>
+                <w:sz w:val="24"/>
+                <w:szCs w:val="24"/>
+              </w:rPr>
+              <w:t xml:space="preserve">)</w:t>
+            </w:r>
+          </w:p>
+          <w:p>
+            <w:pPr>
+              <w:spacing w:after="0" w:line="240" w:lineRule="auto"/>
+            </w:pPr>
+            <w:r>
+              <w:rPr>
+                <w:rFonts w:ascii="Times New Roman" w:cs="Times New Roman" w:eastAsia="Times New Roman" w:hAnsi="Times New Roman"/>
+                <w:b w:val="false"/>
+                <w:bCs w:val="false"/>
+                <w:sz w:val="24"/>
+                <w:szCs w:val="24"/>
+              </w:rPr>
+              <w:t xml:space="preserve">)</w:t>
+            </w:r>
+          </w:p>
+          <w:p>
+            <w:pPr>
+              <w:spacing w:after="0" w:line="240" w:lineRule="auto"/>
+            </w:pPr>
+            <w:r>
+              <w:rPr>
+                <w:rFonts w:ascii="Times New Roman" w:cs="Times New Roman" w:eastAsia="Times New Roman" w:hAnsi="Times New Roman"/>
+                <w:b w:val="false"/>
+                <w:bCs w:val="false"/>
+                <w:sz w:val="24"/>
+                <w:szCs w:val="24"/>
+              </w:rPr>
+              <w:t xml:space="preserve">)</w:t>
+            </w:r>
+          </w:p>
+          <w:p>
+            <w:pPr>
+              <w:spacing w:after="0" w:line="240" w:lineRule="auto"/>
+            </w:pPr>
+            <w:r>
+              <w:rPr>
+                <w:rFonts w:ascii="Times New Roman" w:cs="Times New Roman" w:eastAsia="Times New Roman" w:hAnsi="Times New Roman"/>
+                <w:b w:val="false"/>
+                <w:bCs w:val="false"/>
+                <w:sz w:val="24"/>
+                <w:szCs w:val="24"/>
+              </w:rPr>
+              <w:t xml:space="preserve">)</w:t>
+            </w:r>
+          </w:p>
+          <w:p>
+            <w:pPr>
+              <w:spacing w:after="0" w:line="240" w:lineRule="auto"/>
+            </w:pPr>
+            <w:r>
+              <w:rPr>
+                <w:rFonts w:ascii="Times New Roman" w:cs="Times New Roman" w:eastAsia="Times New Roman" w:hAnsi="Times New Roman"/>
+                <w:b w:val="false"/>
+                <w:bCs w:val="false"/>
+                <w:sz w:val="24"/>
+                <w:szCs w:val="24"/>
+              </w:rPr>
+              <w:t xml:space="preserve">)</w:t>
+            </w:r>
+          </w:p>
+          <w:p>
+            <w:pPr>
+              <w:spacing w:after="0" w:line="240" w:lineRule="auto"/>
+            </w:pPr>
+            <w:r>
+              <w:rPr>
+                <w:rFonts w:ascii="Times New Roman" w:cs="Times New Roman" w:eastAsia="Times New Roman" w:hAnsi="Times New Roman"/>
+                <w:b w:val="false"/>
+                <w:bCs w:val="false"/>
+                <w:sz w:val="24"/>
+                <w:szCs w:val="24"/>
+              </w:rPr>
+              <w:t xml:space="preserve">)</w:t>
+            </w:r>
+          </w:p>
+        </w:tc>
+        <w:tc>
+          <w:tcPr>
+            <w:tcW w:w="2880" w:type="dxa"/>
+          </w:tcPr>
+          <w:p>
+            <w:pPr>
+              <w:spacing w:after="0" w:line="240" w:lineRule="auto"/>
+            </w:pPr>
+          </w:p>
+          <w:p>
+            <w:pPr>
+              <w:spacing w:after="0" w:line="240" w:lineRule="auto"/>
+            </w:pPr>
+          </w:p>
+          <w:p>
+            <w:pPr>
+              <w:spacing w:after="0" w:line="240" w:lineRule="auto"/>
+            </w:pPr>
+          </w:p>
+          <w:p>
+            <w:pPr>
+              <w:spacing w:after="0" w:line="240" w:lineRule="auto"/>
+            </w:pPr>
+            <w:r>
+              <w:rPr>
+                <w:rFonts w:ascii="Times New Roman" w:cs="Times New Roman" w:eastAsia="Times New Roman" w:hAnsi="Times New Roman"/>
+                <w:b w:val="false"/>
+                <w:bCs w:val="false"/>
+                <w:sz w:val="24"/>
+                <w:szCs w:val="24"/>
+              </w:rPr>
+              <w:t xml:space="preserve">No. {{ case_number }}</w:t>
+            </w:r>
+          </w:p>
+        </w:tc>
+      </w:tr>
+    </w:tbl>
     <w:p>
       <w:pPr>
         <w:spacing w:line="240" w:lineRule="exact"/>

--- a/templates/stepparent/step_packet.docx
+++ b/templates/stepparent/step_packet.docx
@@ -3095,7 +3095,7 @@
           <w:sz w:val="24"/>
           <w:szCs w:val="24"/>
         </w:rPr>
-        <w:t xml:space="preserve">{% if attorney_signature %}{{ attorney_signature }}{% else %}_______________________________{% endif %}</w:t>
+        <w:t xml:space="preserve">{% if attorney_signature %}{{ attorney_signature }}{% endif %}_______________________________</w:t>
       </w:r>
     </w:p>
     <w:p>
@@ -4720,7 +4720,7 @@
           <w:sz w:val="24"/>
           <w:szCs w:val="24"/>
         </w:rPr>
-        <w:t xml:space="preserve">By{% if attorney_signature %}{{ attorney_signature }}{% else %}_________________________{% endif %}</w:t>
+        <w:t xml:space="preserve">By{% if attorney_signature %}{{ attorney_signature }}{% endif %}_________________________</w:t>
       </w:r>
     </w:p>
     <w:p>

--- a/templates/stepparent/step_packet.docx
+++ b/templates/stepparent/step_packet.docx
@@ -425,7 +425,7 @@
           <w:sz w:val="24"/>
           <w:szCs w:val="24"/>
         </w:rPr>
-        <w:t xml:space="preserve">By:{% if attorney_signature %}  {{ attorney_signature }}{% endif %}</w:t>
+        <w:t xml:space="preserve">By:{% if attorney_signature %}  {{ attorney_signature }}{% endif %}____________________</w:t>
       </w:r>
     </w:p>
     <w:p>
@@ -972,7 +972,7 @@
           <w:sz w:val="24"/>
           <w:szCs w:val="24"/>
         </w:rPr>
-        <w:t xml:space="preserve">By:{% if attorney_signature %}  {{ attorney_signature }}{% endif %}</w:t>
+        <w:t xml:space="preserve">By:{% if attorney_signature %}  {{ attorney_signature }}{% endif %}____________________</w:t>
       </w:r>
     </w:p>
     <w:p>

--- a/templates/stepparent/step_packet.docx
+++ b/templates/stepparent/step_packet.docx
@@ -425,7 +425,7 @@
           <w:sz w:val="24"/>
           <w:szCs w:val="24"/>
         </w:rPr>
-        <w:t xml:space="preserve">By:{% if attorney_signature %}  {{ attorney_signature }}{% endif %}____________________</w:t>
+        <w:t xml:space="preserve">By: {% if attorney_signature %}  {{ attorney_signature }}{% endif %}____________________</w:t>
       </w:r>
     </w:p>
     <w:p>
@@ -972,7 +972,7 @@
           <w:sz w:val="24"/>
           <w:szCs w:val="24"/>
         </w:rPr>
-        <w:t xml:space="preserve">By:{% if attorney_signature %}  {{ attorney_signature }}{% endif %}____________________</w:t>
+        <w:t xml:space="preserve">By: {% if attorney_signature %}  {{ attorney_signature }}{% endif %}____________________</w:t>
       </w:r>
     </w:p>
     <w:p>
